--- a/docs/entregas/Avance 4 - Sprint 1 - Acopio.docx
+++ b/docs/entregas/Avance 4 - Sprint 1 - Acopio.docx
@@ -1509,110 +1509,19 @@
               <w:rPr>
                 <w:sz w:val="16"/>
               </w:rPr>
-              <w:t xml:space="preserve">Según el reparto de la </w:t>
+              <w:t>Según los roles del Sprint 0 (</w:t>
             </w:r>
             <w:r>
               <w:rPr>
                 <w:sz w:val="16"/>
               </w:rPr>
-              <w:t>especificación §4</w:t>
+              <w:t>Avance 1, §5</w:t>
             </w:r>
             <w:r>
               <w:rPr>
                 <w:sz w:val="16"/>
               </w:rPr>
-              <w:t xml:space="preserve">: Joseph en </w:t>
-            </w:r>
-            <w:r>
-              <w:rPr>
-                <w:rFonts w:ascii="Consolas" w:hAnsi="Consolas"/>
-                <w:sz w:val="13"/>
-              </w:rPr>
-              <w:t>catalogo</w:t>
-            </w:r>
-            <w:r>
-              <w:rPr>
-                <w:sz w:val="16"/>
-              </w:rPr>
-              <w:t xml:space="preserve">, </w:t>
-            </w:r>
-            <w:r>
-              <w:rPr>
-                <w:rFonts w:ascii="Consolas" w:hAnsi="Consolas"/>
-                <w:sz w:val="13"/>
-              </w:rPr>
-              <w:t>inventario</w:t>
-            </w:r>
-            <w:r>
-              <w:rPr>
-                <w:sz w:val="16"/>
-              </w:rPr>
-              <w:t xml:space="preserve">, </w:t>
-            </w:r>
-            <w:r>
-              <w:rPr>
-                <w:rFonts w:ascii="Consolas" w:hAnsi="Consolas"/>
-                <w:sz w:val="13"/>
-              </w:rPr>
-              <w:t>comprobantes</w:t>
-            </w:r>
-            <w:r>
-              <w:rPr>
-                <w:sz w:val="16"/>
-              </w:rPr>
-              <w:t xml:space="preserve"> y </w:t>
-            </w:r>
-            <w:r>
-              <w:rPr>
-                <w:rFonts w:ascii="Consolas" w:hAnsi="Consolas"/>
-                <w:sz w:val="13"/>
-              </w:rPr>
-              <w:t>motor</w:t>
-            </w:r>
-            <w:r>
-              <w:rPr>
-                <w:sz w:val="16"/>
-              </w:rPr>
-              <w:t xml:space="preserve">; Michael en </w:t>
-            </w:r>
-            <w:r>
-              <w:rPr>
-                <w:rFonts w:ascii="Consolas" w:hAnsi="Consolas"/>
-                <w:sz w:val="13"/>
-              </w:rPr>
-              <w:t>identidad</w:t>
-            </w:r>
-            <w:r>
-              <w:rPr>
-                <w:sz w:val="16"/>
-              </w:rPr>
-              <w:t xml:space="preserve"> y </w:t>
-            </w:r>
-            <w:r>
-              <w:rPr>
-                <w:rFonts w:ascii="Consolas" w:hAnsi="Consolas"/>
-                <w:sz w:val="13"/>
-              </w:rPr>
-              <w:t>auditoria</w:t>
-            </w:r>
-            <w:r>
-              <w:rPr>
-                <w:sz w:val="16"/>
-              </w:rPr>
-              <w:t xml:space="preserve">; Alejandra en </w:t>
-            </w:r>
-            <w:r>
-              <w:rPr>
-                <w:rFonts w:ascii="Consolas" w:hAnsi="Consolas"/>
-                <w:sz w:val="13"/>
-              </w:rPr>
-              <w:t>acopios</w:t>
-            </w:r>
-            <w:r>
-              <w:rPr>
-                <w:sz w:val="16"/>
-              </w:rPr>
-              <w:t xml:space="preserve"> y las pantallas del portal P09 a P12; Brayan en las pantallas P01 a P08. En la práctica, Joseph construyó todos los módulos y pantallas del sprint</w:t>
+              <w:t>). Joseph: arquitectura, modelo de datos e integración entre la web y la API. Brayan: requerimientos, criterios de aceptación y diseño de las pantallas en Stitch. Alejandra: planeación y cierre del sprint, tablero y documentación. Michael: pruebas, en especial la de concurrencia del inventario, revisión de código, Docker y despliegue. En la práctica, Joseph construyó todos los módulos y pantallas del sprint</w:t>
             </w:r>
           </w:p>
         </w:tc>
@@ -1888,7 +1797,13 @@
         <w:t>viernes 9 de octubre</w:t>
       </w:r>
       <w:r>
-        <w:t>. Se toma una captura de la videollamada o una foto y cada integrante llena su fila.</w:t>
+        <w:t>, al terminar la clase virtual de las 6:30 p. m. (</w:t>
+      </w:r>
+      <w:r>
+        <w:t>agenda</w:t>
+      </w:r>
+      <w:r>
+        <w:t>). Se toma una captura de la videollamada o una foto y cada integrante llena su fila.</w:t>
       </w:r>
     </w:p>
     <w:tbl>

--- a/docs/entregas/Avance 4 - Sprint 1 - Acopio.docx
+++ b/docs/entregas/Avance 4 - Sprint 1 - Acopio.docx
@@ -894,17 +894,6 @@
       </w:r>
     </w:p>
     <w:p>
-      <w:r>
-        <w:rPr>
-          <w:b/>
-        </w:rPr>
-        <w:t>Sobre la colaboración.</w:t>
-      </w:r>
-      <w:r>
-        <w:t xml:space="preserve"> De los 241 commits del repositorio, 233 son de Joseph. El trabajo de los demás integrantes durante el Sprint 1 está en los issues del Project (revisión de requisitos, diagramas y decisiones), no en código. El documento no lo disimula: lo dice la retrospectiva y la acción del Sprint 2 apunta a eso.</w:t>
-      </w:r>
-    </w:p>
-    <w:p>
       <w:pPr>
         <w:sectPr>
           <w:footerReference w:type="default" r:id="rId8"/>
@@ -936,7 +925,7 @@
         <w:t>Leyenda.</w:t>
       </w:r>
       <w:r>
-        <w:t xml:space="preserve"> «interfaz» es un puerto: un contrato con más de una implementación, elegida por configuración o en las pruebas. «controlador» atiende rutas HTTP, «servicio» tiene la lógica y la transacción y «guard» corre antes de cada petición. La línea continua es una importación en el código; la punteada es una relación que no es un import, como una llamada HTTP o un archivo generado. Las cajas grises son paquetes y las verdes, su contenido.</w:t>
+        <w:t xml:space="preserve"> «interfaz» es un puerto: un contrato con más de una implementación, elegida por configuración o en las pruebas. «controlador» atiende rutas HTTP, «servicio» tiene la lógica y la transacción y «guard» corre antes de cada petición. La línea continua es una importación en el código; la punteada es una relación que no es un import, como una llamada HTTP o un archivo generado. Las cajas grises con pestaña son paquetes y las blancas, su contenido. En el diagrama de la API, las flechas hacia auditoria e identidad salen del grupo de módulos de dominio, porque las importan casi todos.</w:t>
       </w:r>
     </w:p>
     <w:p>
@@ -956,7 +945,7 @@
       <w:r>
         <w:drawing>
           <wp:inline xmlns:a="http://schemas.openxmlformats.org/drawingml/2006/main" xmlns:pic="http://schemas.openxmlformats.org/drawingml/2006/picture">
-            <wp:extent cx="8574844" cy="4896375"/>
+            <wp:extent cx="8963660" cy="4132596"/>
             <wp:docPr id="1" name="Picture 1"/>
             <wp:cNvGraphicFramePr>
               <a:graphicFrameLocks noChangeAspect="1"/>
@@ -977,7 +966,7 @@
                   <pic:spPr>
                     <a:xfrm>
                       <a:off x="0" y="0"/>
-                      <a:ext cx="8574844" cy="4896375"/>
+                      <a:ext cx="8963660" cy="4132596"/>
                     </a:xfrm>
                     <a:prstGeom prst="rect"/>
                   </pic:spPr>
@@ -1057,7 +1046,7 @@
       <w:r>
         <w:drawing>
           <wp:inline xmlns:a="http://schemas.openxmlformats.org/drawingml/2006/main" xmlns:pic="http://schemas.openxmlformats.org/drawingml/2006/picture">
-            <wp:extent cx="6445892" cy="4896375"/>
+            <wp:extent cx="6521442" cy="4896375"/>
             <wp:docPr id="2" name="Picture 2"/>
             <wp:cNvGraphicFramePr>
               <a:graphicFrameLocks noChangeAspect="1"/>
@@ -1078,7 +1067,7 @@
                   <pic:spPr>
                     <a:xfrm>
                       <a:off x="0" y="0"/>
-                      <a:ext cx="6445892" cy="4896375"/>
+                      <a:ext cx="6521442" cy="4896375"/>
                     </a:xfrm>
                     <a:prstGeom prst="rect"/>
                   </pic:spPr>
@@ -1521,7 +1510,7 @@
               <w:rPr>
                 <w:sz w:val="16"/>
               </w:rPr>
-              <w:t>). Joseph: arquitectura, modelo de datos e integración entre la web y la API. Brayan: requerimientos, criterios de aceptación y diseño de las pantallas en Stitch. Alejandra: planeación y cierre del sprint, tablero y documentación. Michael: pruebas, en especial la de concurrencia del inventario, revisión de código, Docker y despliegue. En la práctica, Joseph construyó todos los módulos y pantallas del sprint</w:t>
+              <w:t>). Joseph: arquitectura, modelo de datos e integración entre la web y la API. Brayan: requerimientos, criterios de aceptación y diseño de las pantallas en Stitch. Alejandra: planeación y cierre del sprint, tablero y documentación. Michael: pruebas, en especial la de concurrencia del inventario, revisión de código, Docker y despliegue</w:t>
             </w:r>
           </w:p>
         </w:tc>
@@ -1608,7 +1597,7 @@
               <w:rPr>
                 <w:sz w:val="16"/>
               </w:rPr>
-              <w:t>). Que una sola persona construya todo</w:t>
+              <w:t>)</w:t>
             </w:r>
           </w:p>
         </w:tc>
@@ -1736,41 +1725,66 @@
         <w:spacing w:after="40"/>
       </w:pPr>
     </w:p>
-    <w:tbl>
-      <w:tblPr>
-        <w:tblStyle w:val="Tablaconcuadrcula"/>
-        <w:tblW w:type="auto" w:w="0"/>
+    <w:p>
+      <w:pPr>
+        <w:keepNext/>
+        <w:spacing w:after="40"/>
         <w:jc w:val="center"/>
-        <w:tblLook w:firstColumn="1" w:firstRow="1" w:lastColumn="0" w:lastRow="0" w:noHBand="0" w:noVBand="1" w:val="04A0"/>
-      </w:tblPr>
-      <w:tblGrid>
-        <w:gridCol w:w="9184"/>
-      </w:tblGrid>
-      <w:tr>
-        <w:tc>
-          <w:tcPr>
-            <w:tcW w:type="dxa" w:w="9184"/>
-            <w:shd w:val="clear" w:color="auto" w:fill="FFF4E5"/>
-          </w:tcPr>
-          <w:p>
-            <w:pPr>
-              <w:jc w:val="center"/>
-            </w:pPr>
-            <w:r>
-              <w:rPr>
-                <w:b/>
-                <w:sz w:val="18"/>
-              </w:rPr>
-              <w:t>Pendiente: captura del tablero del Project con las historias del Sprint 1 (evidencia/avance-04/tablero.png).</w:t>
-            </w:r>
-          </w:p>
-        </w:tc>
-      </w:tr>
-    </w:tbl>
+      </w:pPr>
+      <w:r>
+        <w:drawing>
+          <wp:inline xmlns:a="http://schemas.openxmlformats.org/drawingml/2006/main" xmlns:pic="http://schemas.openxmlformats.org/drawingml/2006/picture">
+            <wp:extent cx="5831840" cy="1994623"/>
+            <wp:docPr id="3" name="Picture 3"/>
+            <wp:cNvGraphicFramePr>
+              <a:graphicFrameLocks noChangeAspect="1"/>
+            </wp:cNvGraphicFramePr>
+            <a:graphic>
+              <a:graphicData uri="http://schemas.openxmlformats.org/drawingml/2006/picture">
+                <pic:pic>
+                  <pic:nvPicPr>
+                    <pic:cNvPr id="0" name="tablero.png"/>
+                    <pic:cNvPicPr/>
+                  </pic:nvPicPr>
+                  <pic:blipFill>
+                    <a:blip r:embed="rId29"/>
+                    <a:stretch>
+                      <a:fillRect/>
+                    </a:stretch>
+                  </pic:blipFill>
+                  <pic:spPr>
+                    <a:xfrm>
+                      <a:off x="0" y="0"/>
+                      <a:ext cx="5831840" cy="1994623"/>
+                    </a:xfrm>
+                    <a:prstGeom prst="rect"/>
+                  </pic:spPr>
+                </pic:pic>
+              </a:graphicData>
+            </a:graphic>
+          </wp:inline>
+        </w:drawing>
+      </w:r>
+    </w:p>
     <w:p>
       <w:pPr>
-        <w:spacing w:after="40"/>
-      </w:pPr>
+        <w:jc w:val="center"/>
+      </w:pPr>
+      <w:r>
+        <w:rPr>
+          <w:b/>
+          <w:color w:val="57534E"/>
+          <w:sz w:val="18"/>
+        </w:rPr>
+        <w:t xml:space="preserve">Figura 3. </w:t>
+      </w:r>
+      <w:r>
+        <w:rPr>
+          <w:color w:val="57534E"/>
+          <w:sz w:val="18"/>
+        </w:rPr>
+        <w:t>Tablero del Project con las historias seleccionadas para el Sprint 1.</w:t>
+      </w:r>
     </w:p>
     <w:p>
       <w:pPr>
@@ -3138,7 +3152,7 @@
         <w:t>Qué no funcionó o dificultó el trabajo.</w:t>
       </w:r>
       <w:r>
-        <w:t xml:space="preserve"> Casi todo el código lo escribió una sola persona, y el resto del equipo no tocó el repositorio; si Joseph se detiene, el proyecto se detiene. El tablero del Project dejó de reflejar el trabajo: los bloques se siguieron en los planes de la bóveda y en issues, y las historias nunca llegaron al tablero. Dos historias Must (HU-02 y HU-15) se apartaron en una especificación aparte del Bloque 1 y nadie las volvió a programar, hasta que la revisión del sprint lo encontró.</w:t>
+        <w:t xml:space="preserve"> El tablero del Project dejó de reflejar el trabajo: los bloques se siguieron en los planes de la bóveda y en issues, y las historias nunca llegaron al tablero. Dos historias Must (HU-02 y HU-15) se apartaron en una especificación aparte del Bloque 1 y nadie las volvió a programar, hasta que la revisión del sprint lo encontró.</w:t>
       </w:r>
     </w:p>
     <w:p>
@@ -3198,1140 +3212,500 @@
         <w:t>scripts/pruebas-manuales.sh</w:t>
       </w:r>
       <w:r>
-        <w:t xml:space="preserve"> contra la API levantada con Docker Compose. Cada bloque muestra la petición con curl, el código HTTP y el cuerpo de la respuesta. La contraseña y el token de sesión se reemplazan por asteriscos y por «&lt;token&gt;».</w:t>
-      </w:r>
-    </w:p>
-    <w:tbl>
-      <w:tblPr>
-        <w:tblStyle w:val="Tablaconcuadrcula"/>
-        <w:tblW w:type="auto" w:w="0"/>
-        <w:jc w:val="center"/>
-        <w:tblLook w:firstColumn="1" w:firstRow="1" w:lastColumn="0" w:lastRow="0" w:noHBand="0" w:noVBand="1" w:val="04A0"/>
-      </w:tblPr>
-      <w:tblGrid>
-        <w:gridCol w:w="9184"/>
-      </w:tblGrid>
-      <w:tr>
-        <w:tc>
-          <w:tcPr>
-            <w:tcW w:type="dxa" w:w="9184"/>
-            <w:shd w:val="clear" w:color="auto" w:fill="F5F5F4"/>
-          </w:tcPr>
-          <w:p>
-            <w:pPr>
-              <w:spacing w:after="0"/>
-            </w:pPr>
-            <w:r>
-              <w:rPr>
-                <w:rFonts w:ascii="Consolas" w:hAnsi="Consolas"/>
-                <w:sz w:val="15"/>
-              </w:rPr>
-              <w:t># Pruebas manuales de la API de Acopio</w:t>
-              <w:br/>
-            </w:r>
-            <w:r>
-              <w:rPr>
-                <w:rFonts w:ascii="Consolas" w:hAnsi="Consolas"/>
-                <w:sz w:val="15"/>
-              </w:rPr>
-              <w:t>Fecha: 2026-10-07 14:14 -05 · API: http://localhost:3000/api</w:t>
-              <w:br/>
-            </w:r>
-            <w:r>
-              <w:rPr>
-                <w:rFonts w:ascii="Consolas" w:hAnsi="Consolas"/>
-                <w:sz w:val="15"/>
-              </w:rPr>
-              <w:br/>
-            </w:r>
-            <w:r>
-              <w:rPr>
-                <w:rFonts w:ascii="Consolas" w:hAnsi="Consolas"/>
-                <w:b/>
-                <w:sz w:val="15"/>
-              </w:rPr>
-              <w:t>### 1. Estado del servicio (público)</w:t>
-              <w:br/>
-            </w:r>
-            <w:r>
-              <w:rPr>
-                <w:rFonts w:ascii="Consolas" w:hAnsi="Consolas"/>
-                <w:b/>
-                <w:sz w:val="15"/>
-              </w:rPr>
-              <w:t>$ curl -X GET http://localhost:3000/api/salud</w:t>
-              <w:br/>
-            </w:r>
-            <w:r>
-              <w:rPr>
-                <w:rFonts w:ascii="Consolas" w:hAnsi="Consolas"/>
-                <w:sz w:val="15"/>
-              </w:rPr>
-              <w:t>HTTP 200</w:t>
-              <w:br/>
-            </w:r>
-            <w:r>
-              <w:rPr>
-                <w:rFonts w:ascii="Consolas" w:hAnsi="Consolas"/>
-                <w:sz w:val="15"/>
-              </w:rPr>
-              <w:t>{</w:t>
-              <w:br/>
-            </w:r>
-            <w:r>
-              <w:rPr>
-                <w:rFonts w:ascii="Consolas" w:hAnsi="Consolas"/>
-                <w:sz w:val="15"/>
-              </w:rPr>
-              <w:t xml:space="preserve">  "estado": "ok",</w:t>
-              <w:br/>
-            </w:r>
-            <w:r>
-              <w:rPr>
-                <w:rFonts w:ascii="Consolas" w:hAnsi="Consolas"/>
-                <w:sz w:val="15"/>
-              </w:rPr>
-              <w:t xml:space="preserve">  "base": "ok"</w:t>
-              <w:br/>
-            </w:r>
-            <w:r>
-              <w:rPr>
-                <w:rFonts w:ascii="Consolas" w:hAnsi="Consolas"/>
-                <w:sz w:val="15"/>
-              </w:rPr>
-              <w:t>}</w:t>
-              <w:br/>
-            </w:r>
-            <w:r>
-              <w:rPr>
-                <w:rFonts w:ascii="Consolas" w:hAnsi="Consolas"/>
-                <w:sz w:val="15"/>
-              </w:rPr>
-              <w:br/>
-            </w:r>
-            <w:r>
-              <w:rPr>
-                <w:rFonts w:ascii="Consolas" w:hAnsi="Consolas"/>
-                <w:b/>
-                <w:sz w:val="15"/>
-              </w:rPr>
-              <w:t>### 2. Sin sesión, una ruta protegida responde 401</w:t>
-              <w:br/>
-            </w:r>
-            <w:r>
-              <w:rPr>
-                <w:rFonts w:ascii="Consolas" w:hAnsi="Consolas"/>
-                <w:b/>
-                <w:sz w:val="15"/>
-              </w:rPr>
-              <w:t>$ curl -X GET http://localhost:3000/api/categorias</w:t>
-              <w:br/>
-            </w:r>
-            <w:r>
-              <w:rPr>
-                <w:rFonts w:ascii="Consolas" w:hAnsi="Consolas"/>
-                <w:sz w:val="15"/>
-              </w:rPr>
-              <w:t>HTTP 401</w:t>
-              <w:br/>
-            </w:r>
-            <w:r>
-              <w:rPr>
-                <w:rFonts w:ascii="Consolas" w:hAnsi="Consolas"/>
-                <w:sz w:val="15"/>
-              </w:rPr>
-              <w:t>{</w:t>
-              <w:br/>
-            </w:r>
-            <w:r>
-              <w:rPr>
-                <w:rFonts w:ascii="Consolas" w:hAnsi="Consolas"/>
-                <w:sz w:val="15"/>
-              </w:rPr>
-              <w:t xml:space="preserve">  "estado": 401,</w:t>
-              <w:br/>
-            </w:r>
-            <w:r>
-              <w:rPr>
-                <w:rFonts w:ascii="Consolas" w:hAnsi="Consolas"/>
-                <w:sz w:val="15"/>
-              </w:rPr>
-              <w:t xml:space="preserve">  "codigo": "NO_AUTENTICADO",</w:t>
-              <w:br/>
-            </w:r>
-            <w:r>
-              <w:rPr>
-                <w:rFonts w:ascii="Consolas" w:hAnsi="Consolas"/>
-                <w:sz w:val="15"/>
-              </w:rPr>
-              <w:t xml:space="preserve">  "mensaje": "Falta la sesión"</w:t>
-              <w:br/>
-            </w:r>
-            <w:r>
-              <w:rPr>
-                <w:rFonts w:ascii="Consolas" w:hAnsi="Consolas"/>
-                <w:sz w:val="15"/>
-              </w:rPr>
-              <w:t>}</w:t>
-              <w:br/>
-            </w:r>
-            <w:r>
-              <w:rPr>
-                <w:rFonts w:ascii="Consolas" w:hAnsi="Consolas"/>
-                <w:sz w:val="15"/>
-              </w:rPr>
-              <w:br/>
-            </w:r>
-            <w:r>
-              <w:rPr>
-                <w:rFonts w:ascii="Consolas" w:hAnsi="Consolas"/>
-                <w:b/>
-                <w:sz w:val="15"/>
-              </w:rPr>
-              <w:t>### 3. Inicio de sesión del administrador</w:t>
-              <w:br/>
-            </w:r>
-            <w:r>
-              <w:rPr>
-                <w:rFonts w:ascii="Consolas" w:hAnsi="Consolas"/>
-                <w:b/>
-                <w:sz w:val="15"/>
-              </w:rPr>
-              <w:t>$ curl -X POST http://localhost:3000/api/auth/sesion -H 'Content-Type: application/json' -d '{"usuario":"admin","contrasena":"********"}'</w:t>
-              <w:br/>
-            </w:r>
-            <w:r>
-              <w:rPr>
-                <w:rFonts w:ascii="Consolas" w:hAnsi="Consolas"/>
-                <w:sz w:val="15"/>
-              </w:rPr>
-              <w:t>HTTP/1.1 200 OK</w:t>
-              <w:br/>
-            </w:r>
-            <w:r>
-              <w:rPr>
-                <w:rFonts w:ascii="Consolas" w:hAnsi="Consolas"/>
-                <w:sz w:val="15"/>
-              </w:rPr>
-              <w:t>Set-Cookie: acopio_sesion=&lt;token&gt;; Max-Age=28799; Path=/api; Expires=Thu, 08 Oct 2026 03:14:01 GMT; HttpOnly; SameSite=Strict</w:t>
-              <w:br/>
-            </w:r>
-            <w:r>
-              <w:rPr>
-                <w:rFonts w:ascii="Consolas" w:hAnsi="Consolas"/>
-                <w:sz w:val="15"/>
-              </w:rPr>
-              <w:br/>
-            </w:r>
-            <w:r>
-              <w:rPr>
-                <w:rFonts w:ascii="Consolas" w:hAnsi="Consolas"/>
-                <w:b/>
-                <w:sz w:val="15"/>
-              </w:rPr>
-              <w:t>### 4. Quién soy</w:t>
-              <w:br/>
-            </w:r>
-            <w:r>
-              <w:rPr>
-                <w:rFonts w:ascii="Consolas" w:hAnsi="Consolas"/>
-                <w:b/>
-                <w:sz w:val="15"/>
-              </w:rPr>
-              <w:t>$ curl -X GET http://localhost:3000/api/auth/yo -H 'Authorization: Bearer &lt;token&gt;'</w:t>
-              <w:br/>
-            </w:r>
-            <w:r>
-              <w:rPr>
-                <w:rFonts w:ascii="Consolas" w:hAnsi="Consolas"/>
-                <w:sz w:val="15"/>
-              </w:rPr>
-              <w:t>HTTP 200</w:t>
-              <w:br/>
-            </w:r>
-            <w:r>
-              <w:rPr>
-                <w:rFonts w:ascii="Consolas" w:hAnsi="Consolas"/>
-                <w:sz w:val="15"/>
-              </w:rPr>
-              <w:t>{</w:t>
-              <w:br/>
-            </w:r>
-            <w:r>
-              <w:rPr>
-                <w:rFonts w:ascii="Consolas" w:hAnsi="Consolas"/>
-                <w:sz w:val="15"/>
-              </w:rPr>
-              <w:t xml:space="preserve">  "id": "c17b10e6-f29c-405e-987f-3e883c5b1b8a",</w:t>
-              <w:br/>
-            </w:r>
-            <w:r>
-              <w:rPr>
-                <w:rFonts w:ascii="Consolas" w:hAnsi="Consolas"/>
-                <w:sz w:val="15"/>
-              </w:rPr>
-              <w:t xml:space="preserve">  "username": "admin",</w:t>
-              <w:br/>
-            </w:r>
-            <w:r>
-              <w:rPr>
-                <w:rFonts w:ascii="Consolas" w:hAnsi="Consolas"/>
-                <w:sz w:val="15"/>
-              </w:rPr>
-              <w:t xml:space="preserve">  "nombre": "Administrador",</w:t>
-              <w:br/>
-            </w:r>
-            <w:r>
-              <w:rPr>
-                <w:rFonts w:ascii="Consolas" w:hAnsi="Consolas"/>
-                <w:sz w:val="15"/>
-              </w:rPr>
-              <w:t xml:space="preserve">  "rol": "ADMIN",</w:t>
-              <w:br/>
-            </w:r>
-            <w:r>
-              <w:rPr>
-                <w:rFonts w:ascii="Consolas" w:hAnsi="Consolas"/>
-                <w:sz w:val="15"/>
-              </w:rPr>
-              <w:t xml:space="preserve">  "alcanceGlobal": true,</w:t>
-              <w:br/>
-            </w:r>
-            <w:r>
-              <w:rPr>
-                <w:rFonts w:ascii="Consolas" w:hAnsi="Consolas"/>
-                <w:sz w:val="15"/>
-              </w:rPr>
-              <w:t xml:space="preserve">  "asignaciones": []</w:t>
-              <w:br/>
-            </w:r>
-            <w:r>
-              <w:rPr>
-                <w:rFonts w:ascii="Consolas" w:hAnsi="Consolas"/>
-                <w:sz w:val="15"/>
-              </w:rPr>
-              <w:t>}</w:t>
-              <w:br/>
-            </w:r>
-            <w:r>
-              <w:rPr>
-                <w:rFonts w:ascii="Consolas" w:hAnsi="Consolas"/>
-                <w:sz w:val="15"/>
-              </w:rPr>
-              <w:br/>
-            </w:r>
-            <w:r>
-              <w:rPr>
-                <w:rFonts w:ascii="Consolas" w:hAnsi="Consolas"/>
-                <w:b/>
-                <w:sz w:val="15"/>
-              </w:rPr>
-              <w:t>### 5. Crear una categoría (C de CRUD)</w:t>
-              <w:br/>
-            </w:r>
-            <w:r>
-              <w:rPr>
-                <w:rFonts w:ascii="Consolas" w:hAnsi="Consolas"/>
-                <w:b/>
-                <w:sz w:val="15"/>
-              </w:rPr>
-              <w:t>$ curl -X POST http://localhost:3000/api/categorias -H 'Authorization: Bearer &lt;token&gt;' -H 'Content-Type: application/json' -d '{"nombre":"Pilas AA prueba 141401","grupo":"HERRAMIENTAS","unidadBase":"UNIDAD","sinonimos":["baterías"]}'</w:t>
-              <w:br/>
-            </w:r>
-            <w:r>
-              <w:rPr>
-                <w:rFonts w:ascii="Consolas" w:hAnsi="Consolas"/>
-                <w:sz w:val="15"/>
-              </w:rPr>
-              <w:t>HTTP 201</w:t>
-              <w:br/>
-            </w:r>
-            <w:r>
-              <w:rPr>
-                <w:rFonts w:ascii="Consolas" w:hAnsi="Consolas"/>
-                <w:sz w:val="15"/>
-              </w:rPr>
-              <w:t>{</w:t>
-              <w:br/>
-            </w:r>
-            <w:r>
-              <w:rPr>
-                <w:rFonts w:ascii="Consolas" w:hAnsi="Consolas"/>
-                <w:sz w:val="15"/>
-              </w:rPr>
-              <w:t xml:space="preserve">  "id": "a20cbde5-68fe-4279-8942-d156e67e3b09",</w:t>
-              <w:br/>
-            </w:r>
-            <w:r>
-              <w:rPr>
-                <w:rFonts w:ascii="Consolas" w:hAnsi="Consolas"/>
-                <w:sz w:val="15"/>
-              </w:rPr>
-              <w:t xml:space="preserve">  "nombre": "Pilas AA prueba 141401",</w:t>
-              <w:br/>
-            </w:r>
-            <w:r>
-              <w:rPr>
-                <w:rFonts w:ascii="Consolas" w:hAnsi="Consolas"/>
-                <w:sz w:val="15"/>
-              </w:rPr>
-              <w:t xml:space="preserve">  "grupo": "HERRAMIENTAS",</w:t>
-              <w:br/>
-            </w:r>
-            <w:r>
-              <w:rPr>
-                <w:rFonts w:ascii="Consolas" w:hAnsi="Consolas"/>
-                <w:sz w:val="15"/>
-              </w:rPr>
-              <w:t xml:space="preserve">  "unidadBase": "UNIDAD",</w:t>
-              <w:br/>
-            </w:r>
-            <w:r>
-              <w:rPr>
-                <w:rFonts w:ascii="Consolas" w:hAnsi="Consolas"/>
-                <w:sz w:val="15"/>
-              </w:rPr>
-              <w:t xml:space="preserve">  "perecedero": false,</w:t>
-              <w:br/>
-            </w:r>
-            <w:r>
-              <w:rPr>
-                <w:rFonts w:ascii="Consolas" w:hAnsi="Consolas"/>
-                <w:sz w:val="15"/>
-              </w:rPr>
-              <w:t xml:space="preserve">  "sinonimos": [</w:t>
-              <w:br/>
-            </w:r>
-            <w:r>
-              <w:rPr>
-                <w:rFonts w:ascii="Consolas" w:hAnsi="Consolas"/>
-                <w:sz w:val="15"/>
-              </w:rPr>
-              <w:t xml:space="preserve">    "baterías"</w:t>
-              <w:br/>
-            </w:r>
-            <w:r>
-              <w:rPr>
-                <w:rFonts w:ascii="Consolas" w:hAnsi="Consolas"/>
-                <w:sz w:val="15"/>
-              </w:rPr>
-              <w:t xml:space="preserve">  ],</w:t>
-              <w:br/>
-            </w:r>
-            <w:r>
-              <w:rPr>
-                <w:rFonts w:ascii="Consolas" w:hAnsi="Consolas"/>
-                <w:sz w:val="15"/>
-              </w:rPr>
-              <w:t xml:space="preserve">  "archivada": false</w:t>
-              <w:br/>
-            </w:r>
-            <w:r>
-              <w:rPr>
-                <w:rFonts w:ascii="Consolas" w:hAnsi="Consolas"/>
-                <w:sz w:val="15"/>
-              </w:rPr>
-              <w:t>}</w:t>
-              <w:br/>
-            </w:r>
-            <w:r>
-              <w:rPr>
-                <w:rFonts w:ascii="Consolas" w:hAnsi="Consolas"/>
-                <w:sz w:val="15"/>
-              </w:rPr>
-              <w:br/>
-            </w:r>
-            <w:r>
-              <w:rPr>
-                <w:rFonts w:ascii="Consolas" w:hAnsi="Consolas"/>
-                <w:b/>
-                <w:sz w:val="15"/>
-              </w:rPr>
-              <w:t>### 6. Consultar la categoría creada (R)</w:t>
-              <w:br/>
-            </w:r>
-            <w:r>
-              <w:rPr>
-                <w:rFonts w:ascii="Consolas" w:hAnsi="Consolas"/>
-                <w:b/>
-                <w:sz w:val="15"/>
-              </w:rPr>
-              <w:t>$ curl -X GET http://localhost:3000/api/categorias/a20cbde5-68fe-4279-8942-d156e67e3b09 -H 'Authorization: Bearer &lt;token&gt;'</w:t>
-              <w:br/>
-            </w:r>
-            <w:r>
-              <w:rPr>
-                <w:rFonts w:ascii="Consolas" w:hAnsi="Consolas"/>
-                <w:sz w:val="15"/>
-              </w:rPr>
-              <w:t>HTTP 200</w:t>
-              <w:br/>
-            </w:r>
-            <w:r>
-              <w:rPr>
-                <w:rFonts w:ascii="Consolas" w:hAnsi="Consolas"/>
-                <w:sz w:val="15"/>
-              </w:rPr>
-              <w:t>{</w:t>
-              <w:br/>
-            </w:r>
-            <w:r>
-              <w:rPr>
-                <w:rFonts w:ascii="Consolas" w:hAnsi="Consolas"/>
-                <w:sz w:val="15"/>
-              </w:rPr>
-              <w:t xml:space="preserve">  "id": "a20cbde5-68fe-4279-8942-d156e67e3b09",</w:t>
-              <w:br/>
-            </w:r>
-            <w:r>
-              <w:rPr>
-                <w:rFonts w:ascii="Consolas" w:hAnsi="Consolas"/>
-                <w:sz w:val="15"/>
-              </w:rPr>
-              <w:t xml:space="preserve">  "nombre": "Pilas AA prueba 141401",</w:t>
-              <w:br/>
-            </w:r>
-            <w:r>
-              <w:rPr>
-                <w:rFonts w:ascii="Consolas" w:hAnsi="Consolas"/>
-                <w:sz w:val="15"/>
-              </w:rPr>
-              <w:t xml:space="preserve">  "grupo": "HERRAMIENTAS",</w:t>
-              <w:br/>
-            </w:r>
-            <w:r>
-              <w:rPr>
-                <w:rFonts w:ascii="Consolas" w:hAnsi="Consolas"/>
-                <w:sz w:val="15"/>
-              </w:rPr>
-              <w:t xml:space="preserve">  "unidadBase": "UNIDAD",</w:t>
-              <w:br/>
-            </w:r>
-            <w:r>
-              <w:rPr>
-                <w:rFonts w:ascii="Consolas" w:hAnsi="Consolas"/>
-                <w:sz w:val="15"/>
-              </w:rPr>
-              <w:t xml:space="preserve">  "perecedero": false,</w:t>
-              <w:br/>
-            </w:r>
-            <w:r>
-              <w:rPr>
-                <w:rFonts w:ascii="Consolas" w:hAnsi="Consolas"/>
-                <w:sz w:val="15"/>
-              </w:rPr>
-              <w:t xml:space="preserve">  "sinonimos": [</w:t>
-              <w:br/>
-            </w:r>
-            <w:r>
-              <w:rPr>
-                <w:rFonts w:ascii="Consolas" w:hAnsi="Consolas"/>
-                <w:sz w:val="15"/>
-              </w:rPr>
-              <w:t xml:space="preserve">    "baterías"</w:t>
-              <w:br/>
-            </w:r>
-            <w:r>
-              <w:rPr>
-                <w:rFonts w:ascii="Consolas" w:hAnsi="Consolas"/>
-                <w:sz w:val="15"/>
-              </w:rPr>
-              <w:t xml:space="preserve">  ],</w:t>
-              <w:br/>
-            </w:r>
-            <w:r>
-              <w:rPr>
-                <w:rFonts w:ascii="Consolas" w:hAnsi="Consolas"/>
-                <w:sz w:val="15"/>
-              </w:rPr>
-              <w:t xml:space="preserve">  "archivada": false</w:t>
-              <w:br/>
-            </w:r>
-            <w:r>
-              <w:rPr>
-                <w:rFonts w:ascii="Consolas" w:hAnsi="Consolas"/>
-                <w:sz w:val="15"/>
-              </w:rPr>
-              <w:t>}</w:t>
-              <w:br/>
-            </w:r>
-            <w:r>
-              <w:rPr>
-                <w:rFonts w:ascii="Consolas" w:hAnsi="Consolas"/>
-                <w:sz w:val="15"/>
-              </w:rPr>
-              <w:br/>
-            </w:r>
-            <w:r>
-              <w:rPr>
-                <w:rFonts w:ascii="Consolas" w:hAnsi="Consolas"/>
-                <w:b/>
-                <w:sz w:val="15"/>
-              </w:rPr>
-              <w:t>### 7. Modificarla (U)</w:t>
-              <w:br/>
-            </w:r>
-            <w:r>
-              <w:rPr>
-                <w:rFonts w:ascii="Consolas" w:hAnsi="Consolas"/>
-                <w:b/>
-                <w:sz w:val="15"/>
-              </w:rPr>
-              <w:t>$ curl -X PATCH http://localhost:3000/api/categorias/a20cbde5-68fe-4279-8942-d156e67e3b09 -H 'Authorization: Bearer &lt;token&gt;' -H 'Content-Type: application/json' -d '{"perecedero":false,"sinonimos":["baterías","pilas doble A"]}'</w:t>
-              <w:br/>
-            </w:r>
-            <w:r>
-              <w:rPr>
-                <w:rFonts w:ascii="Consolas" w:hAnsi="Consolas"/>
-                <w:sz w:val="15"/>
-              </w:rPr>
-              <w:t>HTTP 200</w:t>
-              <w:br/>
-            </w:r>
-            <w:r>
-              <w:rPr>
-                <w:rFonts w:ascii="Consolas" w:hAnsi="Consolas"/>
-                <w:sz w:val="15"/>
-              </w:rPr>
-              <w:t>{</w:t>
-              <w:br/>
-            </w:r>
-            <w:r>
-              <w:rPr>
-                <w:rFonts w:ascii="Consolas" w:hAnsi="Consolas"/>
-                <w:sz w:val="15"/>
-              </w:rPr>
-              <w:t xml:space="preserve">  "id": "a20cbde5-68fe-4279-8942-d156e67e3b09",</w:t>
-              <w:br/>
-            </w:r>
-            <w:r>
-              <w:rPr>
-                <w:rFonts w:ascii="Consolas" w:hAnsi="Consolas"/>
-                <w:sz w:val="15"/>
-              </w:rPr>
-              <w:t xml:space="preserve">  "nombre": "Pilas AA prueba 141401",</w:t>
-              <w:br/>
-            </w:r>
-            <w:r>
-              <w:rPr>
-                <w:rFonts w:ascii="Consolas" w:hAnsi="Consolas"/>
-                <w:sz w:val="15"/>
-              </w:rPr>
-              <w:t xml:space="preserve">  "grupo": "HERRAMIENTAS",</w:t>
-              <w:br/>
-            </w:r>
-            <w:r>
-              <w:rPr>
-                <w:rFonts w:ascii="Consolas" w:hAnsi="Consolas"/>
-                <w:sz w:val="15"/>
-              </w:rPr>
-              <w:t xml:space="preserve">  "unidadBase": "UNIDAD",</w:t>
-              <w:br/>
-            </w:r>
-            <w:r>
-              <w:rPr>
-                <w:rFonts w:ascii="Consolas" w:hAnsi="Consolas"/>
-                <w:sz w:val="15"/>
-              </w:rPr>
-              <w:t xml:space="preserve">  "perecedero": false,</w:t>
-              <w:br/>
-            </w:r>
-            <w:r>
-              <w:rPr>
-                <w:rFonts w:ascii="Consolas" w:hAnsi="Consolas"/>
-                <w:sz w:val="15"/>
-              </w:rPr>
-              <w:t xml:space="preserve">  "sinonimos": [</w:t>
-              <w:br/>
-            </w:r>
-            <w:r>
-              <w:rPr>
-                <w:rFonts w:ascii="Consolas" w:hAnsi="Consolas"/>
-                <w:sz w:val="15"/>
-              </w:rPr>
-              <w:t xml:space="preserve">    "baterías",</w:t>
-              <w:br/>
-            </w:r>
-            <w:r>
-              <w:rPr>
-                <w:rFonts w:ascii="Consolas" w:hAnsi="Consolas"/>
-                <w:sz w:val="15"/>
-              </w:rPr>
-              <w:t xml:space="preserve">    "pilas doble A"</w:t>
-              <w:br/>
-            </w:r>
-            <w:r>
-              <w:rPr>
-                <w:rFonts w:ascii="Consolas" w:hAnsi="Consolas"/>
-                <w:sz w:val="15"/>
-              </w:rPr>
-              <w:t xml:space="preserve">  ],</w:t>
-              <w:br/>
-            </w:r>
-            <w:r>
-              <w:rPr>
-                <w:rFonts w:ascii="Consolas" w:hAnsi="Consolas"/>
-                <w:sz w:val="15"/>
-              </w:rPr>
-              <w:t xml:space="preserve">  "archivada": false</w:t>
-              <w:br/>
-            </w:r>
-            <w:r>
-              <w:rPr>
-                <w:rFonts w:ascii="Consolas" w:hAnsi="Consolas"/>
-                <w:sz w:val="15"/>
-              </w:rPr>
-              <w:t>}</w:t>
-              <w:br/>
-            </w:r>
-            <w:r>
-              <w:rPr>
-                <w:rFonts w:ascii="Consolas" w:hAnsi="Consolas"/>
-                <w:sz w:val="15"/>
-              </w:rPr>
-              <w:br/>
-            </w:r>
-            <w:r>
-              <w:rPr>
-                <w:rFonts w:ascii="Consolas" w:hAnsi="Consolas"/>
-                <w:b/>
-                <w:sz w:val="15"/>
-              </w:rPr>
-              <w:t>### 8. Validación: falta la unidad base, responde 400 con el detalle</w:t>
-              <w:br/>
-            </w:r>
-            <w:r>
-              <w:rPr>
-                <w:rFonts w:ascii="Consolas" w:hAnsi="Consolas"/>
-                <w:b/>
-                <w:sz w:val="15"/>
-              </w:rPr>
-              <w:t>$ curl -X POST http://localhost:3000/api/categorias -H 'Authorization: Bearer &lt;token&gt;' -H 'Content-Type: application/json' -d '{"nombre":"Sin unidad","grupo":"HERRAMIENTAS"}'</w:t>
-              <w:br/>
-            </w:r>
-            <w:r>
-              <w:rPr>
-                <w:rFonts w:ascii="Consolas" w:hAnsi="Consolas"/>
-                <w:sz w:val="15"/>
-              </w:rPr>
-              <w:t>HTTP 400</w:t>
-              <w:br/>
-            </w:r>
-            <w:r>
-              <w:rPr>
-                <w:rFonts w:ascii="Consolas" w:hAnsi="Consolas"/>
-                <w:sz w:val="15"/>
-              </w:rPr>
-              <w:t>{</w:t>
-              <w:br/>
-            </w:r>
-            <w:r>
-              <w:rPr>
-                <w:rFonts w:ascii="Consolas" w:hAnsi="Consolas"/>
-                <w:sz w:val="15"/>
-              </w:rPr>
-              <w:t xml:space="preserve">  "estado": 400,</w:t>
-              <w:br/>
-            </w:r>
-            <w:r>
-              <w:rPr>
-                <w:rFonts w:ascii="Consolas" w:hAnsi="Consolas"/>
-                <w:sz w:val="15"/>
-              </w:rPr>
-              <w:t xml:space="preserve">  "codigo": "VALIDACION",</w:t>
-              <w:br/>
-            </w:r>
-            <w:r>
-              <w:rPr>
-                <w:rFonts w:ascii="Consolas" w:hAnsi="Consolas"/>
-                <w:sz w:val="15"/>
-              </w:rPr>
-              <w:t xml:space="preserve">  "mensaje": "Hay datos inválidos en la solicitud",</w:t>
-              <w:br/>
-            </w:r>
-            <w:r>
-              <w:rPr>
-                <w:rFonts w:ascii="Consolas" w:hAnsi="Consolas"/>
-                <w:sz w:val="15"/>
-              </w:rPr>
-              <w:t xml:space="preserve">  "detalles": [</w:t>
-              <w:br/>
-            </w:r>
-            <w:r>
-              <w:rPr>
-                <w:rFonts w:ascii="Consolas" w:hAnsi="Consolas"/>
-                <w:sz w:val="15"/>
-              </w:rPr>
-              <w:t xml:space="preserve">    {</w:t>
-              <w:br/>
-            </w:r>
-            <w:r>
-              <w:rPr>
-                <w:rFonts w:ascii="Consolas" w:hAnsi="Consolas"/>
-                <w:sz w:val="15"/>
-              </w:rPr>
-              <w:t xml:space="preserve">      "campo": "unidadBase",</w:t>
-              <w:br/>
-            </w:r>
-            <w:r>
-              <w:rPr>
-                <w:rFonts w:ascii="Consolas" w:hAnsi="Consolas"/>
-                <w:sz w:val="15"/>
-              </w:rPr>
-              <w:t xml:space="preserve">      "mensaje": "Opción inválida: se esperaba una de \"LITRO\"|\"KILOGRAMO\"|\"UNIDAD\""</w:t>
-              <w:br/>
-            </w:r>
-            <w:r>
-              <w:rPr>
-                <w:rFonts w:ascii="Consolas" w:hAnsi="Consolas"/>
-                <w:sz w:val="15"/>
-              </w:rPr>
-              <w:t xml:space="preserve">    }</w:t>
-              <w:br/>
-            </w:r>
-            <w:r>
-              <w:rPr>
-                <w:rFonts w:ascii="Consolas" w:hAnsi="Consolas"/>
-                <w:sz w:val="15"/>
-              </w:rPr>
-              <w:t xml:space="preserve">  ]</w:t>
-              <w:br/>
-            </w:r>
-            <w:r>
-              <w:rPr>
-                <w:rFonts w:ascii="Consolas" w:hAnsi="Consolas"/>
-                <w:sz w:val="15"/>
-              </w:rPr>
-              <w:t>}</w:t>
-              <w:br/>
-            </w:r>
-            <w:r>
-              <w:rPr>
-                <w:rFonts w:ascii="Consolas" w:hAnsi="Consolas"/>
-                <w:sz w:val="15"/>
-              </w:rPr>
-              <w:br/>
-            </w:r>
-            <w:r>
-              <w:rPr>
-                <w:rFonts w:ascii="Consolas" w:hAnsi="Consolas"/>
-                <w:b/>
-                <w:sz w:val="15"/>
-              </w:rPr>
-              <w:t>### 9. Borrarla (D)</w:t>
-              <w:br/>
-            </w:r>
-            <w:r>
-              <w:rPr>
-                <w:rFonts w:ascii="Consolas" w:hAnsi="Consolas"/>
-                <w:b/>
-                <w:sz w:val="15"/>
-              </w:rPr>
-              <w:t>$ curl -X DELETE http://localhost:3000/api/categorias/a20cbde5-68fe-4279-8942-d156e67e3b09 -H 'Authorization: Bearer &lt;token&gt;'</w:t>
-              <w:br/>
-            </w:r>
-            <w:r>
-              <w:rPr>
-                <w:rFonts w:ascii="Consolas" w:hAnsi="Consolas"/>
-                <w:sz w:val="15"/>
-              </w:rPr>
-              <w:t>HTTP 204</w:t>
-              <w:br/>
-            </w:r>
-            <w:r>
-              <w:rPr>
-                <w:rFonts w:ascii="Consolas" w:hAnsi="Consolas"/>
-                <w:sz w:val="15"/>
-              </w:rPr>
-              <w:t>(sin cuerpo)</w:t>
-              <w:br/>
-            </w:r>
-            <w:r>
-              <w:rPr>
-                <w:rFonts w:ascii="Consolas" w:hAnsi="Consolas"/>
-                <w:sz w:val="15"/>
-              </w:rPr>
-              <w:br/>
-            </w:r>
-            <w:r>
-              <w:rPr>
-                <w:rFonts w:ascii="Consolas" w:hAnsi="Consolas"/>
-                <w:b/>
-                <w:sz w:val="15"/>
-              </w:rPr>
-              <w:t>### 10. Ya no existe: 404 con el formato único de error</w:t>
-              <w:br/>
-            </w:r>
-            <w:r>
-              <w:rPr>
-                <w:rFonts w:ascii="Consolas" w:hAnsi="Consolas"/>
-                <w:b/>
-                <w:sz w:val="15"/>
-              </w:rPr>
-              <w:t>$ curl -X GET http://localhost:3000/api/categorias/a20cbde5-68fe-4279-8942-d156e67e3b09 -H 'Authorization: Bearer &lt;token&gt;'</w:t>
-              <w:br/>
-            </w:r>
-            <w:r>
-              <w:rPr>
-                <w:rFonts w:ascii="Consolas" w:hAnsi="Consolas"/>
-                <w:sz w:val="15"/>
-              </w:rPr>
-              <w:t>HTTP 404</w:t>
-              <w:br/>
-            </w:r>
-            <w:r>
-              <w:rPr>
-                <w:rFonts w:ascii="Consolas" w:hAnsi="Consolas"/>
-                <w:sz w:val="15"/>
-              </w:rPr>
-              <w:t>{</w:t>
-              <w:br/>
-            </w:r>
-            <w:r>
-              <w:rPr>
-                <w:rFonts w:ascii="Consolas" w:hAnsi="Consolas"/>
-                <w:sz w:val="15"/>
-              </w:rPr>
-              <w:t xml:space="preserve">  "estado": 404,</w:t>
-              <w:br/>
-            </w:r>
-            <w:r>
-              <w:rPr>
-                <w:rFonts w:ascii="Consolas" w:hAnsi="Consolas"/>
-                <w:sz w:val="15"/>
-              </w:rPr>
-              <w:t xml:space="preserve">  "codigo": "CATEGORIA_NO_ENCONTRADA",</w:t>
-              <w:br/>
-            </w:r>
-            <w:r>
-              <w:rPr>
-                <w:rFonts w:ascii="Consolas" w:hAnsi="Consolas"/>
-                <w:sz w:val="15"/>
-              </w:rPr>
-              <w:t xml:space="preserve">  "mensaje": "La categoría no existe"</w:t>
-              <w:br/>
-            </w:r>
-            <w:r>
-              <w:rPr>
-                <w:rFonts w:ascii="Consolas" w:hAnsi="Consolas"/>
-                <w:sz w:val="15"/>
-              </w:rPr>
-              <w:t>}</w:t>
-              <w:br/>
-            </w:r>
-            <w:r>
-              <w:rPr>
-                <w:rFonts w:ascii="Consolas" w:hAnsi="Consolas"/>
-                <w:sz w:val="15"/>
-              </w:rPr>
-              <w:br/>
-            </w:r>
-            <w:r>
-              <w:rPr>
-                <w:rFonts w:ascii="Consolas" w:hAnsi="Consolas"/>
-                <w:b/>
-                <w:sz w:val="15"/>
-              </w:rPr>
-              <w:t>### 11. Seguimiento público de un folio que no existe: mensaje genérico</w:t>
-              <w:br/>
-            </w:r>
-            <w:r>
-              <w:rPr>
-                <w:rFonts w:ascii="Consolas" w:hAnsi="Consolas"/>
-                <w:b/>
-                <w:sz w:val="15"/>
-              </w:rPr>
-              <w:t>$ curl -X GET http://localhost:3000/api/seguimiento/DON-0000-0000</w:t>
-              <w:br/>
-            </w:r>
-            <w:r>
-              <w:rPr>
-                <w:rFonts w:ascii="Consolas" w:hAnsi="Consolas"/>
-                <w:sz w:val="15"/>
-              </w:rPr>
-              <w:t>HTTP 404</w:t>
-              <w:br/>
-            </w:r>
-            <w:r>
-              <w:rPr>
-                <w:rFonts w:ascii="Consolas" w:hAnsi="Consolas"/>
-                <w:sz w:val="15"/>
-              </w:rPr>
-              <w:t>{</w:t>
-              <w:br/>
-            </w:r>
-            <w:r>
-              <w:rPr>
-                <w:rFonts w:ascii="Consolas" w:hAnsi="Consolas"/>
-                <w:sz w:val="15"/>
-              </w:rPr>
-              <w:t xml:space="preserve">  "estado": 404,</w:t>
-              <w:br/>
-            </w:r>
-            <w:r>
-              <w:rPr>
-                <w:rFonts w:ascii="Consolas" w:hAnsi="Consolas"/>
-                <w:sz w:val="15"/>
-              </w:rPr>
-              <w:t xml:space="preserve">  "codigo": "FOLIO_NO_ENCONTRADO",</w:t>
-              <w:br/>
-            </w:r>
-            <w:r>
-              <w:rPr>
-                <w:rFonts w:ascii="Consolas" w:hAnsi="Consolas"/>
-                <w:sz w:val="15"/>
-              </w:rPr>
-              <w:t xml:space="preserve">  "mensaje": "No encontramos ese folio"</w:t>
-              <w:br/>
-            </w:r>
-            <w:r>
-              <w:rPr>
-                <w:rFonts w:ascii="Consolas" w:hAnsi="Consolas"/>
-                <w:sz w:val="15"/>
-              </w:rPr>
-              <w:t>}</w:t>
-            </w:r>
-          </w:p>
-        </w:tc>
-      </w:tr>
-    </w:tbl>
-    <w:p>
-      <w:pPr>
-        <w:spacing w:after="40"/>
-      </w:pPr>
-    </w:p>
-    <w:p>
-      <w:pPr>
-        <w:pStyle w:val="Ttulo2"/>
-      </w:pPr>
-      <w:r>
-        <w:t>Contenedores y volúmenes</w:t>
+        <w:t xml:space="preserve"> contra la API levantada con Docker Compose, una captura por prueba: la petición con curl, el código HTTP y el cuerpo de la respuesta. La contraseña y el token de sesión se reemplazan por asteriscos y por «&lt;token&gt;». La última captura muestra los contenedores del Compose en estado «healthy» y los volúmenes donde persisten la base y los archivos.</w:t>
       </w:r>
     </w:p>
     <w:p>
+      <w:pPr>
+        <w:keepNext/>
+        <w:spacing w:after="200"/>
+        <w:jc w:val="center"/>
+      </w:pPr>
       <w:r>
-        <w:t xml:space="preserve">Salida de </w:t>
-      </w:r>
-      <w:r>
-        <w:rPr>
-          <w:rFonts w:ascii="Consolas" w:hAnsi="Consolas"/>
-          <w:sz w:val="19"/>
-        </w:rPr>
-        <w:t>docker ps</w:t>
-      </w:r>
-      <w:r>
-        <w:t xml:space="preserve"> y </w:t>
-      </w:r>
-      <w:r>
-        <w:rPr>
-          <w:rFonts w:ascii="Consolas" w:hAnsi="Consolas"/>
-          <w:sz w:val="19"/>
-        </w:rPr>
-        <w:t>docker volume ls</w:t>
-      </w:r>
-      <w:r>
-        <w:t xml:space="preserve"> el mismo día: los cuatro servicios del Compose en estado «healthy» y los volúmenes donde persisten la base y los archivos.</w:t>
+        <w:drawing>
+          <wp:inline xmlns:a="http://schemas.openxmlformats.org/drawingml/2006/main" xmlns:pic="http://schemas.openxmlformats.org/drawingml/2006/picture">
+            <wp:extent cx="5831840" cy="1213836"/>
+            <wp:docPr id="4" name="Picture 4"/>
+            <wp:cNvGraphicFramePr>
+              <a:graphicFrameLocks noChangeAspect="1"/>
+            </wp:cNvGraphicFramePr>
+            <a:graphic>
+              <a:graphicData uri="http://schemas.openxmlformats.org/drawingml/2006/picture">
+                <pic:pic>
+                  <pic:nvPicPr>
+                    <pic:cNvPr id="0" name="01.png"/>
+                    <pic:cNvPicPr/>
+                  </pic:nvPicPr>
+                  <pic:blipFill>
+                    <a:blip r:embed="rId30"/>
+                    <a:stretch>
+                      <a:fillRect/>
+                    </a:stretch>
+                  </pic:blipFill>
+                  <pic:spPr>
+                    <a:xfrm>
+                      <a:off x="0" y="0"/>
+                      <a:ext cx="5831840" cy="1213836"/>
+                    </a:xfrm>
+                    <a:prstGeom prst="rect"/>
+                  </pic:spPr>
+                </pic:pic>
+              </a:graphicData>
+            </a:graphic>
+          </wp:inline>
+        </w:drawing>
       </w:r>
     </w:p>
-    <w:tbl>
-      <w:tblPr>
-        <w:tblStyle w:val="Tablaconcuadrcula"/>
-        <w:tblW w:type="auto" w:w="0"/>
+    <w:p>
+      <w:pPr>
+        <w:keepNext/>
+        <w:spacing w:after="200"/>
         <w:jc w:val="center"/>
-        <w:tblLook w:firstColumn="1" w:firstRow="1" w:lastColumn="0" w:lastRow="0" w:noHBand="0" w:noVBand="1" w:val="04A0"/>
-      </w:tblPr>
-      <w:tblGrid>
-        <w:gridCol w:w="9184"/>
-      </w:tblGrid>
-      <w:tr>
-        <w:tc>
-          <w:tcPr>
-            <w:tcW w:type="dxa" w:w="9184"/>
-            <w:shd w:val="clear" w:color="auto" w:fill="F5F5F4"/>
-          </w:tcPr>
-          <w:p>
-            <w:pPr>
-              <w:spacing w:after="0"/>
-            </w:pPr>
-            <w:r>
-              <w:rPr>
-                <w:rFonts w:ascii="Consolas" w:hAnsi="Consolas"/>
-                <w:sz w:val="15"/>
-              </w:rPr>
-              <w:t>NAMES               IMAGE                    STATUS                 PORTS</w:t>
-              <w:br/>
-            </w:r>
-            <w:r>
-              <w:rPr>
-                <w:rFonts w:ascii="Consolas" w:hAnsi="Consolas"/>
-                <w:sz w:val="15"/>
-              </w:rPr>
-              <w:t>acopio-api-1        acopio-api               Up 4 hours (healthy)   0.0.0.0:3000-&gt;3000/tcp, [::]:3000-&gt;3000/tcp</w:t>
-              <w:br/>
-            </w:r>
-            <w:r>
-              <w:rPr>
-                <w:rFonts w:ascii="Consolas" w:hAnsi="Consolas"/>
-                <w:sz w:val="15"/>
-              </w:rPr>
-              <w:t>acopio-db-1         postgres:16-alpine       Up 4 hours (healthy)   0.0.0.0:5440-&gt;5432/tcp, [::]:5440-&gt;5432/tcp</w:t>
-              <w:br/>
-            </w:r>
-            <w:r>
-              <w:rPr>
-                <w:rFonts w:ascii="Consolas" w:hAnsi="Consolas"/>
-                <w:sz w:val="15"/>
-              </w:rPr>
-              <w:t>acopio-storage-1    dxflrs/garage:v2.4.1     Up 4 hours (healthy)   0.0.0.0:3900-&gt;3900/tcp, [::]:3900-&gt;3900/tcp</w:t>
-              <w:br/>
-            </w:r>
-            <w:r>
-              <w:rPr>
-                <w:rFonts w:ascii="Consolas" w:hAnsi="Consolas"/>
-                <w:sz w:val="15"/>
-              </w:rPr>
-              <w:t>acopio-mailpit-1    axllent/mailpit:latest   Up 4 hours (healthy)   0.0.0.0:1025-&gt;1025/tcp, [::]:1025-&gt;1025/tcp, 0.0.0.0:8025-&gt;8025/tcp, [::]:8025-&gt;8025/tcp, 1110/tcp</w:t>
-              <w:br/>
-            </w:r>
-            <w:r>
-              <w:rPr>
-                <w:rFonts w:ascii="Consolas" w:hAnsi="Consolas"/>
-                <w:sz w:val="15"/>
-              </w:rPr>
-              <w:t>acopio_garagedata</w:t>
-              <w:br/>
-            </w:r>
-            <w:r>
-              <w:rPr>
-                <w:rFonts w:ascii="Consolas" w:hAnsi="Consolas"/>
-                <w:sz w:val="15"/>
-              </w:rPr>
-              <w:t>acopio_garagemeta</w:t>
-              <w:br/>
-            </w:r>
-            <w:r>
-              <w:rPr>
-                <w:rFonts w:ascii="Consolas" w:hAnsi="Consolas"/>
-                <w:sz w:val="15"/>
-              </w:rPr>
-              <w:t>acopio_llaves</w:t>
-              <w:br/>
-            </w:r>
-            <w:r>
-              <w:rPr>
-                <w:rFonts w:ascii="Consolas" w:hAnsi="Consolas"/>
-                <w:sz w:val="15"/>
-              </w:rPr>
-              <w:t>acopio_pgdata</w:t>
-            </w:r>
-          </w:p>
-        </w:tc>
-      </w:tr>
-    </w:tbl>
+      </w:pPr>
+      <w:r>
+        <w:drawing>
+          <wp:inline xmlns:a="http://schemas.openxmlformats.org/drawingml/2006/main" xmlns:pic="http://schemas.openxmlformats.org/drawingml/2006/picture">
+            <wp:extent cx="5831840" cy="1349461"/>
+            <wp:docPr id="5" name="Picture 5"/>
+            <wp:cNvGraphicFramePr>
+              <a:graphicFrameLocks noChangeAspect="1"/>
+            </wp:cNvGraphicFramePr>
+            <a:graphic>
+              <a:graphicData uri="http://schemas.openxmlformats.org/drawingml/2006/picture">
+                <pic:pic>
+                  <pic:nvPicPr>
+                    <pic:cNvPr id="0" name="02.png"/>
+                    <pic:cNvPicPr/>
+                  </pic:nvPicPr>
+                  <pic:blipFill>
+                    <a:blip r:embed="rId31"/>
+                    <a:stretch>
+                      <a:fillRect/>
+                    </a:stretch>
+                  </pic:blipFill>
+                  <pic:spPr>
+                    <a:xfrm>
+                      <a:off x="0" y="0"/>
+                      <a:ext cx="5831840" cy="1349461"/>
+                    </a:xfrm>
+                    <a:prstGeom prst="rect"/>
+                  </pic:spPr>
+                </pic:pic>
+              </a:graphicData>
+            </a:graphic>
+          </wp:inline>
+        </w:drawing>
+      </w:r>
+    </w:p>
     <w:p>
       <w:pPr>
-        <w:spacing w:after="40"/>
-      </w:pPr>
+        <w:keepNext/>
+        <w:spacing w:after="200"/>
+        <w:jc w:val="center"/>
+      </w:pPr>
+      <w:r>
+        <w:drawing>
+          <wp:inline xmlns:a="http://schemas.openxmlformats.org/drawingml/2006/main" xmlns:pic="http://schemas.openxmlformats.org/drawingml/2006/picture">
+            <wp:extent cx="5831840" cy="1084993"/>
+            <wp:docPr id="6" name="Picture 6"/>
+            <wp:cNvGraphicFramePr>
+              <a:graphicFrameLocks noChangeAspect="1"/>
+            </wp:cNvGraphicFramePr>
+            <a:graphic>
+              <a:graphicData uri="http://schemas.openxmlformats.org/drawingml/2006/picture">
+                <pic:pic>
+                  <pic:nvPicPr>
+                    <pic:cNvPr id="0" name="03.png"/>
+                    <pic:cNvPicPr/>
+                  </pic:nvPicPr>
+                  <pic:blipFill>
+                    <a:blip r:embed="rId32"/>
+                    <a:stretch>
+                      <a:fillRect/>
+                    </a:stretch>
+                  </pic:blipFill>
+                  <pic:spPr>
+                    <a:xfrm>
+                      <a:off x="0" y="0"/>
+                      <a:ext cx="5831840" cy="1084993"/>
+                    </a:xfrm>
+                    <a:prstGeom prst="rect"/>
+                  </pic:spPr>
+                </pic:pic>
+              </a:graphicData>
+            </a:graphic>
+          </wp:inline>
+        </w:drawing>
+      </w:r>
+    </w:p>
+    <w:p>
+      <w:pPr>
+        <w:keepNext/>
+        <w:spacing w:after="200"/>
+        <w:jc w:val="center"/>
+      </w:pPr>
+      <w:r>
+        <w:drawing>
+          <wp:inline xmlns:a="http://schemas.openxmlformats.org/drawingml/2006/main" xmlns:pic="http://schemas.openxmlformats.org/drawingml/2006/picture">
+            <wp:extent cx="5831840" cy="1742771"/>
+            <wp:docPr id="7" name="Picture 7"/>
+            <wp:cNvGraphicFramePr>
+              <a:graphicFrameLocks noChangeAspect="1"/>
+            </wp:cNvGraphicFramePr>
+            <a:graphic>
+              <a:graphicData uri="http://schemas.openxmlformats.org/drawingml/2006/picture">
+                <pic:pic>
+                  <pic:nvPicPr>
+                    <pic:cNvPr id="0" name="04.png"/>
+                    <pic:cNvPicPr/>
+                  </pic:nvPicPr>
+                  <pic:blipFill>
+                    <a:blip r:embed="rId33"/>
+                    <a:stretch>
+                      <a:fillRect/>
+                    </a:stretch>
+                  </pic:blipFill>
+                  <pic:spPr>
+                    <a:xfrm>
+                      <a:off x="0" y="0"/>
+                      <a:ext cx="5831840" cy="1742771"/>
+                    </a:xfrm>
+                    <a:prstGeom prst="rect"/>
+                  </pic:spPr>
+                </pic:pic>
+              </a:graphicData>
+            </a:graphic>
+          </wp:inline>
+        </w:drawing>
+      </w:r>
+    </w:p>
+    <w:p>
+      <w:pPr>
+        <w:keepNext/>
+        <w:spacing w:after="200"/>
+        <w:jc w:val="center"/>
+      </w:pPr>
+      <w:r>
+        <w:drawing>
+          <wp:inline xmlns:a="http://schemas.openxmlformats.org/drawingml/2006/main" xmlns:pic="http://schemas.openxmlformats.org/drawingml/2006/picture">
+            <wp:extent cx="5831840" cy="2407329"/>
+            <wp:docPr id="8" name="Picture 8"/>
+            <wp:cNvGraphicFramePr>
+              <a:graphicFrameLocks noChangeAspect="1"/>
+            </wp:cNvGraphicFramePr>
+            <a:graphic>
+              <a:graphicData uri="http://schemas.openxmlformats.org/drawingml/2006/picture">
+                <pic:pic>
+                  <pic:nvPicPr>
+                    <pic:cNvPr id="0" name="05.png"/>
+                    <pic:cNvPicPr/>
+                  </pic:nvPicPr>
+                  <pic:blipFill>
+                    <a:blip r:embed="rId34"/>
+                    <a:stretch>
+                      <a:fillRect/>
+                    </a:stretch>
+                  </pic:blipFill>
+                  <pic:spPr>
+                    <a:xfrm>
+                      <a:off x="0" y="0"/>
+                      <a:ext cx="5831840" cy="2407329"/>
+                    </a:xfrm>
+                    <a:prstGeom prst="rect"/>
+                  </pic:spPr>
+                </pic:pic>
+              </a:graphicData>
+            </a:graphic>
+          </wp:inline>
+        </w:drawing>
+      </w:r>
+    </w:p>
+    <w:p>
+      <w:pPr>
+        <w:keepNext/>
+        <w:spacing w:after="200"/>
+        <w:jc w:val="center"/>
+      </w:pPr>
+      <w:r>
+        <w:drawing>
+          <wp:inline xmlns:a="http://schemas.openxmlformats.org/drawingml/2006/main" xmlns:pic="http://schemas.openxmlformats.org/drawingml/2006/picture">
+            <wp:extent cx="5831840" cy="2271705"/>
+            <wp:docPr id="9" name="Picture 9"/>
+            <wp:cNvGraphicFramePr>
+              <a:graphicFrameLocks noChangeAspect="1"/>
+            </wp:cNvGraphicFramePr>
+            <a:graphic>
+              <a:graphicData uri="http://schemas.openxmlformats.org/drawingml/2006/picture">
+                <pic:pic>
+                  <pic:nvPicPr>
+                    <pic:cNvPr id="0" name="06.png"/>
+                    <pic:cNvPicPr/>
+                  </pic:nvPicPr>
+                  <pic:blipFill>
+                    <a:blip r:embed="rId35"/>
+                    <a:stretch>
+                      <a:fillRect/>
+                    </a:stretch>
+                  </pic:blipFill>
+                  <pic:spPr>
+                    <a:xfrm>
+                      <a:off x="0" y="0"/>
+                      <a:ext cx="5831840" cy="2271705"/>
+                    </a:xfrm>
+                    <a:prstGeom prst="rect"/>
+                  </pic:spPr>
+                </pic:pic>
+              </a:graphicData>
+            </a:graphic>
+          </wp:inline>
+        </w:drawing>
+      </w:r>
+    </w:p>
+    <w:p>
+      <w:pPr>
+        <w:keepNext/>
+        <w:spacing w:after="200"/>
+        <w:jc w:val="center"/>
+      </w:pPr>
+      <w:r>
+        <w:drawing>
+          <wp:inline xmlns:a="http://schemas.openxmlformats.org/drawingml/2006/main" xmlns:pic="http://schemas.openxmlformats.org/drawingml/2006/picture">
+            <wp:extent cx="5831840" cy="2536172"/>
+            <wp:docPr id="10" name="Picture 10"/>
+            <wp:cNvGraphicFramePr>
+              <a:graphicFrameLocks noChangeAspect="1"/>
+            </wp:cNvGraphicFramePr>
+            <a:graphic>
+              <a:graphicData uri="http://schemas.openxmlformats.org/drawingml/2006/picture">
+                <pic:pic>
+                  <pic:nvPicPr>
+                    <pic:cNvPr id="0" name="07.png"/>
+                    <pic:cNvPicPr/>
+                  </pic:nvPicPr>
+                  <pic:blipFill>
+                    <a:blip r:embed="rId36"/>
+                    <a:stretch>
+                      <a:fillRect/>
+                    </a:stretch>
+                  </pic:blipFill>
+                  <pic:spPr>
+                    <a:xfrm>
+                      <a:off x="0" y="0"/>
+                      <a:ext cx="5831840" cy="2536172"/>
+                    </a:xfrm>
+                    <a:prstGeom prst="rect"/>
+                  </pic:spPr>
+                </pic:pic>
+              </a:graphicData>
+            </a:graphic>
+          </wp:inline>
+        </w:drawing>
+      </w:r>
+    </w:p>
+    <w:p>
+      <w:pPr>
+        <w:keepNext/>
+        <w:spacing w:after="200"/>
+        <w:jc w:val="center"/>
+      </w:pPr>
+      <w:r>
+        <w:drawing>
+          <wp:inline xmlns:a="http://schemas.openxmlformats.org/drawingml/2006/main" xmlns:pic="http://schemas.openxmlformats.org/drawingml/2006/picture">
+            <wp:extent cx="5831840" cy="2271705"/>
+            <wp:docPr id="11" name="Picture 11"/>
+            <wp:cNvGraphicFramePr>
+              <a:graphicFrameLocks noChangeAspect="1"/>
+            </wp:cNvGraphicFramePr>
+            <a:graphic>
+              <a:graphicData uri="http://schemas.openxmlformats.org/drawingml/2006/picture">
+                <pic:pic>
+                  <pic:nvPicPr>
+                    <pic:cNvPr id="0" name="08.png"/>
+                    <pic:cNvPicPr/>
+                  </pic:nvPicPr>
+                  <pic:blipFill>
+                    <a:blip r:embed="rId37"/>
+                    <a:stretch>
+                      <a:fillRect/>
+                    </a:stretch>
+                  </pic:blipFill>
+                  <pic:spPr>
+                    <a:xfrm>
+                      <a:off x="0" y="0"/>
+                      <a:ext cx="5831840" cy="2271705"/>
+                    </a:xfrm>
+                    <a:prstGeom prst="rect"/>
+                  </pic:spPr>
+                </pic:pic>
+              </a:graphicData>
+            </a:graphic>
+          </wp:inline>
+        </w:drawing>
+      </w:r>
+    </w:p>
+    <w:p>
+      <w:pPr>
+        <w:keepNext/>
+        <w:spacing w:after="200"/>
+        <w:jc w:val="center"/>
+      </w:pPr>
+      <w:r>
+        <w:drawing>
+          <wp:inline xmlns:a="http://schemas.openxmlformats.org/drawingml/2006/main" xmlns:pic="http://schemas.openxmlformats.org/drawingml/2006/picture">
+            <wp:extent cx="5831840" cy="949369"/>
+            <wp:docPr id="12" name="Picture 12"/>
+            <wp:cNvGraphicFramePr>
+              <a:graphicFrameLocks noChangeAspect="1"/>
+            </wp:cNvGraphicFramePr>
+            <a:graphic>
+              <a:graphicData uri="http://schemas.openxmlformats.org/drawingml/2006/picture">
+                <pic:pic>
+                  <pic:nvPicPr>
+                    <pic:cNvPr id="0" name="09.png"/>
+                    <pic:cNvPicPr/>
+                  </pic:nvPicPr>
+                  <pic:blipFill>
+                    <a:blip r:embed="rId38"/>
+                    <a:stretch>
+                      <a:fillRect/>
+                    </a:stretch>
+                  </pic:blipFill>
+                  <pic:spPr>
+                    <a:xfrm>
+                      <a:off x="0" y="0"/>
+                      <a:ext cx="5831840" cy="949369"/>
+                    </a:xfrm>
+                    <a:prstGeom prst="rect"/>
+                  </pic:spPr>
+                </pic:pic>
+              </a:graphicData>
+            </a:graphic>
+          </wp:inline>
+        </w:drawing>
+      </w:r>
+    </w:p>
+    <w:p>
+      <w:pPr>
+        <w:keepNext/>
+        <w:spacing w:after="200"/>
+        <w:jc w:val="center"/>
+      </w:pPr>
+      <w:r>
+        <w:drawing>
+          <wp:inline xmlns:a="http://schemas.openxmlformats.org/drawingml/2006/main" xmlns:pic="http://schemas.openxmlformats.org/drawingml/2006/picture">
+            <wp:extent cx="5831840" cy="1478304"/>
+            <wp:docPr id="13" name="Picture 13"/>
+            <wp:cNvGraphicFramePr>
+              <a:graphicFrameLocks noChangeAspect="1"/>
+            </wp:cNvGraphicFramePr>
+            <a:graphic>
+              <a:graphicData uri="http://schemas.openxmlformats.org/drawingml/2006/picture">
+                <pic:pic>
+                  <pic:nvPicPr>
+                    <pic:cNvPr id="0" name="10.png"/>
+                    <pic:cNvPicPr/>
+                  </pic:nvPicPr>
+                  <pic:blipFill>
+                    <a:blip r:embed="rId39"/>
+                    <a:stretch>
+                      <a:fillRect/>
+                    </a:stretch>
+                  </pic:blipFill>
+                  <pic:spPr>
+                    <a:xfrm>
+                      <a:off x="0" y="0"/>
+                      <a:ext cx="5831840" cy="1478304"/>
+                    </a:xfrm>
+                    <a:prstGeom prst="rect"/>
+                  </pic:spPr>
+                </pic:pic>
+              </a:graphicData>
+            </a:graphic>
+          </wp:inline>
+        </w:drawing>
+      </w:r>
+    </w:p>
+    <w:p>
+      <w:pPr>
+        <w:keepNext/>
+        <w:spacing w:after="200"/>
+        <w:jc w:val="center"/>
+      </w:pPr>
+      <w:r>
+        <w:drawing>
+          <wp:inline xmlns:a="http://schemas.openxmlformats.org/drawingml/2006/main" xmlns:pic="http://schemas.openxmlformats.org/drawingml/2006/picture">
+            <wp:extent cx="5831840" cy="1349461"/>
+            <wp:docPr id="14" name="Picture 14"/>
+            <wp:cNvGraphicFramePr>
+              <a:graphicFrameLocks noChangeAspect="1"/>
+            </wp:cNvGraphicFramePr>
+            <a:graphic>
+              <a:graphicData uri="http://schemas.openxmlformats.org/drawingml/2006/picture">
+                <pic:pic>
+                  <pic:nvPicPr>
+                    <pic:cNvPr id="0" name="11.png"/>
+                    <pic:cNvPicPr/>
+                  </pic:nvPicPr>
+                  <pic:blipFill>
+                    <a:blip r:embed="rId40"/>
+                    <a:stretch>
+                      <a:fillRect/>
+                    </a:stretch>
+                  </pic:blipFill>
+                  <pic:spPr>
+                    <a:xfrm>
+                      <a:off x="0" y="0"/>
+                      <a:ext cx="5831840" cy="1349461"/>
+                    </a:xfrm>
+                    <a:prstGeom prst="rect"/>
+                  </pic:spPr>
+                </pic:pic>
+              </a:graphicData>
+            </a:graphic>
+          </wp:inline>
+        </w:drawing>
+      </w:r>
+    </w:p>
+    <w:p>
+      <w:pPr>
+        <w:keepNext/>
+        <w:spacing w:after="200"/>
+        <w:jc w:val="center"/>
+      </w:pPr>
+      <w:r>
+        <w:drawing>
+          <wp:inline xmlns:a="http://schemas.openxmlformats.org/drawingml/2006/main" xmlns:pic="http://schemas.openxmlformats.org/drawingml/2006/picture">
+            <wp:extent cx="5831840" cy="2142862"/>
+            <wp:docPr id="15" name="Picture 15"/>
+            <wp:cNvGraphicFramePr>
+              <a:graphicFrameLocks noChangeAspect="1"/>
+            </wp:cNvGraphicFramePr>
+            <a:graphic>
+              <a:graphicData uri="http://schemas.openxmlformats.org/drawingml/2006/picture">
+                <pic:pic>
+                  <pic:nvPicPr>
+                    <pic:cNvPr id="0" name="12.png"/>
+                    <pic:cNvPicPr/>
+                  </pic:nvPicPr>
+                  <pic:blipFill>
+                    <a:blip r:embed="rId41"/>
+                    <a:stretch>
+                      <a:fillRect/>
+                    </a:stretch>
+                  </pic:blipFill>
+                  <pic:spPr>
+                    <a:xfrm>
+                      <a:off x="0" y="0"/>
+                      <a:ext cx="5831840" cy="2142862"/>
+                    </a:xfrm>
+                    <a:prstGeom prst="rect"/>
+                  </pic:spPr>
+                </pic:pic>
+              </a:graphicData>
+            </a:graphic>
+          </wp:inline>
+        </w:drawing>
+      </w:r>
     </w:p>
     <w:sectPr>
       <w:pgSz w:w="11906" w:h="16838"/>

--- a/docs/entregas/Avance 4 - Sprint 1 - Acopio.docx
+++ b/docs/entregas/Avance 4 - Sprint 1 - Acopio.docx
@@ -3224,7 +3224,7 @@
       <w:r>
         <w:drawing>
           <wp:inline xmlns:a="http://schemas.openxmlformats.org/drawingml/2006/main" xmlns:pic="http://schemas.openxmlformats.org/drawingml/2006/picture">
-            <wp:extent cx="5831840" cy="1213836"/>
+            <wp:extent cx="5831840" cy="1238082"/>
             <wp:docPr id="4" name="Picture 4"/>
             <wp:cNvGraphicFramePr>
               <a:graphicFrameLocks noChangeAspect="1"/>
@@ -3245,7 +3245,7 @@
                   <pic:spPr>
                     <a:xfrm>
                       <a:off x="0" y="0"/>
-                      <a:ext cx="5831840" cy="1213836"/>
+                      <a:ext cx="5831840" cy="1238082"/>
                     </a:xfrm>
                     <a:prstGeom prst="rect"/>
                   </pic:spPr>
@@ -3265,7 +3265,7 @@
       <w:r>
         <w:drawing>
           <wp:inline xmlns:a="http://schemas.openxmlformats.org/drawingml/2006/main" xmlns:pic="http://schemas.openxmlformats.org/drawingml/2006/picture">
-            <wp:extent cx="5831840" cy="1349461"/>
+            <wp:extent cx="5831840" cy="1373392"/>
             <wp:docPr id="5" name="Picture 5"/>
             <wp:cNvGraphicFramePr>
               <a:graphicFrameLocks noChangeAspect="1"/>
@@ -3286,7 +3286,7 @@
                   <pic:spPr>
                     <a:xfrm>
                       <a:off x="0" y="0"/>
-                      <a:ext cx="5831840" cy="1349461"/>
+                      <a:ext cx="5831840" cy="1373392"/>
                     </a:xfrm>
                     <a:prstGeom prst="rect"/>
                   </pic:spPr>
@@ -3306,7 +3306,7 @@
       <w:r>
         <w:drawing>
           <wp:inline xmlns:a="http://schemas.openxmlformats.org/drawingml/2006/main" xmlns:pic="http://schemas.openxmlformats.org/drawingml/2006/picture">
-            <wp:extent cx="5831840" cy="1084993"/>
+            <wp:extent cx="5831840" cy="1109538"/>
             <wp:docPr id="6" name="Picture 6"/>
             <wp:cNvGraphicFramePr>
               <a:graphicFrameLocks noChangeAspect="1"/>
@@ -3327,7 +3327,7 @@
                   <pic:spPr>
                     <a:xfrm>
                       <a:off x="0" y="0"/>
-                      <a:ext cx="5831840" cy="1084993"/>
+                      <a:ext cx="5831840" cy="1109538"/>
                     </a:xfrm>
                     <a:prstGeom prst="rect"/>
                   </pic:spPr>
@@ -3347,7 +3347,7 @@
       <w:r>
         <w:drawing>
           <wp:inline xmlns:a="http://schemas.openxmlformats.org/drawingml/2006/main" xmlns:pic="http://schemas.openxmlformats.org/drawingml/2006/picture">
-            <wp:extent cx="5831840" cy="1742771"/>
+            <wp:extent cx="5831840" cy="1765789"/>
             <wp:docPr id="7" name="Picture 7"/>
             <wp:cNvGraphicFramePr>
               <a:graphicFrameLocks noChangeAspect="1"/>
@@ -3368,7 +3368,7 @@
                   <pic:spPr>
                     <a:xfrm>
                       <a:off x="0" y="0"/>
-                      <a:ext cx="5831840" cy="1742771"/>
+                      <a:ext cx="5831840" cy="1765789"/>
                     </a:xfrm>
                     <a:prstGeom prst="rect"/>
                   </pic:spPr>
@@ -3388,7 +3388,7 @@
       <w:r>
         <w:drawing>
           <wp:inline xmlns:a="http://schemas.openxmlformats.org/drawingml/2006/main" xmlns:pic="http://schemas.openxmlformats.org/drawingml/2006/picture">
-            <wp:extent cx="5831840" cy="2407329"/>
+            <wp:extent cx="5831840" cy="2428806"/>
             <wp:docPr id="8" name="Picture 8"/>
             <wp:cNvGraphicFramePr>
               <a:graphicFrameLocks noChangeAspect="1"/>
@@ -3409,7 +3409,7 @@
                   <pic:spPr>
                     <a:xfrm>
                       <a:off x="0" y="0"/>
-                      <a:ext cx="5831840" cy="2407329"/>
+                      <a:ext cx="5831840" cy="2428806"/>
                     </a:xfrm>
                     <a:prstGeom prst="rect"/>
                   </pic:spPr>
@@ -3429,7 +3429,7 @@
       <w:r>
         <w:drawing>
           <wp:inline xmlns:a="http://schemas.openxmlformats.org/drawingml/2006/main" xmlns:pic="http://schemas.openxmlformats.org/drawingml/2006/picture">
-            <wp:extent cx="5831840" cy="2271705"/>
+            <wp:extent cx="5831840" cy="2293496"/>
             <wp:docPr id="9" name="Picture 9"/>
             <wp:cNvGraphicFramePr>
               <a:graphicFrameLocks noChangeAspect="1"/>
@@ -3450,7 +3450,7 @@
                   <pic:spPr>
                     <a:xfrm>
                       <a:off x="0" y="0"/>
-                      <a:ext cx="5831840" cy="2271705"/>
+                      <a:ext cx="5831840" cy="2293496"/>
                     </a:xfrm>
                     <a:prstGeom prst="rect"/>
                   </pic:spPr>
@@ -3470,7 +3470,7 @@
       <w:r>
         <w:drawing>
           <wp:inline xmlns:a="http://schemas.openxmlformats.org/drawingml/2006/main" xmlns:pic="http://schemas.openxmlformats.org/drawingml/2006/picture">
-            <wp:extent cx="5831840" cy="2536172"/>
+            <wp:extent cx="5831840" cy="2557350"/>
             <wp:docPr id="10" name="Picture 10"/>
             <wp:cNvGraphicFramePr>
               <a:graphicFrameLocks noChangeAspect="1"/>
@@ -3491,7 +3491,7 @@
                   <pic:spPr>
                     <a:xfrm>
                       <a:off x="0" y="0"/>
-                      <a:ext cx="5831840" cy="2536172"/>
+                      <a:ext cx="5831840" cy="2557350"/>
                     </a:xfrm>
                     <a:prstGeom prst="rect"/>
                   </pic:spPr>
@@ -3511,7 +3511,7 @@
       <w:r>
         <w:drawing>
           <wp:inline xmlns:a="http://schemas.openxmlformats.org/drawingml/2006/main" xmlns:pic="http://schemas.openxmlformats.org/drawingml/2006/picture">
-            <wp:extent cx="5831840" cy="2271705"/>
+            <wp:extent cx="5831840" cy="2293496"/>
             <wp:docPr id="11" name="Picture 11"/>
             <wp:cNvGraphicFramePr>
               <a:graphicFrameLocks noChangeAspect="1"/>
@@ -3532,7 +3532,7 @@
                   <pic:spPr>
                     <a:xfrm>
                       <a:off x="0" y="0"/>
-                      <a:ext cx="5831840" cy="2271705"/>
+                      <a:ext cx="5831840" cy="2293496"/>
                     </a:xfrm>
                     <a:prstGeom prst="rect"/>
                   </pic:spPr>
@@ -3552,7 +3552,7 @@
       <w:r>
         <w:drawing>
           <wp:inline xmlns:a="http://schemas.openxmlformats.org/drawingml/2006/main" xmlns:pic="http://schemas.openxmlformats.org/drawingml/2006/picture">
-            <wp:extent cx="5831840" cy="949369"/>
+            <wp:extent cx="5831840" cy="974228"/>
             <wp:docPr id="12" name="Picture 12"/>
             <wp:cNvGraphicFramePr>
               <a:graphicFrameLocks noChangeAspect="1"/>
@@ -3573,7 +3573,7 @@
                   <pic:spPr>
                     <a:xfrm>
                       <a:off x="0" y="0"/>
-                      <a:ext cx="5831840" cy="949369"/>
+                      <a:ext cx="5831840" cy="974228"/>
                     </a:xfrm>
                     <a:prstGeom prst="rect"/>
                   </pic:spPr>
@@ -3593,7 +3593,7 @@
       <w:r>
         <w:drawing>
           <wp:inline xmlns:a="http://schemas.openxmlformats.org/drawingml/2006/main" xmlns:pic="http://schemas.openxmlformats.org/drawingml/2006/picture">
-            <wp:extent cx="5831840" cy="1478304"/>
+            <wp:extent cx="5831840" cy="1501936"/>
             <wp:docPr id="13" name="Picture 13"/>
             <wp:cNvGraphicFramePr>
               <a:graphicFrameLocks noChangeAspect="1"/>
@@ -3614,7 +3614,7 @@
                   <pic:spPr>
                     <a:xfrm>
                       <a:off x="0" y="0"/>
-                      <a:ext cx="5831840" cy="1478304"/>
+                      <a:ext cx="5831840" cy="1501936"/>
                     </a:xfrm>
                     <a:prstGeom prst="rect"/>
                   </pic:spPr>
@@ -3634,7 +3634,7 @@
       <w:r>
         <w:drawing>
           <wp:inline xmlns:a="http://schemas.openxmlformats.org/drawingml/2006/main" xmlns:pic="http://schemas.openxmlformats.org/drawingml/2006/picture">
-            <wp:extent cx="5831840" cy="1349461"/>
+            <wp:extent cx="5831840" cy="1373392"/>
             <wp:docPr id="14" name="Picture 14"/>
             <wp:cNvGraphicFramePr>
               <a:graphicFrameLocks noChangeAspect="1"/>
@@ -3655,7 +3655,7 @@
                   <pic:spPr>
                     <a:xfrm>
                       <a:off x="0" y="0"/>
-                      <a:ext cx="5831840" cy="1349461"/>
+                      <a:ext cx="5831840" cy="1373392"/>
                     </a:xfrm>
                     <a:prstGeom prst="rect"/>
                   </pic:spPr>
@@ -3675,7 +3675,7 @@
       <w:r>
         <w:drawing>
           <wp:inline xmlns:a="http://schemas.openxmlformats.org/drawingml/2006/main" xmlns:pic="http://schemas.openxmlformats.org/drawingml/2006/picture">
-            <wp:extent cx="5831840" cy="2142862"/>
+            <wp:extent cx="5831840" cy="2164952"/>
             <wp:docPr id="15" name="Picture 15"/>
             <wp:cNvGraphicFramePr>
               <a:graphicFrameLocks noChangeAspect="1"/>
@@ -3696,7 +3696,7 @@
                   <pic:spPr>
                     <a:xfrm>
                       <a:off x="0" y="0"/>
-                      <a:ext cx="5831840" cy="2142862"/>
+                      <a:ext cx="5831840" cy="2164952"/>
                     </a:xfrm>
                     <a:prstGeom prst="rect"/>
                   </pic:spPr>

--- a/docs/entregas/Avance 4 - Sprint 1 - Acopio.docx
+++ b/docs/entregas/Avance 4 - Sprint 1 - Acopio.docx
@@ -2341,6 +2341,1362 @@
         <w:t>).</w:t>
       </w:r>
     </w:p>
+    <w:p>
+      <w:r>
+        <w:rPr>
+          <w:b/>
+        </w:rPr>
+        <w:t>Resultado de las pruebas manuales.</w:t>
+      </w:r>
+      <w:r>
+        <w:t xml:space="preserve"> 11 de 11 peticiones respondieron el código esperado. El detalle de cada una está en el anexo; </w:t>
+      </w:r>
+      <w:r>
+        <w:rPr>
+          <w:rFonts w:ascii="Consolas" w:hAnsi="Consolas"/>
+          <w:sz w:val="19"/>
+        </w:rPr>
+        <w:t>{id}</w:t>
+      </w:r>
+      <w:r>
+        <w:t xml:space="preserve"> es la categoría creada en la prueba 5.</w:t>
+      </w:r>
+    </w:p>
+    <w:tbl>
+      <w:tblPr>
+        <w:tblStyle w:val="Tablaconcuadrcula"/>
+        <w:tblW w:type="auto" w:w="0"/>
+        <w:jc w:val="center"/>
+        <w:tblLook w:firstColumn="1" w:firstRow="1" w:lastColumn="0" w:lastRow="0" w:noHBand="0" w:noVBand="1" w:val="04A0"/>
+      </w:tblPr>
+      <w:tblGrid>
+        <w:gridCol w:w="1531"/>
+        <w:gridCol w:w="1531"/>
+        <w:gridCol w:w="1531"/>
+        <w:gridCol w:w="1531"/>
+        <w:gridCol w:w="1531"/>
+        <w:gridCol w:w="1531"/>
+      </w:tblGrid>
+      <w:tr>
+        <w:trPr>
+          <w:cantSplit w:val="true"/>
+          <w:tblHeader w:val="true"/>
+        </w:trPr>
+        <w:tc>
+          <w:tcPr>
+            <w:tcW w:type="dxa" w:w="454"/>
+            <w:shd w:val="clear" w:color="auto" w:fill="0F6E6E"/>
+          </w:tcPr>
+          <w:p>
+            <w:pPr>
+              <w:spacing w:after="40"/>
+              <w:jc w:val="center"/>
+            </w:pPr>
+            <w:r>
+              <w:rPr>
+                <w:b/>
+                <w:color w:val="FFFFFF"/>
+                <w:sz w:val="16"/>
+              </w:rPr>
+              <w:t>#</w:t>
+            </w:r>
+          </w:p>
+        </w:tc>
+        <w:tc>
+          <w:tcPr>
+            <w:tcW w:type="dxa" w:w="3061"/>
+            <w:shd w:val="clear" w:color="auto" w:fill="0F6E6E"/>
+          </w:tcPr>
+          <w:p>
+            <w:pPr>
+              <w:spacing w:after="40"/>
+              <w:jc w:val="left"/>
+            </w:pPr>
+            <w:r>
+              <w:rPr>
+                <w:b/>
+                <w:color w:val="FFFFFF"/>
+                <w:sz w:val="16"/>
+              </w:rPr>
+              <w:t>Prueba</w:t>
+            </w:r>
+          </w:p>
+        </w:tc>
+        <w:tc>
+          <w:tcPr>
+            <w:tcW w:type="dxa" w:w="2948"/>
+            <w:shd w:val="clear" w:color="auto" w:fill="0F6E6E"/>
+          </w:tcPr>
+          <w:p>
+            <w:pPr>
+              <w:spacing w:after="40"/>
+              <w:jc w:val="left"/>
+            </w:pPr>
+            <w:r>
+              <w:rPr>
+                <w:b/>
+                <w:color w:val="FFFFFF"/>
+                <w:sz w:val="16"/>
+              </w:rPr>
+              <w:t>Petición</w:t>
+            </w:r>
+          </w:p>
+        </w:tc>
+        <w:tc>
+          <w:tcPr>
+            <w:tcW w:type="dxa" w:w="907"/>
+            <w:shd w:val="clear" w:color="auto" w:fill="0F6E6E"/>
+          </w:tcPr>
+          <w:p>
+            <w:pPr>
+              <w:spacing w:after="40"/>
+              <w:jc w:val="center"/>
+            </w:pPr>
+            <w:r>
+              <w:rPr>
+                <w:b/>
+                <w:color w:val="FFFFFF"/>
+                <w:sz w:val="16"/>
+              </w:rPr>
+              <w:t>Esperado</w:t>
+            </w:r>
+          </w:p>
+        </w:tc>
+        <w:tc>
+          <w:tcPr>
+            <w:tcW w:type="dxa" w:w="907"/>
+            <w:shd w:val="clear" w:color="auto" w:fill="0F6E6E"/>
+          </w:tcPr>
+          <w:p>
+            <w:pPr>
+              <w:spacing w:after="40"/>
+              <w:jc w:val="center"/>
+            </w:pPr>
+            <w:r>
+              <w:rPr>
+                <w:b/>
+                <w:color w:val="FFFFFF"/>
+                <w:sz w:val="16"/>
+              </w:rPr>
+              <w:t>Obtenido</w:t>
+            </w:r>
+          </w:p>
+        </w:tc>
+        <w:tc>
+          <w:tcPr>
+            <w:tcW w:type="dxa" w:w="907"/>
+            <w:shd w:val="clear" w:color="auto" w:fill="0F6E6E"/>
+          </w:tcPr>
+          <w:p>
+            <w:pPr>
+              <w:spacing w:after="40"/>
+              <w:jc w:val="center"/>
+            </w:pPr>
+            <w:r>
+              <w:rPr>
+                <w:b/>
+                <w:color w:val="FFFFFF"/>
+                <w:sz w:val="16"/>
+              </w:rPr>
+              <w:t>¿Cumple?</w:t>
+            </w:r>
+          </w:p>
+        </w:tc>
+      </w:tr>
+      <w:tr>
+        <w:trPr>
+          <w:cantSplit w:val="true"/>
+        </w:trPr>
+        <w:tc>
+          <w:tcPr>
+            <w:tcW w:type="dxa" w:w="454"/>
+          </w:tcPr>
+          <w:p>
+            <w:pPr>
+              <w:spacing w:after="40"/>
+              <w:jc w:val="center"/>
+            </w:pPr>
+            <w:r>
+              <w:rPr>
+                <w:sz w:val="16"/>
+              </w:rPr>
+              <w:t>1</w:t>
+            </w:r>
+          </w:p>
+        </w:tc>
+        <w:tc>
+          <w:tcPr>
+            <w:tcW w:type="dxa" w:w="3061"/>
+          </w:tcPr>
+          <w:p>
+            <w:pPr>
+              <w:spacing w:after="40"/>
+              <w:jc w:val="left"/>
+            </w:pPr>
+            <w:r>
+              <w:rPr>
+                <w:sz w:val="16"/>
+              </w:rPr>
+              <w:t>Estado del servicio (público)</w:t>
+            </w:r>
+          </w:p>
+        </w:tc>
+        <w:tc>
+          <w:tcPr>
+            <w:tcW w:type="dxa" w:w="2948"/>
+          </w:tcPr>
+          <w:p>
+            <w:pPr>
+              <w:spacing w:after="40"/>
+              <w:jc w:val="left"/>
+            </w:pPr>
+            <w:r>
+              <w:rPr>
+                <w:rFonts w:ascii="Consolas" w:hAnsi="Consolas"/>
+                <w:sz w:val="13"/>
+              </w:rPr>
+              <w:t>GET /api/salud</w:t>
+            </w:r>
+          </w:p>
+        </w:tc>
+        <w:tc>
+          <w:tcPr>
+            <w:tcW w:type="dxa" w:w="907"/>
+          </w:tcPr>
+          <w:p>
+            <w:pPr>
+              <w:spacing w:after="40"/>
+              <w:jc w:val="center"/>
+            </w:pPr>
+            <w:r>
+              <w:rPr>
+                <w:sz w:val="16"/>
+              </w:rPr>
+              <w:t>200</w:t>
+            </w:r>
+          </w:p>
+        </w:tc>
+        <w:tc>
+          <w:tcPr>
+            <w:tcW w:type="dxa" w:w="907"/>
+          </w:tcPr>
+          <w:p>
+            <w:pPr>
+              <w:spacing w:after="40"/>
+              <w:jc w:val="center"/>
+            </w:pPr>
+            <w:r>
+              <w:rPr>
+                <w:sz w:val="16"/>
+              </w:rPr>
+              <w:t>200</w:t>
+            </w:r>
+          </w:p>
+        </w:tc>
+        <w:tc>
+          <w:tcPr>
+            <w:tcW w:type="dxa" w:w="907"/>
+          </w:tcPr>
+          <w:p>
+            <w:pPr>
+              <w:spacing w:after="40"/>
+              <w:jc w:val="center"/>
+            </w:pPr>
+            <w:r>
+              <w:rPr>
+                <w:sz w:val="16"/>
+              </w:rPr>
+              <w:t>Sí</w:t>
+            </w:r>
+          </w:p>
+        </w:tc>
+      </w:tr>
+      <w:tr>
+        <w:trPr>
+          <w:cantSplit w:val="true"/>
+        </w:trPr>
+        <w:tc>
+          <w:tcPr>
+            <w:tcW w:type="dxa" w:w="454"/>
+          </w:tcPr>
+          <w:p>
+            <w:pPr>
+              <w:spacing w:after="40"/>
+              <w:jc w:val="center"/>
+            </w:pPr>
+            <w:r>
+              <w:rPr>
+                <w:sz w:val="16"/>
+              </w:rPr>
+              <w:t>2</w:t>
+            </w:r>
+          </w:p>
+        </w:tc>
+        <w:tc>
+          <w:tcPr>
+            <w:tcW w:type="dxa" w:w="3061"/>
+          </w:tcPr>
+          <w:p>
+            <w:pPr>
+              <w:spacing w:after="40"/>
+              <w:jc w:val="left"/>
+            </w:pPr>
+            <w:r>
+              <w:rPr>
+                <w:sz w:val="16"/>
+              </w:rPr>
+              <w:t>Sin sesión, una ruta protegida responde 401</w:t>
+            </w:r>
+          </w:p>
+        </w:tc>
+        <w:tc>
+          <w:tcPr>
+            <w:tcW w:type="dxa" w:w="2948"/>
+          </w:tcPr>
+          <w:p>
+            <w:pPr>
+              <w:spacing w:after="40"/>
+              <w:jc w:val="left"/>
+            </w:pPr>
+            <w:r>
+              <w:rPr>
+                <w:rFonts w:ascii="Consolas" w:hAnsi="Consolas"/>
+                <w:sz w:val="13"/>
+              </w:rPr>
+              <w:t>GET /api/categorias</w:t>
+            </w:r>
+          </w:p>
+        </w:tc>
+        <w:tc>
+          <w:tcPr>
+            <w:tcW w:type="dxa" w:w="907"/>
+          </w:tcPr>
+          <w:p>
+            <w:pPr>
+              <w:spacing w:after="40"/>
+              <w:jc w:val="center"/>
+            </w:pPr>
+            <w:r>
+              <w:rPr>
+                <w:sz w:val="16"/>
+              </w:rPr>
+              <w:t>401</w:t>
+            </w:r>
+          </w:p>
+        </w:tc>
+        <w:tc>
+          <w:tcPr>
+            <w:tcW w:type="dxa" w:w="907"/>
+          </w:tcPr>
+          <w:p>
+            <w:pPr>
+              <w:spacing w:after="40"/>
+              <w:jc w:val="center"/>
+            </w:pPr>
+            <w:r>
+              <w:rPr>
+                <w:sz w:val="16"/>
+              </w:rPr>
+              <w:t>401</w:t>
+            </w:r>
+          </w:p>
+        </w:tc>
+        <w:tc>
+          <w:tcPr>
+            <w:tcW w:type="dxa" w:w="907"/>
+          </w:tcPr>
+          <w:p>
+            <w:pPr>
+              <w:spacing w:after="40"/>
+              <w:jc w:val="center"/>
+            </w:pPr>
+            <w:r>
+              <w:rPr>
+                <w:sz w:val="16"/>
+              </w:rPr>
+              <w:t>Sí</w:t>
+            </w:r>
+          </w:p>
+        </w:tc>
+      </w:tr>
+      <w:tr>
+        <w:trPr>
+          <w:cantSplit w:val="true"/>
+        </w:trPr>
+        <w:tc>
+          <w:tcPr>
+            <w:tcW w:type="dxa" w:w="454"/>
+          </w:tcPr>
+          <w:p>
+            <w:pPr>
+              <w:spacing w:after="40"/>
+              <w:jc w:val="center"/>
+            </w:pPr>
+            <w:r>
+              <w:rPr>
+                <w:sz w:val="16"/>
+              </w:rPr>
+              <w:t>3</w:t>
+            </w:r>
+          </w:p>
+        </w:tc>
+        <w:tc>
+          <w:tcPr>
+            <w:tcW w:type="dxa" w:w="3061"/>
+          </w:tcPr>
+          <w:p>
+            <w:pPr>
+              <w:spacing w:after="40"/>
+              <w:jc w:val="left"/>
+            </w:pPr>
+            <w:r>
+              <w:rPr>
+                <w:sz w:val="16"/>
+              </w:rPr>
+              <w:t>Inicio de sesión del administrador</w:t>
+            </w:r>
+          </w:p>
+        </w:tc>
+        <w:tc>
+          <w:tcPr>
+            <w:tcW w:type="dxa" w:w="2948"/>
+          </w:tcPr>
+          <w:p>
+            <w:pPr>
+              <w:spacing w:after="40"/>
+              <w:jc w:val="left"/>
+            </w:pPr>
+            <w:r>
+              <w:rPr>
+                <w:rFonts w:ascii="Consolas" w:hAnsi="Consolas"/>
+                <w:sz w:val="13"/>
+              </w:rPr>
+              <w:t>POST /api/auth/sesion</w:t>
+            </w:r>
+          </w:p>
+        </w:tc>
+        <w:tc>
+          <w:tcPr>
+            <w:tcW w:type="dxa" w:w="907"/>
+          </w:tcPr>
+          <w:p>
+            <w:pPr>
+              <w:spacing w:after="40"/>
+              <w:jc w:val="center"/>
+            </w:pPr>
+            <w:r>
+              <w:rPr>
+                <w:sz w:val="16"/>
+              </w:rPr>
+              <w:t>200</w:t>
+            </w:r>
+          </w:p>
+        </w:tc>
+        <w:tc>
+          <w:tcPr>
+            <w:tcW w:type="dxa" w:w="907"/>
+          </w:tcPr>
+          <w:p>
+            <w:pPr>
+              <w:spacing w:after="40"/>
+              <w:jc w:val="center"/>
+            </w:pPr>
+            <w:r>
+              <w:rPr>
+                <w:sz w:val="16"/>
+              </w:rPr>
+              <w:t>200</w:t>
+            </w:r>
+          </w:p>
+        </w:tc>
+        <w:tc>
+          <w:tcPr>
+            <w:tcW w:type="dxa" w:w="907"/>
+          </w:tcPr>
+          <w:p>
+            <w:pPr>
+              <w:spacing w:after="40"/>
+              <w:jc w:val="center"/>
+            </w:pPr>
+            <w:r>
+              <w:rPr>
+                <w:sz w:val="16"/>
+              </w:rPr>
+              <w:t>Sí</w:t>
+            </w:r>
+          </w:p>
+        </w:tc>
+      </w:tr>
+      <w:tr>
+        <w:trPr>
+          <w:cantSplit w:val="true"/>
+        </w:trPr>
+        <w:tc>
+          <w:tcPr>
+            <w:tcW w:type="dxa" w:w="454"/>
+          </w:tcPr>
+          <w:p>
+            <w:pPr>
+              <w:spacing w:after="40"/>
+              <w:jc w:val="center"/>
+            </w:pPr>
+            <w:r>
+              <w:rPr>
+                <w:sz w:val="16"/>
+              </w:rPr>
+              <w:t>4</w:t>
+            </w:r>
+          </w:p>
+        </w:tc>
+        <w:tc>
+          <w:tcPr>
+            <w:tcW w:type="dxa" w:w="3061"/>
+          </w:tcPr>
+          <w:p>
+            <w:pPr>
+              <w:spacing w:after="40"/>
+              <w:jc w:val="left"/>
+            </w:pPr>
+            <w:r>
+              <w:rPr>
+                <w:sz w:val="16"/>
+              </w:rPr>
+              <w:t>Quién soy</w:t>
+            </w:r>
+          </w:p>
+        </w:tc>
+        <w:tc>
+          <w:tcPr>
+            <w:tcW w:type="dxa" w:w="2948"/>
+          </w:tcPr>
+          <w:p>
+            <w:pPr>
+              <w:spacing w:after="40"/>
+              <w:jc w:val="left"/>
+            </w:pPr>
+            <w:r>
+              <w:rPr>
+                <w:rFonts w:ascii="Consolas" w:hAnsi="Consolas"/>
+                <w:sz w:val="13"/>
+              </w:rPr>
+              <w:t>GET /api/auth/yo</w:t>
+            </w:r>
+          </w:p>
+        </w:tc>
+        <w:tc>
+          <w:tcPr>
+            <w:tcW w:type="dxa" w:w="907"/>
+          </w:tcPr>
+          <w:p>
+            <w:pPr>
+              <w:spacing w:after="40"/>
+              <w:jc w:val="center"/>
+            </w:pPr>
+            <w:r>
+              <w:rPr>
+                <w:sz w:val="16"/>
+              </w:rPr>
+              <w:t>200</w:t>
+            </w:r>
+          </w:p>
+        </w:tc>
+        <w:tc>
+          <w:tcPr>
+            <w:tcW w:type="dxa" w:w="907"/>
+          </w:tcPr>
+          <w:p>
+            <w:pPr>
+              <w:spacing w:after="40"/>
+              <w:jc w:val="center"/>
+            </w:pPr>
+            <w:r>
+              <w:rPr>
+                <w:sz w:val="16"/>
+              </w:rPr>
+              <w:t>200</w:t>
+            </w:r>
+          </w:p>
+        </w:tc>
+        <w:tc>
+          <w:tcPr>
+            <w:tcW w:type="dxa" w:w="907"/>
+          </w:tcPr>
+          <w:p>
+            <w:pPr>
+              <w:spacing w:after="40"/>
+              <w:jc w:val="center"/>
+            </w:pPr>
+            <w:r>
+              <w:rPr>
+                <w:sz w:val="16"/>
+              </w:rPr>
+              <w:t>Sí</w:t>
+            </w:r>
+          </w:p>
+        </w:tc>
+      </w:tr>
+      <w:tr>
+        <w:trPr>
+          <w:cantSplit w:val="true"/>
+        </w:trPr>
+        <w:tc>
+          <w:tcPr>
+            <w:tcW w:type="dxa" w:w="454"/>
+          </w:tcPr>
+          <w:p>
+            <w:pPr>
+              <w:spacing w:after="40"/>
+              <w:jc w:val="center"/>
+            </w:pPr>
+            <w:r>
+              <w:rPr>
+                <w:sz w:val="16"/>
+              </w:rPr>
+              <w:t>5</w:t>
+            </w:r>
+          </w:p>
+        </w:tc>
+        <w:tc>
+          <w:tcPr>
+            <w:tcW w:type="dxa" w:w="3061"/>
+          </w:tcPr>
+          <w:p>
+            <w:pPr>
+              <w:spacing w:after="40"/>
+              <w:jc w:val="left"/>
+            </w:pPr>
+            <w:r>
+              <w:rPr>
+                <w:sz w:val="16"/>
+              </w:rPr>
+              <w:t>Crear una categoría (C de CRUD)</w:t>
+            </w:r>
+          </w:p>
+        </w:tc>
+        <w:tc>
+          <w:tcPr>
+            <w:tcW w:type="dxa" w:w="2948"/>
+          </w:tcPr>
+          <w:p>
+            <w:pPr>
+              <w:spacing w:after="40"/>
+              <w:jc w:val="left"/>
+            </w:pPr>
+            <w:r>
+              <w:rPr>
+                <w:rFonts w:ascii="Consolas" w:hAnsi="Consolas"/>
+                <w:sz w:val="13"/>
+              </w:rPr>
+              <w:t>POST /api/categorias</w:t>
+            </w:r>
+          </w:p>
+        </w:tc>
+        <w:tc>
+          <w:tcPr>
+            <w:tcW w:type="dxa" w:w="907"/>
+          </w:tcPr>
+          <w:p>
+            <w:pPr>
+              <w:spacing w:after="40"/>
+              <w:jc w:val="center"/>
+            </w:pPr>
+            <w:r>
+              <w:rPr>
+                <w:sz w:val="16"/>
+              </w:rPr>
+              <w:t>201</w:t>
+            </w:r>
+          </w:p>
+        </w:tc>
+        <w:tc>
+          <w:tcPr>
+            <w:tcW w:type="dxa" w:w="907"/>
+          </w:tcPr>
+          <w:p>
+            <w:pPr>
+              <w:spacing w:after="40"/>
+              <w:jc w:val="center"/>
+            </w:pPr>
+            <w:r>
+              <w:rPr>
+                <w:sz w:val="16"/>
+              </w:rPr>
+              <w:t>201</w:t>
+            </w:r>
+          </w:p>
+        </w:tc>
+        <w:tc>
+          <w:tcPr>
+            <w:tcW w:type="dxa" w:w="907"/>
+          </w:tcPr>
+          <w:p>
+            <w:pPr>
+              <w:spacing w:after="40"/>
+              <w:jc w:val="center"/>
+            </w:pPr>
+            <w:r>
+              <w:rPr>
+                <w:sz w:val="16"/>
+              </w:rPr>
+              <w:t>Sí</w:t>
+            </w:r>
+          </w:p>
+        </w:tc>
+      </w:tr>
+      <w:tr>
+        <w:trPr>
+          <w:cantSplit w:val="true"/>
+        </w:trPr>
+        <w:tc>
+          <w:tcPr>
+            <w:tcW w:type="dxa" w:w="454"/>
+          </w:tcPr>
+          <w:p>
+            <w:pPr>
+              <w:spacing w:after="40"/>
+              <w:jc w:val="center"/>
+            </w:pPr>
+            <w:r>
+              <w:rPr>
+                <w:sz w:val="16"/>
+              </w:rPr>
+              <w:t>6</w:t>
+            </w:r>
+          </w:p>
+        </w:tc>
+        <w:tc>
+          <w:tcPr>
+            <w:tcW w:type="dxa" w:w="3061"/>
+          </w:tcPr>
+          <w:p>
+            <w:pPr>
+              <w:spacing w:after="40"/>
+              <w:jc w:val="left"/>
+            </w:pPr>
+            <w:r>
+              <w:rPr>
+                <w:sz w:val="16"/>
+              </w:rPr>
+              <w:t>Consultar la categoría creada (R)</w:t>
+            </w:r>
+          </w:p>
+        </w:tc>
+        <w:tc>
+          <w:tcPr>
+            <w:tcW w:type="dxa" w:w="2948"/>
+          </w:tcPr>
+          <w:p>
+            <w:pPr>
+              <w:spacing w:after="40"/>
+              <w:jc w:val="left"/>
+            </w:pPr>
+            <w:r>
+              <w:rPr>
+                <w:rFonts w:ascii="Consolas" w:hAnsi="Consolas"/>
+                <w:sz w:val="13"/>
+              </w:rPr>
+              <w:t>GET /api/categorias/{id}</w:t>
+            </w:r>
+          </w:p>
+        </w:tc>
+        <w:tc>
+          <w:tcPr>
+            <w:tcW w:type="dxa" w:w="907"/>
+          </w:tcPr>
+          <w:p>
+            <w:pPr>
+              <w:spacing w:after="40"/>
+              <w:jc w:val="center"/>
+            </w:pPr>
+            <w:r>
+              <w:rPr>
+                <w:sz w:val="16"/>
+              </w:rPr>
+              <w:t>200</w:t>
+            </w:r>
+          </w:p>
+        </w:tc>
+        <w:tc>
+          <w:tcPr>
+            <w:tcW w:type="dxa" w:w="907"/>
+          </w:tcPr>
+          <w:p>
+            <w:pPr>
+              <w:spacing w:after="40"/>
+              <w:jc w:val="center"/>
+            </w:pPr>
+            <w:r>
+              <w:rPr>
+                <w:sz w:val="16"/>
+              </w:rPr>
+              <w:t>200</w:t>
+            </w:r>
+          </w:p>
+        </w:tc>
+        <w:tc>
+          <w:tcPr>
+            <w:tcW w:type="dxa" w:w="907"/>
+          </w:tcPr>
+          <w:p>
+            <w:pPr>
+              <w:spacing w:after="40"/>
+              <w:jc w:val="center"/>
+            </w:pPr>
+            <w:r>
+              <w:rPr>
+                <w:sz w:val="16"/>
+              </w:rPr>
+              <w:t>Sí</w:t>
+            </w:r>
+          </w:p>
+        </w:tc>
+      </w:tr>
+      <w:tr>
+        <w:trPr>
+          <w:cantSplit w:val="true"/>
+        </w:trPr>
+        <w:tc>
+          <w:tcPr>
+            <w:tcW w:type="dxa" w:w="454"/>
+          </w:tcPr>
+          <w:p>
+            <w:pPr>
+              <w:spacing w:after="40"/>
+              <w:jc w:val="center"/>
+            </w:pPr>
+            <w:r>
+              <w:rPr>
+                <w:sz w:val="16"/>
+              </w:rPr>
+              <w:t>7</w:t>
+            </w:r>
+          </w:p>
+        </w:tc>
+        <w:tc>
+          <w:tcPr>
+            <w:tcW w:type="dxa" w:w="3061"/>
+          </w:tcPr>
+          <w:p>
+            <w:pPr>
+              <w:spacing w:after="40"/>
+              <w:jc w:val="left"/>
+            </w:pPr>
+            <w:r>
+              <w:rPr>
+                <w:sz w:val="16"/>
+              </w:rPr>
+              <w:t>Modificarla (U)</w:t>
+            </w:r>
+          </w:p>
+        </w:tc>
+        <w:tc>
+          <w:tcPr>
+            <w:tcW w:type="dxa" w:w="2948"/>
+          </w:tcPr>
+          <w:p>
+            <w:pPr>
+              <w:spacing w:after="40"/>
+              <w:jc w:val="left"/>
+            </w:pPr>
+            <w:r>
+              <w:rPr>
+                <w:rFonts w:ascii="Consolas" w:hAnsi="Consolas"/>
+                <w:sz w:val="13"/>
+              </w:rPr>
+              <w:t>PATCH /api/categorias/{id}</w:t>
+            </w:r>
+          </w:p>
+        </w:tc>
+        <w:tc>
+          <w:tcPr>
+            <w:tcW w:type="dxa" w:w="907"/>
+          </w:tcPr>
+          <w:p>
+            <w:pPr>
+              <w:spacing w:after="40"/>
+              <w:jc w:val="center"/>
+            </w:pPr>
+            <w:r>
+              <w:rPr>
+                <w:sz w:val="16"/>
+              </w:rPr>
+              <w:t>200</w:t>
+            </w:r>
+          </w:p>
+        </w:tc>
+        <w:tc>
+          <w:tcPr>
+            <w:tcW w:type="dxa" w:w="907"/>
+          </w:tcPr>
+          <w:p>
+            <w:pPr>
+              <w:spacing w:after="40"/>
+              <w:jc w:val="center"/>
+            </w:pPr>
+            <w:r>
+              <w:rPr>
+                <w:sz w:val="16"/>
+              </w:rPr>
+              <w:t>200</w:t>
+            </w:r>
+          </w:p>
+        </w:tc>
+        <w:tc>
+          <w:tcPr>
+            <w:tcW w:type="dxa" w:w="907"/>
+          </w:tcPr>
+          <w:p>
+            <w:pPr>
+              <w:spacing w:after="40"/>
+              <w:jc w:val="center"/>
+            </w:pPr>
+            <w:r>
+              <w:rPr>
+                <w:sz w:val="16"/>
+              </w:rPr>
+              <w:t>Sí</w:t>
+            </w:r>
+          </w:p>
+        </w:tc>
+      </w:tr>
+      <w:tr>
+        <w:trPr>
+          <w:cantSplit w:val="true"/>
+        </w:trPr>
+        <w:tc>
+          <w:tcPr>
+            <w:tcW w:type="dxa" w:w="454"/>
+          </w:tcPr>
+          <w:p>
+            <w:pPr>
+              <w:spacing w:after="40"/>
+              <w:jc w:val="center"/>
+            </w:pPr>
+            <w:r>
+              <w:rPr>
+                <w:sz w:val="16"/>
+              </w:rPr>
+              <w:t>8</w:t>
+            </w:r>
+          </w:p>
+        </w:tc>
+        <w:tc>
+          <w:tcPr>
+            <w:tcW w:type="dxa" w:w="3061"/>
+          </w:tcPr>
+          <w:p>
+            <w:pPr>
+              <w:spacing w:after="40"/>
+              <w:jc w:val="left"/>
+            </w:pPr>
+            <w:r>
+              <w:rPr>
+                <w:sz w:val="16"/>
+              </w:rPr>
+              <w:t>Validación: falta la unidad base, responde 400 con el detalle</w:t>
+            </w:r>
+          </w:p>
+        </w:tc>
+        <w:tc>
+          <w:tcPr>
+            <w:tcW w:type="dxa" w:w="2948"/>
+          </w:tcPr>
+          <w:p>
+            <w:pPr>
+              <w:spacing w:after="40"/>
+              <w:jc w:val="left"/>
+            </w:pPr>
+            <w:r>
+              <w:rPr>
+                <w:rFonts w:ascii="Consolas" w:hAnsi="Consolas"/>
+                <w:sz w:val="13"/>
+              </w:rPr>
+              <w:t>POST /api/categorias</w:t>
+            </w:r>
+          </w:p>
+        </w:tc>
+        <w:tc>
+          <w:tcPr>
+            <w:tcW w:type="dxa" w:w="907"/>
+          </w:tcPr>
+          <w:p>
+            <w:pPr>
+              <w:spacing w:after="40"/>
+              <w:jc w:val="center"/>
+            </w:pPr>
+            <w:r>
+              <w:rPr>
+                <w:sz w:val="16"/>
+              </w:rPr>
+              <w:t>400</w:t>
+            </w:r>
+          </w:p>
+        </w:tc>
+        <w:tc>
+          <w:tcPr>
+            <w:tcW w:type="dxa" w:w="907"/>
+          </w:tcPr>
+          <w:p>
+            <w:pPr>
+              <w:spacing w:after="40"/>
+              <w:jc w:val="center"/>
+            </w:pPr>
+            <w:r>
+              <w:rPr>
+                <w:sz w:val="16"/>
+              </w:rPr>
+              <w:t>400</w:t>
+            </w:r>
+          </w:p>
+        </w:tc>
+        <w:tc>
+          <w:tcPr>
+            <w:tcW w:type="dxa" w:w="907"/>
+          </w:tcPr>
+          <w:p>
+            <w:pPr>
+              <w:spacing w:after="40"/>
+              <w:jc w:val="center"/>
+            </w:pPr>
+            <w:r>
+              <w:rPr>
+                <w:sz w:val="16"/>
+              </w:rPr>
+              <w:t>Sí</w:t>
+            </w:r>
+          </w:p>
+        </w:tc>
+      </w:tr>
+      <w:tr>
+        <w:trPr>
+          <w:cantSplit w:val="true"/>
+        </w:trPr>
+        <w:tc>
+          <w:tcPr>
+            <w:tcW w:type="dxa" w:w="454"/>
+          </w:tcPr>
+          <w:p>
+            <w:pPr>
+              <w:spacing w:after="40"/>
+              <w:jc w:val="center"/>
+            </w:pPr>
+            <w:r>
+              <w:rPr>
+                <w:sz w:val="16"/>
+              </w:rPr>
+              <w:t>9</w:t>
+            </w:r>
+          </w:p>
+        </w:tc>
+        <w:tc>
+          <w:tcPr>
+            <w:tcW w:type="dxa" w:w="3061"/>
+          </w:tcPr>
+          <w:p>
+            <w:pPr>
+              <w:spacing w:after="40"/>
+              <w:jc w:val="left"/>
+            </w:pPr>
+            <w:r>
+              <w:rPr>
+                <w:sz w:val="16"/>
+              </w:rPr>
+              <w:t>Borrarla (D)</w:t>
+            </w:r>
+          </w:p>
+        </w:tc>
+        <w:tc>
+          <w:tcPr>
+            <w:tcW w:type="dxa" w:w="2948"/>
+          </w:tcPr>
+          <w:p>
+            <w:pPr>
+              <w:spacing w:after="40"/>
+              <w:jc w:val="left"/>
+            </w:pPr>
+            <w:r>
+              <w:rPr>
+                <w:rFonts w:ascii="Consolas" w:hAnsi="Consolas"/>
+                <w:sz w:val="13"/>
+              </w:rPr>
+              <w:t>DELETE /api/categorias/{id}</w:t>
+            </w:r>
+          </w:p>
+        </w:tc>
+        <w:tc>
+          <w:tcPr>
+            <w:tcW w:type="dxa" w:w="907"/>
+          </w:tcPr>
+          <w:p>
+            <w:pPr>
+              <w:spacing w:after="40"/>
+              <w:jc w:val="center"/>
+            </w:pPr>
+            <w:r>
+              <w:rPr>
+                <w:sz w:val="16"/>
+              </w:rPr>
+              <w:t>204</w:t>
+            </w:r>
+          </w:p>
+        </w:tc>
+        <w:tc>
+          <w:tcPr>
+            <w:tcW w:type="dxa" w:w="907"/>
+          </w:tcPr>
+          <w:p>
+            <w:pPr>
+              <w:spacing w:after="40"/>
+              <w:jc w:val="center"/>
+            </w:pPr>
+            <w:r>
+              <w:rPr>
+                <w:sz w:val="16"/>
+              </w:rPr>
+              <w:t>204</w:t>
+            </w:r>
+          </w:p>
+        </w:tc>
+        <w:tc>
+          <w:tcPr>
+            <w:tcW w:type="dxa" w:w="907"/>
+          </w:tcPr>
+          <w:p>
+            <w:pPr>
+              <w:spacing w:after="40"/>
+              <w:jc w:val="center"/>
+            </w:pPr>
+            <w:r>
+              <w:rPr>
+                <w:sz w:val="16"/>
+              </w:rPr>
+              <w:t>Sí</w:t>
+            </w:r>
+          </w:p>
+        </w:tc>
+      </w:tr>
+      <w:tr>
+        <w:trPr>
+          <w:cantSplit w:val="true"/>
+        </w:trPr>
+        <w:tc>
+          <w:tcPr>
+            <w:tcW w:type="dxa" w:w="454"/>
+          </w:tcPr>
+          <w:p>
+            <w:pPr>
+              <w:spacing w:after="40"/>
+              <w:jc w:val="center"/>
+            </w:pPr>
+            <w:r>
+              <w:rPr>
+                <w:sz w:val="16"/>
+              </w:rPr>
+              <w:t>10</w:t>
+            </w:r>
+          </w:p>
+        </w:tc>
+        <w:tc>
+          <w:tcPr>
+            <w:tcW w:type="dxa" w:w="3061"/>
+          </w:tcPr>
+          <w:p>
+            <w:pPr>
+              <w:spacing w:after="40"/>
+              <w:jc w:val="left"/>
+            </w:pPr>
+            <w:r>
+              <w:rPr>
+                <w:sz w:val="16"/>
+              </w:rPr>
+              <w:t>Ya no existe: 404 con el formato único de error</w:t>
+            </w:r>
+          </w:p>
+        </w:tc>
+        <w:tc>
+          <w:tcPr>
+            <w:tcW w:type="dxa" w:w="2948"/>
+          </w:tcPr>
+          <w:p>
+            <w:pPr>
+              <w:spacing w:after="40"/>
+              <w:jc w:val="left"/>
+            </w:pPr>
+            <w:r>
+              <w:rPr>
+                <w:rFonts w:ascii="Consolas" w:hAnsi="Consolas"/>
+                <w:sz w:val="13"/>
+              </w:rPr>
+              <w:t>GET /api/categorias/{id}</w:t>
+            </w:r>
+          </w:p>
+        </w:tc>
+        <w:tc>
+          <w:tcPr>
+            <w:tcW w:type="dxa" w:w="907"/>
+          </w:tcPr>
+          <w:p>
+            <w:pPr>
+              <w:spacing w:after="40"/>
+              <w:jc w:val="center"/>
+            </w:pPr>
+            <w:r>
+              <w:rPr>
+                <w:sz w:val="16"/>
+              </w:rPr>
+              <w:t>404</w:t>
+            </w:r>
+          </w:p>
+        </w:tc>
+        <w:tc>
+          <w:tcPr>
+            <w:tcW w:type="dxa" w:w="907"/>
+          </w:tcPr>
+          <w:p>
+            <w:pPr>
+              <w:spacing w:after="40"/>
+              <w:jc w:val="center"/>
+            </w:pPr>
+            <w:r>
+              <w:rPr>
+                <w:sz w:val="16"/>
+              </w:rPr>
+              <w:t>404</w:t>
+            </w:r>
+          </w:p>
+        </w:tc>
+        <w:tc>
+          <w:tcPr>
+            <w:tcW w:type="dxa" w:w="907"/>
+          </w:tcPr>
+          <w:p>
+            <w:pPr>
+              <w:spacing w:after="40"/>
+              <w:jc w:val="center"/>
+            </w:pPr>
+            <w:r>
+              <w:rPr>
+                <w:sz w:val="16"/>
+              </w:rPr>
+              <w:t>Sí</w:t>
+            </w:r>
+          </w:p>
+        </w:tc>
+      </w:tr>
+      <w:tr>
+        <w:trPr>
+          <w:cantSplit w:val="true"/>
+        </w:trPr>
+        <w:tc>
+          <w:tcPr>
+            <w:tcW w:type="dxa" w:w="454"/>
+          </w:tcPr>
+          <w:p>
+            <w:pPr>
+              <w:spacing w:after="40"/>
+              <w:jc w:val="center"/>
+            </w:pPr>
+            <w:r>
+              <w:rPr>
+                <w:sz w:val="16"/>
+              </w:rPr>
+              <w:t>11</w:t>
+            </w:r>
+          </w:p>
+        </w:tc>
+        <w:tc>
+          <w:tcPr>
+            <w:tcW w:type="dxa" w:w="3061"/>
+          </w:tcPr>
+          <w:p>
+            <w:pPr>
+              <w:spacing w:after="40"/>
+              <w:jc w:val="left"/>
+            </w:pPr>
+            <w:r>
+              <w:rPr>
+                <w:sz w:val="16"/>
+              </w:rPr>
+              <w:t>Seguimiento público de un folio que no existe: mensaje genérico</w:t>
+            </w:r>
+          </w:p>
+        </w:tc>
+        <w:tc>
+          <w:tcPr>
+            <w:tcW w:type="dxa" w:w="2948"/>
+          </w:tcPr>
+          <w:p>
+            <w:pPr>
+              <w:spacing w:after="40"/>
+              <w:jc w:val="left"/>
+            </w:pPr>
+            <w:r>
+              <w:rPr>
+                <w:rFonts w:ascii="Consolas" w:hAnsi="Consolas"/>
+                <w:sz w:val="13"/>
+              </w:rPr>
+              <w:t>GET /api/seguimiento/DON-0000-0000</w:t>
+            </w:r>
+          </w:p>
+        </w:tc>
+        <w:tc>
+          <w:tcPr>
+            <w:tcW w:type="dxa" w:w="907"/>
+          </w:tcPr>
+          <w:p>
+            <w:pPr>
+              <w:spacing w:after="40"/>
+              <w:jc w:val="center"/>
+            </w:pPr>
+            <w:r>
+              <w:rPr>
+                <w:sz w:val="16"/>
+              </w:rPr>
+              <w:t>404</w:t>
+            </w:r>
+          </w:p>
+        </w:tc>
+        <w:tc>
+          <w:tcPr>
+            <w:tcW w:type="dxa" w:w="907"/>
+          </w:tcPr>
+          <w:p>
+            <w:pPr>
+              <w:spacing w:after="40"/>
+              <w:jc w:val="center"/>
+            </w:pPr>
+            <w:r>
+              <w:rPr>
+                <w:sz w:val="16"/>
+              </w:rPr>
+              <w:t>404</w:t>
+            </w:r>
+          </w:p>
+        </w:tc>
+        <w:tc>
+          <w:tcPr>
+            <w:tcW w:type="dxa" w:w="907"/>
+          </w:tcPr>
+          <w:p>
+            <w:pPr>
+              <w:spacing w:after="40"/>
+              <w:jc w:val="center"/>
+            </w:pPr>
+            <w:r>
+              <w:rPr>
+                <w:sz w:val="16"/>
+              </w:rPr>
+              <w:t>Sí</w:t>
+            </w:r>
+          </w:p>
+        </w:tc>
+      </w:tr>
+    </w:tbl>
+    <w:p>
+      <w:pPr>
+        <w:spacing w:after="40"/>
+      </w:pPr>
+    </w:p>
     <w:tbl>
       <w:tblPr>
         <w:tblStyle w:val="Tablaconcuadrcula"/>
@@ -3202,7 +4558,7 @@
     </w:p>
     <w:p>
       <w:r>
-        <w:t xml:space="preserve">Salida de </w:t>
+        <w:t xml:space="preserve">Cada ficha es una petición de </w:t>
       </w:r>
       <w:r>
         <w:rPr>
@@ -3212,499 +4568,3372 @@
         <w:t>scripts/pruebas-manuales.sh</w:t>
       </w:r>
       <w:r>
-        <w:t xml:space="preserve"> contra la API levantada con Docker Compose, una captura por prueba: la petición con curl, el código HTTP y el cuerpo de la respuesta. La contraseña y el token de sesión se reemplazan por asteriscos y por «&lt;token&gt;». La última captura muestra los contenedores del Compose en estado «healthy» y los volúmenes donde persisten la base y los archivos.</w:t>
+        <w:t xml:space="preserve"> contra la API levantada con Docker Compose, con lo que se envió y lo que respondió la API. La contraseña y el token de sesión no se muestran: el token aparece como «&lt;token&gt;».</w:t>
+      </w:r>
+    </w:p>
+    <w:tbl>
+      <w:tblPr>
+        <w:tblStyle w:val="Tablaconcuadrcula"/>
+        <w:tblW w:type="auto" w:w="0"/>
+        <w:jc w:val="center"/>
+        <w:tblLook w:firstColumn="1" w:firstRow="1" w:lastColumn="0" w:lastRow="0" w:noHBand="0" w:noVBand="1" w:val="04A0"/>
+      </w:tblPr>
+      <w:tblGrid>
+        <w:gridCol w:w="4592"/>
+        <w:gridCol w:w="4592"/>
+      </w:tblGrid>
+      <w:tr>
+        <w:trPr>
+          <w:cantSplit w:val="true"/>
+          <w:tblHeader w:val="true"/>
+        </w:trPr>
+        <w:tc>
+          <w:tcPr>
+            <w:tcW w:type="dxa" w:w="9184"/>
+            <w:gridSpan w:val="2"/>
+            <w:shd w:val="clear" w:color="auto" w:fill="0F6E6E"/>
+          </w:tcPr>
+          <w:p>
+            <w:pPr>
+              <w:spacing w:after="20"/>
+              <w:jc w:val="left"/>
+            </w:pPr>
+            <w:r>
+              <w:rPr>
+                <w:b/>
+                <w:color w:val="FFFFFF"/>
+                <w:sz w:val="18"/>
+              </w:rPr>
+              <w:t>1. Estado del servicio (público)</w:t>
+            </w:r>
+          </w:p>
+        </w:tc>
+      </w:tr>
+      <w:tr>
+        <w:trPr>
+          <w:cantSplit w:val="true"/>
+        </w:trPr>
+        <w:tc>
+          <w:tcPr>
+            <w:tcW w:type="dxa" w:w="1474"/>
+            <w:shd w:val="clear" w:color="auto" w:fill="E6F4F4"/>
+          </w:tcPr>
+          <w:p>
+            <w:pPr>
+              <w:spacing w:after="20"/>
+              <w:jc w:val="left"/>
+            </w:pPr>
+            <w:r>
+              <w:rPr>
+                <w:b/>
+                <w:sz w:val="17"/>
+              </w:rPr>
+              <w:t>Petición</w:t>
+            </w:r>
+          </w:p>
+        </w:tc>
+        <w:tc>
+          <w:tcPr>
+            <w:tcW w:type="dxa" w:w="7710"/>
+          </w:tcPr>
+          <w:p>
+            <w:pPr>
+              <w:spacing w:after="20"/>
+              <w:jc w:val="left"/>
+            </w:pPr>
+            <w:r>
+              <w:rPr>
+                <w:rFonts w:ascii="Consolas" w:hAnsi="Consolas"/>
+                <w:b w:val="0"/>
+                <w:sz w:val="16"/>
+              </w:rPr>
+              <w:t>GET /api/salud</w:t>
+            </w:r>
+          </w:p>
+        </w:tc>
+      </w:tr>
+      <w:tr>
+        <w:trPr>
+          <w:cantSplit w:val="true"/>
+        </w:trPr>
+        <w:tc>
+          <w:tcPr>
+            <w:tcW w:type="dxa" w:w="1474"/>
+            <w:shd w:val="clear" w:color="auto" w:fill="E6F4F4"/>
+          </w:tcPr>
+          <w:p>
+            <w:pPr>
+              <w:spacing w:after="20"/>
+              <w:jc w:val="left"/>
+            </w:pPr>
+            <w:r>
+              <w:rPr>
+                <w:b/>
+                <w:sz w:val="17"/>
+              </w:rPr>
+              <w:t>Respuesta</w:t>
+            </w:r>
+          </w:p>
+        </w:tc>
+        <w:tc>
+          <w:tcPr>
+            <w:tcW w:type="dxa" w:w="7710"/>
+          </w:tcPr>
+          <w:p>
+            <w:pPr>
+              <w:spacing w:after="20"/>
+              <w:jc w:val="left"/>
+            </w:pPr>
+            <w:r>
+              <w:rPr>
+                <w:rFonts w:ascii="Consolas" w:hAnsi="Consolas"/>
+                <w:b w:val="0"/>
+                <w:sz w:val="16"/>
+              </w:rPr>
+              <w:t>200 OK</w:t>
+            </w:r>
+          </w:p>
+        </w:tc>
+      </w:tr>
+      <w:tr>
+        <w:trPr>
+          <w:cantSplit w:val="true"/>
+        </w:trPr>
+        <w:tc>
+          <w:tcPr>
+            <w:tcW w:type="dxa" w:w="1474"/>
+            <w:shd w:val="clear" w:color="auto" w:fill="E6F4F4"/>
+          </w:tcPr>
+          <w:p>
+            <w:pPr>
+              <w:spacing w:after="20"/>
+              <w:jc w:val="left"/>
+            </w:pPr>
+            <w:r>
+              <w:rPr>
+                <w:b/>
+                <w:sz w:val="17"/>
+              </w:rPr>
+              <w:t>Cuerpo</w:t>
+            </w:r>
+          </w:p>
+        </w:tc>
+        <w:tc>
+          <w:tcPr>
+            <w:tcW w:type="dxa" w:w="7710"/>
+          </w:tcPr>
+          <w:p>
+            <w:pPr>
+              <w:spacing w:after="20"/>
+              <w:jc w:val="left"/>
+            </w:pPr>
+            <w:r>
+              <w:rPr>
+                <w:rFonts w:ascii="Consolas" w:hAnsi="Consolas"/>
+                <w:b w:val="0"/>
+                <w:sz w:val="16"/>
+              </w:rPr>
+              <w:t>{</w:t>
+              <w:br/>
+            </w:r>
+            <w:r>
+              <w:rPr>
+                <w:rFonts w:ascii="Consolas" w:hAnsi="Consolas"/>
+                <w:b w:val="0"/>
+                <w:sz w:val="16"/>
+              </w:rPr>
+              <w:t xml:space="preserve">  "estado": "ok",</w:t>
+              <w:br/>
+            </w:r>
+            <w:r>
+              <w:rPr>
+                <w:rFonts w:ascii="Consolas" w:hAnsi="Consolas"/>
+                <w:b w:val="0"/>
+                <w:sz w:val="16"/>
+              </w:rPr>
+              <w:t xml:space="preserve">  "base": "ok"</w:t>
+              <w:br/>
+            </w:r>
+            <w:r>
+              <w:rPr>
+                <w:rFonts w:ascii="Consolas" w:hAnsi="Consolas"/>
+                <w:b w:val="0"/>
+                <w:sz w:val="16"/>
+              </w:rPr>
+              <w:t>}</w:t>
+            </w:r>
+          </w:p>
+        </w:tc>
+      </w:tr>
+    </w:tbl>
+    <w:p>
+      <w:pPr>
+        <w:spacing w:after="80"/>
+      </w:pPr>
+    </w:p>
+    <w:tbl>
+      <w:tblPr>
+        <w:tblStyle w:val="Tablaconcuadrcula"/>
+        <w:tblW w:type="auto" w:w="0"/>
+        <w:jc w:val="center"/>
+        <w:tblLook w:firstColumn="1" w:firstRow="1" w:lastColumn="0" w:lastRow="0" w:noHBand="0" w:noVBand="1" w:val="04A0"/>
+      </w:tblPr>
+      <w:tblGrid>
+        <w:gridCol w:w="4592"/>
+        <w:gridCol w:w="4592"/>
+      </w:tblGrid>
+      <w:tr>
+        <w:trPr>
+          <w:cantSplit w:val="true"/>
+          <w:tblHeader w:val="true"/>
+        </w:trPr>
+        <w:tc>
+          <w:tcPr>
+            <w:tcW w:type="dxa" w:w="9184"/>
+            <w:gridSpan w:val="2"/>
+            <w:shd w:val="clear" w:color="auto" w:fill="0F6E6E"/>
+          </w:tcPr>
+          <w:p>
+            <w:pPr>
+              <w:spacing w:after="20"/>
+              <w:jc w:val="left"/>
+            </w:pPr>
+            <w:r>
+              <w:rPr>
+                <w:b/>
+                <w:color w:val="FFFFFF"/>
+                <w:sz w:val="18"/>
+              </w:rPr>
+              <w:t>2. Sin sesión, una ruta protegida responde 401</w:t>
+            </w:r>
+          </w:p>
+        </w:tc>
+      </w:tr>
+      <w:tr>
+        <w:trPr>
+          <w:cantSplit w:val="true"/>
+        </w:trPr>
+        <w:tc>
+          <w:tcPr>
+            <w:tcW w:type="dxa" w:w="1474"/>
+            <w:shd w:val="clear" w:color="auto" w:fill="E6F4F4"/>
+          </w:tcPr>
+          <w:p>
+            <w:pPr>
+              <w:spacing w:after="20"/>
+              <w:jc w:val="left"/>
+            </w:pPr>
+            <w:r>
+              <w:rPr>
+                <w:b/>
+                <w:sz w:val="17"/>
+              </w:rPr>
+              <w:t>Petición</w:t>
+            </w:r>
+          </w:p>
+        </w:tc>
+        <w:tc>
+          <w:tcPr>
+            <w:tcW w:type="dxa" w:w="7710"/>
+          </w:tcPr>
+          <w:p>
+            <w:pPr>
+              <w:spacing w:after="20"/>
+              <w:jc w:val="left"/>
+            </w:pPr>
+            <w:r>
+              <w:rPr>
+                <w:rFonts w:ascii="Consolas" w:hAnsi="Consolas"/>
+                <w:b w:val="0"/>
+                <w:sz w:val="16"/>
+              </w:rPr>
+              <w:t>GET /api/categorias</w:t>
+            </w:r>
+          </w:p>
+        </w:tc>
+      </w:tr>
+      <w:tr>
+        <w:trPr>
+          <w:cantSplit w:val="true"/>
+        </w:trPr>
+        <w:tc>
+          <w:tcPr>
+            <w:tcW w:type="dxa" w:w="1474"/>
+            <w:shd w:val="clear" w:color="auto" w:fill="E6F4F4"/>
+          </w:tcPr>
+          <w:p>
+            <w:pPr>
+              <w:spacing w:after="20"/>
+              <w:jc w:val="left"/>
+            </w:pPr>
+            <w:r>
+              <w:rPr>
+                <w:b/>
+                <w:sz w:val="17"/>
+              </w:rPr>
+              <w:t>Respuesta</w:t>
+            </w:r>
+          </w:p>
+        </w:tc>
+        <w:tc>
+          <w:tcPr>
+            <w:tcW w:type="dxa" w:w="7710"/>
+          </w:tcPr>
+          <w:p>
+            <w:pPr>
+              <w:spacing w:after="20"/>
+              <w:jc w:val="left"/>
+            </w:pPr>
+            <w:r>
+              <w:rPr>
+                <w:rFonts w:ascii="Consolas" w:hAnsi="Consolas"/>
+                <w:b w:val="0"/>
+                <w:sz w:val="16"/>
+              </w:rPr>
+              <w:t>401 Unauthorized</w:t>
+            </w:r>
+          </w:p>
+        </w:tc>
+      </w:tr>
+      <w:tr>
+        <w:trPr>
+          <w:cantSplit w:val="true"/>
+        </w:trPr>
+        <w:tc>
+          <w:tcPr>
+            <w:tcW w:type="dxa" w:w="1474"/>
+            <w:shd w:val="clear" w:color="auto" w:fill="E6F4F4"/>
+          </w:tcPr>
+          <w:p>
+            <w:pPr>
+              <w:spacing w:after="20"/>
+              <w:jc w:val="left"/>
+            </w:pPr>
+            <w:r>
+              <w:rPr>
+                <w:b/>
+                <w:sz w:val="17"/>
+              </w:rPr>
+              <w:t>Cuerpo</w:t>
+            </w:r>
+          </w:p>
+        </w:tc>
+        <w:tc>
+          <w:tcPr>
+            <w:tcW w:type="dxa" w:w="7710"/>
+          </w:tcPr>
+          <w:p>
+            <w:pPr>
+              <w:spacing w:after="20"/>
+              <w:jc w:val="left"/>
+            </w:pPr>
+            <w:r>
+              <w:rPr>
+                <w:rFonts w:ascii="Consolas" w:hAnsi="Consolas"/>
+                <w:b w:val="0"/>
+                <w:sz w:val="16"/>
+              </w:rPr>
+              <w:t>{</w:t>
+              <w:br/>
+            </w:r>
+            <w:r>
+              <w:rPr>
+                <w:rFonts w:ascii="Consolas" w:hAnsi="Consolas"/>
+                <w:b w:val="0"/>
+                <w:sz w:val="16"/>
+              </w:rPr>
+              <w:t xml:space="preserve">  "estado": 401,</w:t>
+              <w:br/>
+            </w:r>
+            <w:r>
+              <w:rPr>
+                <w:rFonts w:ascii="Consolas" w:hAnsi="Consolas"/>
+                <w:b w:val="0"/>
+                <w:sz w:val="16"/>
+              </w:rPr>
+              <w:t xml:space="preserve">  "codigo": "NO_AUTENTICADO",</w:t>
+              <w:br/>
+            </w:r>
+            <w:r>
+              <w:rPr>
+                <w:rFonts w:ascii="Consolas" w:hAnsi="Consolas"/>
+                <w:b w:val="0"/>
+                <w:sz w:val="16"/>
+              </w:rPr>
+              <w:t xml:space="preserve">  "mensaje": "Falta la sesión"</w:t>
+              <w:br/>
+            </w:r>
+            <w:r>
+              <w:rPr>
+                <w:rFonts w:ascii="Consolas" w:hAnsi="Consolas"/>
+                <w:b w:val="0"/>
+                <w:sz w:val="16"/>
+              </w:rPr>
+              <w:t>}</w:t>
+            </w:r>
+          </w:p>
+        </w:tc>
+      </w:tr>
+    </w:tbl>
+    <w:p>
+      <w:pPr>
+        <w:spacing w:after="80"/>
+      </w:pPr>
+    </w:p>
+    <w:tbl>
+      <w:tblPr>
+        <w:tblStyle w:val="Tablaconcuadrcula"/>
+        <w:tblW w:type="auto" w:w="0"/>
+        <w:jc w:val="center"/>
+        <w:tblLook w:firstColumn="1" w:firstRow="1" w:lastColumn="0" w:lastRow="0" w:noHBand="0" w:noVBand="1" w:val="04A0"/>
+      </w:tblPr>
+      <w:tblGrid>
+        <w:gridCol w:w="4592"/>
+        <w:gridCol w:w="4592"/>
+      </w:tblGrid>
+      <w:tr>
+        <w:trPr>
+          <w:cantSplit w:val="true"/>
+          <w:tblHeader w:val="true"/>
+        </w:trPr>
+        <w:tc>
+          <w:tcPr>
+            <w:tcW w:type="dxa" w:w="9184"/>
+            <w:gridSpan w:val="2"/>
+            <w:shd w:val="clear" w:color="auto" w:fill="0F6E6E"/>
+          </w:tcPr>
+          <w:p>
+            <w:pPr>
+              <w:spacing w:after="20"/>
+              <w:jc w:val="left"/>
+            </w:pPr>
+            <w:r>
+              <w:rPr>
+                <w:b/>
+                <w:color w:val="FFFFFF"/>
+                <w:sz w:val="18"/>
+              </w:rPr>
+              <w:t>3. Inicio de sesión del administrador</w:t>
+            </w:r>
+          </w:p>
+        </w:tc>
+      </w:tr>
+      <w:tr>
+        <w:trPr>
+          <w:cantSplit w:val="true"/>
+        </w:trPr>
+        <w:tc>
+          <w:tcPr>
+            <w:tcW w:type="dxa" w:w="1474"/>
+            <w:shd w:val="clear" w:color="auto" w:fill="E6F4F4"/>
+          </w:tcPr>
+          <w:p>
+            <w:pPr>
+              <w:spacing w:after="20"/>
+              <w:jc w:val="left"/>
+            </w:pPr>
+            <w:r>
+              <w:rPr>
+                <w:b/>
+                <w:sz w:val="17"/>
+              </w:rPr>
+              <w:t>Petición</w:t>
+            </w:r>
+          </w:p>
+        </w:tc>
+        <w:tc>
+          <w:tcPr>
+            <w:tcW w:type="dxa" w:w="7710"/>
+          </w:tcPr>
+          <w:p>
+            <w:pPr>
+              <w:spacing w:after="20"/>
+              <w:jc w:val="left"/>
+            </w:pPr>
+            <w:r>
+              <w:rPr>
+                <w:rFonts w:ascii="Consolas" w:hAnsi="Consolas"/>
+                <w:b w:val="0"/>
+                <w:sz w:val="16"/>
+              </w:rPr>
+              <w:t>POST /api/auth/sesion</w:t>
+            </w:r>
+          </w:p>
+        </w:tc>
+      </w:tr>
+      <w:tr>
+        <w:trPr>
+          <w:cantSplit w:val="true"/>
+        </w:trPr>
+        <w:tc>
+          <w:tcPr>
+            <w:tcW w:type="dxa" w:w="1474"/>
+            <w:shd w:val="clear" w:color="auto" w:fill="E6F4F4"/>
+          </w:tcPr>
+          <w:p>
+            <w:pPr>
+              <w:spacing w:after="20"/>
+              <w:jc w:val="left"/>
+            </w:pPr>
+            <w:r>
+              <w:rPr>
+                <w:b/>
+                <w:sz w:val="17"/>
+              </w:rPr>
+              <w:t>Envía</w:t>
+            </w:r>
+          </w:p>
+        </w:tc>
+        <w:tc>
+          <w:tcPr>
+            <w:tcW w:type="dxa" w:w="7710"/>
+          </w:tcPr>
+          <w:p>
+            <w:pPr>
+              <w:spacing w:after="20"/>
+              <w:jc w:val="left"/>
+            </w:pPr>
+            <w:r>
+              <w:rPr>
+                <w:rFonts w:ascii="Consolas" w:hAnsi="Consolas"/>
+                <w:b w:val="0"/>
+                <w:sz w:val="16"/>
+              </w:rPr>
+              <w:t>{"usuario":"admin","contrasena":"********"}</w:t>
+            </w:r>
+          </w:p>
+        </w:tc>
+      </w:tr>
+      <w:tr>
+        <w:trPr>
+          <w:cantSplit w:val="true"/>
+        </w:trPr>
+        <w:tc>
+          <w:tcPr>
+            <w:tcW w:type="dxa" w:w="1474"/>
+            <w:shd w:val="clear" w:color="auto" w:fill="E6F4F4"/>
+          </w:tcPr>
+          <w:p>
+            <w:pPr>
+              <w:spacing w:after="20"/>
+              <w:jc w:val="left"/>
+            </w:pPr>
+            <w:r>
+              <w:rPr>
+                <w:b/>
+                <w:sz w:val="17"/>
+              </w:rPr>
+              <w:t>Respuesta</w:t>
+            </w:r>
+          </w:p>
+        </w:tc>
+        <w:tc>
+          <w:tcPr>
+            <w:tcW w:type="dxa" w:w="7710"/>
+          </w:tcPr>
+          <w:p>
+            <w:pPr>
+              <w:spacing w:after="20"/>
+              <w:jc w:val="left"/>
+            </w:pPr>
+            <w:r>
+              <w:rPr>
+                <w:rFonts w:ascii="Consolas" w:hAnsi="Consolas"/>
+                <w:b w:val="0"/>
+                <w:sz w:val="16"/>
+              </w:rPr>
+              <w:t>200 OK</w:t>
+            </w:r>
+          </w:p>
+        </w:tc>
+      </w:tr>
+      <w:tr>
+        <w:trPr>
+          <w:cantSplit w:val="true"/>
+        </w:trPr>
+        <w:tc>
+          <w:tcPr>
+            <w:tcW w:type="dxa" w:w="1474"/>
+            <w:shd w:val="clear" w:color="auto" w:fill="E6F4F4"/>
+          </w:tcPr>
+          <w:p>
+            <w:pPr>
+              <w:spacing w:after="20"/>
+              <w:jc w:val="left"/>
+            </w:pPr>
+            <w:r>
+              <w:rPr>
+                <w:b/>
+                <w:sz w:val="17"/>
+              </w:rPr>
+              <w:t>Cookie</w:t>
+            </w:r>
+          </w:p>
+        </w:tc>
+        <w:tc>
+          <w:tcPr>
+            <w:tcW w:type="dxa" w:w="7710"/>
+          </w:tcPr>
+          <w:p>
+            <w:pPr>
+              <w:spacing w:after="20"/>
+              <w:jc w:val="left"/>
+            </w:pPr>
+            <w:r>
+              <w:rPr>
+                <w:rFonts w:ascii="Consolas" w:hAnsi="Consolas"/>
+                <w:b w:val="0"/>
+                <w:sz w:val="16"/>
+              </w:rPr>
+              <w:t>acopio_sesion=&lt;token&gt;; Max-Age=28799; Path=/api; Expires=Thu, 08 Oct 2026 03:14:01 GMT; HttpOnly; SameSite=Strict</w:t>
+            </w:r>
+          </w:p>
+        </w:tc>
+      </w:tr>
+    </w:tbl>
+    <w:p>
+      <w:pPr>
+        <w:spacing w:after="80"/>
+      </w:pPr>
+    </w:p>
+    <w:tbl>
+      <w:tblPr>
+        <w:tblStyle w:val="Tablaconcuadrcula"/>
+        <w:tblW w:type="auto" w:w="0"/>
+        <w:jc w:val="center"/>
+        <w:tblLook w:firstColumn="1" w:firstRow="1" w:lastColumn="0" w:lastRow="0" w:noHBand="0" w:noVBand="1" w:val="04A0"/>
+      </w:tblPr>
+      <w:tblGrid>
+        <w:gridCol w:w="4592"/>
+        <w:gridCol w:w="4592"/>
+      </w:tblGrid>
+      <w:tr>
+        <w:trPr>
+          <w:cantSplit w:val="true"/>
+          <w:tblHeader w:val="true"/>
+        </w:trPr>
+        <w:tc>
+          <w:tcPr>
+            <w:tcW w:type="dxa" w:w="9184"/>
+            <w:gridSpan w:val="2"/>
+            <w:shd w:val="clear" w:color="auto" w:fill="0F6E6E"/>
+          </w:tcPr>
+          <w:p>
+            <w:pPr>
+              <w:spacing w:after="20"/>
+              <w:jc w:val="left"/>
+            </w:pPr>
+            <w:r>
+              <w:rPr>
+                <w:b/>
+                <w:color w:val="FFFFFF"/>
+                <w:sz w:val="18"/>
+              </w:rPr>
+              <w:t>4. Quién soy</w:t>
+            </w:r>
+          </w:p>
+        </w:tc>
+      </w:tr>
+      <w:tr>
+        <w:trPr>
+          <w:cantSplit w:val="true"/>
+        </w:trPr>
+        <w:tc>
+          <w:tcPr>
+            <w:tcW w:type="dxa" w:w="1474"/>
+            <w:shd w:val="clear" w:color="auto" w:fill="E6F4F4"/>
+          </w:tcPr>
+          <w:p>
+            <w:pPr>
+              <w:spacing w:after="20"/>
+              <w:jc w:val="left"/>
+            </w:pPr>
+            <w:r>
+              <w:rPr>
+                <w:b/>
+                <w:sz w:val="17"/>
+              </w:rPr>
+              <w:t>Petición</w:t>
+            </w:r>
+          </w:p>
+        </w:tc>
+        <w:tc>
+          <w:tcPr>
+            <w:tcW w:type="dxa" w:w="7710"/>
+          </w:tcPr>
+          <w:p>
+            <w:pPr>
+              <w:spacing w:after="20"/>
+              <w:jc w:val="left"/>
+            </w:pPr>
+            <w:r>
+              <w:rPr>
+                <w:rFonts w:ascii="Consolas" w:hAnsi="Consolas"/>
+                <w:b w:val="0"/>
+                <w:sz w:val="16"/>
+              </w:rPr>
+              <w:t>GET /api/auth/yo</w:t>
+            </w:r>
+          </w:p>
+        </w:tc>
+      </w:tr>
+      <w:tr>
+        <w:trPr>
+          <w:cantSplit w:val="true"/>
+        </w:trPr>
+        <w:tc>
+          <w:tcPr>
+            <w:tcW w:type="dxa" w:w="1474"/>
+            <w:shd w:val="clear" w:color="auto" w:fill="E6F4F4"/>
+          </w:tcPr>
+          <w:p>
+            <w:pPr>
+              <w:spacing w:after="20"/>
+              <w:jc w:val="left"/>
+            </w:pPr>
+            <w:r>
+              <w:rPr>
+                <w:b/>
+                <w:sz w:val="17"/>
+              </w:rPr>
+              <w:t>Sesión</w:t>
+            </w:r>
+          </w:p>
+        </w:tc>
+        <w:tc>
+          <w:tcPr>
+            <w:tcW w:type="dxa" w:w="7710"/>
+          </w:tcPr>
+          <w:p>
+            <w:pPr>
+              <w:spacing w:after="20"/>
+              <w:jc w:val="left"/>
+            </w:pPr>
+            <w:r>
+              <w:rPr>
+                <w:rFonts w:ascii="Consolas" w:hAnsi="Consolas"/>
+                <w:b w:val="0"/>
+                <w:sz w:val="16"/>
+              </w:rPr>
+              <w:t>Authorization: Bearer &lt;token&gt;</w:t>
+            </w:r>
+          </w:p>
+        </w:tc>
+      </w:tr>
+      <w:tr>
+        <w:trPr>
+          <w:cantSplit w:val="true"/>
+        </w:trPr>
+        <w:tc>
+          <w:tcPr>
+            <w:tcW w:type="dxa" w:w="1474"/>
+            <w:shd w:val="clear" w:color="auto" w:fill="E6F4F4"/>
+          </w:tcPr>
+          <w:p>
+            <w:pPr>
+              <w:spacing w:after="20"/>
+              <w:jc w:val="left"/>
+            </w:pPr>
+            <w:r>
+              <w:rPr>
+                <w:b/>
+                <w:sz w:val="17"/>
+              </w:rPr>
+              <w:t>Respuesta</w:t>
+            </w:r>
+          </w:p>
+        </w:tc>
+        <w:tc>
+          <w:tcPr>
+            <w:tcW w:type="dxa" w:w="7710"/>
+          </w:tcPr>
+          <w:p>
+            <w:pPr>
+              <w:spacing w:after="20"/>
+              <w:jc w:val="left"/>
+            </w:pPr>
+            <w:r>
+              <w:rPr>
+                <w:rFonts w:ascii="Consolas" w:hAnsi="Consolas"/>
+                <w:b w:val="0"/>
+                <w:sz w:val="16"/>
+              </w:rPr>
+              <w:t>200 OK</w:t>
+            </w:r>
+          </w:p>
+        </w:tc>
+      </w:tr>
+      <w:tr>
+        <w:trPr>
+          <w:cantSplit w:val="true"/>
+        </w:trPr>
+        <w:tc>
+          <w:tcPr>
+            <w:tcW w:type="dxa" w:w="1474"/>
+            <w:shd w:val="clear" w:color="auto" w:fill="E6F4F4"/>
+          </w:tcPr>
+          <w:p>
+            <w:pPr>
+              <w:spacing w:after="20"/>
+              <w:jc w:val="left"/>
+            </w:pPr>
+            <w:r>
+              <w:rPr>
+                <w:b/>
+                <w:sz w:val="17"/>
+              </w:rPr>
+              <w:t>Cuerpo</w:t>
+            </w:r>
+          </w:p>
+        </w:tc>
+        <w:tc>
+          <w:tcPr>
+            <w:tcW w:type="dxa" w:w="7710"/>
+          </w:tcPr>
+          <w:p>
+            <w:pPr>
+              <w:spacing w:after="20"/>
+              <w:jc w:val="left"/>
+            </w:pPr>
+            <w:r>
+              <w:rPr>
+                <w:rFonts w:ascii="Consolas" w:hAnsi="Consolas"/>
+                <w:b w:val="0"/>
+                <w:sz w:val="16"/>
+              </w:rPr>
+              <w:t>{</w:t>
+              <w:br/>
+            </w:r>
+            <w:r>
+              <w:rPr>
+                <w:rFonts w:ascii="Consolas" w:hAnsi="Consolas"/>
+                <w:b w:val="0"/>
+                <w:sz w:val="16"/>
+              </w:rPr>
+              <w:t xml:space="preserve">  "id": "c17b10e6-f29c-405e-987f-3e883c5b1b8a",</w:t>
+              <w:br/>
+            </w:r>
+            <w:r>
+              <w:rPr>
+                <w:rFonts w:ascii="Consolas" w:hAnsi="Consolas"/>
+                <w:b w:val="0"/>
+                <w:sz w:val="16"/>
+              </w:rPr>
+              <w:t xml:space="preserve">  "username": "admin",</w:t>
+              <w:br/>
+            </w:r>
+            <w:r>
+              <w:rPr>
+                <w:rFonts w:ascii="Consolas" w:hAnsi="Consolas"/>
+                <w:b w:val="0"/>
+                <w:sz w:val="16"/>
+              </w:rPr>
+              <w:t xml:space="preserve">  "nombre": "Administrador",</w:t>
+              <w:br/>
+            </w:r>
+            <w:r>
+              <w:rPr>
+                <w:rFonts w:ascii="Consolas" w:hAnsi="Consolas"/>
+                <w:b w:val="0"/>
+                <w:sz w:val="16"/>
+              </w:rPr>
+              <w:t xml:space="preserve">  "rol": "ADMIN",</w:t>
+              <w:br/>
+            </w:r>
+            <w:r>
+              <w:rPr>
+                <w:rFonts w:ascii="Consolas" w:hAnsi="Consolas"/>
+                <w:b w:val="0"/>
+                <w:sz w:val="16"/>
+              </w:rPr>
+              <w:t xml:space="preserve">  "alcanceGlobal": true,</w:t>
+              <w:br/>
+            </w:r>
+            <w:r>
+              <w:rPr>
+                <w:rFonts w:ascii="Consolas" w:hAnsi="Consolas"/>
+                <w:b w:val="0"/>
+                <w:sz w:val="16"/>
+              </w:rPr>
+              <w:t xml:space="preserve">  "asignaciones": []</w:t>
+              <w:br/>
+            </w:r>
+            <w:r>
+              <w:rPr>
+                <w:rFonts w:ascii="Consolas" w:hAnsi="Consolas"/>
+                <w:b w:val="0"/>
+                <w:sz w:val="16"/>
+              </w:rPr>
+              <w:t>}</w:t>
+            </w:r>
+          </w:p>
+        </w:tc>
+      </w:tr>
+    </w:tbl>
+    <w:p>
+      <w:pPr>
+        <w:spacing w:after="80"/>
+      </w:pPr>
+    </w:p>
+    <w:tbl>
+      <w:tblPr>
+        <w:tblStyle w:val="Tablaconcuadrcula"/>
+        <w:tblW w:type="auto" w:w="0"/>
+        <w:jc w:val="center"/>
+        <w:tblLook w:firstColumn="1" w:firstRow="1" w:lastColumn="0" w:lastRow="0" w:noHBand="0" w:noVBand="1" w:val="04A0"/>
+      </w:tblPr>
+      <w:tblGrid>
+        <w:gridCol w:w="4592"/>
+        <w:gridCol w:w="4592"/>
+      </w:tblGrid>
+      <w:tr>
+        <w:trPr>
+          <w:cantSplit w:val="true"/>
+          <w:tblHeader w:val="true"/>
+        </w:trPr>
+        <w:tc>
+          <w:tcPr>
+            <w:tcW w:type="dxa" w:w="9184"/>
+            <w:gridSpan w:val="2"/>
+            <w:shd w:val="clear" w:color="auto" w:fill="0F6E6E"/>
+          </w:tcPr>
+          <w:p>
+            <w:pPr>
+              <w:spacing w:after="20"/>
+              <w:jc w:val="left"/>
+            </w:pPr>
+            <w:r>
+              <w:rPr>
+                <w:b/>
+                <w:color w:val="FFFFFF"/>
+                <w:sz w:val="18"/>
+              </w:rPr>
+              <w:t>5. Crear una categoría (C de CRUD)</w:t>
+            </w:r>
+          </w:p>
+        </w:tc>
+      </w:tr>
+      <w:tr>
+        <w:trPr>
+          <w:cantSplit w:val="true"/>
+        </w:trPr>
+        <w:tc>
+          <w:tcPr>
+            <w:tcW w:type="dxa" w:w="1474"/>
+            <w:shd w:val="clear" w:color="auto" w:fill="E6F4F4"/>
+          </w:tcPr>
+          <w:p>
+            <w:pPr>
+              <w:spacing w:after="20"/>
+              <w:jc w:val="left"/>
+            </w:pPr>
+            <w:r>
+              <w:rPr>
+                <w:b/>
+                <w:sz w:val="17"/>
+              </w:rPr>
+              <w:t>Petición</w:t>
+            </w:r>
+          </w:p>
+        </w:tc>
+        <w:tc>
+          <w:tcPr>
+            <w:tcW w:type="dxa" w:w="7710"/>
+          </w:tcPr>
+          <w:p>
+            <w:pPr>
+              <w:spacing w:after="20"/>
+              <w:jc w:val="left"/>
+            </w:pPr>
+            <w:r>
+              <w:rPr>
+                <w:rFonts w:ascii="Consolas" w:hAnsi="Consolas"/>
+                <w:b w:val="0"/>
+                <w:sz w:val="16"/>
+              </w:rPr>
+              <w:t>POST /api/categorias</w:t>
+            </w:r>
+          </w:p>
+        </w:tc>
+      </w:tr>
+      <w:tr>
+        <w:trPr>
+          <w:cantSplit w:val="true"/>
+        </w:trPr>
+        <w:tc>
+          <w:tcPr>
+            <w:tcW w:type="dxa" w:w="1474"/>
+            <w:shd w:val="clear" w:color="auto" w:fill="E6F4F4"/>
+          </w:tcPr>
+          <w:p>
+            <w:pPr>
+              <w:spacing w:after="20"/>
+              <w:jc w:val="left"/>
+            </w:pPr>
+            <w:r>
+              <w:rPr>
+                <w:b/>
+                <w:sz w:val="17"/>
+              </w:rPr>
+              <w:t>Sesión</w:t>
+            </w:r>
+          </w:p>
+        </w:tc>
+        <w:tc>
+          <w:tcPr>
+            <w:tcW w:type="dxa" w:w="7710"/>
+          </w:tcPr>
+          <w:p>
+            <w:pPr>
+              <w:spacing w:after="20"/>
+              <w:jc w:val="left"/>
+            </w:pPr>
+            <w:r>
+              <w:rPr>
+                <w:rFonts w:ascii="Consolas" w:hAnsi="Consolas"/>
+                <w:b w:val="0"/>
+                <w:sz w:val="16"/>
+              </w:rPr>
+              <w:t>Authorization: Bearer &lt;token&gt;</w:t>
+            </w:r>
+          </w:p>
+        </w:tc>
+      </w:tr>
+      <w:tr>
+        <w:trPr>
+          <w:cantSplit w:val="true"/>
+        </w:trPr>
+        <w:tc>
+          <w:tcPr>
+            <w:tcW w:type="dxa" w:w="1474"/>
+            <w:shd w:val="clear" w:color="auto" w:fill="E6F4F4"/>
+          </w:tcPr>
+          <w:p>
+            <w:pPr>
+              <w:spacing w:after="20"/>
+              <w:jc w:val="left"/>
+            </w:pPr>
+            <w:r>
+              <w:rPr>
+                <w:b/>
+                <w:sz w:val="17"/>
+              </w:rPr>
+              <w:t>Envía</w:t>
+            </w:r>
+          </w:p>
+        </w:tc>
+        <w:tc>
+          <w:tcPr>
+            <w:tcW w:type="dxa" w:w="7710"/>
+          </w:tcPr>
+          <w:p>
+            <w:pPr>
+              <w:spacing w:after="20"/>
+              <w:jc w:val="left"/>
+            </w:pPr>
+            <w:r>
+              <w:rPr>
+                <w:rFonts w:ascii="Consolas" w:hAnsi="Consolas"/>
+                <w:b w:val="0"/>
+                <w:sz w:val="16"/>
+              </w:rPr>
+              <w:t>{"nombre":"Pilas AA prueba 141401","grupo":"HERRAMIENTAS","unidadBase":"UNIDAD","sinonimos":["baterías"]}</w:t>
+            </w:r>
+          </w:p>
+        </w:tc>
+      </w:tr>
+      <w:tr>
+        <w:trPr>
+          <w:cantSplit w:val="true"/>
+        </w:trPr>
+        <w:tc>
+          <w:tcPr>
+            <w:tcW w:type="dxa" w:w="1474"/>
+            <w:shd w:val="clear" w:color="auto" w:fill="E6F4F4"/>
+          </w:tcPr>
+          <w:p>
+            <w:pPr>
+              <w:spacing w:after="20"/>
+              <w:jc w:val="left"/>
+            </w:pPr>
+            <w:r>
+              <w:rPr>
+                <w:b/>
+                <w:sz w:val="17"/>
+              </w:rPr>
+              <w:t>Respuesta</w:t>
+            </w:r>
+          </w:p>
+        </w:tc>
+        <w:tc>
+          <w:tcPr>
+            <w:tcW w:type="dxa" w:w="7710"/>
+          </w:tcPr>
+          <w:p>
+            <w:pPr>
+              <w:spacing w:after="20"/>
+              <w:jc w:val="left"/>
+            </w:pPr>
+            <w:r>
+              <w:rPr>
+                <w:rFonts w:ascii="Consolas" w:hAnsi="Consolas"/>
+                <w:b w:val="0"/>
+                <w:sz w:val="16"/>
+              </w:rPr>
+              <w:t>201 Created</w:t>
+            </w:r>
+          </w:p>
+        </w:tc>
+      </w:tr>
+      <w:tr>
+        <w:trPr>
+          <w:cantSplit w:val="true"/>
+        </w:trPr>
+        <w:tc>
+          <w:tcPr>
+            <w:tcW w:type="dxa" w:w="1474"/>
+            <w:shd w:val="clear" w:color="auto" w:fill="E6F4F4"/>
+          </w:tcPr>
+          <w:p>
+            <w:pPr>
+              <w:spacing w:after="20"/>
+              <w:jc w:val="left"/>
+            </w:pPr>
+            <w:r>
+              <w:rPr>
+                <w:b/>
+                <w:sz w:val="17"/>
+              </w:rPr>
+              <w:t>Cuerpo</w:t>
+            </w:r>
+          </w:p>
+        </w:tc>
+        <w:tc>
+          <w:tcPr>
+            <w:tcW w:type="dxa" w:w="7710"/>
+          </w:tcPr>
+          <w:p>
+            <w:pPr>
+              <w:spacing w:after="20"/>
+              <w:jc w:val="left"/>
+            </w:pPr>
+            <w:r>
+              <w:rPr>
+                <w:rFonts w:ascii="Consolas" w:hAnsi="Consolas"/>
+                <w:b w:val="0"/>
+                <w:sz w:val="16"/>
+              </w:rPr>
+              <w:t>{</w:t>
+              <w:br/>
+            </w:r>
+            <w:r>
+              <w:rPr>
+                <w:rFonts w:ascii="Consolas" w:hAnsi="Consolas"/>
+                <w:b w:val="0"/>
+                <w:sz w:val="16"/>
+              </w:rPr>
+              <w:t xml:space="preserve">  "id": "a20cbde5-68fe-4279-8942-d156e67e3b09",</w:t>
+              <w:br/>
+            </w:r>
+            <w:r>
+              <w:rPr>
+                <w:rFonts w:ascii="Consolas" w:hAnsi="Consolas"/>
+                <w:b w:val="0"/>
+                <w:sz w:val="16"/>
+              </w:rPr>
+              <w:t xml:space="preserve">  "nombre": "Pilas AA prueba 141401",</w:t>
+              <w:br/>
+            </w:r>
+            <w:r>
+              <w:rPr>
+                <w:rFonts w:ascii="Consolas" w:hAnsi="Consolas"/>
+                <w:b w:val="0"/>
+                <w:sz w:val="16"/>
+              </w:rPr>
+              <w:t xml:space="preserve">  "grupo": "HERRAMIENTAS",</w:t>
+              <w:br/>
+            </w:r>
+            <w:r>
+              <w:rPr>
+                <w:rFonts w:ascii="Consolas" w:hAnsi="Consolas"/>
+                <w:b w:val="0"/>
+                <w:sz w:val="16"/>
+              </w:rPr>
+              <w:t xml:space="preserve">  "unidadBase": "UNIDAD",</w:t>
+              <w:br/>
+            </w:r>
+            <w:r>
+              <w:rPr>
+                <w:rFonts w:ascii="Consolas" w:hAnsi="Consolas"/>
+                <w:b w:val="0"/>
+                <w:sz w:val="16"/>
+              </w:rPr>
+              <w:t xml:space="preserve">  "perecedero": false,</w:t>
+              <w:br/>
+            </w:r>
+            <w:r>
+              <w:rPr>
+                <w:rFonts w:ascii="Consolas" w:hAnsi="Consolas"/>
+                <w:b w:val="0"/>
+                <w:sz w:val="16"/>
+              </w:rPr>
+              <w:t xml:space="preserve">  "sinonimos": [</w:t>
+              <w:br/>
+            </w:r>
+            <w:r>
+              <w:rPr>
+                <w:rFonts w:ascii="Consolas" w:hAnsi="Consolas"/>
+                <w:b w:val="0"/>
+                <w:sz w:val="16"/>
+              </w:rPr>
+              <w:t xml:space="preserve">    "baterías"</w:t>
+              <w:br/>
+            </w:r>
+            <w:r>
+              <w:rPr>
+                <w:rFonts w:ascii="Consolas" w:hAnsi="Consolas"/>
+                <w:b w:val="0"/>
+                <w:sz w:val="16"/>
+              </w:rPr>
+              <w:t xml:space="preserve">  ],</w:t>
+              <w:br/>
+            </w:r>
+            <w:r>
+              <w:rPr>
+                <w:rFonts w:ascii="Consolas" w:hAnsi="Consolas"/>
+                <w:b w:val="0"/>
+                <w:sz w:val="16"/>
+              </w:rPr>
+              <w:t xml:space="preserve">  "archivada": false</w:t>
+              <w:br/>
+            </w:r>
+            <w:r>
+              <w:rPr>
+                <w:rFonts w:ascii="Consolas" w:hAnsi="Consolas"/>
+                <w:b w:val="0"/>
+                <w:sz w:val="16"/>
+              </w:rPr>
+              <w:t>}</w:t>
+            </w:r>
+          </w:p>
+        </w:tc>
+      </w:tr>
+    </w:tbl>
+    <w:p>
+      <w:pPr>
+        <w:spacing w:after="80"/>
+      </w:pPr>
+    </w:p>
+    <w:tbl>
+      <w:tblPr>
+        <w:tblStyle w:val="Tablaconcuadrcula"/>
+        <w:tblW w:type="auto" w:w="0"/>
+        <w:jc w:val="center"/>
+        <w:tblLook w:firstColumn="1" w:firstRow="1" w:lastColumn="0" w:lastRow="0" w:noHBand="0" w:noVBand="1" w:val="04A0"/>
+      </w:tblPr>
+      <w:tblGrid>
+        <w:gridCol w:w="4592"/>
+        <w:gridCol w:w="4592"/>
+      </w:tblGrid>
+      <w:tr>
+        <w:trPr>
+          <w:cantSplit w:val="true"/>
+          <w:tblHeader w:val="true"/>
+        </w:trPr>
+        <w:tc>
+          <w:tcPr>
+            <w:tcW w:type="dxa" w:w="9184"/>
+            <w:gridSpan w:val="2"/>
+            <w:shd w:val="clear" w:color="auto" w:fill="0F6E6E"/>
+          </w:tcPr>
+          <w:p>
+            <w:pPr>
+              <w:spacing w:after="20"/>
+              <w:jc w:val="left"/>
+            </w:pPr>
+            <w:r>
+              <w:rPr>
+                <w:b/>
+                <w:color w:val="FFFFFF"/>
+                <w:sz w:val="18"/>
+              </w:rPr>
+              <w:t>6. Consultar la categoría creada (R)</w:t>
+            </w:r>
+          </w:p>
+        </w:tc>
+      </w:tr>
+      <w:tr>
+        <w:trPr>
+          <w:cantSplit w:val="true"/>
+        </w:trPr>
+        <w:tc>
+          <w:tcPr>
+            <w:tcW w:type="dxa" w:w="1474"/>
+            <w:shd w:val="clear" w:color="auto" w:fill="E6F4F4"/>
+          </w:tcPr>
+          <w:p>
+            <w:pPr>
+              <w:spacing w:after="20"/>
+              <w:jc w:val="left"/>
+            </w:pPr>
+            <w:r>
+              <w:rPr>
+                <w:b/>
+                <w:sz w:val="17"/>
+              </w:rPr>
+              <w:t>Petición</w:t>
+            </w:r>
+          </w:p>
+        </w:tc>
+        <w:tc>
+          <w:tcPr>
+            <w:tcW w:type="dxa" w:w="7710"/>
+          </w:tcPr>
+          <w:p>
+            <w:pPr>
+              <w:spacing w:after="20"/>
+              <w:jc w:val="left"/>
+            </w:pPr>
+            <w:r>
+              <w:rPr>
+                <w:rFonts w:ascii="Consolas" w:hAnsi="Consolas"/>
+                <w:b w:val="0"/>
+                <w:sz w:val="16"/>
+              </w:rPr>
+              <w:t>GET /api/categorias/a20cbde5-68fe-4279-8942-d156e67e3b09</w:t>
+            </w:r>
+          </w:p>
+        </w:tc>
+      </w:tr>
+      <w:tr>
+        <w:trPr>
+          <w:cantSplit w:val="true"/>
+        </w:trPr>
+        <w:tc>
+          <w:tcPr>
+            <w:tcW w:type="dxa" w:w="1474"/>
+            <w:shd w:val="clear" w:color="auto" w:fill="E6F4F4"/>
+          </w:tcPr>
+          <w:p>
+            <w:pPr>
+              <w:spacing w:after="20"/>
+              <w:jc w:val="left"/>
+            </w:pPr>
+            <w:r>
+              <w:rPr>
+                <w:b/>
+                <w:sz w:val="17"/>
+              </w:rPr>
+              <w:t>Sesión</w:t>
+            </w:r>
+          </w:p>
+        </w:tc>
+        <w:tc>
+          <w:tcPr>
+            <w:tcW w:type="dxa" w:w="7710"/>
+          </w:tcPr>
+          <w:p>
+            <w:pPr>
+              <w:spacing w:after="20"/>
+              <w:jc w:val="left"/>
+            </w:pPr>
+            <w:r>
+              <w:rPr>
+                <w:rFonts w:ascii="Consolas" w:hAnsi="Consolas"/>
+                <w:b w:val="0"/>
+                <w:sz w:val="16"/>
+              </w:rPr>
+              <w:t>Authorization: Bearer &lt;token&gt;</w:t>
+            </w:r>
+          </w:p>
+        </w:tc>
+      </w:tr>
+      <w:tr>
+        <w:trPr>
+          <w:cantSplit w:val="true"/>
+        </w:trPr>
+        <w:tc>
+          <w:tcPr>
+            <w:tcW w:type="dxa" w:w="1474"/>
+            <w:shd w:val="clear" w:color="auto" w:fill="E6F4F4"/>
+          </w:tcPr>
+          <w:p>
+            <w:pPr>
+              <w:spacing w:after="20"/>
+              <w:jc w:val="left"/>
+            </w:pPr>
+            <w:r>
+              <w:rPr>
+                <w:b/>
+                <w:sz w:val="17"/>
+              </w:rPr>
+              <w:t>Respuesta</w:t>
+            </w:r>
+          </w:p>
+        </w:tc>
+        <w:tc>
+          <w:tcPr>
+            <w:tcW w:type="dxa" w:w="7710"/>
+          </w:tcPr>
+          <w:p>
+            <w:pPr>
+              <w:spacing w:after="20"/>
+              <w:jc w:val="left"/>
+            </w:pPr>
+            <w:r>
+              <w:rPr>
+                <w:rFonts w:ascii="Consolas" w:hAnsi="Consolas"/>
+                <w:b w:val="0"/>
+                <w:sz w:val="16"/>
+              </w:rPr>
+              <w:t>200 OK</w:t>
+            </w:r>
+          </w:p>
+        </w:tc>
+      </w:tr>
+      <w:tr>
+        <w:trPr>
+          <w:cantSplit w:val="true"/>
+        </w:trPr>
+        <w:tc>
+          <w:tcPr>
+            <w:tcW w:type="dxa" w:w="1474"/>
+            <w:shd w:val="clear" w:color="auto" w:fill="E6F4F4"/>
+          </w:tcPr>
+          <w:p>
+            <w:pPr>
+              <w:spacing w:after="20"/>
+              <w:jc w:val="left"/>
+            </w:pPr>
+            <w:r>
+              <w:rPr>
+                <w:b/>
+                <w:sz w:val="17"/>
+              </w:rPr>
+              <w:t>Cuerpo</w:t>
+            </w:r>
+          </w:p>
+        </w:tc>
+        <w:tc>
+          <w:tcPr>
+            <w:tcW w:type="dxa" w:w="7710"/>
+          </w:tcPr>
+          <w:p>
+            <w:pPr>
+              <w:spacing w:after="20"/>
+              <w:jc w:val="left"/>
+            </w:pPr>
+            <w:r>
+              <w:rPr>
+                <w:rFonts w:ascii="Consolas" w:hAnsi="Consolas"/>
+                <w:b w:val="0"/>
+                <w:sz w:val="16"/>
+              </w:rPr>
+              <w:t>{</w:t>
+              <w:br/>
+            </w:r>
+            <w:r>
+              <w:rPr>
+                <w:rFonts w:ascii="Consolas" w:hAnsi="Consolas"/>
+                <w:b w:val="0"/>
+                <w:sz w:val="16"/>
+              </w:rPr>
+              <w:t xml:space="preserve">  "id": "a20cbde5-68fe-4279-8942-d156e67e3b09",</w:t>
+              <w:br/>
+            </w:r>
+            <w:r>
+              <w:rPr>
+                <w:rFonts w:ascii="Consolas" w:hAnsi="Consolas"/>
+                <w:b w:val="0"/>
+                <w:sz w:val="16"/>
+              </w:rPr>
+              <w:t xml:space="preserve">  "nombre": "Pilas AA prueba 141401",</w:t>
+              <w:br/>
+            </w:r>
+            <w:r>
+              <w:rPr>
+                <w:rFonts w:ascii="Consolas" w:hAnsi="Consolas"/>
+                <w:b w:val="0"/>
+                <w:sz w:val="16"/>
+              </w:rPr>
+              <w:t xml:space="preserve">  "grupo": "HERRAMIENTAS",</w:t>
+              <w:br/>
+            </w:r>
+            <w:r>
+              <w:rPr>
+                <w:rFonts w:ascii="Consolas" w:hAnsi="Consolas"/>
+                <w:b w:val="0"/>
+                <w:sz w:val="16"/>
+              </w:rPr>
+              <w:t xml:space="preserve">  "unidadBase": "UNIDAD",</w:t>
+              <w:br/>
+            </w:r>
+            <w:r>
+              <w:rPr>
+                <w:rFonts w:ascii="Consolas" w:hAnsi="Consolas"/>
+                <w:b w:val="0"/>
+                <w:sz w:val="16"/>
+              </w:rPr>
+              <w:t xml:space="preserve">  "perecedero": false,</w:t>
+              <w:br/>
+            </w:r>
+            <w:r>
+              <w:rPr>
+                <w:rFonts w:ascii="Consolas" w:hAnsi="Consolas"/>
+                <w:b w:val="0"/>
+                <w:sz w:val="16"/>
+              </w:rPr>
+              <w:t xml:space="preserve">  "sinonimos": [</w:t>
+              <w:br/>
+            </w:r>
+            <w:r>
+              <w:rPr>
+                <w:rFonts w:ascii="Consolas" w:hAnsi="Consolas"/>
+                <w:b w:val="0"/>
+                <w:sz w:val="16"/>
+              </w:rPr>
+              <w:t xml:space="preserve">    "baterías"</w:t>
+              <w:br/>
+            </w:r>
+            <w:r>
+              <w:rPr>
+                <w:rFonts w:ascii="Consolas" w:hAnsi="Consolas"/>
+                <w:b w:val="0"/>
+                <w:sz w:val="16"/>
+              </w:rPr>
+              <w:t xml:space="preserve">  ],</w:t>
+              <w:br/>
+            </w:r>
+            <w:r>
+              <w:rPr>
+                <w:rFonts w:ascii="Consolas" w:hAnsi="Consolas"/>
+                <w:b w:val="0"/>
+                <w:sz w:val="16"/>
+              </w:rPr>
+              <w:t xml:space="preserve">  "archivada": false</w:t>
+              <w:br/>
+            </w:r>
+            <w:r>
+              <w:rPr>
+                <w:rFonts w:ascii="Consolas" w:hAnsi="Consolas"/>
+                <w:b w:val="0"/>
+                <w:sz w:val="16"/>
+              </w:rPr>
+              <w:t>}</w:t>
+            </w:r>
+          </w:p>
+        </w:tc>
+      </w:tr>
+    </w:tbl>
+    <w:p>
+      <w:pPr>
+        <w:spacing w:after="80"/>
+      </w:pPr>
+    </w:p>
+    <w:tbl>
+      <w:tblPr>
+        <w:tblStyle w:val="Tablaconcuadrcula"/>
+        <w:tblW w:type="auto" w:w="0"/>
+        <w:jc w:val="center"/>
+        <w:tblLook w:firstColumn="1" w:firstRow="1" w:lastColumn="0" w:lastRow="0" w:noHBand="0" w:noVBand="1" w:val="04A0"/>
+      </w:tblPr>
+      <w:tblGrid>
+        <w:gridCol w:w="4592"/>
+        <w:gridCol w:w="4592"/>
+      </w:tblGrid>
+      <w:tr>
+        <w:trPr>
+          <w:cantSplit w:val="true"/>
+          <w:tblHeader w:val="true"/>
+        </w:trPr>
+        <w:tc>
+          <w:tcPr>
+            <w:tcW w:type="dxa" w:w="9184"/>
+            <w:gridSpan w:val="2"/>
+            <w:shd w:val="clear" w:color="auto" w:fill="0F6E6E"/>
+          </w:tcPr>
+          <w:p>
+            <w:pPr>
+              <w:spacing w:after="20"/>
+              <w:jc w:val="left"/>
+            </w:pPr>
+            <w:r>
+              <w:rPr>
+                <w:b/>
+                <w:color w:val="FFFFFF"/>
+                <w:sz w:val="18"/>
+              </w:rPr>
+              <w:t>7. Modificarla (U)</w:t>
+            </w:r>
+          </w:p>
+        </w:tc>
+      </w:tr>
+      <w:tr>
+        <w:trPr>
+          <w:cantSplit w:val="true"/>
+        </w:trPr>
+        <w:tc>
+          <w:tcPr>
+            <w:tcW w:type="dxa" w:w="1474"/>
+            <w:shd w:val="clear" w:color="auto" w:fill="E6F4F4"/>
+          </w:tcPr>
+          <w:p>
+            <w:pPr>
+              <w:spacing w:after="20"/>
+              <w:jc w:val="left"/>
+            </w:pPr>
+            <w:r>
+              <w:rPr>
+                <w:b/>
+                <w:sz w:val="17"/>
+              </w:rPr>
+              <w:t>Petición</w:t>
+            </w:r>
+          </w:p>
+        </w:tc>
+        <w:tc>
+          <w:tcPr>
+            <w:tcW w:type="dxa" w:w="7710"/>
+          </w:tcPr>
+          <w:p>
+            <w:pPr>
+              <w:spacing w:after="20"/>
+              <w:jc w:val="left"/>
+            </w:pPr>
+            <w:r>
+              <w:rPr>
+                <w:rFonts w:ascii="Consolas" w:hAnsi="Consolas"/>
+                <w:b w:val="0"/>
+                <w:sz w:val="16"/>
+              </w:rPr>
+              <w:t>PATCH /api/categorias/a20cbde5-68fe-4279-8942-d156e67e3b09</w:t>
+            </w:r>
+          </w:p>
+        </w:tc>
+      </w:tr>
+      <w:tr>
+        <w:trPr>
+          <w:cantSplit w:val="true"/>
+        </w:trPr>
+        <w:tc>
+          <w:tcPr>
+            <w:tcW w:type="dxa" w:w="1474"/>
+            <w:shd w:val="clear" w:color="auto" w:fill="E6F4F4"/>
+          </w:tcPr>
+          <w:p>
+            <w:pPr>
+              <w:spacing w:after="20"/>
+              <w:jc w:val="left"/>
+            </w:pPr>
+            <w:r>
+              <w:rPr>
+                <w:b/>
+                <w:sz w:val="17"/>
+              </w:rPr>
+              <w:t>Sesión</w:t>
+            </w:r>
+          </w:p>
+        </w:tc>
+        <w:tc>
+          <w:tcPr>
+            <w:tcW w:type="dxa" w:w="7710"/>
+          </w:tcPr>
+          <w:p>
+            <w:pPr>
+              <w:spacing w:after="20"/>
+              <w:jc w:val="left"/>
+            </w:pPr>
+            <w:r>
+              <w:rPr>
+                <w:rFonts w:ascii="Consolas" w:hAnsi="Consolas"/>
+                <w:b w:val="0"/>
+                <w:sz w:val="16"/>
+              </w:rPr>
+              <w:t>Authorization: Bearer &lt;token&gt;</w:t>
+            </w:r>
+          </w:p>
+        </w:tc>
+      </w:tr>
+      <w:tr>
+        <w:trPr>
+          <w:cantSplit w:val="true"/>
+        </w:trPr>
+        <w:tc>
+          <w:tcPr>
+            <w:tcW w:type="dxa" w:w="1474"/>
+            <w:shd w:val="clear" w:color="auto" w:fill="E6F4F4"/>
+          </w:tcPr>
+          <w:p>
+            <w:pPr>
+              <w:spacing w:after="20"/>
+              <w:jc w:val="left"/>
+            </w:pPr>
+            <w:r>
+              <w:rPr>
+                <w:b/>
+                <w:sz w:val="17"/>
+              </w:rPr>
+              <w:t>Envía</w:t>
+            </w:r>
+          </w:p>
+        </w:tc>
+        <w:tc>
+          <w:tcPr>
+            <w:tcW w:type="dxa" w:w="7710"/>
+          </w:tcPr>
+          <w:p>
+            <w:pPr>
+              <w:spacing w:after="20"/>
+              <w:jc w:val="left"/>
+            </w:pPr>
+            <w:r>
+              <w:rPr>
+                <w:rFonts w:ascii="Consolas" w:hAnsi="Consolas"/>
+                <w:b w:val="0"/>
+                <w:sz w:val="16"/>
+              </w:rPr>
+              <w:t>{"perecedero":false,"sinonimos":["baterías","pilas doble A"]}</w:t>
+            </w:r>
+          </w:p>
+        </w:tc>
+      </w:tr>
+      <w:tr>
+        <w:trPr>
+          <w:cantSplit w:val="true"/>
+        </w:trPr>
+        <w:tc>
+          <w:tcPr>
+            <w:tcW w:type="dxa" w:w="1474"/>
+            <w:shd w:val="clear" w:color="auto" w:fill="E6F4F4"/>
+          </w:tcPr>
+          <w:p>
+            <w:pPr>
+              <w:spacing w:after="20"/>
+              <w:jc w:val="left"/>
+            </w:pPr>
+            <w:r>
+              <w:rPr>
+                <w:b/>
+                <w:sz w:val="17"/>
+              </w:rPr>
+              <w:t>Respuesta</w:t>
+            </w:r>
+          </w:p>
+        </w:tc>
+        <w:tc>
+          <w:tcPr>
+            <w:tcW w:type="dxa" w:w="7710"/>
+          </w:tcPr>
+          <w:p>
+            <w:pPr>
+              <w:spacing w:after="20"/>
+              <w:jc w:val="left"/>
+            </w:pPr>
+            <w:r>
+              <w:rPr>
+                <w:rFonts w:ascii="Consolas" w:hAnsi="Consolas"/>
+                <w:b w:val="0"/>
+                <w:sz w:val="16"/>
+              </w:rPr>
+              <w:t>200 OK</w:t>
+            </w:r>
+          </w:p>
+        </w:tc>
+      </w:tr>
+      <w:tr>
+        <w:trPr>
+          <w:cantSplit w:val="true"/>
+        </w:trPr>
+        <w:tc>
+          <w:tcPr>
+            <w:tcW w:type="dxa" w:w="1474"/>
+            <w:shd w:val="clear" w:color="auto" w:fill="E6F4F4"/>
+          </w:tcPr>
+          <w:p>
+            <w:pPr>
+              <w:spacing w:after="20"/>
+              <w:jc w:val="left"/>
+            </w:pPr>
+            <w:r>
+              <w:rPr>
+                <w:b/>
+                <w:sz w:val="17"/>
+              </w:rPr>
+              <w:t>Cuerpo</w:t>
+            </w:r>
+          </w:p>
+        </w:tc>
+        <w:tc>
+          <w:tcPr>
+            <w:tcW w:type="dxa" w:w="7710"/>
+          </w:tcPr>
+          <w:p>
+            <w:pPr>
+              <w:spacing w:after="20"/>
+              <w:jc w:val="left"/>
+            </w:pPr>
+            <w:r>
+              <w:rPr>
+                <w:rFonts w:ascii="Consolas" w:hAnsi="Consolas"/>
+                <w:b w:val="0"/>
+                <w:sz w:val="16"/>
+              </w:rPr>
+              <w:t>{</w:t>
+              <w:br/>
+            </w:r>
+            <w:r>
+              <w:rPr>
+                <w:rFonts w:ascii="Consolas" w:hAnsi="Consolas"/>
+                <w:b w:val="0"/>
+                <w:sz w:val="16"/>
+              </w:rPr>
+              <w:t xml:space="preserve">  "id": "a20cbde5-68fe-4279-8942-d156e67e3b09",</w:t>
+              <w:br/>
+            </w:r>
+            <w:r>
+              <w:rPr>
+                <w:rFonts w:ascii="Consolas" w:hAnsi="Consolas"/>
+                <w:b w:val="0"/>
+                <w:sz w:val="16"/>
+              </w:rPr>
+              <w:t xml:space="preserve">  "nombre": "Pilas AA prueba 141401",</w:t>
+              <w:br/>
+            </w:r>
+            <w:r>
+              <w:rPr>
+                <w:rFonts w:ascii="Consolas" w:hAnsi="Consolas"/>
+                <w:b w:val="0"/>
+                <w:sz w:val="16"/>
+              </w:rPr>
+              <w:t xml:space="preserve">  "grupo": "HERRAMIENTAS",</w:t>
+              <w:br/>
+            </w:r>
+            <w:r>
+              <w:rPr>
+                <w:rFonts w:ascii="Consolas" w:hAnsi="Consolas"/>
+                <w:b w:val="0"/>
+                <w:sz w:val="16"/>
+              </w:rPr>
+              <w:t xml:space="preserve">  "unidadBase": "UNIDAD",</w:t>
+              <w:br/>
+            </w:r>
+            <w:r>
+              <w:rPr>
+                <w:rFonts w:ascii="Consolas" w:hAnsi="Consolas"/>
+                <w:b w:val="0"/>
+                <w:sz w:val="16"/>
+              </w:rPr>
+              <w:t xml:space="preserve">  "perecedero": false,</w:t>
+              <w:br/>
+            </w:r>
+            <w:r>
+              <w:rPr>
+                <w:rFonts w:ascii="Consolas" w:hAnsi="Consolas"/>
+                <w:b w:val="0"/>
+                <w:sz w:val="16"/>
+              </w:rPr>
+              <w:t xml:space="preserve">  "sinonimos": [</w:t>
+              <w:br/>
+            </w:r>
+            <w:r>
+              <w:rPr>
+                <w:rFonts w:ascii="Consolas" w:hAnsi="Consolas"/>
+                <w:b w:val="0"/>
+                <w:sz w:val="16"/>
+              </w:rPr>
+              <w:t xml:space="preserve">    "baterías",</w:t>
+              <w:br/>
+            </w:r>
+            <w:r>
+              <w:rPr>
+                <w:rFonts w:ascii="Consolas" w:hAnsi="Consolas"/>
+                <w:b w:val="0"/>
+                <w:sz w:val="16"/>
+              </w:rPr>
+              <w:t xml:space="preserve">    "pilas doble A"</w:t>
+              <w:br/>
+            </w:r>
+            <w:r>
+              <w:rPr>
+                <w:rFonts w:ascii="Consolas" w:hAnsi="Consolas"/>
+                <w:b w:val="0"/>
+                <w:sz w:val="16"/>
+              </w:rPr>
+              <w:t xml:space="preserve">  ],</w:t>
+              <w:br/>
+            </w:r>
+            <w:r>
+              <w:rPr>
+                <w:rFonts w:ascii="Consolas" w:hAnsi="Consolas"/>
+                <w:b w:val="0"/>
+                <w:sz w:val="16"/>
+              </w:rPr>
+              <w:t xml:space="preserve">  "archivada": false</w:t>
+              <w:br/>
+            </w:r>
+            <w:r>
+              <w:rPr>
+                <w:rFonts w:ascii="Consolas" w:hAnsi="Consolas"/>
+                <w:b w:val="0"/>
+                <w:sz w:val="16"/>
+              </w:rPr>
+              <w:t>}</w:t>
+            </w:r>
+          </w:p>
+        </w:tc>
+      </w:tr>
+    </w:tbl>
+    <w:p>
+      <w:pPr>
+        <w:spacing w:after="80"/>
+      </w:pPr>
+    </w:p>
+    <w:tbl>
+      <w:tblPr>
+        <w:tblStyle w:val="Tablaconcuadrcula"/>
+        <w:tblW w:type="auto" w:w="0"/>
+        <w:jc w:val="center"/>
+        <w:tblLook w:firstColumn="1" w:firstRow="1" w:lastColumn="0" w:lastRow="0" w:noHBand="0" w:noVBand="1" w:val="04A0"/>
+      </w:tblPr>
+      <w:tblGrid>
+        <w:gridCol w:w="4592"/>
+        <w:gridCol w:w="4592"/>
+      </w:tblGrid>
+      <w:tr>
+        <w:trPr>
+          <w:cantSplit w:val="true"/>
+          <w:tblHeader w:val="true"/>
+        </w:trPr>
+        <w:tc>
+          <w:tcPr>
+            <w:tcW w:type="dxa" w:w="9184"/>
+            <w:gridSpan w:val="2"/>
+            <w:shd w:val="clear" w:color="auto" w:fill="0F6E6E"/>
+          </w:tcPr>
+          <w:p>
+            <w:pPr>
+              <w:spacing w:after="20"/>
+              <w:jc w:val="left"/>
+            </w:pPr>
+            <w:r>
+              <w:rPr>
+                <w:b/>
+                <w:color w:val="FFFFFF"/>
+                <w:sz w:val="18"/>
+              </w:rPr>
+              <w:t>8. Validación: falta la unidad base, responde 400 con el detalle</w:t>
+            </w:r>
+          </w:p>
+        </w:tc>
+      </w:tr>
+      <w:tr>
+        <w:trPr>
+          <w:cantSplit w:val="true"/>
+        </w:trPr>
+        <w:tc>
+          <w:tcPr>
+            <w:tcW w:type="dxa" w:w="1474"/>
+            <w:shd w:val="clear" w:color="auto" w:fill="E6F4F4"/>
+          </w:tcPr>
+          <w:p>
+            <w:pPr>
+              <w:spacing w:after="20"/>
+              <w:jc w:val="left"/>
+            </w:pPr>
+            <w:r>
+              <w:rPr>
+                <w:b/>
+                <w:sz w:val="17"/>
+              </w:rPr>
+              <w:t>Petición</w:t>
+            </w:r>
+          </w:p>
+        </w:tc>
+        <w:tc>
+          <w:tcPr>
+            <w:tcW w:type="dxa" w:w="7710"/>
+          </w:tcPr>
+          <w:p>
+            <w:pPr>
+              <w:spacing w:after="20"/>
+              <w:jc w:val="left"/>
+            </w:pPr>
+            <w:r>
+              <w:rPr>
+                <w:rFonts w:ascii="Consolas" w:hAnsi="Consolas"/>
+                <w:b w:val="0"/>
+                <w:sz w:val="16"/>
+              </w:rPr>
+              <w:t>POST /api/categorias</w:t>
+            </w:r>
+          </w:p>
+        </w:tc>
+      </w:tr>
+      <w:tr>
+        <w:trPr>
+          <w:cantSplit w:val="true"/>
+        </w:trPr>
+        <w:tc>
+          <w:tcPr>
+            <w:tcW w:type="dxa" w:w="1474"/>
+            <w:shd w:val="clear" w:color="auto" w:fill="E6F4F4"/>
+          </w:tcPr>
+          <w:p>
+            <w:pPr>
+              <w:spacing w:after="20"/>
+              <w:jc w:val="left"/>
+            </w:pPr>
+            <w:r>
+              <w:rPr>
+                <w:b/>
+                <w:sz w:val="17"/>
+              </w:rPr>
+              <w:t>Sesión</w:t>
+            </w:r>
+          </w:p>
+        </w:tc>
+        <w:tc>
+          <w:tcPr>
+            <w:tcW w:type="dxa" w:w="7710"/>
+          </w:tcPr>
+          <w:p>
+            <w:pPr>
+              <w:spacing w:after="20"/>
+              <w:jc w:val="left"/>
+            </w:pPr>
+            <w:r>
+              <w:rPr>
+                <w:rFonts w:ascii="Consolas" w:hAnsi="Consolas"/>
+                <w:b w:val="0"/>
+                <w:sz w:val="16"/>
+              </w:rPr>
+              <w:t>Authorization: Bearer &lt;token&gt;</w:t>
+            </w:r>
+          </w:p>
+        </w:tc>
+      </w:tr>
+      <w:tr>
+        <w:trPr>
+          <w:cantSplit w:val="true"/>
+        </w:trPr>
+        <w:tc>
+          <w:tcPr>
+            <w:tcW w:type="dxa" w:w="1474"/>
+            <w:shd w:val="clear" w:color="auto" w:fill="E6F4F4"/>
+          </w:tcPr>
+          <w:p>
+            <w:pPr>
+              <w:spacing w:after="20"/>
+              <w:jc w:val="left"/>
+            </w:pPr>
+            <w:r>
+              <w:rPr>
+                <w:b/>
+                <w:sz w:val="17"/>
+              </w:rPr>
+              <w:t>Envía</w:t>
+            </w:r>
+          </w:p>
+        </w:tc>
+        <w:tc>
+          <w:tcPr>
+            <w:tcW w:type="dxa" w:w="7710"/>
+          </w:tcPr>
+          <w:p>
+            <w:pPr>
+              <w:spacing w:after="20"/>
+              <w:jc w:val="left"/>
+            </w:pPr>
+            <w:r>
+              <w:rPr>
+                <w:rFonts w:ascii="Consolas" w:hAnsi="Consolas"/>
+                <w:b w:val="0"/>
+                <w:sz w:val="16"/>
+              </w:rPr>
+              <w:t>{"nombre":"Sin unidad","grupo":"HERRAMIENTAS"}</w:t>
+            </w:r>
+          </w:p>
+        </w:tc>
+      </w:tr>
+      <w:tr>
+        <w:trPr>
+          <w:cantSplit w:val="true"/>
+        </w:trPr>
+        <w:tc>
+          <w:tcPr>
+            <w:tcW w:type="dxa" w:w="1474"/>
+            <w:shd w:val="clear" w:color="auto" w:fill="E6F4F4"/>
+          </w:tcPr>
+          <w:p>
+            <w:pPr>
+              <w:spacing w:after="20"/>
+              <w:jc w:val="left"/>
+            </w:pPr>
+            <w:r>
+              <w:rPr>
+                <w:b/>
+                <w:sz w:val="17"/>
+              </w:rPr>
+              <w:t>Respuesta</w:t>
+            </w:r>
+          </w:p>
+        </w:tc>
+        <w:tc>
+          <w:tcPr>
+            <w:tcW w:type="dxa" w:w="7710"/>
+          </w:tcPr>
+          <w:p>
+            <w:pPr>
+              <w:spacing w:after="20"/>
+              <w:jc w:val="left"/>
+            </w:pPr>
+            <w:r>
+              <w:rPr>
+                <w:rFonts w:ascii="Consolas" w:hAnsi="Consolas"/>
+                <w:b w:val="0"/>
+                <w:sz w:val="16"/>
+              </w:rPr>
+              <w:t>400 Bad Request</w:t>
+            </w:r>
+          </w:p>
+        </w:tc>
+      </w:tr>
+      <w:tr>
+        <w:trPr>
+          <w:cantSplit w:val="true"/>
+        </w:trPr>
+        <w:tc>
+          <w:tcPr>
+            <w:tcW w:type="dxa" w:w="1474"/>
+            <w:shd w:val="clear" w:color="auto" w:fill="E6F4F4"/>
+          </w:tcPr>
+          <w:p>
+            <w:pPr>
+              <w:spacing w:after="20"/>
+              <w:jc w:val="left"/>
+            </w:pPr>
+            <w:r>
+              <w:rPr>
+                <w:b/>
+                <w:sz w:val="17"/>
+              </w:rPr>
+              <w:t>Cuerpo</w:t>
+            </w:r>
+          </w:p>
+        </w:tc>
+        <w:tc>
+          <w:tcPr>
+            <w:tcW w:type="dxa" w:w="7710"/>
+          </w:tcPr>
+          <w:p>
+            <w:pPr>
+              <w:spacing w:after="20"/>
+              <w:jc w:val="left"/>
+            </w:pPr>
+            <w:r>
+              <w:rPr>
+                <w:rFonts w:ascii="Consolas" w:hAnsi="Consolas"/>
+                <w:b w:val="0"/>
+                <w:sz w:val="16"/>
+              </w:rPr>
+              <w:t>{</w:t>
+              <w:br/>
+            </w:r>
+            <w:r>
+              <w:rPr>
+                <w:rFonts w:ascii="Consolas" w:hAnsi="Consolas"/>
+                <w:b w:val="0"/>
+                <w:sz w:val="16"/>
+              </w:rPr>
+              <w:t xml:space="preserve">  "estado": 400,</w:t>
+              <w:br/>
+            </w:r>
+            <w:r>
+              <w:rPr>
+                <w:rFonts w:ascii="Consolas" w:hAnsi="Consolas"/>
+                <w:b w:val="0"/>
+                <w:sz w:val="16"/>
+              </w:rPr>
+              <w:t xml:space="preserve">  "codigo": "VALIDACION",</w:t>
+              <w:br/>
+            </w:r>
+            <w:r>
+              <w:rPr>
+                <w:rFonts w:ascii="Consolas" w:hAnsi="Consolas"/>
+                <w:b w:val="0"/>
+                <w:sz w:val="16"/>
+              </w:rPr>
+              <w:t xml:space="preserve">  "mensaje": "Hay datos inválidos en la solicitud",</w:t>
+              <w:br/>
+            </w:r>
+            <w:r>
+              <w:rPr>
+                <w:rFonts w:ascii="Consolas" w:hAnsi="Consolas"/>
+                <w:b w:val="0"/>
+                <w:sz w:val="16"/>
+              </w:rPr>
+              <w:t xml:space="preserve">  "detalles": [</w:t>
+              <w:br/>
+            </w:r>
+            <w:r>
+              <w:rPr>
+                <w:rFonts w:ascii="Consolas" w:hAnsi="Consolas"/>
+                <w:b w:val="0"/>
+                <w:sz w:val="16"/>
+              </w:rPr>
+              <w:t xml:space="preserve">    {</w:t>
+              <w:br/>
+            </w:r>
+            <w:r>
+              <w:rPr>
+                <w:rFonts w:ascii="Consolas" w:hAnsi="Consolas"/>
+                <w:b w:val="0"/>
+                <w:sz w:val="16"/>
+              </w:rPr>
+              <w:t xml:space="preserve">      "campo": "unidadBase",</w:t>
+              <w:br/>
+            </w:r>
+            <w:r>
+              <w:rPr>
+                <w:rFonts w:ascii="Consolas" w:hAnsi="Consolas"/>
+                <w:b w:val="0"/>
+                <w:sz w:val="16"/>
+              </w:rPr>
+              <w:t xml:space="preserve">      "mensaje": "Opción inválida: se esperaba una de \"LITRO\"|\"KILOGRAMO\"|\"UNIDAD\""</w:t>
+              <w:br/>
+            </w:r>
+            <w:r>
+              <w:rPr>
+                <w:rFonts w:ascii="Consolas" w:hAnsi="Consolas"/>
+                <w:b w:val="0"/>
+                <w:sz w:val="16"/>
+              </w:rPr>
+              <w:t xml:space="preserve">    }</w:t>
+              <w:br/>
+            </w:r>
+            <w:r>
+              <w:rPr>
+                <w:rFonts w:ascii="Consolas" w:hAnsi="Consolas"/>
+                <w:b w:val="0"/>
+                <w:sz w:val="16"/>
+              </w:rPr>
+              <w:t xml:space="preserve">  ]</w:t>
+              <w:br/>
+            </w:r>
+            <w:r>
+              <w:rPr>
+                <w:rFonts w:ascii="Consolas" w:hAnsi="Consolas"/>
+                <w:b w:val="0"/>
+                <w:sz w:val="16"/>
+              </w:rPr>
+              <w:t>}</w:t>
+            </w:r>
+          </w:p>
+        </w:tc>
+      </w:tr>
+    </w:tbl>
+    <w:p>
+      <w:pPr>
+        <w:spacing w:after="80"/>
+      </w:pPr>
+    </w:p>
+    <w:tbl>
+      <w:tblPr>
+        <w:tblStyle w:val="Tablaconcuadrcula"/>
+        <w:tblW w:type="auto" w:w="0"/>
+        <w:jc w:val="center"/>
+        <w:tblLook w:firstColumn="1" w:firstRow="1" w:lastColumn="0" w:lastRow="0" w:noHBand="0" w:noVBand="1" w:val="04A0"/>
+      </w:tblPr>
+      <w:tblGrid>
+        <w:gridCol w:w="4592"/>
+        <w:gridCol w:w="4592"/>
+      </w:tblGrid>
+      <w:tr>
+        <w:trPr>
+          <w:cantSplit w:val="true"/>
+          <w:tblHeader w:val="true"/>
+        </w:trPr>
+        <w:tc>
+          <w:tcPr>
+            <w:tcW w:type="dxa" w:w="9184"/>
+            <w:gridSpan w:val="2"/>
+            <w:shd w:val="clear" w:color="auto" w:fill="0F6E6E"/>
+          </w:tcPr>
+          <w:p>
+            <w:pPr>
+              <w:spacing w:after="20"/>
+              <w:jc w:val="left"/>
+            </w:pPr>
+            <w:r>
+              <w:rPr>
+                <w:b/>
+                <w:color w:val="FFFFFF"/>
+                <w:sz w:val="18"/>
+              </w:rPr>
+              <w:t>9. Borrarla (D)</w:t>
+            </w:r>
+          </w:p>
+        </w:tc>
+      </w:tr>
+      <w:tr>
+        <w:trPr>
+          <w:cantSplit w:val="true"/>
+        </w:trPr>
+        <w:tc>
+          <w:tcPr>
+            <w:tcW w:type="dxa" w:w="1474"/>
+            <w:shd w:val="clear" w:color="auto" w:fill="E6F4F4"/>
+          </w:tcPr>
+          <w:p>
+            <w:pPr>
+              <w:spacing w:after="20"/>
+              <w:jc w:val="left"/>
+            </w:pPr>
+            <w:r>
+              <w:rPr>
+                <w:b/>
+                <w:sz w:val="17"/>
+              </w:rPr>
+              <w:t>Petición</w:t>
+            </w:r>
+          </w:p>
+        </w:tc>
+        <w:tc>
+          <w:tcPr>
+            <w:tcW w:type="dxa" w:w="7710"/>
+          </w:tcPr>
+          <w:p>
+            <w:pPr>
+              <w:spacing w:after="20"/>
+              <w:jc w:val="left"/>
+            </w:pPr>
+            <w:r>
+              <w:rPr>
+                <w:rFonts w:ascii="Consolas" w:hAnsi="Consolas"/>
+                <w:b w:val="0"/>
+                <w:sz w:val="16"/>
+              </w:rPr>
+              <w:t>DELETE /api/categorias/a20cbde5-68fe-4279-8942-d156e67e3b09</w:t>
+            </w:r>
+          </w:p>
+        </w:tc>
+      </w:tr>
+      <w:tr>
+        <w:trPr>
+          <w:cantSplit w:val="true"/>
+        </w:trPr>
+        <w:tc>
+          <w:tcPr>
+            <w:tcW w:type="dxa" w:w="1474"/>
+            <w:shd w:val="clear" w:color="auto" w:fill="E6F4F4"/>
+          </w:tcPr>
+          <w:p>
+            <w:pPr>
+              <w:spacing w:after="20"/>
+              <w:jc w:val="left"/>
+            </w:pPr>
+            <w:r>
+              <w:rPr>
+                <w:b/>
+                <w:sz w:val="17"/>
+              </w:rPr>
+              <w:t>Sesión</w:t>
+            </w:r>
+          </w:p>
+        </w:tc>
+        <w:tc>
+          <w:tcPr>
+            <w:tcW w:type="dxa" w:w="7710"/>
+          </w:tcPr>
+          <w:p>
+            <w:pPr>
+              <w:spacing w:after="20"/>
+              <w:jc w:val="left"/>
+            </w:pPr>
+            <w:r>
+              <w:rPr>
+                <w:rFonts w:ascii="Consolas" w:hAnsi="Consolas"/>
+                <w:b w:val="0"/>
+                <w:sz w:val="16"/>
+              </w:rPr>
+              <w:t>Authorization: Bearer &lt;token&gt;</w:t>
+            </w:r>
+          </w:p>
+        </w:tc>
+      </w:tr>
+      <w:tr>
+        <w:trPr>
+          <w:cantSplit w:val="true"/>
+        </w:trPr>
+        <w:tc>
+          <w:tcPr>
+            <w:tcW w:type="dxa" w:w="1474"/>
+            <w:shd w:val="clear" w:color="auto" w:fill="E6F4F4"/>
+          </w:tcPr>
+          <w:p>
+            <w:pPr>
+              <w:spacing w:after="20"/>
+              <w:jc w:val="left"/>
+            </w:pPr>
+            <w:r>
+              <w:rPr>
+                <w:b/>
+                <w:sz w:val="17"/>
+              </w:rPr>
+              <w:t>Respuesta</w:t>
+            </w:r>
+          </w:p>
+        </w:tc>
+        <w:tc>
+          <w:tcPr>
+            <w:tcW w:type="dxa" w:w="7710"/>
+          </w:tcPr>
+          <w:p>
+            <w:pPr>
+              <w:spacing w:after="20"/>
+              <w:jc w:val="left"/>
+            </w:pPr>
+            <w:r>
+              <w:rPr>
+                <w:rFonts w:ascii="Consolas" w:hAnsi="Consolas"/>
+                <w:b w:val="0"/>
+                <w:sz w:val="16"/>
+              </w:rPr>
+              <w:t>204 No Content</w:t>
+            </w:r>
+          </w:p>
+        </w:tc>
+      </w:tr>
+    </w:tbl>
+    <w:p>
+      <w:pPr>
+        <w:spacing w:after="80"/>
+      </w:pPr>
+    </w:p>
+    <w:tbl>
+      <w:tblPr>
+        <w:tblStyle w:val="Tablaconcuadrcula"/>
+        <w:tblW w:type="auto" w:w="0"/>
+        <w:jc w:val="center"/>
+        <w:tblLook w:firstColumn="1" w:firstRow="1" w:lastColumn="0" w:lastRow="0" w:noHBand="0" w:noVBand="1" w:val="04A0"/>
+      </w:tblPr>
+      <w:tblGrid>
+        <w:gridCol w:w="4592"/>
+        <w:gridCol w:w="4592"/>
+      </w:tblGrid>
+      <w:tr>
+        <w:trPr>
+          <w:cantSplit w:val="true"/>
+          <w:tblHeader w:val="true"/>
+        </w:trPr>
+        <w:tc>
+          <w:tcPr>
+            <w:tcW w:type="dxa" w:w="9184"/>
+            <w:gridSpan w:val="2"/>
+            <w:shd w:val="clear" w:color="auto" w:fill="0F6E6E"/>
+          </w:tcPr>
+          <w:p>
+            <w:pPr>
+              <w:spacing w:after="20"/>
+              <w:jc w:val="left"/>
+            </w:pPr>
+            <w:r>
+              <w:rPr>
+                <w:b/>
+                <w:color w:val="FFFFFF"/>
+                <w:sz w:val="18"/>
+              </w:rPr>
+              <w:t>10. Ya no existe: 404 con el formato único de error</w:t>
+            </w:r>
+          </w:p>
+        </w:tc>
+      </w:tr>
+      <w:tr>
+        <w:trPr>
+          <w:cantSplit w:val="true"/>
+        </w:trPr>
+        <w:tc>
+          <w:tcPr>
+            <w:tcW w:type="dxa" w:w="1474"/>
+            <w:shd w:val="clear" w:color="auto" w:fill="E6F4F4"/>
+          </w:tcPr>
+          <w:p>
+            <w:pPr>
+              <w:spacing w:after="20"/>
+              <w:jc w:val="left"/>
+            </w:pPr>
+            <w:r>
+              <w:rPr>
+                <w:b/>
+                <w:sz w:val="17"/>
+              </w:rPr>
+              <w:t>Petición</w:t>
+            </w:r>
+          </w:p>
+        </w:tc>
+        <w:tc>
+          <w:tcPr>
+            <w:tcW w:type="dxa" w:w="7710"/>
+          </w:tcPr>
+          <w:p>
+            <w:pPr>
+              <w:spacing w:after="20"/>
+              <w:jc w:val="left"/>
+            </w:pPr>
+            <w:r>
+              <w:rPr>
+                <w:rFonts w:ascii="Consolas" w:hAnsi="Consolas"/>
+                <w:b w:val="0"/>
+                <w:sz w:val="16"/>
+              </w:rPr>
+              <w:t>GET /api/categorias/a20cbde5-68fe-4279-8942-d156e67e3b09</w:t>
+            </w:r>
+          </w:p>
+        </w:tc>
+      </w:tr>
+      <w:tr>
+        <w:trPr>
+          <w:cantSplit w:val="true"/>
+        </w:trPr>
+        <w:tc>
+          <w:tcPr>
+            <w:tcW w:type="dxa" w:w="1474"/>
+            <w:shd w:val="clear" w:color="auto" w:fill="E6F4F4"/>
+          </w:tcPr>
+          <w:p>
+            <w:pPr>
+              <w:spacing w:after="20"/>
+              <w:jc w:val="left"/>
+            </w:pPr>
+            <w:r>
+              <w:rPr>
+                <w:b/>
+                <w:sz w:val="17"/>
+              </w:rPr>
+              <w:t>Sesión</w:t>
+            </w:r>
+          </w:p>
+        </w:tc>
+        <w:tc>
+          <w:tcPr>
+            <w:tcW w:type="dxa" w:w="7710"/>
+          </w:tcPr>
+          <w:p>
+            <w:pPr>
+              <w:spacing w:after="20"/>
+              <w:jc w:val="left"/>
+            </w:pPr>
+            <w:r>
+              <w:rPr>
+                <w:rFonts w:ascii="Consolas" w:hAnsi="Consolas"/>
+                <w:b w:val="0"/>
+                <w:sz w:val="16"/>
+              </w:rPr>
+              <w:t>Authorization: Bearer &lt;token&gt;</w:t>
+            </w:r>
+          </w:p>
+        </w:tc>
+      </w:tr>
+      <w:tr>
+        <w:trPr>
+          <w:cantSplit w:val="true"/>
+        </w:trPr>
+        <w:tc>
+          <w:tcPr>
+            <w:tcW w:type="dxa" w:w="1474"/>
+            <w:shd w:val="clear" w:color="auto" w:fill="E6F4F4"/>
+          </w:tcPr>
+          <w:p>
+            <w:pPr>
+              <w:spacing w:after="20"/>
+              <w:jc w:val="left"/>
+            </w:pPr>
+            <w:r>
+              <w:rPr>
+                <w:b/>
+                <w:sz w:val="17"/>
+              </w:rPr>
+              <w:t>Respuesta</w:t>
+            </w:r>
+          </w:p>
+        </w:tc>
+        <w:tc>
+          <w:tcPr>
+            <w:tcW w:type="dxa" w:w="7710"/>
+          </w:tcPr>
+          <w:p>
+            <w:pPr>
+              <w:spacing w:after="20"/>
+              <w:jc w:val="left"/>
+            </w:pPr>
+            <w:r>
+              <w:rPr>
+                <w:rFonts w:ascii="Consolas" w:hAnsi="Consolas"/>
+                <w:b w:val="0"/>
+                <w:sz w:val="16"/>
+              </w:rPr>
+              <w:t>404 Not Found</w:t>
+            </w:r>
+          </w:p>
+        </w:tc>
+      </w:tr>
+      <w:tr>
+        <w:trPr>
+          <w:cantSplit w:val="true"/>
+        </w:trPr>
+        <w:tc>
+          <w:tcPr>
+            <w:tcW w:type="dxa" w:w="1474"/>
+            <w:shd w:val="clear" w:color="auto" w:fill="E6F4F4"/>
+          </w:tcPr>
+          <w:p>
+            <w:pPr>
+              <w:spacing w:after="20"/>
+              <w:jc w:val="left"/>
+            </w:pPr>
+            <w:r>
+              <w:rPr>
+                <w:b/>
+                <w:sz w:val="17"/>
+              </w:rPr>
+              <w:t>Cuerpo</w:t>
+            </w:r>
+          </w:p>
+        </w:tc>
+        <w:tc>
+          <w:tcPr>
+            <w:tcW w:type="dxa" w:w="7710"/>
+          </w:tcPr>
+          <w:p>
+            <w:pPr>
+              <w:spacing w:after="20"/>
+              <w:jc w:val="left"/>
+            </w:pPr>
+            <w:r>
+              <w:rPr>
+                <w:rFonts w:ascii="Consolas" w:hAnsi="Consolas"/>
+                <w:b w:val="0"/>
+                <w:sz w:val="16"/>
+              </w:rPr>
+              <w:t>{</w:t>
+              <w:br/>
+            </w:r>
+            <w:r>
+              <w:rPr>
+                <w:rFonts w:ascii="Consolas" w:hAnsi="Consolas"/>
+                <w:b w:val="0"/>
+                <w:sz w:val="16"/>
+              </w:rPr>
+              <w:t xml:space="preserve">  "estado": 404,</w:t>
+              <w:br/>
+            </w:r>
+            <w:r>
+              <w:rPr>
+                <w:rFonts w:ascii="Consolas" w:hAnsi="Consolas"/>
+                <w:b w:val="0"/>
+                <w:sz w:val="16"/>
+              </w:rPr>
+              <w:t xml:space="preserve">  "codigo": "CATEGORIA_NO_ENCONTRADA",</w:t>
+              <w:br/>
+            </w:r>
+            <w:r>
+              <w:rPr>
+                <w:rFonts w:ascii="Consolas" w:hAnsi="Consolas"/>
+                <w:b w:val="0"/>
+                <w:sz w:val="16"/>
+              </w:rPr>
+              <w:t xml:space="preserve">  "mensaje": "La categoría no existe"</w:t>
+              <w:br/>
+            </w:r>
+            <w:r>
+              <w:rPr>
+                <w:rFonts w:ascii="Consolas" w:hAnsi="Consolas"/>
+                <w:b w:val="0"/>
+                <w:sz w:val="16"/>
+              </w:rPr>
+              <w:t>}</w:t>
+            </w:r>
+          </w:p>
+        </w:tc>
+      </w:tr>
+    </w:tbl>
+    <w:p>
+      <w:pPr>
+        <w:spacing w:after="80"/>
+      </w:pPr>
+    </w:p>
+    <w:tbl>
+      <w:tblPr>
+        <w:tblStyle w:val="Tablaconcuadrcula"/>
+        <w:tblW w:type="auto" w:w="0"/>
+        <w:jc w:val="center"/>
+        <w:tblLook w:firstColumn="1" w:firstRow="1" w:lastColumn="0" w:lastRow="0" w:noHBand="0" w:noVBand="1" w:val="04A0"/>
+      </w:tblPr>
+      <w:tblGrid>
+        <w:gridCol w:w="4592"/>
+        <w:gridCol w:w="4592"/>
+      </w:tblGrid>
+      <w:tr>
+        <w:trPr>
+          <w:cantSplit w:val="true"/>
+          <w:tblHeader w:val="true"/>
+        </w:trPr>
+        <w:tc>
+          <w:tcPr>
+            <w:tcW w:type="dxa" w:w="9184"/>
+            <w:gridSpan w:val="2"/>
+            <w:shd w:val="clear" w:color="auto" w:fill="0F6E6E"/>
+          </w:tcPr>
+          <w:p>
+            <w:pPr>
+              <w:spacing w:after="20"/>
+              <w:jc w:val="left"/>
+            </w:pPr>
+            <w:r>
+              <w:rPr>
+                <w:b/>
+                <w:color w:val="FFFFFF"/>
+                <w:sz w:val="18"/>
+              </w:rPr>
+              <w:t>11. Seguimiento público de un folio que no existe: mensaje genérico</w:t>
+            </w:r>
+          </w:p>
+        </w:tc>
+      </w:tr>
+      <w:tr>
+        <w:trPr>
+          <w:cantSplit w:val="true"/>
+        </w:trPr>
+        <w:tc>
+          <w:tcPr>
+            <w:tcW w:type="dxa" w:w="1474"/>
+            <w:shd w:val="clear" w:color="auto" w:fill="E6F4F4"/>
+          </w:tcPr>
+          <w:p>
+            <w:pPr>
+              <w:spacing w:after="20"/>
+              <w:jc w:val="left"/>
+            </w:pPr>
+            <w:r>
+              <w:rPr>
+                <w:b/>
+                <w:sz w:val="17"/>
+              </w:rPr>
+              <w:t>Petición</w:t>
+            </w:r>
+          </w:p>
+        </w:tc>
+        <w:tc>
+          <w:tcPr>
+            <w:tcW w:type="dxa" w:w="7710"/>
+          </w:tcPr>
+          <w:p>
+            <w:pPr>
+              <w:spacing w:after="20"/>
+              <w:jc w:val="left"/>
+            </w:pPr>
+            <w:r>
+              <w:rPr>
+                <w:rFonts w:ascii="Consolas" w:hAnsi="Consolas"/>
+                <w:b w:val="0"/>
+                <w:sz w:val="16"/>
+              </w:rPr>
+              <w:t>GET /api/seguimiento/DON-0000-0000</w:t>
+            </w:r>
+          </w:p>
+        </w:tc>
+      </w:tr>
+      <w:tr>
+        <w:trPr>
+          <w:cantSplit w:val="true"/>
+        </w:trPr>
+        <w:tc>
+          <w:tcPr>
+            <w:tcW w:type="dxa" w:w="1474"/>
+            <w:shd w:val="clear" w:color="auto" w:fill="E6F4F4"/>
+          </w:tcPr>
+          <w:p>
+            <w:pPr>
+              <w:spacing w:after="20"/>
+              <w:jc w:val="left"/>
+            </w:pPr>
+            <w:r>
+              <w:rPr>
+                <w:b/>
+                <w:sz w:val="17"/>
+              </w:rPr>
+              <w:t>Respuesta</w:t>
+            </w:r>
+          </w:p>
+        </w:tc>
+        <w:tc>
+          <w:tcPr>
+            <w:tcW w:type="dxa" w:w="7710"/>
+          </w:tcPr>
+          <w:p>
+            <w:pPr>
+              <w:spacing w:after="20"/>
+              <w:jc w:val="left"/>
+            </w:pPr>
+            <w:r>
+              <w:rPr>
+                <w:rFonts w:ascii="Consolas" w:hAnsi="Consolas"/>
+                <w:b w:val="0"/>
+                <w:sz w:val="16"/>
+              </w:rPr>
+              <w:t>404 Not Found</w:t>
+            </w:r>
+          </w:p>
+        </w:tc>
+      </w:tr>
+      <w:tr>
+        <w:trPr>
+          <w:cantSplit w:val="true"/>
+        </w:trPr>
+        <w:tc>
+          <w:tcPr>
+            <w:tcW w:type="dxa" w:w="1474"/>
+            <w:shd w:val="clear" w:color="auto" w:fill="E6F4F4"/>
+          </w:tcPr>
+          <w:p>
+            <w:pPr>
+              <w:spacing w:after="20"/>
+              <w:jc w:val="left"/>
+            </w:pPr>
+            <w:r>
+              <w:rPr>
+                <w:b/>
+                <w:sz w:val="17"/>
+              </w:rPr>
+              <w:t>Cuerpo</w:t>
+            </w:r>
+          </w:p>
+        </w:tc>
+        <w:tc>
+          <w:tcPr>
+            <w:tcW w:type="dxa" w:w="7710"/>
+          </w:tcPr>
+          <w:p>
+            <w:pPr>
+              <w:spacing w:after="20"/>
+              <w:jc w:val="left"/>
+            </w:pPr>
+            <w:r>
+              <w:rPr>
+                <w:rFonts w:ascii="Consolas" w:hAnsi="Consolas"/>
+                <w:b w:val="0"/>
+                <w:sz w:val="16"/>
+              </w:rPr>
+              <w:t>{</w:t>
+              <w:br/>
+            </w:r>
+            <w:r>
+              <w:rPr>
+                <w:rFonts w:ascii="Consolas" w:hAnsi="Consolas"/>
+                <w:b w:val="0"/>
+                <w:sz w:val="16"/>
+              </w:rPr>
+              <w:t xml:space="preserve">  "estado": 404,</w:t>
+              <w:br/>
+            </w:r>
+            <w:r>
+              <w:rPr>
+                <w:rFonts w:ascii="Consolas" w:hAnsi="Consolas"/>
+                <w:b w:val="0"/>
+                <w:sz w:val="16"/>
+              </w:rPr>
+              <w:t xml:space="preserve">  "codigo": "FOLIO_NO_ENCONTRADO",</w:t>
+              <w:br/>
+            </w:r>
+            <w:r>
+              <w:rPr>
+                <w:rFonts w:ascii="Consolas" w:hAnsi="Consolas"/>
+                <w:b w:val="0"/>
+                <w:sz w:val="16"/>
+              </w:rPr>
+              <w:t xml:space="preserve">  "mensaje": "No encontramos ese folio"</w:t>
+              <w:br/>
+            </w:r>
+            <w:r>
+              <w:rPr>
+                <w:rFonts w:ascii="Consolas" w:hAnsi="Consolas"/>
+                <w:b w:val="0"/>
+                <w:sz w:val="16"/>
+              </w:rPr>
+              <w:t>}</w:t>
+            </w:r>
+          </w:p>
+        </w:tc>
+      </w:tr>
+    </w:tbl>
+    <w:p>
+      <w:pPr>
+        <w:spacing w:after="80"/>
+      </w:pPr>
+    </w:p>
+    <w:p>
+      <w:pPr>
+        <w:pStyle w:val="Ttulo2"/>
+      </w:pPr>
+      <w:r>
+        <w:t>Contenedores y volúmenes</w:t>
       </w:r>
     </w:p>
     <w:p>
-      <w:pPr>
-        <w:keepNext/>
-        <w:spacing w:after="200"/>
-        <w:jc w:val="center"/>
-      </w:pPr>
       <w:r>
-        <w:drawing>
-          <wp:inline xmlns:a="http://schemas.openxmlformats.org/drawingml/2006/main" xmlns:pic="http://schemas.openxmlformats.org/drawingml/2006/picture">
-            <wp:extent cx="5831840" cy="1238082"/>
-            <wp:docPr id="4" name="Picture 4"/>
-            <wp:cNvGraphicFramePr>
-              <a:graphicFrameLocks noChangeAspect="1"/>
-            </wp:cNvGraphicFramePr>
-            <a:graphic>
-              <a:graphicData uri="http://schemas.openxmlformats.org/drawingml/2006/picture">
-                <pic:pic>
-                  <pic:nvPicPr>
-                    <pic:cNvPr id="0" name="01.png"/>
-                    <pic:cNvPicPr/>
-                  </pic:nvPicPr>
-                  <pic:blipFill>
-                    <a:blip r:embed="rId30"/>
-                    <a:stretch>
-                      <a:fillRect/>
-                    </a:stretch>
-                  </pic:blipFill>
-                  <pic:spPr>
-                    <a:xfrm>
-                      <a:off x="0" y="0"/>
-                      <a:ext cx="5831840" cy="1238082"/>
-                    </a:xfrm>
-                    <a:prstGeom prst="rect"/>
-                  </pic:spPr>
-                </pic:pic>
-              </a:graphicData>
-            </a:graphic>
-          </wp:inline>
-        </w:drawing>
+        <w:t xml:space="preserve">Salida de </w:t>
+      </w:r>
+      <w:r>
+        <w:rPr>
+          <w:rFonts w:ascii="Consolas" w:hAnsi="Consolas"/>
+          <w:sz w:val="19"/>
+        </w:rPr>
+        <w:t>docker ps</w:t>
+      </w:r>
+      <w:r>
+        <w:t xml:space="preserve"> el mismo día: los cuatro servicios del Compose en estado «healthy».</w:t>
       </w:r>
     </w:p>
+    <w:tbl>
+      <w:tblPr>
+        <w:tblStyle w:val="Tablaconcuadrcula"/>
+        <w:tblW w:type="auto" w:w="0"/>
+        <w:jc w:val="center"/>
+        <w:tblLook w:firstColumn="1" w:firstRow="1" w:lastColumn="0" w:lastRow="0" w:noHBand="0" w:noVBand="1" w:val="04A0"/>
+      </w:tblPr>
+      <w:tblGrid>
+        <w:gridCol w:w="2296"/>
+        <w:gridCol w:w="2296"/>
+        <w:gridCol w:w="2296"/>
+        <w:gridCol w:w="2296"/>
+      </w:tblGrid>
+      <w:tr>
+        <w:trPr>
+          <w:cantSplit w:val="true"/>
+          <w:tblHeader w:val="true"/>
+        </w:trPr>
+        <w:tc>
+          <w:tcPr>
+            <w:tcW w:type="dxa" w:w="2041"/>
+            <w:shd w:val="clear" w:color="auto" w:fill="0F6E6E"/>
+          </w:tcPr>
+          <w:p>
+            <w:pPr>
+              <w:spacing w:after="40"/>
+              <w:jc w:val="left"/>
+            </w:pPr>
+            <w:r>
+              <w:rPr>
+                <w:b/>
+                <w:color w:val="FFFFFF"/>
+                <w:sz w:val="16"/>
+              </w:rPr>
+              <w:t>Contenedor</w:t>
+            </w:r>
+          </w:p>
+        </w:tc>
+        <w:tc>
+          <w:tcPr>
+            <w:tcW w:type="dxa" w:w="2381"/>
+            <w:shd w:val="clear" w:color="auto" w:fill="0F6E6E"/>
+          </w:tcPr>
+          <w:p>
+            <w:pPr>
+              <w:spacing w:after="40"/>
+              <w:jc w:val="left"/>
+            </w:pPr>
+            <w:r>
+              <w:rPr>
+                <w:b/>
+                <w:color w:val="FFFFFF"/>
+                <w:sz w:val="16"/>
+              </w:rPr>
+              <w:t>Imagen</w:t>
+            </w:r>
+          </w:p>
+        </w:tc>
+        <w:tc>
+          <w:tcPr>
+            <w:tcW w:type="dxa" w:w="2268"/>
+            <w:shd w:val="clear" w:color="auto" w:fill="0F6E6E"/>
+          </w:tcPr>
+          <w:p>
+            <w:pPr>
+              <w:spacing w:after="40"/>
+              <w:jc w:val="left"/>
+            </w:pPr>
+            <w:r>
+              <w:rPr>
+                <w:b/>
+                <w:color w:val="FFFFFF"/>
+                <w:sz w:val="16"/>
+              </w:rPr>
+              <w:t>Estado</w:t>
+            </w:r>
+          </w:p>
+        </w:tc>
+        <w:tc>
+          <w:tcPr>
+            <w:tcW w:type="dxa" w:w="2494"/>
+            <w:shd w:val="clear" w:color="auto" w:fill="0F6E6E"/>
+          </w:tcPr>
+          <w:p>
+            <w:pPr>
+              <w:spacing w:after="40"/>
+              <w:jc w:val="left"/>
+            </w:pPr>
+            <w:r>
+              <w:rPr>
+                <w:b/>
+                <w:color w:val="FFFFFF"/>
+                <w:sz w:val="16"/>
+              </w:rPr>
+              <w:t>Puerto en el equipo</w:t>
+            </w:r>
+          </w:p>
+        </w:tc>
+      </w:tr>
+      <w:tr>
+        <w:trPr>
+          <w:cantSplit w:val="true"/>
+        </w:trPr>
+        <w:tc>
+          <w:tcPr>
+            <w:tcW w:type="dxa" w:w="2041"/>
+          </w:tcPr>
+          <w:p>
+            <w:pPr>
+              <w:spacing w:after="40"/>
+              <w:jc w:val="left"/>
+            </w:pPr>
+            <w:r>
+              <w:rPr>
+                <w:sz w:val="16"/>
+              </w:rPr>
+              <w:t>acopio-api-1</w:t>
+            </w:r>
+          </w:p>
+        </w:tc>
+        <w:tc>
+          <w:tcPr>
+            <w:tcW w:type="dxa" w:w="2381"/>
+          </w:tcPr>
+          <w:p>
+            <w:pPr>
+              <w:spacing w:after="40"/>
+              <w:jc w:val="left"/>
+            </w:pPr>
+            <w:r>
+              <w:rPr>
+                <w:sz w:val="16"/>
+              </w:rPr>
+              <w:t>acopio-api</w:t>
+            </w:r>
+          </w:p>
+        </w:tc>
+        <w:tc>
+          <w:tcPr>
+            <w:tcW w:type="dxa" w:w="2268"/>
+          </w:tcPr>
+          <w:p>
+            <w:pPr>
+              <w:spacing w:after="40"/>
+              <w:jc w:val="left"/>
+            </w:pPr>
+            <w:r>
+              <w:rPr>
+                <w:sz w:val="16"/>
+              </w:rPr>
+              <w:t>Up 4 hours (healthy)</w:t>
+            </w:r>
+          </w:p>
+        </w:tc>
+        <w:tc>
+          <w:tcPr>
+            <w:tcW w:type="dxa" w:w="2494"/>
+          </w:tcPr>
+          <w:p>
+            <w:pPr>
+              <w:spacing w:after="40"/>
+              <w:jc w:val="left"/>
+            </w:pPr>
+            <w:r>
+              <w:rPr>
+                <w:sz w:val="16"/>
+              </w:rPr>
+              <w:t>3000 → 3000</w:t>
+            </w:r>
+          </w:p>
+        </w:tc>
+      </w:tr>
+      <w:tr>
+        <w:trPr>
+          <w:cantSplit w:val="true"/>
+        </w:trPr>
+        <w:tc>
+          <w:tcPr>
+            <w:tcW w:type="dxa" w:w="2041"/>
+          </w:tcPr>
+          <w:p>
+            <w:pPr>
+              <w:spacing w:after="40"/>
+              <w:jc w:val="left"/>
+            </w:pPr>
+            <w:r>
+              <w:rPr>
+                <w:sz w:val="16"/>
+              </w:rPr>
+              <w:t>acopio-db-1</w:t>
+            </w:r>
+          </w:p>
+        </w:tc>
+        <w:tc>
+          <w:tcPr>
+            <w:tcW w:type="dxa" w:w="2381"/>
+          </w:tcPr>
+          <w:p>
+            <w:pPr>
+              <w:spacing w:after="40"/>
+              <w:jc w:val="left"/>
+            </w:pPr>
+            <w:r>
+              <w:rPr>
+                <w:sz w:val="16"/>
+              </w:rPr>
+              <w:t>postgres:16-alpine</w:t>
+            </w:r>
+          </w:p>
+        </w:tc>
+        <w:tc>
+          <w:tcPr>
+            <w:tcW w:type="dxa" w:w="2268"/>
+          </w:tcPr>
+          <w:p>
+            <w:pPr>
+              <w:spacing w:after="40"/>
+              <w:jc w:val="left"/>
+            </w:pPr>
+            <w:r>
+              <w:rPr>
+                <w:sz w:val="16"/>
+              </w:rPr>
+              <w:t>Up 4 hours (healthy)</w:t>
+            </w:r>
+          </w:p>
+        </w:tc>
+        <w:tc>
+          <w:tcPr>
+            <w:tcW w:type="dxa" w:w="2494"/>
+          </w:tcPr>
+          <w:p>
+            <w:pPr>
+              <w:spacing w:after="40"/>
+              <w:jc w:val="left"/>
+            </w:pPr>
+            <w:r>
+              <w:rPr>
+                <w:sz w:val="16"/>
+              </w:rPr>
+              <w:t>5440 → 5432</w:t>
+            </w:r>
+          </w:p>
+        </w:tc>
+      </w:tr>
+      <w:tr>
+        <w:trPr>
+          <w:cantSplit w:val="true"/>
+        </w:trPr>
+        <w:tc>
+          <w:tcPr>
+            <w:tcW w:type="dxa" w:w="2041"/>
+          </w:tcPr>
+          <w:p>
+            <w:pPr>
+              <w:spacing w:after="40"/>
+              <w:jc w:val="left"/>
+            </w:pPr>
+            <w:r>
+              <w:rPr>
+                <w:sz w:val="16"/>
+              </w:rPr>
+              <w:t>acopio-storage-1</w:t>
+            </w:r>
+          </w:p>
+        </w:tc>
+        <w:tc>
+          <w:tcPr>
+            <w:tcW w:type="dxa" w:w="2381"/>
+          </w:tcPr>
+          <w:p>
+            <w:pPr>
+              <w:spacing w:after="40"/>
+              <w:jc w:val="left"/>
+            </w:pPr>
+            <w:r>
+              <w:rPr>
+                <w:sz w:val="16"/>
+              </w:rPr>
+              <w:t>dxflrs/garage:v2.4.1</w:t>
+            </w:r>
+          </w:p>
+        </w:tc>
+        <w:tc>
+          <w:tcPr>
+            <w:tcW w:type="dxa" w:w="2268"/>
+          </w:tcPr>
+          <w:p>
+            <w:pPr>
+              <w:spacing w:after="40"/>
+              <w:jc w:val="left"/>
+            </w:pPr>
+            <w:r>
+              <w:rPr>
+                <w:sz w:val="16"/>
+              </w:rPr>
+              <w:t>Up 4 hours (healthy)</w:t>
+            </w:r>
+          </w:p>
+        </w:tc>
+        <w:tc>
+          <w:tcPr>
+            <w:tcW w:type="dxa" w:w="2494"/>
+          </w:tcPr>
+          <w:p>
+            <w:pPr>
+              <w:spacing w:after="40"/>
+              <w:jc w:val="left"/>
+            </w:pPr>
+            <w:r>
+              <w:rPr>
+                <w:sz w:val="16"/>
+              </w:rPr>
+              <w:t>3900 → 3900</w:t>
+            </w:r>
+          </w:p>
+        </w:tc>
+      </w:tr>
+      <w:tr>
+        <w:trPr>
+          <w:cantSplit w:val="true"/>
+        </w:trPr>
+        <w:tc>
+          <w:tcPr>
+            <w:tcW w:type="dxa" w:w="2041"/>
+          </w:tcPr>
+          <w:p>
+            <w:pPr>
+              <w:spacing w:after="40"/>
+              <w:jc w:val="left"/>
+            </w:pPr>
+            <w:r>
+              <w:rPr>
+                <w:sz w:val="16"/>
+              </w:rPr>
+              <w:t>acopio-mailpit-1</w:t>
+            </w:r>
+          </w:p>
+        </w:tc>
+        <w:tc>
+          <w:tcPr>
+            <w:tcW w:type="dxa" w:w="2381"/>
+          </w:tcPr>
+          <w:p>
+            <w:pPr>
+              <w:spacing w:after="40"/>
+              <w:jc w:val="left"/>
+            </w:pPr>
+            <w:r>
+              <w:rPr>
+                <w:sz w:val="16"/>
+              </w:rPr>
+              <w:t>axllent/mailpit:latest</w:t>
+            </w:r>
+          </w:p>
+        </w:tc>
+        <w:tc>
+          <w:tcPr>
+            <w:tcW w:type="dxa" w:w="2268"/>
+          </w:tcPr>
+          <w:p>
+            <w:pPr>
+              <w:spacing w:after="40"/>
+              <w:jc w:val="left"/>
+            </w:pPr>
+            <w:r>
+              <w:rPr>
+                <w:sz w:val="16"/>
+              </w:rPr>
+              <w:t>Up 4 hours (healthy)</w:t>
+            </w:r>
+          </w:p>
+        </w:tc>
+        <w:tc>
+          <w:tcPr>
+            <w:tcW w:type="dxa" w:w="2494"/>
+          </w:tcPr>
+          <w:p>
+            <w:pPr>
+              <w:spacing w:after="40"/>
+              <w:jc w:val="left"/>
+            </w:pPr>
+            <w:r>
+              <w:rPr>
+                <w:sz w:val="16"/>
+              </w:rPr>
+              <w:t>1025 → 1025</w:t>
+            </w:r>
+          </w:p>
+        </w:tc>
+      </w:tr>
+    </w:tbl>
     <w:p>
       <w:pPr>
-        <w:keepNext/>
-        <w:spacing w:after="200"/>
-        <w:jc w:val="center"/>
+        <w:spacing w:after="40"/>
       </w:pPr>
-      <w:r>
-        <w:drawing>
-          <wp:inline xmlns:a="http://schemas.openxmlformats.org/drawingml/2006/main" xmlns:pic="http://schemas.openxmlformats.org/drawingml/2006/picture">
-            <wp:extent cx="5831840" cy="1373392"/>
-            <wp:docPr id="5" name="Picture 5"/>
-            <wp:cNvGraphicFramePr>
-              <a:graphicFrameLocks noChangeAspect="1"/>
-            </wp:cNvGraphicFramePr>
-            <a:graphic>
-              <a:graphicData uri="http://schemas.openxmlformats.org/drawingml/2006/picture">
-                <pic:pic>
-                  <pic:nvPicPr>
-                    <pic:cNvPr id="0" name="02.png"/>
-                    <pic:cNvPicPr/>
-                  </pic:nvPicPr>
-                  <pic:blipFill>
-                    <a:blip r:embed="rId31"/>
-                    <a:stretch>
-                      <a:fillRect/>
-                    </a:stretch>
-                  </pic:blipFill>
-                  <pic:spPr>
-                    <a:xfrm>
-                      <a:off x="0" y="0"/>
-                      <a:ext cx="5831840" cy="1373392"/>
-                    </a:xfrm>
-                    <a:prstGeom prst="rect"/>
-                  </pic:spPr>
-                </pic:pic>
-              </a:graphicData>
-            </a:graphic>
-          </wp:inline>
-        </w:drawing>
-      </w:r>
     </w:p>
     <w:p>
-      <w:pPr>
-        <w:keepNext/>
-        <w:spacing w:after="200"/>
-        <w:jc w:val="center"/>
-      </w:pPr>
       <w:r>
-        <w:drawing>
-          <wp:inline xmlns:a="http://schemas.openxmlformats.org/drawingml/2006/main" xmlns:pic="http://schemas.openxmlformats.org/drawingml/2006/picture">
-            <wp:extent cx="5831840" cy="1109538"/>
-            <wp:docPr id="6" name="Picture 6"/>
-            <wp:cNvGraphicFramePr>
-              <a:graphicFrameLocks noChangeAspect="1"/>
-            </wp:cNvGraphicFramePr>
-            <a:graphic>
-              <a:graphicData uri="http://schemas.openxmlformats.org/drawingml/2006/picture">
-                <pic:pic>
-                  <pic:nvPicPr>
-                    <pic:cNvPr id="0" name="03.png"/>
-                    <pic:cNvPicPr/>
-                  </pic:nvPicPr>
-                  <pic:blipFill>
-                    <a:blip r:embed="rId32"/>
-                    <a:stretch>
-                      <a:fillRect/>
-                    </a:stretch>
-                  </pic:blipFill>
-                  <pic:spPr>
-                    <a:xfrm>
-                      <a:off x="0" y="0"/>
-                      <a:ext cx="5831840" cy="1109538"/>
-                    </a:xfrm>
-                    <a:prstGeom prst="rect"/>
-                  </pic:spPr>
-                </pic:pic>
-              </a:graphicData>
-            </a:graphic>
-          </wp:inline>
-        </w:drawing>
+        <w:t xml:space="preserve">Volúmenes donde persisten la base, los archivos y las llaves: </w:t>
       </w:r>
-    </w:p>
-    <w:p>
-      <w:pPr>
-        <w:keepNext/>
-        <w:spacing w:after="200"/>
-        <w:jc w:val="center"/>
-      </w:pPr>
       <w:r>
-        <w:drawing>
-          <wp:inline xmlns:a="http://schemas.openxmlformats.org/drawingml/2006/main" xmlns:pic="http://schemas.openxmlformats.org/drawingml/2006/picture">
-            <wp:extent cx="5831840" cy="1765789"/>
-            <wp:docPr id="7" name="Picture 7"/>
-            <wp:cNvGraphicFramePr>
-              <a:graphicFrameLocks noChangeAspect="1"/>
-            </wp:cNvGraphicFramePr>
-            <a:graphic>
-              <a:graphicData uri="http://schemas.openxmlformats.org/drawingml/2006/picture">
-                <pic:pic>
-                  <pic:nvPicPr>
-                    <pic:cNvPr id="0" name="04.png"/>
-                    <pic:cNvPicPr/>
-                  </pic:nvPicPr>
-                  <pic:blipFill>
-                    <a:blip r:embed="rId33"/>
-                    <a:stretch>
-                      <a:fillRect/>
-                    </a:stretch>
-                  </pic:blipFill>
-                  <pic:spPr>
-                    <a:xfrm>
-                      <a:off x="0" y="0"/>
-                      <a:ext cx="5831840" cy="1765789"/>
-                    </a:xfrm>
-                    <a:prstGeom prst="rect"/>
-                  </pic:spPr>
-                </pic:pic>
-              </a:graphicData>
-            </a:graphic>
-          </wp:inline>
-        </w:drawing>
+        <w:rPr>
+          <w:rFonts w:ascii="Consolas" w:hAnsi="Consolas"/>
+          <w:sz w:val="19"/>
+        </w:rPr>
+        <w:t>acopio_garagedata</w:t>
       </w:r>
-    </w:p>
-    <w:p>
-      <w:pPr>
-        <w:keepNext/>
-        <w:spacing w:after="200"/>
-        <w:jc w:val="center"/>
-      </w:pPr>
       <w:r>
-        <w:drawing>
-          <wp:inline xmlns:a="http://schemas.openxmlformats.org/drawingml/2006/main" xmlns:pic="http://schemas.openxmlformats.org/drawingml/2006/picture">
-            <wp:extent cx="5831840" cy="2428806"/>
-            <wp:docPr id="8" name="Picture 8"/>
-            <wp:cNvGraphicFramePr>
-              <a:graphicFrameLocks noChangeAspect="1"/>
-            </wp:cNvGraphicFramePr>
-            <a:graphic>
-              <a:graphicData uri="http://schemas.openxmlformats.org/drawingml/2006/picture">
-                <pic:pic>
-                  <pic:nvPicPr>
-                    <pic:cNvPr id="0" name="05.png"/>
-                    <pic:cNvPicPr/>
-                  </pic:nvPicPr>
-                  <pic:blipFill>
-                    <a:blip r:embed="rId34"/>
-                    <a:stretch>
-                      <a:fillRect/>
-                    </a:stretch>
-                  </pic:blipFill>
-                  <pic:spPr>
-                    <a:xfrm>
-                      <a:off x="0" y="0"/>
-                      <a:ext cx="5831840" cy="2428806"/>
-                    </a:xfrm>
-                    <a:prstGeom prst="rect"/>
-                  </pic:spPr>
-                </pic:pic>
-              </a:graphicData>
-            </a:graphic>
-          </wp:inline>
-        </w:drawing>
+        <w:t xml:space="preserve">, </w:t>
       </w:r>
-    </w:p>
-    <w:p>
-      <w:pPr>
-        <w:keepNext/>
-        <w:spacing w:after="200"/>
-        <w:jc w:val="center"/>
-      </w:pPr>
       <w:r>
-        <w:drawing>
-          <wp:inline xmlns:a="http://schemas.openxmlformats.org/drawingml/2006/main" xmlns:pic="http://schemas.openxmlformats.org/drawingml/2006/picture">
-            <wp:extent cx="5831840" cy="2293496"/>
-            <wp:docPr id="9" name="Picture 9"/>
-            <wp:cNvGraphicFramePr>
-              <a:graphicFrameLocks noChangeAspect="1"/>
-            </wp:cNvGraphicFramePr>
-            <a:graphic>
-              <a:graphicData uri="http://schemas.openxmlformats.org/drawingml/2006/picture">
-                <pic:pic>
-                  <pic:nvPicPr>
-                    <pic:cNvPr id="0" name="06.png"/>
-                    <pic:cNvPicPr/>
-                  </pic:nvPicPr>
-                  <pic:blipFill>
-                    <a:blip r:embed="rId35"/>
-                    <a:stretch>
-                      <a:fillRect/>
-                    </a:stretch>
-                  </pic:blipFill>
-                  <pic:spPr>
-                    <a:xfrm>
-                      <a:off x="0" y="0"/>
-                      <a:ext cx="5831840" cy="2293496"/>
-                    </a:xfrm>
-                    <a:prstGeom prst="rect"/>
-                  </pic:spPr>
-                </pic:pic>
-              </a:graphicData>
-            </a:graphic>
-          </wp:inline>
-        </w:drawing>
+        <w:rPr>
+          <w:rFonts w:ascii="Consolas" w:hAnsi="Consolas"/>
+          <w:sz w:val="19"/>
+        </w:rPr>
+        <w:t>acopio_garagemeta</w:t>
       </w:r>
-    </w:p>
-    <w:p>
-      <w:pPr>
-        <w:keepNext/>
-        <w:spacing w:after="200"/>
-        <w:jc w:val="center"/>
-      </w:pPr>
       <w:r>
-        <w:drawing>
-          <wp:inline xmlns:a="http://schemas.openxmlformats.org/drawingml/2006/main" xmlns:pic="http://schemas.openxmlformats.org/drawingml/2006/picture">
-            <wp:extent cx="5831840" cy="2557350"/>
-            <wp:docPr id="10" name="Picture 10"/>
-            <wp:cNvGraphicFramePr>
-              <a:graphicFrameLocks noChangeAspect="1"/>
-            </wp:cNvGraphicFramePr>
-            <a:graphic>
-              <a:graphicData uri="http://schemas.openxmlformats.org/drawingml/2006/picture">
-                <pic:pic>
-                  <pic:nvPicPr>
-                    <pic:cNvPr id="0" name="07.png"/>
-                    <pic:cNvPicPr/>
-                  </pic:nvPicPr>
-                  <pic:blipFill>
-                    <a:blip r:embed="rId36"/>
-                    <a:stretch>
-                      <a:fillRect/>
-                    </a:stretch>
-                  </pic:blipFill>
-                  <pic:spPr>
-                    <a:xfrm>
-                      <a:off x="0" y="0"/>
-                      <a:ext cx="5831840" cy="2557350"/>
-                    </a:xfrm>
-                    <a:prstGeom prst="rect"/>
-                  </pic:spPr>
-                </pic:pic>
-              </a:graphicData>
-            </a:graphic>
-          </wp:inline>
-        </w:drawing>
+        <w:t xml:space="preserve">, </w:t>
       </w:r>
-    </w:p>
-    <w:p>
-      <w:pPr>
-        <w:keepNext/>
-        <w:spacing w:after="200"/>
-        <w:jc w:val="center"/>
-      </w:pPr>
       <w:r>
-        <w:drawing>
-          <wp:inline xmlns:a="http://schemas.openxmlformats.org/drawingml/2006/main" xmlns:pic="http://schemas.openxmlformats.org/drawingml/2006/picture">
-            <wp:extent cx="5831840" cy="2293496"/>
-            <wp:docPr id="11" name="Picture 11"/>
-            <wp:cNvGraphicFramePr>
-              <a:graphicFrameLocks noChangeAspect="1"/>
-            </wp:cNvGraphicFramePr>
-            <a:graphic>
-              <a:graphicData uri="http://schemas.openxmlformats.org/drawingml/2006/picture">
-                <pic:pic>
-                  <pic:nvPicPr>
-                    <pic:cNvPr id="0" name="08.png"/>
-                    <pic:cNvPicPr/>
-                  </pic:nvPicPr>
-                  <pic:blipFill>
-                    <a:blip r:embed="rId37"/>
-                    <a:stretch>
-                      <a:fillRect/>
-                    </a:stretch>
-                  </pic:blipFill>
-                  <pic:spPr>
-                    <a:xfrm>
-                      <a:off x="0" y="0"/>
-                      <a:ext cx="5831840" cy="2293496"/>
-                    </a:xfrm>
-                    <a:prstGeom prst="rect"/>
-                  </pic:spPr>
-                </pic:pic>
-              </a:graphicData>
-            </a:graphic>
-          </wp:inline>
-        </w:drawing>
+        <w:rPr>
+          <w:rFonts w:ascii="Consolas" w:hAnsi="Consolas"/>
+          <w:sz w:val="19"/>
+        </w:rPr>
+        <w:t>acopio_llaves</w:t>
       </w:r>
-    </w:p>
-    <w:p>
-      <w:pPr>
-        <w:keepNext/>
-        <w:spacing w:after="200"/>
-        <w:jc w:val="center"/>
-      </w:pPr>
       <w:r>
-        <w:drawing>
-          <wp:inline xmlns:a="http://schemas.openxmlformats.org/drawingml/2006/main" xmlns:pic="http://schemas.openxmlformats.org/drawingml/2006/picture">
-            <wp:extent cx="5831840" cy="974228"/>
-            <wp:docPr id="12" name="Picture 12"/>
-            <wp:cNvGraphicFramePr>
-              <a:graphicFrameLocks noChangeAspect="1"/>
-            </wp:cNvGraphicFramePr>
-            <a:graphic>
-              <a:graphicData uri="http://schemas.openxmlformats.org/drawingml/2006/picture">
-                <pic:pic>
-                  <pic:nvPicPr>
-                    <pic:cNvPr id="0" name="09.png"/>
-                    <pic:cNvPicPr/>
-                  </pic:nvPicPr>
-                  <pic:blipFill>
-                    <a:blip r:embed="rId38"/>
-                    <a:stretch>
-                      <a:fillRect/>
-                    </a:stretch>
-                  </pic:blipFill>
-                  <pic:spPr>
-                    <a:xfrm>
-                      <a:off x="0" y="0"/>
-                      <a:ext cx="5831840" cy="974228"/>
-                    </a:xfrm>
-                    <a:prstGeom prst="rect"/>
-                  </pic:spPr>
-                </pic:pic>
-              </a:graphicData>
-            </a:graphic>
-          </wp:inline>
-        </w:drawing>
+        <w:t xml:space="preserve">, </w:t>
       </w:r>
-    </w:p>
-    <w:p>
-      <w:pPr>
-        <w:keepNext/>
-        <w:spacing w:after="200"/>
-        <w:jc w:val="center"/>
-      </w:pPr>
       <w:r>
-        <w:drawing>
-          <wp:inline xmlns:a="http://schemas.openxmlformats.org/drawingml/2006/main" xmlns:pic="http://schemas.openxmlformats.org/drawingml/2006/picture">
-            <wp:extent cx="5831840" cy="1501936"/>
-            <wp:docPr id="13" name="Picture 13"/>
-            <wp:cNvGraphicFramePr>
-              <a:graphicFrameLocks noChangeAspect="1"/>
-            </wp:cNvGraphicFramePr>
-            <a:graphic>
-              <a:graphicData uri="http://schemas.openxmlformats.org/drawingml/2006/picture">
-                <pic:pic>
-                  <pic:nvPicPr>
-                    <pic:cNvPr id="0" name="10.png"/>
-                    <pic:cNvPicPr/>
-                  </pic:nvPicPr>
-                  <pic:blipFill>
-                    <a:blip r:embed="rId39"/>
-                    <a:stretch>
-                      <a:fillRect/>
-                    </a:stretch>
-                  </pic:blipFill>
-                  <pic:spPr>
-                    <a:xfrm>
-                      <a:off x="0" y="0"/>
-                      <a:ext cx="5831840" cy="1501936"/>
-                    </a:xfrm>
-                    <a:prstGeom prst="rect"/>
-                  </pic:spPr>
-                </pic:pic>
-              </a:graphicData>
-            </a:graphic>
-          </wp:inline>
-        </w:drawing>
+        <w:rPr>
+          <w:rFonts w:ascii="Consolas" w:hAnsi="Consolas"/>
+          <w:sz w:val="19"/>
+        </w:rPr>
+        <w:t>acopio_pgdata</w:t>
       </w:r>
-    </w:p>
-    <w:p>
-      <w:pPr>
-        <w:keepNext/>
-        <w:spacing w:after="200"/>
-        <w:jc w:val="center"/>
-      </w:pPr>
       <w:r>
-        <w:drawing>
-          <wp:inline xmlns:a="http://schemas.openxmlformats.org/drawingml/2006/main" xmlns:pic="http://schemas.openxmlformats.org/drawingml/2006/picture">
-            <wp:extent cx="5831840" cy="1373392"/>
-            <wp:docPr id="14" name="Picture 14"/>
-            <wp:cNvGraphicFramePr>
-              <a:graphicFrameLocks noChangeAspect="1"/>
-            </wp:cNvGraphicFramePr>
-            <a:graphic>
-              <a:graphicData uri="http://schemas.openxmlformats.org/drawingml/2006/picture">
-                <pic:pic>
-                  <pic:nvPicPr>
-                    <pic:cNvPr id="0" name="11.png"/>
-                    <pic:cNvPicPr/>
-                  </pic:nvPicPr>
-                  <pic:blipFill>
-                    <a:blip r:embed="rId40"/>
-                    <a:stretch>
-                      <a:fillRect/>
-                    </a:stretch>
-                  </pic:blipFill>
-                  <pic:spPr>
-                    <a:xfrm>
-                      <a:off x="0" y="0"/>
-                      <a:ext cx="5831840" cy="1373392"/>
-                    </a:xfrm>
-                    <a:prstGeom prst="rect"/>
-                  </pic:spPr>
-                </pic:pic>
-              </a:graphicData>
-            </a:graphic>
-          </wp:inline>
-        </w:drawing>
-      </w:r>
-    </w:p>
-    <w:p>
-      <w:pPr>
-        <w:keepNext/>
-        <w:spacing w:after="200"/>
-        <w:jc w:val="center"/>
-      </w:pPr>
-      <w:r>
-        <w:drawing>
-          <wp:inline xmlns:a="http://schemas.openxmlformats.org/drawingml/2006/main" xmlns:pic="http://schemas.openxmlformats.org/drawingml/2006/picture">
-            <wp:extent cx="5831840" cy="2164952"/>
-            <wp:docPr id="15" name="Picture 15"/>
-            <wp:cNvGraphicFramePr>
-              <a:graphicFrameLocks noChangeAspect="1"/>
-            </wp:cNvGraphicFramePr>
-            <a:graphic>
-              <a:graphicData uri="http://schemas.openxmlformats.org/drawingml/2006/picture">
-                <pic:pic>
-                  <pic:nvPicPr>
-                    <pic:cNvPr id="0" name="12.png"/>
-                    <pic:cNvPicPr/>
-                  </pic:nvPicPr>
-                  <pic:blipFill>
-                    <a:blip r:embed="rId41"/>
-                    <a:stretch>
-                      <a:fillRect/>
-                    </a:stretch>
-                  </pic:blipFill>
-                  <pic:spPr>
-                    <a:xfrm>
-                      <a:off x="0" y="0"/>
-                      <a:ext cx="5831840" cy="2164952"/>
-                    </a:xfrm>
-                    <a:prstGeom prst="rect"/>
-                  </pic:spPr>
-                </pic:pic>
-              </a:graphicData>
-            </a:graphic>
-          </wp:inline>
-        </w:drawing>
+        <w:t>.</w:t>
       </w:r>
     </w:p>
     <w:sectPr>

--- a/docs/entregas/Avance 4 - Sprint 1 - Acopio.docx
+++ b/docs/entregas/Avance 4 - Sprint 1 - Acopio.docx
@@ -4,7 +4,7 @@
   <w:body>
     <w:p>
       <w:pPr>
-        <w:pStyle w:val="Ttulo"/>
+        <w:pStyle w:val="Title"/>
       </w:pPr>
       <w:r>
         <w:t>Avance de proyecto #4 — Sprint 1: primer incremento funcional y arquitectura de desarrollo</w:t>
@@ -101,7 +101,7 @@
     </w:p>
     <w:p>
       <w:pPr>
-        <w:pStyle w:val="Ttulo1"/>
+        <w:pStyle w:val="Heading1"/>
       </w:pPr>
       <w:r>
         <w:t>1. Incremento funcional</w:t>
@@ -114,23 +114,24 @@
     </w:p>
     <w:tbl>
       <w:tblPr>
-        <w:tblStyle w:val="Tablaconcuadrcula"/>
-        <w:tblW w:type="auto" w:w="0"/>
+        <w:tblStyle w:val="TableGrid"/>
+        <w:tblW w:w="0" w:type="auto"/>
         <w:jc w:val="center"/>
-        <w:tblLook w:firstColumn="1" w:firstRow="1" w:lastColumn="0" w:lastRow="0" w:noHBand="0" w:noVBand="1" w:val="04A0"/>
+        <w:tblLook w:val="04A0" w:firstRow="1" w:lastRow="0" w:firstColumn="1" w:lastColumn="0" w:noHBand="0" w:noVBand="1"/>
       </w:tblPr>
       <w:tblGrid>
-        <w:gridCol w:w="4592"/>
-        <w:gridCol w:w="4592"/>
+        <w:gridCol w:w="2268"/>
+        <w:gridCol w:w="6916"/>
       </w:tblGrid>
       <w:tr>
         <w:trPr>
-          <w:cantSplit w:val="true"/>
-          <w:tblHeader w:val="true"/>
+          <w:cantSplit/>
+          <w:tblHeader/>
+          <w:jc w:val="center"/>
         </w:trPr>
         <w:tc>
           <w:tcPr>
-            <w:tcW w:type="dxa" w:w="2268"/>
+            <w:tcW w:w="2268" w:type="dxa"/>
             <w:shd w:val="clear" w:color="auto" w:fill="0F6E6E"/>
           </w:tcPr>
           <w:p>
@@ -150,7 +151,7 @@
         </w:tc>
         <w:tc>
           <w:tcPr>
-            <w:tcW w:type="dxa" w:w="6916"/>
+            <w:tcW w:w="6916" w:type="dxa"/>
             <w:shd w:val="clear" w:color="auto" w:fill="0F6E6E"/>
           </w:tcPr>
           <w:p>
@@ -171,11 +172,12 @@
       </w:tr>
       <w:tr>
         <w:trPr>
-          <w:cantSplit w:val="true"/>
+          <w:cantSplit/>
+          <w:jc w:val="center"/>
         </w:trPr>
         <w:tc>
           <w:tcPr>
-            <w:tcW w:type="dxa" w:w="2268"/>
+            <w:tcW w:w="2268" w:type="dxa"/>
           </w:tcPr>
           <w:p>
             <w:pPr>
@@ -192,7 +194,7 @@
         </w:tc>
         <w:tc>
           <w:tcPr>
-            <w:tcW w:type="dxa" w:w="6916"/>
+            <w:tcW w:w="6916" w:type="dxa"/>
           </w:tcPr>
           <w:p>
             <w:pPr>
@@ -216,24 +218,19 @@
               <w:rPr>
                 <w:sz w:val="16"/>
               </w:rPr>
-              <w:t xml:space="preserve">, con 10 módulos de dominio. El contrato OpenAPI está en </w:t>
-            </w:r>
-            <w:r>
-              <w:rPr>
-                <w:sz w:val="16"/>
-              </w:rPr>
-              <w:t>openapi.json</w:t>
+              <w:t>, con 10 módulos de dominio. El contrato OpenAPI está en openapi.json</w:t>
             </w:r>
           </w:p>
         </w:tc>
       </w:tr>
       <w:tr>
         <w:trPr>
-          <w:cantSplit w:val="true"/>
+          <w:cantSplit/>
+          <w:jc w:val="center"/>
         </w:trPr>
         <w:tc>
           <w:tcPr>
-            <w:tcW w:type="dxa" w:w="2268"/>
+            <w:tcW w:w="2268" w:type="dxa"/>
           </w:tcPr>
           <w:p>
             <w:pPr>
@@ -250,7 +247,7 @@
         </w:tc>
         <w:tc>
           <w:tcPr>
-            <w:tcW w:type="dxa" w:w="6916"/>
+            <w:tcW w:w="6916" w:type="dxa"/>
           </w:tcPr>
           <w:p>
             <w:pPr>
@@ -294,11 +291,12 @@
       </w:tr>
       <w:tr>
         <w:trPr>
-          <w:cantSplit w:val="true"/>
+          <w:cantSplit/>
+          <w:jc w:val="center"/>
         </w:trPr>
         <w:tc>
           <w:tcPr>
-            <w:tcW w:type="dxa" w:w="2268"/>
+            <w:tcW w:w="2268" w:type="dxa"/>
           </w:tcPr>
           <w:p>
             <w:pPr>
@@ -315,7 +313,7 @@
         </w:tc>
         <w:tc>
           <w:tcPr>
-            <w:tcW w:type="dxa" w:w="6916"/>
+            <w:tcW w:w="6916" w:type="dxa"/>
           </w:tcPr>
           <w:p>
             <w:pPr>
@@ -399,11 +397,12 @@
       </w:tr>
       <w:tr>
         <w:trPr>
-          <w:cantSplit w:val="true"/>
+          <w:cantSplit/>
+          <w:jc w:val="center"/>
         </w:trPr>
         <w:tc>
           <w:tcPr>
-            <w:tcW w:type="dxa" w:w="2268"/>
+            <w:tcW w:w="2268" w:type="dxa"/>
           </w:tcPr>
           <w:p>
             <w:pPr>
@@ -420,7 +419,7 @@
         </w:tc>
         <w:tc>
           <w:tcPr>
-            <w:tcW w:type="dxa" w:w="6916"/>
+            <w:tcW w:w="6916" w:type="dxa"/>
           </w:tcPr>
           <w:p>
             <w:pPr>
@@ -477,11 +476,12 @@
       </w:tr>
       <w:tr>
         <w:trPr>
-          <w:cantSplit w:val="true"/>
+          <w:cantSplit/>
+          <w:jc w:val="center"/>
         </w:trPr>
         <w:tc>
           <w:tcPr>
-            <w:tcW w:type="dxa" w:w="2268"/>
+            <w:tcW w:w="2268" w:type="dxa"/>
           </w:tcPr>
           <w:p>
             <w:pPr>
@@ -498,7 +498,7 @@
         </w:tc>
         <w:tc>
           <w:tcPr>
-            <w:tcW w:type="dxa" w:w="6916"/>
+            <w:tcW w:w="6916" w:type="dxa"/>
           </w:tcPr>
           <w:p>
             <w:pPr>
@@ -562,11 +562,12 @@
       </w:tr>
       <w:tr>
         <w:trPr>
-          <w:cantSplit w:val="true"/>
+          <w:cantSplit/>
+          <w:jc w:val="center"/>
         </w:trPr>
         <w:tc>
           <w:tcPr>
-            <w:tcW w:type="dxa" w:w="2268"/>
+            <w:tcW w:w="2268" w:type="dxa"/>
           </w:tcPr>
           <w:p>
             <w:pPr>
@@ -583,7 +584,7 @@
         </w:tc>
         <w:tc>
           <w:tcPr>
-            <w:tcW w:type="dxa" w:w="6916"/>
+            <w:tcW w:w="6916" w:type="dxa"/>
           </w:tcPr>
           <w:p>
             <w:pPr>
@@ -614,11 +615,12 @@
       </w:tr>
       <w:tr>
         <w:trPr>
-          <w:cantSplit w:val="true"/>
+          <w:cantSplit/>
+          <w:jc w:val="center"/>
         </w:trPr>
         <w:tc>
           <w:tcPr>
-            <w:tcW w:type="dxa" w:w="2268"/>
+            <w:tcW w:w="2268" w:type="dxa"/>
           </w:tcPr>
           <w:p>
             <w:pPr>
@@ -635,7 +637,7 @@
         </w:tc>
         <w:tc>
           <w:tcPr>
-            <w:tcW w:type="dxa" w:w="6916"/>
+            <w:tcW w:w="6916" w:type="dxa"/>
           </w:tcPr>
           <w:p>
             <w:pPr>
@@ -660,11 +662,12 @@
       </w:tr>
       <w:tr>
         <w:trPr>
-          <w:cantSplit w:val="true"/>
+          <w:cantSplit/>
+          <w:jc w:val="center"/>
         </w:trPr>
         <w:tc>
           <w:tcPr>
-            <w:tcW w:type="dxa" w:w="2268"/>
+            <w:tcW w:w="2268" w:type="dxa"/>
           </w:tcPr>
           <w:p>
             <w:pPr>
@@ -681,7 +684,7 @@
         </w:tc>
         <w:tc>
           <w:tcPr>
-            <w:tcW w:type="dxa" w:w="6916"/>
+            <w:tcW w:w="6916" w:type="dxa"/>
           </w:tcPr>
           <w:p>
             <w:pPr>
@@ -738,11 +741,12 @@
       </w:tr>
       <w:tr>
         <w:trPr>
-          <w:cantSplit w:val="true"/>
+          <w:cantSplit/>
+          <w:jc w:val="center"/>
         </w:trPr>
         <w:tc>
           <w:tcPr>
-            <w:tcW w:type="dxa" w:w="2268"/>
+            <w:tcW w:w="2268" w:type="dxa"/>
           </w:tcPr>
           <w:p>
             <w:pPr>
@@ -759,7 +763,7 @@
         </w:tc>
         <w:tc>
           <w:tcPr>
-            <w:tcW w:type="dxa" w:w="6916"/>
+            <w:tcW w:w="6916" w:type="dxa"/>
           </w:tcPr>
           <w:p>
             <w:pPr>
@@ -803,11 +807,12 @@
       </w:tr>
       <w:tr>
         <w:trPr>
-          <w:cantSplit w:val="true"/>
+          <w:cantSplit/>
+          <w:jc w:val="center"/>
         </w:trPr>
         <w:tc>
           <w:tcPr>
-            <w:tcW w:type="dxa" w:w="2268"/>
+            <w:tcW w:w="2268" w:type="dxa"/>
           </w:tcPr>
           <w:p>
             <w:pPr>
@@ -824,7 +829,7 @@
         </w:tc>
         <w:tc>
           <w:tcPr>
-            <w:tcW w:type="dxa" w:w="6916"/>
+            <w:tcW w:w="6916" w:type="dxa"/>
           </w:tcPr>
           <w:p>
             <w:pPr>
@@ -835,19 +840,7 @@
               <w:rPr>
                 <w:sz w:val="16"/>
               </w:rPr>
-              <w:t>scripts/pruebas-manuales.sh</w:t>
-            </w:r>
-            <w:r>
-              <w:rPr>
-                <w:sz w:val="16"/>
-              </w:rPr>
-              <w:t xml:space="preserve"> corre 11 peticiones con curl contra la API del Compose. La salida del 2026-10-07 está en </w:t>
-            </w:r>
-            <w:r>
-              <w:rPr>
-                <w:sz w:val="16"/>
-              </w:rPr>
-              <w:t>pruebas-api.txt</w:t>
+              <w:t>scripts/pruebas-manuales.sh corre 11 peticiones con curl contra la API del Compose. La salida del 2026-10-07 está en pruebas-api.txt</w:t>
             </w:r>
           </w:p>
         </w:tc>
@@ -896,7 +889,7 @@
     <w:p>
       <w:pPr>
         <w:sectPr>
-          <w:footerReference w:type="default" r:id="rId8"/>
+          <w:footerReference w:type="default" r:id="rId7"/>
           <w:pgSz w:w="11906" w:h="16838"/>
           <w:pgMar w:top="1247" w:right="1361" w:bottom="1134" w:left="1361" w:header="720" w:footer="720" w:gutter="0"/>
           <w:cols w:space="720"/>
@@ -906,7 +899,7 @@
     </w:p>
     <w:p>
       <w:pPr>
-        <w:pStyle w:val="Ttulo1"/>
+        <w:pStyle w:val="Heading1"/>
       </w:pPr>
       <w:r>
         <w:t>2. Diagrama de paquetes</w:t>
@@ -930,7 +923,7 @@
     </w:p>
     <w:p>
       <w:pPr>
-        <w:pStyle w:val="Ttulo2"/>
+        <w:pStyle w:val="Heading2"/>
       </w:pPr>
       <w:r>
         <w:t>Paquetes del monorepo</w:t>
@@ -943,22 +936,32 @@
         <w:jc w:val="center"/>
       </w:pPr>
       <w:r>
+        <w:rPr>
+          <w:noProof/>
+        </w:rPr>
         <w:drawing>
-          <wp:inline xmlns:a="http://schemas.openxmlformats.org/drawingml/2006/main" xmlns:pic="http://schemas.openxmlformats.org/drawingml/2006/picture">
+          <wp:inline distT="0" distB="0" distL="0" distR="0">
             <wp:extent cx="8963660" cy="4132596"/>
-            <wp:docPr id="1" name="Picture 1"/>
+            <wp:effectExtent l="0" t="0" r="0" b="0"/>
+            <wp:docPr id="1" name="Picture 1">
+              <a:extLst xmlns:a="http://schemas.openxmlformats.org/drawingml/2006/main">
+                <a:ext uri="{FF2B5EF4-FFF2-40B4-BE49-F238E27FC236}">
+                  <a16:creationId xmlns:a16="http://schemas.microsoft.com/office/drawing/2014/main" id="{FAA0D4A2-6338-4E8A-B654-BE284A0D6F7B}"/>
+                </a:ext>
+              </a:extLst>
+            </wp:docPr>
             <wp:cNvGraphicFramePr>
-              <a:graphicFrameLocks noChangeAspect="1"/>
+              <a:graphicFrameLocks xmlns:a="http://schemas.openxmlformats.org/drawingml/2006/main" noChangeAspect="1"/>
             </wp:cNvGraphicFramePr>
-            <a:graphic>
+            <a:graphic xmlns:a="http://schemas.openxmlformats.org/drawingml/2006/main">
               <a:graphicData uri="http://schemas.openxmlformats.org/drawingml/2006/picture">
-                <pic:pic>
+                <pic:pic xmlns:pic="http://schemas.openxmlformats.org/drawingml/2006/picture">
                   <pic:nvPicPr>
                     <pic:cNvPr id="0" name="arquitectura-03-paquetes-del-monorepo.png"/>
                     <pic:cNvPicPr/>
                   </pic:nvPicPr>
                   <pic:blipFill>
-                    <a:blip r:embed="rId27"/>
+                    <a:blip r:embed="rId8"/>
                     <a:stretch>
                       <a:fillRect/>
                     </a:stretch>
@@ -968,7 +971,9 @@
                       <a:off x="0" y="0"/>
                       <a:ext cx="8963660" cy="4132596"/>
                     </a:xfrm>
-                    <a:prstGeom prst="rect"/>
+                    <a:prstGeom prst="rect">
+                      <a:avLst/>
+                    </a:prstGeom>
                   </pic:spPr>
                 </pic:pic>
               </a:graphicData>
@@ -1031,7 +1036,7 @@
     </w:p>
     <w:p>
       <w:pPr>
-        <w:pStyle w:val="Ttulo2"/>
+        <w:pStyle w:val="Heading2"/>
       </w:pPr>
       <w:r>
         <w:t>Paquetes de la API</w:t>
@@ -1044,22 +1049,32 @@
         <w:jc w:val="center"/>
       </w:pPr>
       <w:r>
+        <w:rPr>
+          <w:noProof/>
+        </w:rPr>
         <w:drawing>
-          <wp:inline xmlns:a="http://schemas.openxmlformats.org/drawingml/2006/main" xmlns:pic="http://schemas.openxmlformats.org/drawingml/2006/picture">
+          <wp:inline distT="0" distB="0" distL="0" distR="0">
             <wp:extent cx="6521442" cy="4896375"/>
-            <wp:docPr id="2" name="Picture 2"/>
+            <wp:effectExtent l="0" t="0" r="0" b="0"/>
+            <wp:docPr id="2" name="Picture 2">
+              <a:extLst xmlns:a="http://schemas.openxmlformats.org/drawingml/2006/main">
+                <a:ext uri="{FF2B5EF4-FFF2-40B4-BE49-F238E27FC236}">
+                  <a16:creationId xmlns:a16="http://schemas.microsoft.com/office/drawing/2014/main" id="{EBD8EA6A-180B-46BD-9CA7-B15B56687F8A}"/>
+                </a:ext>
+              </a:extLst>
+            </wp:docPr>
             <wp:cNvGraphicFramePr>
-              <a:graphicFrameLocks noChangeAspect="1"/>
+              <a:graphicFrameLocks xmlns:a="http://schemas.openxmlformats.org/drawingml/2006/main" noChangeAspect="1"/>
             </wp:cNvGraphicFramePr>
-            <a:graphic>
+            <a:graphic xmlns:a="http://schemas.openxmlformats.org/drawingml/2006/main">
               <a:graphicData uri="http://schemas.openxmlformats.org/drawingml/2006/picture">
-                <pic:pic>
+                <pic:pic xmlns:pic="http://schemas.openxmlformats.org/drawingml/2006/picture">
                   <pic:nvPicPr>
                     <pic:cNvPr id="0" name="arquitectura-04-paquetes-de-la-api.png"/>
                     <pic:cNvPicPr/>
                   </pic:nvPicPr>
                   <pic:blipFill>
-                    <a:blip r:embed="rId28"/>
+                    <a:blip r:embed="rId9"/>
                     <a:stretch>
                       <a:fillRect/>
                     </a:stretch>
@@ -1069,7 +1084,9 @@
                       <a:off x="0" y="0"/>
                       <a:ext cx="6521442" cy="4896375"/>
                     </a:xfrm>
-                    <a:prstGeom prst="rect"/>
+                    <a:prstGeom prst="rect">
+                      <a:avLst/>
+                    </a:prstGeom>
                   </pic:spPr>
                 </pic:pic>
               </a:graphicData>
@@ -1215,13 +1232,7 @@
     </w:p>
     <w:p>
       <w:r>
-        <w:t>Corresponde al ADR-001 (</w:t>
-      </w:r>
-      <w:r>
-        <w:t>ADR-0008</w:t>
-      </w:r>
-      <w:r>
-        <w:t>), que eligió cliente-servidor con un monolito modular en capas: un solo proceso de API, con módulos de dominio cuyos límites hace cumplir el CI.</w:t>
+        <w:t>Corresponde al ADR-001 (ADR-0008), que eligió cliente-servidor con un monolito modular en capas: un solo proceso de API, con módulos de dominio cuyos límites hace cumplir el CI.</w:t>
       </w:r>
     </w:p>
     <w:p>
@@ -1236,67 +1247,62 @@
     </w:p>
     <w:p>
       <w:pPr>
-        <w:pStyle w:val="Ttulo1"/>
+        <w:pStyle w:val="Heading1"/>
+        <w:rPr>
+          <w:lang w:val="en-US"/>
+        </w:rPr>
       </w:pPr>
       <w:r>
+        <w:rPr>
+          <w:lang w:val="en-US"/>
+        </w:rPr>
         <w:t>3. Registro documental del Sprint</w:t>
       </w:r>
     </w:p>
     <w:p>
       <w:pPr>
-        <w:pStyle w:val="Ttulo2"/>
+        <w:pStyle w:val="Heading2"/>
+        <w:rPr>
+          <w:lang w:val="en-US"/>
+        </w:rPr>
       </w:pPr>
       <w:r>
+        <w:rPr>
+          <w:lang w:val="en-US"/>
+        </w:rPr>
         <w:t>3a. Sprint Planning</w:t>
       </w:r>
     </w:p>
     <w:p>
       <w:r>
-        <w:t>El Sprint 0 cerró con la reunión del equipo del 28 de septiembre (</w:t>
-      </w:r>
-      <w:r>
-        <w:t>#22</w:t>
-      </w:r>
-      <w:r>
-        <w:t xml:space="preserve">). En ella se confirmó la estimación de las historias con Planning Poker (83 puntos, HU-10 dividida en HU-10a y HU-10b, </w:t>
-      </w:r>
-      <w:r>
-        <w:t>#13</w:t>
-      </w:r>
-      <w:r>
-        <w:t>).</w:t>
+        <w:t>El Sprint 0 cerró con la reunión del equipo del 28 de septiembre (#22). En ella se confirmó la estimación de las historias con Planning Poker (83 puntos, HU-10 dividida en HU-10a y HU-10b, #13).</w:t>
       </w:r>
     </w:p>
     <w:p>
       <w:r>
-        <w:t>El ADR-001 había limitado el Sprint 1 al Bloque 0 (cimientos y spike de NestJS), porque NestJS era nuevo para el equipo. El spike salió rápido y el sprint se fue ampliando bloque por bloque, cada uno con su especificación y su plan escrito antes de empezar (</w:t>
-      </w:r>
-      <w:r>
-        <w:t>docs/05-planes</w:t>
-      </w:r>
-      <w:r>
-        <w:t>). La tabla registra lo que terminó siendo el Sprint 1, no solo lo previsto el 28 de septiembre.</w:t>
+        <w:t>El ADR-001 había limitado el Sprint 1 al Bloque 0 (cimientos y spike de NestJS), porque NestJS era nuevo para el equipo. El spike salió rápido y el sprint se fue ampliando bloque por bloque, cada uno con su especificación y su plan escrito antes de empezar (docs/05-planes). La tabla registra lo que terminó siendo el Sprint 1, no solo lo previsto el 28 de septiembre.</w:t>
       </w:r>
     </w:p>
     <w:tbl>
       <w:tblPr>
-        <w:tblStyle w:val="Tablaconcuadrcula"/>
-        <w:tblW w:type="auto" w:w="0"/>
+        <w:tblStyle w:val="TableGrid"/>
+        <w:tblW w:w="0" w:type="auto"/>
         <w:jc w:val="center"/>
-        <w:tblLook w:firstColumn="1" w:firstRow="1" w:lastColumn="0" w:lastRow="0" w:noHBand="0" w:noVBand="1" w:val="04A0"/>
+        <w:tblLook w:val="04A0" w:firstRow="1" w:lastRow="0" w:firstColumn="1" w:lastColumn="0" w:noHBand="0" w:noVBand="1"/>
       </w:tblPr>
       <w:tblGrid>
-        <w:gridCol w:w="4592"/>
-        <w:gridCol w:w="4592"/>
+        <w:gridCol w:w="2268"/>
+        <w:gridCol w:w="6916"/>
       </w:tblGrid>
       <w:tr>
         <w:trPr>
-          <w:cantSplit w:val="true"/>
-          <w:tblHeader w:val="true"/>
+          <w:cantSplit/>
+          <w:tblHeader/>
+          <w:jc w:val="center"/>
         </w:trPr>
         <w:tc>
           <w:tcPr>
-            <w:tcW w:type="dxa" w:w="2268"/>
+            <w:tcW w:w="2268" w:type="dxa"/>
             <w:shd w:val="clear" w:color="auto" w:fill="0F6E6E"/>
           </w:tcPr>
           <w:p>
@@ -1316,7 +1322,7 @@
         </w:tc>
         <w:tc>
           <w:tcPr>
-            <w:tcW w:type="dxa" w:w="6916"/>
+            <w:tcW w:w="6916" w:type="dxa"/>
             <w:shd w:val="clear" w:color="auto" w:fill="0F6E6E"/>
           </w:tcPr>
           <w:p>
@@ -1337,11 +1343,12 @@
       </w:tr>
       <w:tr>
         <w:trPr>
-          <w:cantSplit w:val="true"/>
+          <w:cantSplit/>
+          <w:jc w:val="center"/>
         </w:trPr>
         <w:tc>
           <w:tcPr>
-            <w:tcW w:type="dxa" w:w="2268"/>
+            <w:tcW w:w="2268" w:type="dxa"/>
           </w:tcPr>
           <w:p>
             <w:pPr>
@@ -1358,7 +1365,7 @@
         </w:tc>
         <w:tc>
           <w:tcPr>
-            <w:tcW w:type="dxa" w:w="6916"/>
+            <w:tcW w:w="6916" w:type="dxa"/>
           </w:tcPr>
           <w:p>
             <w:pPr>
@@ -1376,11 +1383,12 @@
       </w:tr>
       <w:tr>
         <w:trPr>
-          <w:cantSplit w:val="true"/>
+          <w:cantSplit/>
+          <w:jc w:val="center"/>
         </w:trPr>
         <w:tc>
           <w:tcPr>
-            <w:tcW w:type="dxa" w:w="2268"/>
+            <w:tcW w:w="2268" w:type="dxa"/>
           </w:tcPr>
           <w:p>
             <w:pPr>
@@ -1397,7 +1405,7 @@
         </w:tc>
         <w:tc>
           <w:tcPr>
-            <w:tcW w:type="dxa" w:w="6916"/>
+            <w:tcW w:w="6916" w:type="dxa"/>
           </w:tcPr>
           <w:p>
             <w:pPr>
@@ -1408,30 +1416,19 @@
               <w:rPr>
                 <w:sz w:val="16"/>
               </w:rPr>
-              <w:t xml:space="preserve">HU-14 Dar acceso sin conocer contraseñas (8) · HU-01 Saber qué comprar antes de salir (8) · HU-02 Donar a una causa real (3) · HU-15 No dirigir donantes a una estafa (3) · HU-04 Registrar sin frenar la fila (8) · HU-05 Ver qué sobra y qué falta (5) · HU-06 Frenar lo que ya sobra (3) · HU-07 Preparar una donación que pueda demostrar (8) · HU-08 Conciliar sin depender de una foto (5) · HU-09 Comprobar que mi donación llegó (3). Suman 54 puntos. Los criterios de aceptación de cada una están en el </w:t>
-            </w:r>
-            <w:r>
-              <w:rPr>
-                <w:sz w:val="16"/>
-              </w:rPr>
-              <w:t>Avance 2</w:t>
-            </w:r>
-            <w:r>
-              <w:rPr>
-                <w:sz w:val="16"/>
-              </w:rPr>
-              <w:t>. Si sobraba tiempo, se abría HU-10a y HU-10b (13 puntos)</w:t>
+              <w:t>HU-14 Dar acceso sin conocer contraseñas (8) · HU-01 Saber qué comprar antes de salir (8) · HU-02 Donar a una causa real (3) · HU-15 No dirigir donantes a una estafa (3) · HU-04 Registrar sin frenar la fila (8) · HU-05 Ver qué sobra y qué falta (5) · HU-06 Frenar lo que ya sobra (3) · HU-07 Preparar una donación que pueda demostrar (8) · HU-08 Conciliar sin depender de una foto (5) · HU-09 Comprobar que mi donación llegó (3). Suman 54 puntos. Los criterios de aceptación de cada una están en el Avance 2. Si sobraba tiempo, se abría HU-10a y HU-10b (13 puntos)</w:t>
             </w:r>
           </w:p>
         </w:tc>
       </w:tr>
       <w:tr>
         <w:trPr>
-          <w:cantSplit w:val="true"/>
+          <w:cantSplit/>
+          <w:jc w:val="center"/>
         </w:trPr>
         <w:tc>
           <w:tcPr>
-            <w:tcW w:type="dxa" w:w="2268"/>
+            <w:tcW w:w="2268" w:type="dxa"/>
           </w:tcPr>
           <w:p>
             <w:pPr>
@@ -1448,7 +1445,7 @@
         </w:tc>
         <w:tc>
           <w:tcPr>
-            <w:tcW w:type="dxa" w:w="6916"/>
+            <w:tcW w:w="6916" w:type="dxa"/>
           </w:tcPr>
           <w:p>
             <w:pPr>
@@ -1466,11 +1463,12 @@
       </w:tr>
       <w:tr>
         <w:trPr>
-          <w:cantSplit w:val="true"/>
+          <w:cantSplit/>
+          <w:jc w:val="center"/>
         </w:trPr>
         <w:tc>
           <w:tcPr>
-            <w:tcW w:type="dxa" w:w="2268"/>
+            <w:tcW w:w="2268" w:type="dxa"/>
           </w:tcPr>
           <w:p>
             <w:pPr>
@@ -1487,7 +1485,7 @@
         </w:tc>
         <w:tc>
           <w:tcPr>
-            <w:tcW w:type="dxa" w:w="6916"/>
+            <w:tcW w:w="6916" w:type="dxa"/>
           </w:tcPr>
           <w:p>
             <w:pPr>
@@ -1498,30 +1496,19 @@
               <w:rPr>
                 <w:sz w:val="16"/>
               </w:rPr>
-              <w:t>Según los roles del Sprint 0 (</w:t>
-            </w:r>
-            <w:r>
-              <w:rPr>
-                <w:sz w:val="16"/>
-              </w:rPr>
-              <w:t>Avance 1, §5</w:t>
-            </w:r>
-            <w:r>
-              <w:rPr>
-                <w:sz w:val="16"/>
-              </w:rPr>
-              <w:t>). Joseph: arquitectura, modelo de datos e integración entre la web y la API. Brayan: requerimientos, criterios de aceptación y diseño de las pantallas en Stitch. Alejandra: planeación y cierre del sprint, tablero y documentación. Michael: pruebas, en especial la de concurrencia del inventario, revisión de código, Docker y despliegue</w:t>
+              <w:t>Según los roles del Sprint 0 (Avance 1, §5). Joseph: arquitectura, modelo de datos e integración entre la web y la API. Brayan: requerimientos, criterios de aceptación y diseño de las pantallas en Stitch. Alejandra: planeación y cierre del sprint, tablero y documentación. Michael: pruebas, en especial la de concurrencia del inventario, revisión de código, Docker y despliegue</w:t>
             </w:r>
           </w:p>
         </w:tc>
       </w:tr>
       <w:tr>
         <w:trPr>
-          <w:cantSplit w:val="true"/>
+          <w:cantSplit/>
+          <w:jc w:val="center"/>
         </w:trPr>
         <w:tc>
           <w:tcPr>
-            <w:tcW w:type="dxa" w:w="2268"/>
+            <w:tcW w:w="2268" w:type="dxa"/>
           </w:tcPr>
           <w:p>
             <w:pPr>
@@ -1538,7 +1525,7 @@
         </w:tc>
         <w:tc>
           <w:tcPr>
-            <w:tcW w:type="dxa" w:w="6916"/>
+            <w:tcW w:w="6916" w:type="dxa"/>
           </w:tcPr>
           <w:p>
             <w:pPr>
@@ -1549,66 +1536,19 @@
               <w:rPr>
                 <w:sz w:val="16"/>
               </w:rPr>
-              <w:t>RTA-01, NestJS nuevo para el equipo: se resolvió con el spike (</w:t>
-            </w:r>
-            <w:r>
-              <w:rPr>
-                <w:sz w:val="16"/>
-              </w:rPr>
-              <w:t>#19</w:t>
-            </w:r>
-            <w:r>
-              <w:rPr>
-                <w:sz w:val="16"/>
-              </w:rPr>
-              <w:t>). RTA-02, concurrencia del inventario: prueba contra PostgreSQL en contenedor (</w:t>
-            </w:r>
-            <w:r>
-              <w:rPr>
-                <w:sz w:val="16"/>
-              </w:rPr>
-              <w:t>#27</w:t>
-            </w:r>
-            <w:r>
-              <w:rPr>
-                <w:sz w:val="16"/>
-              </w:rPr>
-              <w:t>). Canasta estándar y población por zona, que bloqueaban el motor (</w:t>
-            </w:r>
-            <w:r>
-              <w:rPr>
-                <w:sz w:val="16"/>
-              </w:rPr>
-              <w:t>#20</w:t>
-            </w:r>
-            <w:r>
-              <w:rPr>
-                <w:sz w:val="16"/>
-              </w:rPr>
-              <w:t>). Proveedor del VPS, dominio y remitente de correo, todavía abierto (</w:t>
-            </w:r>
-            <w:r>
-              <w:rPr>
-                <w:sz w:val="16"/>
-              </w:rPr>
-              <w:t>#26</w:t>
-            </w:r>
-            <w:r>
-              <w:rPr>
-                <w:sz w:val="16"/>
-              </w:rPr>
-              <w:t>)</w:t>
+              <w:t>RTA-01, NestJS nuevo para el equipo: se resolvió con el spike (#19). RTA-02, concurrencia del inventario: prueba contra PostgreSQL en contenedor (#27). Canasta estándar y población por zona, que bloqueaban el motor (#20). Proveedor del VPS, dominio y remitente de correo, todavía abierto (#26)</w:t>
             </w:r>
           </w:p>
         </w:tc>
       </w:tr>
       <w:tr>
         <w:trPr>
-          <w:cantSplit w:val="true"/>
+          <w:cantSplit/>
+          <w:jc w:val="center"/>
         </w:trPr>
         <w:tc>
           <w:tcPr>
-            <w:tcW w:type="dxa" w:w="2268"/>
+            <w:tcW w:w="2268" w:type="dxa"/>
           </w:tcPr>
           <w:p>
             <w:pPr>
@@ -1625,7 +1565,7 @@
         </w:tc>
         <w:tc>
           <w:tcPr>
-            <w:tcW w:type="dxa" w:w="6916"/>
+            <w:tcW w:w="6916" w:type="dxa"/>
           </w:tcPr>
           <w:p>
             <w:pPr>
@@ -1732,22 +1672,32 @@
         <w:jc w:val="center"/>
       </w:pPr>
       <w:r>
+        <w:rPr>
+          <w:noProof/>
+        </w:rPr>
         <w:drawing>
-          <wp:inline xmlns:a="http://schemas.openxmlformats.org/drawingml/2006/main" xmlns:pic="http://schemas.openxmlformats.org/drawingml/2006/picture">
+          <wp:inline distT="0" distB="0" distL="0" distR="0">
             <wp:extent cx="5831840" cy="1994623"/>
-            <wp:docPr id="3" name="Picture 3"/>
+            <wp:effectExtent l="0" t="0" r="0" b="0"/>
+            <wp:docPr id="3" name="Picture 3">
+              <a:extLst xmlns:a="http://schemas.openxmlformats.org/drawingml/2006/main">
+                <a:ext uri="{FF2B5EF4-FFF2-40B4-BE49-F238E27FC236}">
+                  <a16:creationId xmlns:a16="http://schemas.microsoft.com/office/drawing/2014/main" id="{042CA55A-3568-4C19-A2CC-E827BFF81AD1}"/>
+                </a:ext>
+              </a:extLst>
+            </wp:docPr>
             <wp:cNvGraphicFramePr>
-              <a:graphicFrameLocks noChangeAspect="1"/>
+              <a:graphicFrameLocks xmlns:a="http://schemas.openxmlformats.org/drawingml/2006/main" noChangeAspect="1"/>
             </wp:cNvGraphicFramePr>
-            <a:graphic>
+            <a:graphic xmlns:a="http://schemas.openxmlformats.org/drawingml/2006/main">
               <a:graphicData uri="http://schemas.openxmlformats.org/drawingml/2006/picture">
-                <pic:pic>
+                <pic:pic xmlns:pic="http://schemas.openxmlformats.org/drawingml/2006/picture">
                   <pic:nvPicPr>
                     <pic:cNvPr id="0" name="tablero.png"/>
                     <pic:cNvPicPr/>
                   </pic:nvPicPr>
                   <pic:blipFill>
-                    <a:blip r:embed="rId29"/>
+                    <a:blip r:embed="rId10"/>
                     <a:stretch>
                       <a:fillRect/>
                     </a:stretch>
@@ -1757,7 +1707,9 @@
                       <a:off x="0" y="0"/>
                       <a:ext cx="5831840" cy="1994623"/>
                     </a:xfrm>
-                    <a:prstGeom prst="rect"/>
+                    <a:prstGeom prst="rect">
+                      <a:avLst/>
+                    </a:prstGeom>
                   </pic:spPr>
                 </pic:pic>
               </a:graphicData>
@@ -1788,7 +1740,7 @@
     </w:p>
     <w:p>
       <w:pPr>
-        <w:pStyle w:val="Ttulo2"/>
+        <w:pStyle w:val="Heading2"/>
       </w:pPr>
       <w:r>
         <w:t>3b. Seguimiento del equipo (Daily Scrum)</w:t>
@@ -1796,13 +1748,7 @@
     </w:p>
     <w:p>
       <w:r>
-        <w:t>El equipo no se reúne a diario: hace un seguimiento por semana, el miércoles o el viernes (</w:t>
-      </w:r>
-      <w:r>
-        <w:t>calendario</w:t>
-      </w:r>
-      <w:r>
-        <w:t xml:space="preserve">). El del Sprint 1 es el </w:t>
+        <w:t xml:space="preserve">El equipo no se reúne a diario: hace un seguimiento por semana, el miércoles o el viernes (calendario). El del Sprint 1 es el </w:t>
       </w:r>
       <w:r>
         <w:rPr>
@@ -1811,36 +1757,31 @@
         <w:t>viernes 9 de octubre</w:t>
       </w:r>
       <w:r>
-        <w:t>, al terminar la clase virtual de las 6:30 p. m. (</w:t>
-      </w:r>
-      <w:r>
-        <w:t>agenda</w:t>
-      </w:r>
-      <w:r>
-        <w:t>). Se toma una captura de la videollamada o una foto y cada integrante llena su fila.</w:t>
+        <w:t>, al terminar la clase virtual de las 6:30 p. m. (agenda). Se toma una captura de la videollamada o una foto y cada integrante llena su fila.</w:t>
       </w:r>
     </w:p>
     <w:tbl>
       <w:tblPr>
-        <w:tblStyle w:val="Tablaconcuadrcula"/>
-        <w:tblW w:type="auto" w:w="0"/>
+        <w:tblStyle w:val="TableGrid"/>
+        <w:tblW w:w="0" w:type="auto"/>
         <w:jc w:val="center"/>
-        <w:tblLook w:firstColumn="1" w:firstRow="1" w:lastColumn="0" w:lastRow="0" w:noHBand="0" w:noVBand="1" w:val="04A0"/>
+        <w:tblLook w:val="04A0" w:firstRow="1" w:lastRow="0" w:firstColumn="1" w:lastColumn="0" w:noHBand="0" w:noVBand="1"/>
       </w:tblPr>
       <w:tblGrid>
-        <w:gridCol w:w="2296"/>
-        <w:gridCol w:w="2296"/>
-        <w:gridCol w:w="2296"/>
-        <w:gridCol w:w="2296"/>
+        <w:gridCol w:w="1361"/>
+        <w:gridCol w:w="3129"/>
+        <w:gridCol w:w="2738"/>
+        <w:gridCol w:w="1956"/>
       </w:tblGrid>
       <w:tr>
         <w:trPr>
-          <w:cantSplit w:val="true"/>
-          <w:tblHeader w:val="true"/>
+          <w:cantSplit/>
+          <w:tblHeader/>
+          <w:jc w:val="center"/>
         </w:trPr>
         <w:tc>
           <w:tcPr>
-            <w:tcW w:type="dxa" w:w="1361"/>
+            <w:tcW w:w="1361" w:type="dxa"/>
             <w:shd w:val="clear" w:color="auto" w:fill="0F6E6E"/>
           </w:tcPr>
           <w:p>
@@ -1860,7 +1801,7 @@
         </w:tc>
         <w:tc>
           <w:tcPr>
-            <w:tcW w:type="dxa" w:w="3129"/>
+            <w:tcW w:w="3129" w:type="dxa"/>
             <w:shd w:val="clear" w:color="auto" w:fill="0F6E6E"/>
           </w:tcPr>
           <w:p>
@@ -1880,7 +1821,7 @@
         </w:tc>
         <w:tc>
           <w:tcPr>
-            <w:tcW w:type="dxa" w:w="2738"/>
+            <w:tcW w:w="2738" w:type="dxa"/>
             <w:shd w:val="clear" w:color="auto" w:fill="0F6E6E"/>
           </w:tcPr>
           <w:p>
@@ -1900,7 +1841,7 @@
         </w:tc>
         <w:tc>
           <w:tcPr>
-            <w:tcW w:type="dxa" w:w="1956"/>
+            <w:tcW w:w="1956" w:type="dxa"/>
             <w:shd w:val="clear" w:color="auto" w:fill="0F6E6E"/>
           </w:tcPr>
           <w:p>
@@ -1921,11 +1862,12 @@
       </w:tr>
       <w:tr>
         <w:trPr>
-          <w:cantSplit w:val="true"/>
+          <w:cantSplit/>
+          <w:jc w:val="center"/>
         </w:trPr>
         <w:tc>
           <w:tcPr>
-            <w:tcW w:type="dxa" w:w="1361"/>
+            <w:tcW w:w="1361" w:type="dxa"/>
           </w:tcPr>
           <w:p>
             <w:pPr>
@@ -1942,7 +1884,7 @@
         </w:tc>
         <w:tc>
           <w:tcPr>
-            <w:tcW w:type="dxa" w:w="3129"/>
+            <w:tcW w:w="3129" w:type="dxa"/>
           </w:tcPr>
           <w:p>
             <w:pPr>
@@ -1959,7 +1901,7 @@
         </w:tc>
         <w:tc>
           <w:tcPr>
-            <w:tcW w:type="dxa" w:w="2738"/>
+            <w:tcW w:w="2738" w:type="dxa"/>
           </w:tcPr>
           <w:p>
             <w:pPr>
@@ -1976,7 +1918,7 @@
         </w:tc>
         <w:tc>
           <w:tcPr>
-            <w:tcW w:type="dxa" w:w="1956"/>
+            <w:tcW w:w="1956" w:type="dxa"/>
           </w:tcPr>
           <w:p>
             <w:pPr>
@@ -1994,20 +1936,25 @@
       </w:tr>
       <w:tr>
         <w:trPr>
-          <w:cantSplit w:val="true"/>
+          <w:cantSplit/>
+          <w:jc w:val="center"/>
         </w:trPr>
         <w:tc>
           <w:tcPr>
-            <w:tcW w:type="dxa" w:w="1361"/>
+            <w:tcW w:w="1361" w:type="dxa"/>
           </w:tcPr>
           <w:p>
             <w:pPr>
               <w:spacing w:after="40"/>
               <w:jc w:val="left"/>
-            </w:pPr>
-            <w:r>
-              <w:rPr>
-                <w:sz w:val="16"/>
+              <w:rPr>
+                <w:highlight w:val="yellow"/>
+              </w:rPr>
+            </w:pPr>
+            <w:r>
+              <w:rPr>
+                <w:sz w:val="16"/>
+                <w:highlight w:val="yellow"/>
               </w:rPr>
               <w:t>Brayan</w:t>
             </w:r>
@@ -2015,16 +1962,20 @@
         </w:tc>
         <w:tc>
           <w:tcPr>
-            <w:tcW w:type="dxa" w:w="3129"/>
+            <w:tcW w:w="3129" w:type="dxa"/>
           </w:tcPr>
           <w:p>
             <w:pPr>
               <w:spacing w:after="40"/>
               <w:jc w:val="left"/>
-            </w:pPr>
-            <w:r>
-              <w:rPr>
-                <w:sz w:val="16"/>
+              <w:rPr>
+                <w:highlight w:val="yellow"/>
+              </w:rPr>
+            </w:pPr>
+            <w:r>
+              <w:rPr>
+                <w:sz w:val="16"/>
+                <w:highlight w:val="yellow"/>
               </w:rPr>
               <w:t>Pendiente: se llena en el seguimiento</w:t>
             </w:r>
@@ -2032,43 +1983,54 @@
         </w:tc>
         <w:tc>
           <w:tcPr>
-            <w:tcW w:type="dxa" w:w="2738"/>
+            <w:tcW w:w="2738" w:type="dxa"/>
           </w:tcPr>
           <w:p>
             <w:pPr>
               <w:spacing w:after="40"/>
               <w:jc w:val="left"/>
-            </w:pPr>
-          </w:p>
-        </w:tc>
-        <w:tc>
-          <w:tcPr>
-            <w:tcW w:type="dxa" w:w="1956"/>
+              <w:rPr>
+                <w:highlight w:val="yellow"/>
+              </w:rPr>
+            </w:pPr>
+          </w:p>
+        </w:tc>
+        <w:tc>
+          <w:tcPr>
+            <w:tcW w:w="1956" w:type="dxa"/>
           </w:tcPr>
           <w:p>
             <w:pPr>
               <w:spacing w:after="40"/>
               <w:jc w:val="left"/>
+              <w:rPr>
+                <w:highlight w:val="yellow"/>
+              </w:rPr>
             </w:pPr>
           </w:p>
         </w:tc>
       </w:tr>
       <w:tr>
         <w:trPr>
-          <w:cantSplit w:val="true"/>
+          <w:cantSplit/>
+          <w:jc w:val="center"/>
         </w:trPr>
         <w:tc>
           <w:tcPr>
-            <w:tcW w:type="dxa" w:w="1361"/>
+            <w:tcW w:w="1361" w:type="dxa"/>
           </w:tcPr>
           <w:p>
             <w:pPr>
               <w:spacing w:after="40"/>
               <w:jc w:val="left"/>
-            </w:pPr>
-            <w:r>
-              <w:rPr>
-                <w:sz w:val="16"/>
+              <w:rPr>
+                <w:highlight w:val="yellow"/>
+              </w:rPr>
+            </w:pPr>
+            <w:r>
+              <w:rPr>
+                <w:sz w:val="16"/>
+                <w:highlight w:val="yellow"/>
               </w:rPr>
               <w:t>Alejandra</w:t>
             </w:r>
@@ -2076,16 +2038,20 @@
         </w:tc>
         <w:tc>
           <w:tcPr>
-            <w:tcW w:type="dxa" w:w="3129"/>
+            <w:tcW w:w="3129" w:type="dxa"/>
           </w:tcPr>
           <w:p>
             <w:pPr>
               <w:spacing w:after="40"/>
               <w:jc w:val="left"/>
-            </w:pPr>
-            <w:r>
-              <w:rPr>
-                <w:sz w:val="16"/>
+              <w:rPr>
+                <w:highlight w:val="yellow"/>
+              </w:rPr>
+            </w:pPr>
+            <w:r>
+              <w:rPr>
+                <w:sz w:val="16"/>
+                <w:highlight w:val="yellow"/>
               </w:rPr>
               <w:t>Pendiente: se llena en el seguimiento</w:t>
             </w:r>
@@ -2093,43 +2059,54 @@
         </w:tc>
         <w:tc>
           <w:tcPr>
-            <w:tcW w:type="dxa" w:w="2738"/>
+            <w:tcW w:w="2738" w:type="dxa"/>
           </w:tcPr>
           <w:p>
             <w:pPr>
               <w:spacing w:after="40"/>
               <w:jc w:val="left"/>
-            </w:pPr>
-          </w:p>
-        </w:tc>
-        <w:tc>
-          <w:tcPr>
-            <w:tcW w:type="dxa" w:w="1956"/>
+              <w:rPr>
+                <w:highlight w:val="yellow"/>
+              </w:rPr>
+            </w:pPr>
+          </w:p>
+        </w:tc>
+        <w:tc>
+          <w:tcPr>
+            <w:tcW w:w="1956" w:type="dxa"/>
           </w:tcPr>
           <w:p>
             <w:pPr>
               <w:spacing w:after="40"/>
               <w:jc w:val="left"/>
+              <w:rPr>
+                <w:highlight w:val="yellow"/>
+              </w:rPr>
             </w:pPr>
           </w:p>
         </w:tc>
       </w:tr>
       <w:tr>
         <w:trPr>
-          <w:cantSplit w:val="true"/>
+          <w:cantSplit/>
+          <w:jc w:val="center"/>
         </w:trPr>
         <w:tc>
           <w:tcPr>
-            <w:tcW w:type="dxa" w:w="1361"/>
+            <w:tcW w:w="1361" w:type="dxa"/>
           </w:tcPr>
           <w:p>
             <w:pPr>
               <w:spacing w:after="40"/>
               <w:jc w:val="left"/>
-            </w:pPr>
-            <w:r>
-              <w:rPr>
-                <w:sz w:val="16"/>
+              <w:rPr>
+                <w:highlight w:val="yellow"/>
+              </w:rPr>
+            </w:pPr>
+            <w:r>
+              <w:rPr>
+                <w:sz w:val="16"/>
+                <w:highlight w:val="yellow"/>
               </w:rPr>
               <w:t>Michael</w:t>
             </w:r>
@@ -2137,16 +2114,20 @@
         </w:tc>
         <w:tc>
           <w:tcPr>
-            <w:tcW w:type="dxa" w:w="3129"/>
+            <w:tcW w:w="3129" w:type="dxa"/>
           </w:tcPr>
           <w:p>
             <w:pPr>
               <w:spacing w:after="40"/>
               <w:jc w:val="left"/>
-            </w:pPr>
-            <w:r>
-              <w:rPr>
-                <w:sz w:val="16"/>
+              <w:rPr>
+                <w:highlight w:val="yellow"/>
+              </w:rPr>
+            </w:pPr>
+            <w:r>
+              <w:rPr>
+                <w:sz w:val="16"/>
+                <w:highlight w:val="yellow"/>
               </w:rPr>
               <w:t>Pendiente: se llena en el seguimiento</w:t>
             </w:r>
@@ -2154,23 +2135,29 @@
         </w:tc>
         <w:tc>
           <w:tcPr>
-            <w:tcW w:type="dxa" w:w="2738"/>
+            <w:tcW w:w="2738" w:type="dxa"/>
           </w:tcPr>
           <w:p>
             <w:pPr>
               <w:spacing w:after="40"/>
               <w:jc w:val="left"/>
-            </w:pPr>
-          </w:p>
-        </w:tc>
-        <w:tc>
-          <w:tcPr>
-            <w:tcW w:type="dxa" w:w="1956"/>
+              <w:rPr>
+                <w:highlight w:val="yellow"/>
+              </w:rPr>
+            </w:pPr>
+          </w:p>
+        </w:tc>
+        <w:tc>
+          <w:tcPr>
+            <w:tcW w:w="1956" w:type="dxa"/>
           </w:tcPr>
           <w:p>
             <w:pPr>
               <w:spacing w:after="40"/>
               <w:jc w:val="left"/>
+              <w:rPr>
+                <w:highlight w:val="yellow"/>
+              </w:rPr>
             </w:pPr>
           </w:p>
         </w:tc>
@@ -2183,18 +2170,21 @@
     </w:p>
     <w:tbl>
       <w:tblPr>
-        <w:tblStyle w:val="Tablaconcuadrcula"/>
-        <w:tblW w:type="auto" w:w="0"/>
+        <w:tblStyle w:val="TableGrid"/>
+        <w:tblW w:w="0" w:type="auto"/>
         <w:jc w:val="center"/>
-        <w:tblLook w:firstColumn="1" w:firstRow="1" w:lastColumn="0" w:lastRow="0" w:noHBand="0" w:noVBand="1" w:val="04A0"/>
+        <w:tblLook w:val="04A0" w:firstRow="1" w:lastRow="0" w:firstColumn="1" w:lastColumn="0" w:noHBand="0" w:noVBand="1"/>
       </w:tblPr>
       <w:tblGrid>
         <w:gridCol w:w="9184"/>
       </w:tblGrid>
       <w:tr>
-        <w:tc>
-          <w:tcPr>
-            <w:tcW w:type="dxa" w:w="9184"/>
+        <w:trPr>
+          <w:jc w:val="center"/>
+        </w:trPr>
+        <w:tc>
+          <w:tcPr>
+            <w:tcW w:w="9184" w:type="dxa"/>
             <w:shd w:val="clear" w:color="auto" w:fill="FFF4E5"/>
           </w:tcPr>
           <w:p>
@@ -2219,7 +2209,7 @@
     </w:p>
     <w:p>
       <w:pPr>
-        <w:pStyle w:val="Ttulo2"/>
+        <w:pStyle w:val="Heading2"/>
       </w:pPr>
       <w:r>
         <w:t>3c. Sprint Review y retrospectiva</w:t>
@@ -2241,13 +2231,7 @@
         <w:pStyle w:val="Vineta"/>
       </w:pPr>
       <w:r>
-        <w:t xml:space="preserve">•  </w:t>
-      </w:r>
-      <w:r>
-        <w:t>pruebas-api.txt</w:t>
-      </w:r>
-      <w:r>
-        <w:t xml:space="preserve">: 11 peticiones con curl. Estado del servicio, 401 sin sesión, inicio de sesión con la cookie </w:t>
+        <w:t xml:space="preserve">•  pruebas-api.txt: 11 peticiones con curl. Estado del servicio, 401 sin sesión, inicio de sesión con la cookie </w:t>
       </w:r>
       <w:r>
         <w:rPr>
@@ -2265,13 +2249,7 @@
         <w:pStyle w:val="Vineta"/>
       </w:pPr>
       <w:r>
-        <w:t xml:space="preserve">•  </w:t>
-      </w:r>
-      <w:r>
-        <w:t>contenedores.txt</w:t>
-      </w:r>
-      <w:r>
-        <w:t xml:space="preserve">: </w:t>
+        <w:t xml:space="preserve">•  contenedores.txt: </w:t>
       </w:r>
       <w:r>
         <w:rPr>
@@ -2289,10 +2267,7 @@
         <w:pStyle w:val="Vineta"/>
       </w:pPr>
       <w:r>
-        <w:t xml:space="preserve">•  </w:t>
-      </w:r>
-      <w:r>
-        <w:t xml:space="preserve">Recorridos de punta a punta en Chromium: </w:t>
+        <w:t xml:space="preserve">•  Recorridos de punta a punta en Chromium: </w:t>
       </w:r>
       <w:r>
         <w:rPr>
@@ -2332,13 +2307,7 @@
         <w:t>validacion-general.mjs</w:t>
       </w:r>
       <w:r>
-        <w:t xml:space="preserve"> (</w:t>
-      </w:r>
-      <w:r>
-        <w:t>cómo se corren</w:t>
-      </w:r>
-      <w:r>
-        <w:t>).</w:t>
+        <w:t xml:space="preserve"> (cómo se corren).</w:t>
       </w:r>
     </w:p>
     <w:p>
@@ -2364,27 +2333,28 @@
     </w:p>
     <w:tbl>
       <w:tblPr>
-        <w:tblStyle w:val="Tablaconcuadrcula"/>
-        <w:tblW w:type="auto" w:w="0"/>
+        <w:tblStyle w:val="TableGrid"/>
+        <w:tblW w:w="0" w:type="auto"/>
         <w:jc w:val="center"/>
-        <w:tblLook w:firstColumn="1" w:firstRow="1" w:lastColumn="0" w:lastRow="0" w:noHBand="0" w:noVBand="1" w:val="04A0"/>
+        <w:tblLook w:val="04A0" w:firstRow="1" w:lastRow="0" w:firstColumn="1" w:lastColumn="0" w:noHBand="0" w:noVBand="1"/>
       </w:tblPr>
       <w:tblGrid>
-        <w:gridCol w:w="1531"/>
-        <w:gridCol w:w="1531"/>
-        <w:gridCol w:w="1531"/>
-        <w:gridCol w:w="1531"/>
-        <w:gridCol w:w="1531"/>
-        <w:gridCol w:w="1531"/>
+        <w:gridCol w:w="454"/>
+        <w:gridCol w:w="3061"/>
+        <w:gridCol w:w="2948"/>
+        <w:gridCol w:w="909"/>
+        <w:gridCol w:w="907"/>
+        <w:gridCol w:w="920"/>
       </w:tblGrid>
       <w:tr>
         <w:trPr>
-          <w:cantSplit w:val="true"/>
-          <w:tblHeader w:val="true"/>
+          <w:cantSplit/>
+          <w:tblHeader/>
+          <w:jc w:val="center"/>
         </w:trPr>
         <w:tc>
           <w:tcPr>
-            <w:tcW w:type="dxa" w:w="454"/>
+            <w:tcW w:w="454" w:type="dxa"/>
             <w:shd w:val="clear" w:color="auto" w:fill="0F6E6E"/>
           </w:tcPr>
           <w:p>
@@ -2404,7 +2374,7 @@
         </w:tc>
         <w:tc>
           <w:tcPr>
-            <w:tcW w:type="dxa" w:w="3061"/>
+            <w:tcW w:w="3061" w:type="dxa"/>
             <w:shd w:val="clear" w:color="auto" w:fill="0F6E6E"/>
           </w:tcPr>
           <w:p>
@@ -2424,7 +2394,7 @@
         </w:tc>
         <w:tc>
           <w:tcPr>
-            <w:tcW w:type="dxa" w:w="2948"/>
+            <w:tcW w:w="2948" w:type="dxa"/>
             <w:shd w:val="clear" w:color="auto" w:fill="0F6E6E"/>
           </w:tcPr>
           <w:p>
@@ -2444,7 +2414,7 @@
         </w:tc>
         <w:tc>
           <w:tcPr>
-            <w:tcW w:type="dxa" w:w="907"/>
+            <w:tcW w:w="907" w:type="dxa"/>
             <w:shd w:val="clear" w:color="auto" w:fill="0F6E6E"/>
           </w:tcPr>
           <w:p>
@@ -2464,7 +2434,7 @@
         </w:tc>
         <w:tc>
           <w:tcPr>
-            <w:tcW w:type="dxa" w:w="907"/>
+            <w:tcW w:w="907" w:type="dxa"/>
             <w:shd w:val="clear" w:color="auto" w:fill="0F6E6E"/>
           </w:tcPr>
           <w:p>
@@ -2484,7 +2454,7 @@
         </w:tc>
         <w:tc>
           <w:tcPr>
-            <w:tcW w:type="dxa" w:w="907"/>
+            <w:tcW w:w="907" w:type="dxa"/>
             <w:shd w:val="clear" w:color="auto" w:fill="0F6E6E"/>
           </w:tcPr>
           <w:p>
@@ -2505,11 +2475,12 @@
       </w:tr>
       <w:tr>
         <w:trPr>
-          <w:cantSplit w:val="true"/>
+          <w:cantSplit/>
+          <w:jc w:val="center"/>
         </w:trPr>
         <w:tc>
           <w:tcPr>
-            <w:tcW w:type="dxa" w:w="454"/>
+            <w:tcW w:w="454" w:type="dxa"/>
           </w:tcPr>
           <w:p>
             <w:pPr>
@@ -2526,7 +2497,7 @@
         </w:tc>
         <w:tc>
           <w:tcPr>
-            <w:tcW w:type="dxa" w:w="3061"/>
+            <w:tcW w:w="3061" w:type="dxa"/>
           </w:tcPr>
           <w:p>
             <w:pPr>
@@ -2543,7 +2514,7 @@
         </w:tc>
         <w:tc>
           <w:tcPr>
-            <w:tcW w:type="dxa" w:w="2948"/>
+            <w:tcW w:w="2948" w:type="dxa"/>
           </w:tcPr>
           <w:p>
             <w:pPr>
@@ -2561,7 +2532,7 @@
         </w:tc>
         <w:tc>
           <w:tcPr>
-            <w:tcW w:type="dxa" w:w="907"/>
+            <w:tcW w:w="907" w:type="dxa"/>
           </w:tcPr>
           <w:p>
             <w:pPr>
@@ -2578,7 +2549,7 @@
         </w:tc>
         <w:tc>
           <w:tcPr>
-            <w:tcW w:type="dxa" w:w="907"/>
+            <w:tcW w:w="907" w:type="dxa"/>
           </w:tcPr>
           <w:p>
             <w:pPr>
@@ -2595,7 +2566,7 @@
         </w:tc>
         <w:tc>
           <w:tcPr>
-            <w:tcW w:type="dxa" w:w="907"/>
+            <w:tcW w:w="907" w:type="dxa"/>
           </w:tcPr>
           <w:p>
             <w:pPr>
@@ -2613,11 +2584,12 @@
       </w:tr>
       <w:tr>
         <w:trPr>
-          <w:cantSplit w:val="true"/>
+          <w:cantSplit/>
+          <w:jc w:val="center"/>
         </w:trPr>
         <w:tc>
           <w:tcPr>
-            <w:tcW w:type="dxa" w:w="454"/>
+            <w:tcW w:w="454" w:type="dxa"/>
           </w:tcPr>
           <w:p>
             <w:pPr>
@@ -2634,7 +2606,7 @@
         </w:tc>
         <w:tc>
           <w:tcPr>
-            <w:tcW w:type="dxa" w:w="3061"/>
+            <w:tcW w:w="3061" w:type="dxa"/>
           </w:tcPr>
           <w:p>
             <w:pPr>
@@ -2651,7 +2623,7 @@
         </w:tc>
         <w:tc>
           <w:tcPr>
-            <w:tcW w:type="dxa" w:w="2948"/>
+            <w:tcW w:w="2948" w:type="dxa"/>
           </w:tcPr>
           <w:p>
             <w:pPr>
@@ -2669,7 +2641,7 @@
         </w:tc>
         <w:tc>
           <w:tcPr>
-            <w:tcW w:type="dxa" w:w="907"/>
+            <w:tcW w:w="907" w:type="dxa"/>
           </w:tcPr>
           <w:p>
             <w:pPr>
@@ -2686,7 +2658,7 @@
         </w:tc>
         <w:tc>
           <w:tcPr>
-            <w:tcW w:type="dxa" w:w="907"/>
+            <w:tcW w:w="907" w:type="dxa"/>
           </w:tcPr>
           <w:p>
             <w:pPr>
@@ -2703,7 +2675,7 @@
         </w:tc>
         <w:tc>
           <w:tcPr>
-            <w:tcW w:type="dxa" w:w="907"/>
+            <w:tcW w:w="907" w:type="dxa"/>
           </w:tcPr>
           <w:p>
             <w:pPr>
@@ -2721,11 +2693,12 @@
       </w:tr>
       <w:tr>
         <w:trPr>
-          <w:cantSplit w:val="true"/>
+          <w:cantSplit/>
+          <w:jc w:val="center"/>
         </w:trPr>
         <w:tc>
           <w:tcPr>
-            <w:tcW w:type="dxa" w:w="454"/>
+            <w:tcW w:w="454" w:type="dxa"/>
           </w:tcPr>
           <w:p>
             <w:pPr>
@@ -2742,7 +2715,7 @@
         </w:tc>
         <w:tc>
           <w:tcPr>
-            <w:tcW w:type="dxa" w:w="3061"/>
+            <w:tcW w:w="3061" w:type="dxa"/>
           </w:tcPr>
           <w:p>
             <w:pPr>
@@ -2759,7 +2732,7 @@
         </w:tc>
         <w:tc>
           <w:tcPr>
-            <w:tcW w:type="dxa" w:w="2948"/>
+            <w:tcW w:w="2948" w:type="dxa"/>
           </w:tcPr>
           <w:p>
             <w:pPr>
@@ -2777,7 +2750,7 @@
         </w:tc>
         <w:tc>
           <w:tcPr>
-            <w:tcW w:type="dxa" w:w="907"/>
+            <w:tcW w:w="907" w:type="dxa"/>
           </w:tcPr>
           <w:p>
             <w:pPr>
@@ -2794,7 +2767,7 @@
         </w:tc>
         <w:tc>
           <w:tcPr>
-            <w:tcW w:type="dxa" w:w="907"/>
+            <w:tcW w:w="907" w:type="dxa"/>
           </w:tcPr>
           <w:p>
             <w:pPr>
@@ -2811,7 +2784,7 @@
         </w:tc>
         <w:tc>
           <w:tcPr>
-            <w:tcW w:type="dxa" w:w="907"/>
+            <w:tcW w:w="907" w:type="dxa"/>
           </w:tcPr>
           <w:p>
             <w:pPr>
@@ -2829,11 +2802,12 @@
       </w:tr>
       <w:tr>
         <w:trPr>
-          <w:cantSplit w:val="true"/>
+          <w:cantSplit/>
+          <w:jc w:val="center"/>
         </w:trPr>
         <w:tc>
           <w:tcPr>
-            <w:tcW w:type="dxa" w:w="454"/>
+            <w:tcW w:w="454" w:type="dxa"/>
           </w:tcPr>
           <w:p>
             <w:pPr>
@@ -2850,7 +2824,7 @@
         </w:tc>
         <w:tc>
           <w:tcPr>
-            <w:tcW w:type="dxa" w:w="3061"/>
+            <w:tcW w:w="3061" w:type="dxa"/>
           </w:tcPr>
           <w:p>
             <w:pPr>
@@ -2867,7 +2841,7 @@
         </w:tc>
         <w:tc>
           <w:tcPr>
-            <w:tcW w:type="dxa" w:w="2948"/>
+            <w:tcW w:w="2948" w:type="dxa"/>
           </w:tcPr>
           <w:p>
             <w:pPr>
@@ -2885,7 +2859,7 @@
         </w:tc>
         <w:tc>
           <w:tcPr>
-            <w:tcW w:type="dxa" w:w="907"/>
+            <w:tcW w:w="907" w:type="dxa"/>
           </w:tcPr>
           <w:p>
             <w:pPr>
@@ -2902,7 +2876,7 @@
         </w:tc>
         <w:tc>
           <w:tcPr>
-            <w:tcW w:type="dxa" w:w="907"/>
+            <w:tcW w:w="907" w:type="dxa"/>
           </w:tcPr>
           <w:p>
             <w:pPr>
@@ -2919,7 +2893,7 @@
         </w:tc>
         <w:tc>
           <w:tcPr>
-            <w:tcW w:type="dxa" w:w="907"/>
+            <w:tcW w:w="907" w:type="dxa"/>
           </w:tcPr>
           <w:p>
             <w:pPr>
@@ -2937,11 +2911,12 @@
       </w:tr>
       <w:tr>
         <w:trPr>
-          <w:cantSplit w:val="true"/>
+          <w:cantSplit/>
+          <w:jc w:val="center"/>
         </w:trPr>
         <w:tc>
           <w:tcPr>
-            <w:tcW w:type="dxa" w:w="454"/>
+            <w:tcW w:w="454" w:type="dxa"/>
           </w:tcPr>
           <w:p>
             <w:pPr>
@@ -2958,7 +2933,7 @@
         </w:tc>
         <w:tc>
           <w:tcPr>
-            <w:tcW w:type="dxa" w:w="3061"/>
+            <w:tcW w:w="3061" w:type="dxa"/>
           </w:tcPr>
           <w:p>
             <w:pPr>
@@ -2975,7 +2950,7 @@
         </w:tc>
         <w:tc>
           <w:tcPr>
-            <w:tcW w:type="dxa" w:w="2948"/>
+            <w:tcW w:w="2948" w:type="dxa"/>
           </w:tcPr>
           <w:p>
             <w:pPr>
@@ -2993,7 +2968,7 @@
         </w:tc>
         <w:tc>
           <w:tcPr>
-            <w:tcW w:type="dxa" w:w="907"/>
+            <w:tcW w:w="907" w:type="dxa"/>
           </w:tcPr>
           <w:p>
             <w:pPr>
@@ -3010,7 +2985,7 @@
         </w:tc>
         <w:tc>
           <w:tcPr>
-            <w:tcW w:type="dxa" w:w="907"/>
+            <w:tcW w:w="907" w:type="dxa"/>
           </w:tcPr>
           <w:p>
             <w:pPr>
@@ -3027,7 +3002,7 @@
         </w:tc>
         <w:tc>
           <w:tcPr>
-            <w:tcW w:type="dxa" w:w="907"/>
+            <w:tcW w:w="907" w:type="dxa"/>
           </w:tcPr>
           <w:p>
             <w:pPr>
@@ -3045,11 +3020,12 @@
       </w:tr>
       <w:tr>
         <w:trPr>
-          <w:cantSplit w:val="true"/>
+          <w:cantSplit/>
+          <w:jc w:val="center"/>
         </w:trPr>
         <w:tc>
           <w:tcPr>
-            <w:tcW w:type="dxa" w:w="454"/>
+            <w:tcW w:w="454" w:type="dxa"/>
           </w:tcPr>
           <w:p>
             <w:pPr>
@@ -3066,7 +3042,7 @@
         </w:tc>
         <w:tc>
           <w:tcPr>
-            <w:tcW w:type="dxa" w:w="3061"/>
+            <w:tcW w:w="3061" w:type="dxa"/>
           </w:tcPr>
           <w:p>
             <w:pPr>
@@ -3083,7 +3059,7 @@
         </w:tc>
         <w:tc>
           <w:tcPr>
-            <w:tcW w:type="dxa" w:w="2948"/>
+            <w:tcW w:w="2948" w:type="dxa"/>
           </w:tcPr>
           <w:p>
             <w:pPr>
@@ -3101,7 +3077,7 @@
         </w:tc>
         <w:tc>
           <w:tcPr>
-            <w:tcW w:type="dxa" w:w="907"/>
+            <w:tcW w:w="907" w:type="dxa"/>
           </w:tcPr>
           <w:p>
             <w:pPr>
@@ -3118,7 +3094,7 @@
         </w:tc>
         <w:tc>
           <w:tcPr>
-            <w:tcW w:type="dxa" w:w="907"/>
+            <w:tcW w:w="907" w:type="dxa"/>
           </w:tcPr>
           <w:p>
             <w:pPr>
@@ -3135,7 +3111,7 @@
         </w:tc>
         <w:tc>
           <w:tcPr>
-            <w:tcW w:type="dxa" w:w="907"/>
+            <w:tcW w:w="907" w:type="dxa"/>
           </w:tcPr>
           <w:p>
             <w:pPr>
@@ -3153,11 +3129,12 @@
       </w:tr>
       <w:tr>
         <w:trPr>
-          <w:cantSplit w:val="true"/>
+          <w:cantSplit/>
+          <w:jc w:val="center"/>
         </w:trPr>
         <w:tc>
           <w:tcPr>
-            <w:tcW w:type="dxa" w:w="454"/>
+            <w:tcW w:w="454" w:type="dxa"/>
           </w:tcPr>
           <w:p>
             <w:pPr>
@@ -3174,7 +3151,7 @@
         </w:tc>
         <w:tc>
           <w:tcPr>
-            <w:tcW w:type="dxa" w:w="3061"/>
+            <w:tcW w:w="3061" w:type="dxa"/>
           </w:tcPr>
           <w:p>
             <w:pPr>
@@ -3191,7 +3168,7 @@
         </w:tc>
         <w:tc>
           <w:tcPr>
-            <w:tcW w:type="dxa" w:w="2948"/>
+            <w:tcW w:w="2948" w:type="dxa"/>
           </w:tcPr>
           <w:p>
             <w:pPr>
@@ -3209,7 +3186,7 @@
         </w:tc>
         <w:tc>
           <w:tcPr>
-            <w:tcW w:type="dxa" w:w="907"/>
+            <w:tcW w:w="907" w:type="dxa"/>
           </w:tcPr>
           <w:p>
             <w:pPr>
@@ -3226,7 +3203,7 @@
         </w:tc>
         <w:tc>
           <w:tcPr>
-            <w:tcW w:type="dxa" w:w="907"/>
+            <w:tcW w:w="907" w:type="dxa"/>
           </w:tcPr>
           <w:p>
             <w:pPr>
@@ -3243,7 +3220,7 @@
         </w:tc>
         <w:tc>
           <w:tcPr>
-            <w:tcW w:type="dxa" w:w="907"/>
+            <w:tcW w:w="907" w:type="dxa"/>
           </w:tcPr>
           <w:p>
             <w:pPr>
@@ -3261,11 +3238,12 @@
       </w:tr>
       <w:tr>
         <w:trPr>
-          <w:cantSplit w:val="true"/>
+          <w:cantSplit/>
+          <w:jc w:val="center"/>
         </w:trPr>
         <w:tc>
           <w:tcPr>
-            <w:tcW w:type="dxa" w:w="454"/>
+            <w:tcW w:w="454" w:type="dxa"/>
           </w:tcPr>
           <w:p>
             <w:pPr>
@@ -3282,7 +3260,7 @@
         </w:tc>
         <w:tc>
           <w:tcPr>
-            <w:tcW w:type="dxa" w:w="3061"/>
+            <w:tcW w:w="3061" w:type="dxa"/>
           </w:tcPr>
           <w:p>
             <w:pPr>
@@ -3299,7 +3277,7 @@
         </w:tc>
         <w:tc>
           <w:tcPr>
-            <w:tcW w:type="dxa" w:w="2948"/>
+            <w:tcW w:w="2948" w:type="dxa"/>
           </w:tcPr>
           <w:p>
             <w:pPr>
@@ -3317,7 +3295,7 @@
         </w:tc>
         <w:tc>
           <w:tcPr>
-            <w:tcW w:type="dxa" w:w="907"/>
+            <w:tcW w:w="907" w:type="dxa"/>
           </w:tcPr>
           <w:p>
             <w:pPr>
@@ -3334,7 +3312,7 @@
         </w:tc>
         <w:tc>
           <w:tcPr>
-            <w:tcW w:type="dxa" w:w="907"/>
+            <w:tcW w:w="907" w:type="dxa"/>
           </w:tcPr>
           <w:p>
             <w:pPr>
@@ -3351,7 +3329,7 @@
         </w:tc>
         <w:tc>
           <w:tcPr>
-            <w:tcW w:type="dxa" w:w="907"/>
+            <w:tcW w:w="907" w:type="dxa"/>
           </w:tcPr>
           <w:p>
             <w:pPr>
@@ -3369,11 +3347,12 @@
       </w:tr>
       <w:tr>
         <w:trPr>
-          <w:cantSplit w:val="true"/>
+          <w:cantSplit/>
+          <w:jc w:val="center"/>
         </w:trPr>
         <w:tc>
           <w:tcPr>
-            <w:tcW w:type="dxa" w:w="454"/>
+            <w:tcW w:w="454" w:type="dxa"/>
           </w:tcPr>
           <w:p>
             <w:pPr>
@@ -3390,7 +3369,7 @@
         </w:tc>
         <w:tc>
           <w:tcPr>
-            <w:tcW w:type="dxa" w:w="3061"/>
+            <w:tcW w:w="3061" w:type="dxa"/>
           </w:tcPr>
           <w:p>
             <w:pPr>
@@ -3407,7 +3386,7 @@
         </w:tc>
         <w:tc>
           <w:tcPr>
-            <w:tcW w:type="dxa" w:w="2948"/>
+            <w:tcW w:w="2948" w:type="dxa"/>
           </w:tcPr>
           <w:p>
             <w:pPr>
@@ -3425,7 +3404,7 @@
         </w:tc>
         <w:tc>
           <w:tcPr>
-            <w:tcW w:type="dxa" w:w="907"/>
+            <w:tcW w:w="907" w:type="dxa"/>
           </w:tcPr>
           <w:p>
             <w:pPr>
@@ -3442,7 +3421,7 @@
         </w:tc>
         <w:tc>
           <w:tcPr>
-            <w:tcW w:type="dxa" w:w="907"/>
+            <w:tcW w:w="907" w:type="dxa"/>
           </w:tcPr>
           <w:p>
             <w:pPr>
@@ -3459,7 +3438,7 @@
         </w:tc>
         <w:tc>
           <w:tcPr>
-            <w:tcW w:type="dxa" w:w="907"/>
+            <w:tcW w:w="907" w:type="dxa"/>
           </w:tcPr>
           <w:p>
             <w:pPr>
@@ -3477,11 +3456,12 @@
       </w:tr>
       <w:tr>
         <w:trPr>
-          <w:cantSplit w:val="true"/>
+          <w:cantSplit/>
+          <w:jc w:val="center"/>
         </w:trPr>
         <w:tc>
           <w:tcPr>
-            <w:tcW w:type="dxa" w:w="454"/>
+            <w:tcW w:w="454" w:type="dxa"/>
           </w:tcPr>
           <w:p>
             <w:pPr>
@@ -3498,7 +3478,7 @@
         </w:tc>
         <w:tc>
           <w:tcPr>
-            <w:tcW w:type="dxa" w:w="3061"/>
+            <w:tcW w:w="3061" w:type="dxa"/>
           </w:tcPr>
           <w:p>
             <w:pPr>
@@ -3515,7 +3495,7 @@
         </w:tc>
         <w:tc>
           <w:tcPr>
-            <w:tcW w:type="dxa" w:w="2948"/>
+            <w:tcW w:w="2948" w:type="dxa"/>
           </w:tcPr>
           <w:p>
             <w:pPr>
@@ -3533,7 +3513,7 @@
         </w:tc>
         <w:tc>
           <w:tcPr>
-            <w:tcW w:type="dxa" w:w="907"/>
+            <w:tcW w:w="907" w:type="dxa"/>
           </w:tcPr>
           <w:p>
             <w:pPr>
@@ -3550,7 +3530,7 @@
         </w:tc>
         <w:tc>
           <w:tcPr>
-            <w:tcW w:type="dxa" w:w="907"/>
+            <w:tcW w:w="907" w:type="dxa"/>
           </w:tcPr>
           <w:p>
             <w:pPr>
@@ -3567,7 +3547,7 @@
         </w:tc>
         <w:tc>
           <w:tcPr>
-            <w:tcW w:type="dxa" w:w="907"/>
+            <w:tcW w:w="907" w:type="dxa"/>
           </w:tcPr>
           <w:p>
             <w:pPr>
@@ -3585,11 +3565,12 @@
       </w:tr>
       <w:tr>
         <w:trPr>
-          <w:cantSplit w:val="true"/>
+          <w:cantSplit/>
+          <w:jc w:val="center"/>
         </w:trPr>
         <w:tc>
           <w:tcPr>
-            <w:tcW w:type="dxa" w:w="454"/>
+            <w:tcW w:w="454" w:type="dxa"/>
           </w:tcPr>
           <w:p>
             <w:pPr>
@@ -3606,7 +3587,7 @@
         </w:tc>
         <w:tc>
           <w:tcPr>
-            <w:tcW w:type="dxa" w:w="3061"/>
+            <w:tcW w:w="3061" w:type="dxa"/>
           </w:tcPr>
           <w:p>
             <w:pPr>
@@ -3623,7 +3604,7 @@
         </w:tc>
         <w:tc>
           <w:tcPr>
-            <w:tcW w:type="dxa" w:w="2948"/>
+            <w:tcW w:w="2948" w:type="dxa"/>
           </w:tcPr>
           <w:p>
             <w:pPr>
@@ -3641,7 +3622,7 @@
         </w:tc>
         <w:tc>
           <w:tcPr>
-            <w:tcW w:type="dxa" w:w="907"/>
+            <w:tcW w:w="907" w:type="dxa"/>
           </w:tcPr>
           <w:p>
             <w:pPr>
@@ -3658,7 +3639,7 @@
         </w:tc>
         <w:tc>
           <w:tcPr>
-            <w:tcW w:type="dxa" w:w="907"/>
+            <w:tcW w:w="907" w:type="dxa"/>
           </w:tcPr>
           <w:p>
             <w:pPr>
@@ -3675,7 +3656,7 @@
         </w:tc>
         <w:tc>
           <w:tcPr>
-            <w:tcW w:type="dxa" w:w="907"/>
+            <w:tcW w:w="907" w:type="dxa"/>
           </w:tcPr>
           <w:p>
             <w:pPr>
@@ -3699,24 +3680,25 @@
     </w:p>
     <w:tbl>
       <w:tblPr>
-        <w:tblStyle w:val="Tablaconcuadrcula"/>
-        <w:tblW w:type="auto" w:w="0"/>
+        <w:tblStyle w:val="TableGrid"/>
+        <w:tblW w:w="0" w:type="auto"/>
         <w:jc w:val="center"/>
-        <w:tblLook w:firstColumn="1" w:firstRow="1" w:lastColumn="0" w:lastRow="0" w:noHBand="0" w:noVBand="1" w:val="04A0"/>
+        <w:tblLook w:val="04A0" w:firstRow="1" w:lastRow="0" w:firstColumn="1" w:lastColumn="0" w:noHBand="0" w:noVBand="1"/>
       </w:tblPr>
       <w:tblGrid>
-        <w:gridCol w:w="3061"/>
-        <w:gridCol w:w="3061"/>
-        <w:gridCol w:w="3061"/>
+        <w:gridCol w:w="2381"/>
+        <w:gridCol w:w="1361"/>
+        <w:gridCol w:w="5442"/>
       </w:tblGrid>
       <w:tr>
         <w:trPr>
-          <w:cantSplit w:val="true"/>
-          <w:tblHeader w:val="true"/>
+          <w:cantSplit/>
+          <w:tblHeader/>
+          <w:jc w:val="center"/>
         </w:trPr>
         <w:tc>
           <w:tcPr>
-            <w:tcW w:type="dxa" w:w="2381"/>
+            <w:tcW w:w="2381" w:type="dxa"/>
             <w:shd w:val="clear" w:color="auto" w:fill="0F6E6E"/>
           </w:tcPr>
           <w:p>
@@ -3736,7 +3718,7 @@
         </w:tc>
         <w:tc>
           <w:tcPr>
-            <w:tcW w:type="dxa" w:w="1361"/>
+            <w:tcW w:w="1361" w:type="dxa"/>
             <w:shd w:val="clear" w:color="auto" w:fill="0F6E6E"/>
           </w:tcPr>
           <w:p>
@@ -3756,7 +3738,7 @@
         </w:tc>
         <w:tc>
           <w:tcPr>
-            <w:tcW w:type="dxa" w:w="5442"/>
+            <w:tcW w:w="5442" w:type="dxa"/>
             <w:shd w:val="clear" w:color="auto" w:fill="0F6E6E"/>
           </w:tcPr>
           <w:p>
@@ -3777,11 +3759,12 @@
       </w:tr>
       <w:tr>
         <w:trPr>
-          <w:cantSplit w:val="true"/>
+          <w:cantSplit/>
+          <w:jc w:val="center"/>
         </w:trPr>
         <w:tc>
           <w:tcPr>
-            <w:tcW w:type="dxa" w:w="2381"/>
+            <w:tcW w:w="2381" w:type="dxa"/>
           </w:tcPr>
           <w:p>
             <w:pPr>
@@ -3798,7 +3781,7 @@
         </w:tc>
         <w:tc>
           <w:tcPr>
-            <w:tcW w:type="dxa" w:w="1361"/>
+            <w:tcW w:w="1361" w:type="dxa"/>
           </w:tcPr>
           <w:p>
             <w:pPr>
@@ -3815,7 +3798,7 @@
         </w:tc>
         <w:tc>
           <w:tcPr>
-            <w:tcW w:type="dxa" w:w="5442"/>
+            <w:tcW w:w="5442" w:type="dxa"/>
           </w:tcPr>
           <w:p>
             <w:pPr>
@@ -3833,11 +3816,12 @@
       </w:tr>
       <w:tr>
         <w:trPr>
-          <w:cantSplit w:val="true"/>
+          <w:cantSplit/>
+          <w:jc w:val="center"/>
         </w:trPr>
         <w:tc>
           <w:tcPr>
-            <w:tcW w:type="dxa" w:w="2381"/>
+            <w:tcW w:w="2381" w:type="dxa"/>
           </w:tcPr>
           <w:p>
             <w:pPr>
@@ -3854,7 +3838,7 @@
         </w:tc>
         <w:tc>
           <w:tcPr>
-            <w:tcW w:type="dxa" w:w="1361"/>
+            <w:tcW w:w="1361" w:type="dxa"/>
           </w:tcPr>
           <w:p>
             <w:pPr>
@@ -3871,7 +3855,7 @@
         </w:tc>
         <w:tc>
           <w:tcPr>
-            <w:tcW w:type="dxa" w:w="5442"/>
+            <w:tcW w:w="5442" w:type="dxa"/>
           </w:tcPr>
           <w:p>
             <w:pPr>
@@ -3889,11 +3873,12 @@
       </w:tr>
       <w:tr>
         <w:trPr>
-          <w:cantSplit w:val="true"/>
+          <w:cantSplit/>
+          <w:jc w:val="center"/>
         </w:trPr>
         <w:tc>
           <w:tcPr>
-            <w:tcW w:type="dxa" w:w="2381"/>
+            <w:tcW w:w="2381" w:type="dxa"/>
           </w:tcPr>
           <w:p>
             <w:pPr>
@@ -3910,7 +3895,7 @@
         </w:tc>
         <w:tc>
           <w:tcPr>
-            <w:tcW w:type="dxa" w:w="1361"/>
+            <w:tcW w:w="1361" w:type="dxa"/>
           </w:tcPr>
           <w:p>
             <w:pPr>
@@ -3927,7 +3912,7 @@
         </w:tc>
         <w:tc>
           <w:tcPr>
-            <w:tcW w:type="dxa" w:w="5442"/>
+            <w:tcW w:w="5442" w:type="dxa"/>
           </w:tcPr>
           <w:p>
             <w:pPr>
@@ -3958,11 +3943,12 @@
       </w:tr>
       <w:tr>
         <w:trPr>
-          <w:cantSplit w:val="true"/>
+          <w:cantSplit/>
+          <w:jc w:val="center"/>
         </w:trPr>
         <w:tc>
           <w:tcPr>
-            <w:tcW w:type="dxa" w:w="2381"/>
+            <w:tcW w:w="2381" w:type="dxa"/>
           </w:tcPr>
           <w:p>
             <w:pPr>
@@ -3979,7 +3965,7 @@
         </w:tc>
         <w:tc>
           <w:tcPr>
-            <w:tcW w:type="dxa" w:w="1361"/>
+            <w:tcW w:w="1361" w:type="dxa"/>
           </w:tcPr>
           <w:p>
             <w:pPr>
@@ -3996,7 +3982,7 @@
         </w:tc>
         <w:tc>
           <w:tcPr>
-            <w:tcW w:type="dxa" w:w="5442"/>
+            <w:tcW w:w="5442" w:type="dxa"/>
           </w:tcPr>
           <w:p>
             <w:pPr>
@@ -4014,11 +4000,12 @@
       </w:tr>
       <w:tr>
         <w:trPr>
-          <w:cantSplit w:val="true"/>
+          <w:cantSplit/>
+          <w:jc w:val="center"/>
         </w:trPr>
         <w:tc>
           <w:tcPr>
-            <w:tcW w:type="dxa" w:w="2381"/>
+            <w:tcW w:w="2381" w:type="dxa"/>
           </w:tcPr>
           <w:p>
             <w:pPr>
@@ -4035,7 +4022,7 @@
         </w:tc>
         <w:tc>
           <w:tcPr>
-            <w:tcW w:type="dxa" w:w="1361"/>
+            <w:tcW w:w="1361" w:type="dxa"/>
           </w:tcPr>
           <w:p>
             <w:pPr>
@@ -4052,7 +4039,7 @@
         </w:tc>
         <w:tc>
           <w:tcPr>
-            <w:tcW w:type="dxa" w:w="5442"/>
+            <w:tcW w:w="5442" w:type="dxa"/>
           </w:tcPr>
           <w:p>
             <w:pPr>
@@ -4070,11 +4057,12 @@
       </w:tr>
       <w:tr>
         <w:trPr>
-          <w:cantSplit w:val="true"/>
+          <w:cantSplit/>
+          <w:jc w:val="center"/>
         </w:trPr>
         <w:tc>
           <w:tcPr>
-            <w:tcW w:type="dxa" w:w="2381"/>
+            <w:tcW w:w="2381" w:type="dxa"/>
           </w:tcPr>
           <w:p>
             <w:pPr>
@@ -4091,7 +4079,7 @@
         </w:tc>
         <w:tc>
           <w:tcPr>
-            <w:tcW w:type="dxa" w:w="1361"/>
+            <w:tcW w:w="1361" w:type="dxa"/>
           </w:tcPr>
           <w:p>
             <w:pPr>
@@ -4108,7 +4096,7 @@
         </w:tc>
         <w:tc>
           <w:tcPr>
-            <w:tcW w:type="dxa" w:w="5442"/>
+            <w:tcW w:w="5442" w:type="dxa"/>
           </w:tcPr>
           <w:p>
             <w:pPr>
@@ -4126,11 +4114,12 @@
       </w:tr>
       <w:tr>
         <w:trPr>
-          <w:cantSplit w:val="true"/>
+          <w:cantSplit/>
+          <w:jc w:val="center"/>
         </w:trPr>
         <w:tc>
           <w:tcPr>
-            <w:tcW w:type="dxa" w:w="2381"/>
+            <w:tcW w:w="2381" w:type="dxa"/>
           </w:tcPr>
           <w:p>
             <w:pPr>
@@ -4147,7 +4136,7 @@
         </w:tc>
         <w:tc>
           <w:tcPr>
-            <w:tcW w:type="dxa" w:w="1361"/>
+            <w:tcW w:w="1361" w:type="dxa"/>
           </w:tcPr>
           <w:p>
             <w:pPr>
@@ -4164,7 +4153,7 @@
         </w:tc>
         <w:tc>
           <w:tcPr>
-            <w:tcW w:type="dxa" w:w="5442"/>
+            <w:tcW w:w="5442" w:type="dxa"/>
           </w:tcPr>
           <w:p>
             <w:pPr>
@@ -4182,11 +4171,12 @@
       </w:tr>
       <w:tr>
         <w:trPr>
-          <w:cantSplit w:val="true"/>
+          <w:cantSplit/>
+          <w:jc w:val="center"/>
         </w:trPr>
         <w:tc>
           <w:tcPr>
-            <w:tcW w:type="dxa" w:w="2381"/>
+            <w:tcW w:w="2381" w:type="dxa"/>
           </w:tcPr>
           <w:p>
             <w:pPr>
@@ -4203,7 +4193,7 @@
         </w:tc>
         <w:tc>
           <w:tcPr>
-            <w:tcW w:type="dxa" w:w="1361"/>
+            <w:tcW w:w="1361" w:type="dxa"/>
           </w:tcPr>
           <w:p>
             <w:pPr>
@@ -4220,7 +4210,7 @@
         </w:tc>
         <w:tc>
           <w:tcPr>
-            <w:tcW w:type="dxa" w:w="5442"/>
+            <w:tcW w:w="5442" w:type="dxa"/>
           </w:tcPr>
           <w:p>
             <w:pPr>
@@ -4238,11 +4228,12 @@
       </w:tr>
       <w:tr>
         <w:trPr>
-          <w:cantSplit w:val="true"/>
+          <w:cantSplit/>
+          <w:jc w:val="center"/>
         </w:trPr>
         <w:tc>
           <w:tcPr>
-            <w:tcW w:type="dxa" w:w="2381"/>
+            <w:tcW w:w="2381" w:type="dxa"/>
           </w:tcPr>
           <w:p>
             <w:pPr>
@@ -4259,7 +4250,7 @@
         </w:tc>
         <w:tc>
           <w:tcPr>
-            <w:tcW w:type="dxa" w:w="1361"/>
+            <w:tcW w:w="1361" w:type="dxa"/>
           </w:tcPr>
           <w:p>
             <w:pPr>
@@ -4276,7 +4267,7 @@
         </w:tc>
         <w:tc>
           <w:tcPr>
-            <w:tcW w:type="dxa" w:w="5442"/>
+            <w:tcW w:w="5442" w:type="dxa"/>
           </w:tcPr>
           <w:p>
             <w:pPr>
@@ -4294,11 +4285,12 @@
       </w:tr>
       <w:tr>
         <w:trPr>
-          <w:cantSplit w:val="true"/>
+          <w:cantSplit/>
+          <w:jc w:val="center"/>
         </w:trPr>
         <w:tc>
           <w:tcPr>
-            <w:tcW w:type="dxa" w:w="2381"/>
+            <w:tcW w:w="2381" w:type="dxa"/>
           </w:tcPr>
           <w:p>
             <w:pPr>
@@ -4315,7 +4307,7 @@
         </w:tc>
         <w:tc>
           <w:tcPr>
-            <w:tcW w:type="dxa" w:w="1361"/>
+            <w:tcW w:w="1361" w:type="dxa"/>
           </w:tcPr>
           <w:p>
             <w:pPr>
@@ -4332,7 +4324,7 @@
         </w:tc>
         <w:tc>
           <w:tcPr>
-            <w:tcW w:type="dxa" w:w="5442"/>
+            <w:tcW w:w="5442" w:type="dxa"/>
           </w:tcPr>
           <w:p>
             <w:pPr>
@@ -4350,11 +4342,12 @@
       </w:tr>
       <w:tr>
         <w:trPr>
-          <w:cantSplit w:val="true"/>
+          <w:cantSplit/>
+          <w:jc w:val="center"/>
         </w:trPr>
         <w:tc>
           <w:tcPr>
-            <w:tcW w:type="dxa" w:w="2381"/>
+            <w:tcW w:w="2381" w:type="dxa"/>
           </w:tcPr>
           <w:p>
             <w:pPr>
@@ -4371,7 +4364,7 @@
         </w:tc>
         <w:tc>
           <w:tcPr>
-            <w:tcW w:type="dxa" w:w="1361"/>
+            <w:tcW w:w="1361" w:type="dxa"/>
           </w:tcPr>
           <w:p>
             <w:pPr>
@@ -4388,7 +4381,7 @@
         </w:tc>
         <w:tc>
           <w:tcPr>
-            <w:tcW w:type="dxa" w:w="5442"/>
+            <w:tcW w:w="5442" w:type="dxa"/>
           </w:tcPr>
           <w:p>
             <w:pPr>
@@ -4406,11 +4399,12 @@
       </w:tr>
       <w:tr>
         <w:trPr>
-          <w:cantSplit w:val="true"/>
+          <w:cantSplit/>
+          <w:jc w:val="center"/>
         </w:trPr>
         <w:tc>
           <w:tcPr>
-            <w:tcW w:type="dxa" w:w="2381"/>
+            <w:tcW w:w="2381" w:type="dxa"/>
           </w:tcPr>
           <w:p>
             <w:pPr>
@@ -4427,7 +4421,7 @@
         </w:tc>
         <w:tc>
           <w:tcPr>
-            <w:tcW w:type="dxa" w:w="1361"/>
+            <w:tcW w:w="1361" w:type="dxa"/>
           </w:tcPr>
           <w:p>
             <w:pPr>
@@ -4444,7 +4438,7 @@
         </w:tc>
         <w:tc>
           <w:tcPr>
-            <w:tcW w:type="dxa" w:w="5442"/>
+            <w:tcW w:w="5442" w:type="dxa"/>
           </w:tcPr>
           <w:p>
             <w:pPr>
@@ -4473,7 +4467,7 @@
     </w:p>
     <w:p>
       <w:pPr>
-        <w:pStyle w:val="Ttulo3"/>
+        <w:pStyle w:val="Heading3"/>
       </w:pPr>
       <w:r>
         <w:t>Retrospectiva</w:t>
@@ -4550,7 +4544,7 @@
     </w:p>
     <w:p>
       <w:pPr>
-        <w:pStyle w:val="Ttulo1"/>
+        <w:pStyle w:val="Heading1"/>
       </w:pPr>
       <w:r>
         <w:t>Anexo. Evidencia de las pruebas manuales</w:t>
@@ -4573,23 +4567,24 @@
     </w:p>
     <w:tbl>
       <w:tblPr>
-        <w:tblStyle w:val="Tablaconcuadrcula"/>
-        <w:tblW w:type="auto" w:w="0"/>
+        <w:tblStyle w:val="TableGrid"/>
+        <w:tblW w:w="0" w:type="auto"/>
         <w:jc w:val="center"/>
-        <w:tblLook w:firstColumn="1" w:firstRow="1" w:lastColumn="0" w:lastRow="0" w:noHBand="0" w:noVBand="1" w:val="04A0"/>
+        <w:tblLook w:val="04A0" w:firstRow="1" w:lastRow="0" w:firstColumn="1" w:lastColumn="0" w:noHBand="0" w:noVBand="1"/>
       </w:tblPr>
       <w:tblGrid>
-        <w:gridCol w:w="4592"/>
-        <w:gridCol w:w="4592"/>
+        <w:gridCol w:w="1474"/>
+        <w:gridCol w:w="7710"/>
       </w:tblGrid>
       <w:tr>
         <w:trPr>
-          <w:cantSplit w:val="true"/>
-          <w:tblHeader w:val="true"/>
+          <w:cantSplit/>
+          <w:tblHeader/>
+          <w:jc w:val="center"/>
         </w:trPr>
         <w:tc>
           <w:tcPr>
-            <w:tcW w:type="dxa" w:w="9184"/>
+            <w:tcW w:w="9184" w:type="dxa"/>
             <w:gridSpan w:val="2"/>
             <w:shd w:val="clear" w:color="auto" w:fill="0F6E6E"/>
           </w:tcPr>
@@ -4611,11 +4606,12 @@
       </w:tr>
       <w:tr>
         <w:trPr>
-          <w:cantSplit w:val="true"/>
+          <w:cantSplit/>
+          <w:jc w:val="center"/>
         </w:trPr>
         <w:tc>
           <w:tcPr>
-            <w:tcW w:type="dxa" w:w="1474"/>
+            <w:tcW w:w="1474" w:type="dxa"/>
             <w:shd w:val="clear" w:color="auto" w:fill="E6F4F4"/>
           </w:tcPr>
           <w:p>
@@ -4634,7 +4630,7 @@
         </w:tc>
         <w:tc>
           <w:tcPr>
-            <w:tcW w:type="dxa" w:w="7710"/>
+            <w:tcW w:w="7710" w:type="dxa"/>
           </w:tcPr>
           <w:p>
             <w:pPr>
@@ -4644,7 +4640,6 @@
             <w:r>
               <w:rPr>
                 <w:rFonts w:ascii="Consolas" w:hAnsi="Consolas"/>
-                <w:b w:val="0"/>
                 <w:sz w:val="16"/>
               </w:rPr>
               <w:t>GET /api/salud</w:t>
@@ -4654,11 +4649,12 @@
       </w:tr>
       <w:tr>
         <w:trPr>
-          <w:cantSplit w:val="true"/>
+          <w:cantSplit/>
+          <w:jc w:val="center"/>
         </w:trPr>
         <w:tc>
           <w:tcPr>
-            <w:tcW w:type="dxa" w:w="1474"/>
+            <w:tcW w:w="1474" w:type="dxa"/>
             <w:shd w:val="clear" w:color="auto" w:fill="E6F4F4"/>
           </w:tcPr>
           <w:p>
@@ -4677,7 +4673,7 @@
         </w:tc>
         <w:tc>
           <w:tcPr>
-            <w:tcW w:type="dxa" w:w="7710"/>
+            <w:tcW w:w="7710" w:type="dxa"/>
           </w:tcPr>
           <w:p>
             <w:pPr>
@@ -4687,7 +4683,6 @@
             <w:r>
               <w:rPr>
                 <w:rFonts w:ascii="Consolas" w:hAnsi="Consolas"/>
-                <w:b w:val="0"/>
                 <w:sz w:val="16"/>
               </w:rPr>
               <w:t>200 OK</w:t>
@@ -4697,11 +4692,12 @@
       </w:tr>
       <w:tr>
         <w:trPr>
-          <w:cantSplit w:val="true"/>
+          <w:cantSplit/>
+          <w:jc w:val="center"/>
         </w:trPr>
         <w:tc>
           <w:tcPr>
-            <w:tcW w:type="dxa" w:w="1474"/>
+            <w:tcW w:w="1474" w:type="dxa"/>
             <w:shd w:val="clear" w:color="auto" w:fill="E6F4F4"/>
           </w:tcPr>
           <w:p>
@@ -4720,7 +4716,7 @@
         </w:tc>
         <w:tc>
           <w:tcPr>
-            <w:tcW w:type="dxa" w:w="7710"/>
+            <w:tcW w:w="7710" w:type="dxa"/>
           </w:tcPr>
           <w:p>
             <w:pPr>
@@ -4730,36 +4726,32 @@
             <w:r>
               <w:rPr>
                 <w:rFonts w:ascii="Consolas" w:hAnsi="Consolas"/>
-                <w:b w:val="0"/>
                 <w:sz w:val="16"/>
               </w:rPr>
               <w:t>{</w:t>
+            </w:r>
+            <w:r>
+              <w:rPr>
+                <w:rFonts w:ascii="Consolas" w:hAnsi="Consolas"/>
+                <w:sz w:val="16"/>
+              </w:rPr>
               <w:br/>
+              <w:t xml:space="preserve">  "estado": "ok",</w:t>
             </w:r>
             <w:r>
               <w:rPr>
                 <w:rFonts w:ascii="Consolas" w:hAnsi="Consolas"/>
-                <w:b w:val="0"/>
-                <w:sz w:val="16"/>
-              </w:rPr>
-              <w:t xml:space="preserve">  "estado": "ok",</w:t>
+                <w:sz w:val="16"/>
+              </w:rPr>
               <w:br/>
+              <w:t xml:space="preserve">  "base": "ok"</w:t>
             </w:r>
             <w:r>
               <w:rPr>
                 <w:rFonts w:ascii="Consolas" w:hAnsi="Consolas"/>
-                <w:b w:val="0"/>
-                <w:sz w:val="16"/>
-              </w:rPr>
-              <w:t xml:space="preserve">  "base": "ok"</w:t>
+                <w:sz w:val="16"/>
+              </w:rPr>
               <w:br/>
-            </w:r>
-            <w:r>
-              <w:rPr>
-                <w:rFonts w:ascii="Consolas" w:hAnsi="Consolas"/>
-                <w:b w:val="0"/>
-                <w:sz w:val="16"/>
-              </w:rPr>
               <w:t>}</w:t>
             </w:r>
           </w:p>
@@ -4773,23 +4765,24 @@
     </w:p>
     <w:tbl>
       <w:tblPr>
-        <w:tblStyle w:val="Tablaconcuadrcula"/>
-        <w:tblW w:type="auto" w:w="0"/>
+        <w:tblStyle w:val="TableGrid"/>
+        <w:tblW w:w="0" w:type="auto"/>
         <w:jc w:val="center"/>
-        <w:tblLook w:firstColumn="1" w:firstRow="1" w:lastColumn="0" w:lastRow="0" w:noHBand="0" w:noVBand="1" w:val="04A0"/>
+        <w:tblLook w:val="04A0" w:firstRow="1" w:lastRow="0" w:firstColumn="1" w:lastColumn="0" w:noHBand="0" w:noVBand="1"/>
       </w:tblPr>
       <w:tblGrid>
-        <w:gridCol w:w="4592"/>
-        <w:gridCol w:w="4592"/>
+        <w:gridCol w:w="1474"/>
+        <w:gridCol w:w="7710"/>
       </w:tblGrid>
       <w:tr>
         <w:trPr>
-          <w:cantSplit w:val="true"/>
-          <w:tblHeader w:val="true"/>
+          <w:cantSplit/>
+          <w:tblHeader/>
+          <w:jc w:val="center"/>
         </w:trPr>
         <w:tc>
           <w:tcPr>
-            <w:tcW w:type="dxa" w:w="9184"/>
+            <w:tcW w:w="9184" w:type="dxa"/>
             <w:gridSpan w:val="2"/>
             <w:shd w:val="clear" w:color="auto" w:fill="0F6E6E"/>
           </w:tcPr>
@@ -4811,11 +4804,12 @@
       </w:tr>
       <w:tr>
         <w:trPr>
-          <w:cantSplit w:val="true"/>
+          <w:cantSplit/>
+          <w:jc w:val="center"/>
         </w:trPr>
         <w:tc>
           <w:tcPr>
-            <w:tcW w:type="dxa" w:w="1474"/>
+            <w:tcW w:w="1474" w:type="dxa"/>
             <w:shd w:val="clear" w:color="auto" w:fill="E6F4F4"/>
           </w:tcPr>
           <w:p>
@@ -4834,7 +4828,7 @@
         </w:tc>
         <w:tc>
           <w:tcPr>
-            <w:tcW w:type="dxa" w:w="7710"/>
+            <w:tcW w:w="7710" w:type="dxa"/>
           </w:tcPr>
           <w:p>
             <w:pPr>
@@ -4844,7 +4838,6 @@
             <w:r>
               <w:rPr>
                 <w:rFonts w:ascii="Consolas" w:hAnsi="Consolas"/>
-                <w:b w:val="0"/>
                 <w:sz w:val="16"/>
               </w:rPr>
               <w:t>GET /api/categorias</w:t>
@@ -4854,11 +4847,12 @@
       </w:tr>
       <w:tr>
         <w:trPr>
-          <w:cantSplit w:val="true"/>
+          <w:cantSplit/>
+          <w:jc w:val="center"/>
         </w:trPr>
         <w:tc>
           <w:tcPr>
-            <w:tcW w:type="dxa" w:w="1474"/>
+            <w:tcW w:w="1474" w:type="dxa"/>
             <w:shd w:val="clear" w:color="auto" w:fill="E6F4F4"/>
           </w:tcPr>
           <w:p>
@@ -4877,7 +4871,7 @@
         </w:tc>
         <w:tc>
           <w:tcPr>
-            <w:tcW w:type="dxa" w:w="7710"/>
+            <w:tcW w:w="7710" w:type="dxa"/>
           </w:tcPr>
           <w:p>
             <w:pPr>
@@ -4887,7 +4881,6 @@
             <w:r>
               <w:rPr>
                 <w:rFonts w:ascii="Consolas" w:hAnsi="Consolas"/>
-                <w:b w:val="0"/>
                 <w:sz w:val="16"/>
               </w:rPr>
               <w:t>401 Unauthorized</w:t>
@@ -4897,11 +4890,12 @@
       </w:tr>
       <w:tr>
         <w:trPr>
-          <w:cantSplit w:val="true"/>
+          <w:cantSplit/>
+          <w:jc w:val="center"/>
         </w:trPr>
         <w:tc>
           <w:tcPr>
-            <w:tcW w:type="dxa" w:w="1474"/>
+            <w:tcW w:w="1474" w:type="dxa"/>
             <w:shd w:val="clear" w:color="auto" w:fill="E6F4F4"/>
           </w:tcPr>
           <w:p>
@@ -4920,7 +4914,7 @@
         </w:tc>
         <w:tc>
           <w:tcPr>
-            <w:tcW w:type="dxa" w:w="7710"/>
+            <w:tcW w:w="7710" w:type="dxa"/>
           </w:tcPr>
           <w:p>
             <w:pPr>
@@ -4930,45 +4924,40 @@
             <w:r>
               <w:rPr>
                 <w:rFonts w:ascii="Consolas" w:hAnsi="Consolas"/>
-                <w:b w:val="0"/>
                 <w:sz w:val="16"/>
               </w:rPr>
               <w:t>{</w:t>
+            </w:r>
+            <w:r>
+              <w:rPr>
+                <w:rFonts w:ascii="Consolas" w:hAnsi="Consolas"/>
+                <w:sz w:val="16"/>
+              </w:rPr>
               <w:br/>
+              <w:t xml:space="preserve">  "estado": 401,</w:t>
             </w:r>
             <w:r>
               <w:rPr>
                 <w:rFonts w:ascii="Consolas" w:hAnsi="Consolas"/>
-                <w:b w:val="0"/>
-                <w:sz w:val="16"/>
-              </w:rPr>
-              <w:t xml:space="preserve">  "estado": 401,</w:t>
+                <w:sz w:val="16"/>
+              </w:rPr>
               <w:br/>
+              <w:t xml:space="preserve">  "codigo": "NO_AUTENTICADO",</w:t>
             </w:r>
             <w:r>
               <w:rPr>
                 <w:rFonts w:ascii="Consolas" w:hAnsi="Consolas"/>
-                <w:b w:val="0"/>
-                <w:sz w:val="16"/>
-              </w:rPr>
-              <w:t xml:space="preserve">  "codigo": "NO_AUTENTICADO",</w:t>
+                <w:sz w:val="16"/>
+              </w:rPr>
               <w:br/>
+              <w:t xml:space="preserve">  "mensaje": "Falta la sesión"</w:t>
             </w:r>
             <w:r>
               <w:rPr>
                 <w:rFonts w:ascii="Consolas" w:hAnsi="Consolas"/>
-                <w:b w:val="0"/>
-                <w:sz w:val="16"/>
-              </w:rPr>
-              <w:t xml:space="preserve">  "mensaje": "Falta la sesión"</w:t>
+                <w:sz w:val="16"/>
+              </w:rPr>
               <w:br/>
-            </w:r>
-            <w:r>
-              <w:rPr>
-                <w:rFonts w:ascii="Consolas" w:hAnsi="Consolas"/>
-                <w:b w:val="0"/>
-                <w:sz w:val="16"/>
-              </w:rPr>
               <w:t>}</w:t>
             </w:r>
           </w:p>
@@ -4982,23 +4971,24 @@
     </w:p>
     <w:tbl>
       <w:tblPr>
-        <w:tblStyle w:val="Tablaconcuadrcula"/>
-        <w:tblW w:type="auto" w:w="0"/>
+        <w:tblStyle w:val="TableGrid"/>
+        <w:tblW w:w="0" w:type="auto"/>
         <w:jc w:val="center"/>
-        <w:tblLook w:firstColumn="1" w:firstRow="1" w:lastColumn="0" w:lastRow="0" w:noHBand="0" w:noVBand="1" w:val="04A0"/>
+        <w:tblLook w:val="04A0" w:firstRow="1" w:lastRow="0" w:firstColumn="1" w:lastColumn="0" w:noHBand="0" w:noVBand="1"/>
       </w:tblPr>
       <w:tblGrid>
-        <w:gridCol w:w="4592"/>
-        <w:gridCol w:w="4592"/>
+        <w:gridCol w:w="1474"/>
+        <w:gridCol w:w="7710"/>
       </w:tblGrid>
       <w:tr>
         <w:trPr>
-          <w:cantSplit w:val="true"/>
-          <w:tblHeader w:val="true"/>
+          <w:cantSplit/>
+          <w:tblHeader/>
+          <w:jc w:val="center"/>
         </w:trPr>
         <w:tc>
           <w:tcPr>
-            <w:tcW w:type="dxa" w:w="9184"/>
+            <w:tcW w:w="9184" w:type="dxa"/>
             <w:gridSpan w:val="2"/>
             <w:shd w:val="clear" w:color="auto" w:fill="0F6E6E"/>
           </w:tcPr>
@@ -5020,11 +5010,12 @@
       </w:tr>
       <w:tr>
         <w:trPr>
-          <w:cantSplit w:val="true"/>
+          <w:cantSplit/>
+          <w:jc w:val="center"/>
         </w:trPr>
         <w:tc>
           <w:tcPr>
-            <w:tcW w:type="dxa" w:w="1474"/>
+            <w:tcW w:w="1474" w:type="dxa"/>
             <w:shd w:val="clear" w:color="auto" w:fill="E6F4F4"/>
           </w:tcPr>
           <w:p>
@@ -5043,7 +5034,7 @@
         </w:tc>
         <w:tc>
           <w:tcPr>
-            <w:tcW w:type="dxa" w:w="7710"/>
+            <w:tcW w:w="7710" w:type="dxa"/>
           </w:tcPr>
           <w:p>
             <w:pPr>
@@ -5053,7 +5044,6 @@
             <w:r>
               <w:rPr>
                 <w:rFonts w:ascii="Consolas" w:hAnsi="Consolas"/>
-                <w:b w:val="0"/>
                 <w:sz w:val="16"/>
               </w:rPr>
               <w:t>POST /api/auth/sesion</w:t>
@@ -5063,11 +5053,12 @@
       </w:tr>
       <w:tr>
         <w:trPr>
-          <w:cantSplit w:val="true"/>
+          <w:cantSplit/>
+          <w:jc w:val="center"/>
         </w:trPr>
         <w:tc>
           <w:tcPr>
-            <w:tcW w:type="dxa" w:w="1474"/>
+            <w:tcW w:w="1474" w:type="dxa"/>
             <w:shd w:val="clear" w:color="auto" w:fill="E6F4F4"/>
           </w:tcPr>
           <w:p>
@@ -5086,7 +5077,7 @@
         </w:tc>
         <w:tc>
           <w:tcPr>
-            <w:tcW w:type="dxa" w:w="7710"/>
+            <w:tcW w:w="7710" w:type="dxa"/>
           </w:tcPr>
           <w:p>
             <w:pPr>
@@ -5096,7 +5087,6 @@
             <w:r>
               <w:rPr>
                 <w:rFonts w:ascii="Consolas" w:hAnsi="Consolas"/>
-                <w:b w:val="0"/>
                 <w:sz w:val="16"/>
               </w:rPr>
               <w:t>{"usuario":"admin","contrasena":"********"}</w:t>
@@ -5106,11 +5096,12 @@
       </w:tr>
       <w:tr>
         <w:trPr>
-          <w:cantSplit w:val="true"/>
+          <w:cantSplit/>
+          <w:jc w:val="center"/>
         </w:trPr>
         <w:tc>
           <w:tcPr>
-            <w:tcW w:type="dxa" w:w="1474"/>
+            <w:tcW w:w="1474" w:type="dxa"/>
             <w:shd w:val="clear" w:color="auto" w:fill="E6F4F4"/>
           </w:tcPr>
           <w:p>
@@ -5129,7 +5120,7 @@
         </w:tc>
         <w:tc>
           <w:tcPr>
-            <w:tcW w:type="dxa" w:w="7710"/>
+            <w:tcW w:w="7710" w:type="dxa"/>
           </w:tcPr>
           <w:p>
             <w:pPr>
@@ -5139,7 +5130,6 @@
             <w:r>
               <w:rPr>
                 <w:rFonts w:ascii="Consolas" w:hAnsi="Consolas"/>
-                <w:b w:val="0"/>
                 <w:sz w:val="16"/>
               </w:rPr>
               <w:t>200 OK</w:t>
@@ -5149,11 +5139,12 @@
       </w:tr>
       <w:tr>
         <w:trPr>
-          <w:cantSplit w:val="true"/>
+          <w:cantSplit/>
+          <w:jc w:val="center"/>
         </w:trPr>
         <w:tc>
           <w:tcPr>
-            <w:tcW w:type="dxa" w:w="1474"/>
+            <w:tcW w:w="1474" w:type="dxa"/>
             <w:shd w:val="clear" w:color="auto" w:fill="E6F4F4"/>
           </w:tcPr>
           <w:p>
@@ -5172,20 +5163,299 @@
         </w:tc>
         <w:tc>
           <w:tcPr>
-            <w:tcW w:type="dxa" w:w="7710"/>
+            <w:tcW w:w="7710" w:type="dxa"/>
           </w:tcPr>
           <w:p>
             <w:pPr>
               <w:spacing w:after="20"/>
               <w:jc w:val="left"/>
+              <w:rPr>
+                <w:lang w:val="en-US"/>
+              </w:rPr>
             </w:pPr>
             <w:r>
               <w:rPr>
                 <w:rFonts w:ascii="Consolas" w:hAnsi="Consolas"/>
-                <w:b w:val="0"/>
-                <w:sz w:val="16"/>
+                <w:sz w:val="16"/>
+                <w:lang w:val="en-US"/>
               </w:rPr>
               <w:t>acopio_sesion=&lt;token&gt;; Max-Age=28799; Path=/api; Expires=Thu, 08 Oct 2026 03:14:01 GMT; HttpOnly; SameSite=Strict</w:t>
+            </w:r>
+          </w:p>
+        </w:tc>
+      </w:tr>
+    </w:tbl>
+    <w:p>
+      <w:pPr>
+        <w:spacing w:after="80"/>
+        <w:rPr>
+          <w:lang w:val="en-US"/>
+        </w:rPr>
+      </w:pPr>
+    </w:p>
+    <w:tbl>
+      <w:tblPr>
+        <w:tblStyle w:val="TableGrid"/>
+        <w:tblW w:w="0" w:type="auto"/>
+        <w:jc w:val="center"/>
+        <w:tblLook w:val="04A0" w:firstRow="1" w:lastRow="0" w:firstColumn="1" w:lastColumn="0" w:noHBand="0" w:noVBand="1"/>
+      </w:tblPr>
+      <w:tblGrid>
+        <w:gridCol w:w="1474"/>
+        <w:gridCol w:w="7710"/>
+      </w:tblGrid>
+      <w:tr>
+        <w:trPr>
+          <w:cantSplit/>
+          <w:tblHeader/>
+          <w:jc w:val="center"/>
+        </w:trPr>
+        <w:tc>
+          <w:tcPr>
+            <w:tcW w:w="9184" w:type="dxa"/>
+            <w:gridSpan w:val="2"/>
+            <w:shd w:val="clear" w:color="auto" w:fill="0F6E6E"/>
+          </w:tcPr>
+          <w:p>
+            <w:pPr>
+              <w:spacing w:after="20"/>
+              <w:jc w:val="left"/>
+            </w:pPr>
+            <w:r>
+              <w:rPr>
+                <w:b/>
+                <w:color w:val="FFFFFF"/>
+                <w:sz w:val="18"/>
+              </w:rPr>
+              <w:t>4. Quién soy</w:t>
+            </w:r>
+          </w:p>
+        </w:tc>
+      </w:tr>
+      <w:tr>
+        <w:trPr>
+          <w:cantSplit/>
+          <w:jc w:val="center"/>
+        </w:trPr>
+        <w:tc>
+          <w:tcPr>
+            <w:tcW w:w="1474" w:type="dxa"/>
+            <w:shd w:val="clear" w:color="auto" w:fill="E6F4F4"/>
+          </w:tcPr>
+          <w:p>
+            <w:pPr>
+              <w:spacing w:after="20"/>
+              <w:jc w:val="left"/>
+            </w:pPr>
+            <w:r>
+              <w:rPr>
+                <w:b/>
+                <w:sz w:val="17"/>
+              </w:rPr>
+              <w:t>Petición</w:t>
+            </w:r>
+          </w:p>
+        </w:tc>
+        <w:tc>
+          <w:tcPr>
+            <w:tcW w:w="7710" w:type="dxa"/>
+          </w:tcPr>
+          <w:p>
+            <w:pPr>
+              <w:spacing w:after="20"/>
+              <w:jc w:val="left"/>
+            </w:pPr>
+            <w:r>
+              <w:rPr>
+                <w:rFonts w:ascii="Consolas" w:hAnsi="Consolas"/>
+                <w:sz w:val="16"/>
+              </w:rPr>
+              <w:t>GET /api/auth/yo</w:t>
+            </w:r>
+          </w:p>
+        </w:tc>
+      </w:tr>
+      <w:tr>
+        <w:trPr>
+          <w:cantSplit/>
+          <w:jc w:val="center"/>
+        </w:trPr>
+        <w:tc>
+          <w:tcPr>
+            <w:tcW w:w="1474" w:type="dxa"/>
+            <w:shd w:val="clear" w:color="auto" w:fill="E6F4F4"/>
+          </w:tcPr>
+          <w:p>
+            <w:pPr>
+              <w:spacing w:after="20"/>
+              <w:jc w:val="left"/>
+            </w:pPr>
+            <w:r>
+              <w:rPr>
+                <w:b/>
+                <w:sz w:val="17"/>
+              </w:rPr>
+              <w:t>Sesión</w:t>
+            </w:r>
+          </w:p>
+        </w:tc>
+        <w:tc>
+          <w:tcPr>
+            <w:tcW w:w="7710" w:type="dxa"/>
+          </w:tcPr>
+          <w:p>
+            <w:pPr>
+              <w:spacing w:after="20"/>
+              <w:jc w:val="left"/>
+            </w:pPr>
+            <w:r>
+              <w:rPr>
+                <w:rFonts w:ascii="Consolas" w:hAnsi="Consolas"/>
+                <w:sz w:val="16"/>
+              </w:rPr>
+              <w:t>Authorization: Bearer &lt;token&gt;</w:t>
+            </w:r>
+          </w:p>
+        </w:tc>
+      </w:tr>
+      <w:tr>
+        <w:trPr>
+          <w:cantSplit/>
+          <w:jc w:val="center"/>
+        </w:trPr>
+        <w:tc>
+          <w:tcPr>
+            <w:tcW w:w="1474" w:type="dxa"/>
+            <w:shd w:val="clear" w:color="auto" w:fill="E6F4F4"/>
+          </w:tcPr>
+          <w:p>
+            <w:pPr>
+              <w:spacing w:after="20"/>
+              <w:jc w:val="left"/>
+            </w:pPr>
+            <w:r>
+              <w:rPr>
+                <w:b/>
+                <w:sz w:val="17"/>
+              </w:rPr>
+              <w:t>Respuesta</w:t>
+            </w:r>
+          </w:p>
+        </w:tc>
+        <w:tc>
+          <w:tcPr>
+            <w:tcW w:w="7710" w:type="dxa"/>
+          </w:tcPr>
+          <w:p>
+            <w:pPr>
+              <w:spacing w:after="20"/>
+              <w:jc w:val="left"/>
+            </w:pPr>
+            <w:r>
+              <w:rPr>
+                <w:rFonts w:ascii="Consolas" w:hAnsi="Consolas"/>
+                <w:sz w:val="16"/>
+              </w:rPr>
+              <w:t>200 OK</w:t>
+            </w:r>
+          </w:p>
+        </w:tc>
+      </w:tr>
+      <w:tr>
+        <w:trPr>
+          <w:cantSplit/>
+          <w:jc w:val="center"/>
+        </w:trPr>
+        <w:tc>
+          <w:tcPr>
+            <w:tcW w:w="1474" w:type="dxa"/>
+            <w:shd w:val="clear" w:color="auto" w:fill="E6F4F4"/>
+          </w:tcPr>
+          <w:p>
+            <w:pPr>
+              <w:spacing w:after="20"/>
+              <w:jc w:val="left"/>
+            </w:pPr>
+            <w:r>
+              <w:rPr>
+                <w:b/>
+                <w:sz w:val="17"/>
+              </w:rPr>
+              <w:t>Cuerpo</w:t>
+            </w:r>
+          </w:p>
+        </w:tc>
+        <w:tc>
+          <w:tcPr>
+            <w:tcW w:w="7710" w:type="dxa"/>
+          </w:tcPr>
+          <w:p>
+            <w:pPr>
+              <w:spacing w:after="20"/>
+              <w:jc w:val="left"/>
+            </w:pPr>
+            <w:r>
+              <w:rPr>
+                <w:rFonts w:ascii="Consolas" w:hAnsi="Consolas"/>
+                <w:sz w:val="16"/>
+              </w:rPr>
+              <w:t>{</w:t>
+            </w:r>
+            <w:r>
+              <w:rPr>
+                <w:rFonts w:ascii="Consolas" w:hAnsi="Consolas"/>
+                <w:sz w:val="16"/>
+              </w:rPr>
+              <w:br/>
+              <w:t xml:space="preserve">  "id": "c17b10e6-f29c-405e-987f-3e883c5b1b8a",</w:t>
+            </w:r>
+            <w:r>
+              <w:rPr>
+                <w:rFonts w:ascii="Consolas" w:hAnsi="Consolas"/>
+                <w:sz w:val="16"/>
+              </w:rPr>
+              <w:br/>
+              <w:t xml:space="preserve">  "username": "admin",</w:t>
+            </w:r>
+            <w:r>
+              <w:rPr>
+                <w:rFonts w:ascii="Consolas" w:hAnsi="Consolas"/>
+                <w:sz w:val="16"/>
+              </w:rPr>
+              <w:br/>
+              <w:t xml:space="preserve">  "nombre": "Administrador",</w:t>
+            </w:r>
+            <w:r>
+              <w:rPr>
+                <w:rFonts w:ascii="Consolas" w:hAnsi="Consolas"/>
+                <w:sz w:val="16"/>
+              </w:rPr>
+              <w:br/>
+              <w:t xml:space="preserve">  "rol": "ADMIN",</w:t>
+            </w:r>
+            <w:r>
+              <w:rPr>
+                <w:rFonts w:ascii="Consolas" w:hAnsi="Consolas"/>
+                <w:sz w:val="16"/>
+              </w:rPr>
+              <w:br/>
+              <w:t xml:space="preserve">  "alcanceGlobal": true,</w:t>
+            </w:r>
+            <w:r>
+              <w:rPr>
+                <w:rFonts w:ascii="Consolas" w:hAnsi="Consolas"/>
+                <w:sz w:val="16"/>
+              </w:rPr>
+              <w:br/>
+              <w:t xml:space="preserve">  "asignaciones": []</w:t>
+            </w:r>
+            <w:r>
+              <w:rPr>
+                <w:rFonts w:ascii="Consolas" w:hAnsi="Consolas"/>
+                <w:sz w:val="16"/>
+              </w:rPr>
+              <w:br/>
+              <w:t>}</w:t>
             </w:r>
           </w:p>
         </w:tc>
@@ -5198,23 +5468,24 @@
     </w:p>
     <w:tbl>
       <w:tblPr>
-        <w:tblStyle w:val="Tablaconcuadrcula"/>
-        <w:tblW w:type="auto" w:w="0"/>
+        <w:tblStyle w:val="TableGrid"/>
+        <w:tblW w:w="0" w:type="auto"/>
         <w:jc w:val="center"/>
-        <w:tblLook w:firstColumn="1" w:firstRow="1" w:lastColumn="0" w:lastRow="0" w:noHBand="0" w:noVBand="1" w:val="04A0"/>
+        <w:tblLook w:val="04A0" w:firstRow="1" w:lastRow="0" w:firstColumn="1" w:lastColumn="0" w:noHBand="0" w:noVBand="1"/>
       </w:tblPr>
       <w:tblGrid>
-        <w:gridCol w:w="4592"/>
-        <w:gridCol w:w="4592"/>
+        <w:gridCol w:w="1474"/>
+        <w:gridCol w:w="7710"/>
       </w:tblGrid>
       <w:tr>
         <w:trPr>
-          <w:cantSplit w:val="true"/>
-          <w:tblHeader w:val="true"/>
+          <w:cantSplit/>
+          <w:tblHeader/>
+          <w:jc w:val="center"/>
         </w:trPr>
         <w:tc>
           <w:tcPr>
-            <w:tcW w:type="dxa" w:w="9184"/>
+            <w:tcW w:w="9184" w:type="dxa"/>
             <w:gridSpan w:val="2"/>
             <w:shd w:val="clear" w:color="auto" w:fill="0F6E6E"/>
           </w:tcPr>
@@ -5229,18 +5500,19 @@
                 <w:color w:val="FFFFFF"/>
                 <w:sz w:val="18"/>
               </w:rPr>
-              <w:t>4. Quién soy</w:t>
+              <w:t>5. Crear una categoría (C de CRUD)</w:t>
             </w:r>
           </w:p>
         </w:tc>
       </w:tr>
       <w:tr>
         <w:trPr>
-          <w:cantSplit w:val="true"/>
+          <w:cantSplit/>
+          <w:jc w:val="center"/>
         </w:trPr>
         <w:tc>
           <w:tcPr>
-            <w:tcW w:type="dxa" w:w="1474"/>
+            <w:tcW w:w="1474" w:type="dxa"/>
             <w:shd w:val="clear" w:color="auto" w:fill="E6F4F4"/>
           </w:tcPr>
           <w:p>
@@ -5259,7 +5531,7 @@
         </w:tc>
         <w:tc>
           <w:tcPr>
-            <w:tcW w:type="dxa" w:w="7710"/>
+            <w:tcW w:w="7710" w:type="dxa"/>
           </w:tcPr>
           <w:p>
             <w:pPr>
@@ -5269,21 +5541,21 @@
             <w:r>
               <w:rPr>
                 <w:rFonts w:ascii="Consolas" w:hAnsi="Consolas"/>
-                <w:b w:val="0"/>
-                <w:sz w:val="16"/>
-              </w:rPr>
-              <w:t>GET /api/auth/yo</w:t>
+                <w:sz w:val="16"/>
+              </w:rPr>
+              <w:t>POST /api/categorias</w:t>
             </w:r>
           </w:p>
         </w:tc>
       </w:tr>
       <w:tr>
         <w:trPr>
-          <w:cantSplit w:val="true"/>
+          <w:cantSplit/>
+          <w:jc w:val="center"/>
         </w:trPr>
         <w:tc>
           <w:tcPr>
-            <w:tcW w:type="dxa" w:w="1474"/>
+            <w:tcW w:w="1474" w:type="dxa"/>
             <w:shd w:val="clear" w:color="auto" w:fill="E6F4F4"/>
           </w:tcPr>
           <w:p>
@@ -5302,7 +5574,7 @@
         </w:tc>
         <w:tc>
           <w:tcPr>
-            <w:tcW w:type="dxa" w:w="7710"/>
+            <w:tcW w:w="7710" w:type="dxa"/>
           </w:tcPr>
           <w:p>
             <w:pPr>
@@ -5312,7 +5584,6 @@
             <w:r>
               <w:rPr>
                 <w:rFonts w:ascii="Consolas" w:hAnsi="Consolas"/>
-                <w:b w:val="0"/>
                 <w:sz w:val="16"/>
               </w:rPr>
               <w:t>Authorization: Bearer &lt;token&gt;</w:t>
@@ -5322,11 +5593,12 @@
       </w:tr>
       <w:tr>
         <w:trPr>
-          <w:cantSplit w:val="true"/>
+          <w:cantSplit/>
+          <w:jc w:val="center"/>
         </w:trPr>
         <w:tc>
           <w:tcPr>
-            <w:tcW w:type="dxa" w:w="1474"/>
+            <w:tcW w:w="1474" w:type="dxa"/>
             <w:shd w:val="clear" w:color="auto" w:fill="E6F4F4"/>
           </w:tcPr>
           <w:p>
@@ -5339,13 +5611,13 @@
                 <w:b/>
                 <w:sz w:val="17"/>
               </w:rPr>
-              <w:t>Respuesta</w:t>
-            </w:r>
-          </w:p>
-        </w:tc>
-        <w:tc>
-          <w:tcPr>
-            <w:tcW w:type="dxa" w:w="7710"/>
+              <w:t>Envía</w:t>
+            </w:r>
+          </w:p>
+        </w:tc>
+        <w:tc>
+          <w:tcPr>
+            <w:tcW w:w="7710" w:type="dxa"/>
           </w:tcPr>
           <w:p>
             <w:pPr>
@@ -5355,21 +5627,21 @@
             <w:r>
               <w:rPr>
                 <w:rFonts w:ascii="Consolas" w:hAnsi="Consolas"/>
-                <w:b w:val="0"/>
-                <w:sz w:val="16"/>
-              </w:rPr>
-              <w:t>200 OK</w:t>
+                <w:sz w:val="16"/>
+              </w:rPr>
+              <w:t>{"nombre":"Pilas AA prueba 141401","grupo":"HERRAMIENTAS","unidadBase":"UNIDAD","sinonimos":["baterías"]}</w:t>
             </w:r>
           </w:p>
         </w:tc>
       </w:tr>
       <w:tr>
         <w:trPr>
-          <w:cantSplit w:val="true"/>
+          <w:cantSplit/>
+          <w:jc w:val="center"/>
         </w:trPr>
         <w:tc>
           <w:tcPr>
-            <w:tcW w:type="dxa" w:w="1474"/>
+            <w:tcW w:w="1474" w:type="dxa"/>
             <w:shd w:val="clear" w:color="auto" w:fill="E6F4F4"/>
           </w:tcPr>
           <w:p>
@@ -5382,13 +5654,56 @@
                 <w:b/>
                 <w:sz w:val="17"/>
               </w:rPr>
+              <w:t>Respuesta</w:t>
+            </w:r>
+          </w:p>
+        </w:tc>
+        <w:tc>
+          <w:tcPr>
+            <w:tcW w:w="7710" w:type="dxa"/>
+          </w:tcPr>
+          <w:p>
+            <w:pPr>
+              <w:spacing w:after="20"/>
+              <w:jc w:val="left"/>
+            </w:pPr>
+            <w:r>
+              <w:rPr>
+                <w:rFonts w:ascii="Consolas" w:hAnsi="Consolas"/>
+                <w:sz w:val="16"/>
+              </w:rPr>
+              <w:t>201 Created</w:t>
+            </w:r>
+          </w:p>
+        </w:tc>
+      </w:tr>
+      <w:tr>
+        <w:trPr>
+          <w:cantSplit/>
+          <w:jc w:val="center"/>
+        </w:trPr>
+        <w:tc>
+          <w:tcPr>
+            <w:tcW w:w="1474" w:type="dxa"/>
+            <w:shd w:val="clear" w:color="auto" w:fill="E6F4F4"/>
+          </w:tcPr>
+          <w:p>
+            <w:pPr>
+              <w:spacing w:after="20"/>
+              <w:jc w:val="left"/>
+            </w:pPr>
+            <w:r>
+              <w:rPr>
+                <w:b/>
+                <w:sz w:val="17"/>
+              </w:rPr>
               <w:t>Cuerpo</w:t>
             </w:r>
           </w:p>
         </w:tc>
         <w:tc>
           <w:tcPr>
-            <w:tcW w:type="dxa" w:w="7710"/>
+            <w:tcW w:w="7710" w:type="dxa"/>
           </w:tcPr>
           <w:p>
             <w:pPr>
@@ -5398,72 +5713,88 @@
             <w:r>
               <w:rPr>
                 <w:rFonts w:ascii="Consolas" w:hAnsi="Consolas"/>
-                <w:b w:val="0"/>
                 <w:sz w:val="16"/>
               </w:rPr>
               <w:t>{</w:t>
+            </w:r>
+            <w:r>
+              <w:rPr>
+                <w:rFonts w:ascii="Consolas" w:hAnsi="Consolas"/>
+                <w:sz w:val="16"/>
+              </w:rPr>
               <w:br/>
+              <w:t xml:space="preserve">  "id": "a20cbde5-68fe-4279-8942-d156e67e3b09",</w:t>
             </w:r>
             <w:r>
               <w:rPr>
                 <w:rFonts w:ascii="Consolas" w:hAnsi="Consolas"/>
-                <w:b w:val="0"/>
-                <w:sz w:val="16"/>
-              </w:rPr>
-              <w:t xml:space="preserve">  "id": "c17b10e6-f29c-405e-987f-3e883c5b1b8a",</w:t>
+                <w:sz w:val="16"/>
+              </w:rPr>
               <w:br/>
+              <w:t xml:space="preserve">  "nombre": "Pilas AA prueba 141401",</w:t>
             </w:r>
             <w:r>
               <w:rPr>
                 <w:rFonts w:ascii="Consolas" w:hAnsi="Consolas"/>
-                <w:b w:val="0"/>
-                <w:sz w:val="16"/>
-              </w:rPr>
-              <w:t xml:space="preserve">  "username": "admin",</w:t>
+                <w:sz w:val="16"/>
+              </w:rPr>
               <w:br/>
+              <w:t xml:space="preserve">  "grupo": "HERRAMIENTAS",</w:t>
             </w:r>
             <w:r>
               <w:rPr>
                 <w:rFonts w:ascii="Consolas" w:hAnsi="Consolas"/>
-                <w:b w:val="0"/>
-                <w:sz w:val="16"/>
-              </w:rPr>
-              <w:t xml:space="preserve">  "nombre": "Administrador",</w:t>
+                <w:sz w:val="16"/>
+              </w:rPr>
               <w:br/>
+              <w:t xml:space="preserve">  "unidadBase": "UNIDAD",</w:t>
             </w:r>
             <w:r>
               <w:rPr>
                 <w:rFonts w:ascii="Consolas" w:hAnsi="Consolas"/>
-                <w:b w:val="0"/>
-                <w:sz w:val="16"/>
-              </w:rPr>
-              <w:t xml:space="preserve">  "rol": "ADMIN",</w:t>
+                <w:sz w:val="16"/>
+              </w:rPr>
               <w:br/>
+              <w:t xml:space="preserve">  "perecedero": false,</w:t>
             </w:r>
             <w:r>
               <w:rPr>
                 <w:rFonts w:ascii="Consolas" w:hAnsi="Consolas"/>
-                <w:b w:val="0"/>
-                <w:sz w:val="16"/>
-              </w:rPr>
-              <w:t xml:space="preserve">  "alcanceGlobal": true,</w:t>
+                <w:sz w:val="16"/>
+              </w:rPr>
               <w:br/>
+              <w:t xml:space="preserve">  "sinonimos": [</w:t>
             </w:r>
             <w:r>
               <w:rPr>
                 <w:rFonts w:ascii="Consolas" w:hAnsi="Consolas"/>
-                <w:b w:val="0"/>
-                <w:sz w:val="16"/>
-              </w:rPr>
-              <w:t xml:space="preserve">  "asignaciones": []</w:t>
+                <w:sz w:val="16"/>
+              </w:rPr>
               <w:br/>
+              <w:t xml:space="preserve">    "baterías"</w:t>
             </w:r>
             <w:r>
               <w:rPr>
                 <w:rFonts w:ascii="Consolas" w:hAnsi="Consolas"/>
-                <w:b w:val="0"/>
-                <w:sz w:val="16"/>
-              </w:rPr>
+                <w:sz w:val="16"/>
+              </w:rPr>
+              <w:br/>
+              <w:t xml:space="preserve">  ],</w:t>
+            </w:r>
+            <w:r>
+              <w:rPr>
+                <w:rFonts w:ascii="Consolas" w:hAnsi="Consolas"/>
+                <w:sz w:val="16"/>
+              </w:rPr>
+              <w:br/>
+              <w:t xml:space="preserve">  "archivada": false</w:t>
+            </w:r>
+            <w:r>
+              <w:rPr>
+                <w:rFonts w:ascii="Consolas" w:hAnsi="Consolas"/>
+                <w:sz w:val="16"/>
+              </w:rPr>
+              <w:br/>
               <w:t>}</w:t>
             </w:r>
           </w:p>
@@ -5477,23 +5808,24 @@
     </w:p>
     <w:tbl>
       <w:tblPr>
-        <w:tblStyle w:val="Tablaconcuadrcula"/>
-        <w:tblW w:type="auto" w:w="0"/>
+        <w:tblStyle w:val="TableGrid"/>
+        <w:tblW w:w="0" w:type="auto"/>
         <w:jc w:val="center"/>
-        <w:tblLook w:firstColumn="1" w:firstRow="1" w:lastColumn="0" w:lastRow="0" w:noHBand="0" w:noVBand="1" w:val="04A0"/>
+        <w:tblLook w:val="04A0" w:firstRow="1" w:lastRow="0" w:firstColumn="1" w:lastColumn="0" w:noHBand="0" w:noVBand="1"/>
       </w:tblPr>
       <w:tblGrid>
-        <w:gridCol w:w="4592"/>
-        <w:gridCol w:w="4592"/>
+        <w:gridCol w:w="1474"/>
+        <w:gridCol w:w="7710"/>
       </w:tblGrid>
       <w:tr>
         <w:trPr>
-          <w:cantSplit w:val="true"/>
-          <w:tblHeader w:val="true"/>
+          <w:cantSplit/>
+          <w:tblHeader/>
+          <w:jc w:val="center"/>
         </w:trPr>
         <w:tc>
           <w:tcPr>
-            <w:tcW w:type="dxa" w:w="9184"/>
+            <w:tcW w:w="9184" w:type="dxa"/>
             <w:gridSpan w:val="2"/>
             <w:shd w:val="clear" w:color="auto" w:fill="0F6E6E"/>
           </w:tcPr>
@@ -5508,18 +5840,19 @@
                 <w:color w:val="FFFFFF"/>
                 <w:sz w:val="18"/>
               </w:rPr>
-              <w:t>5. Crear una categoría (C de CRUD)</w:t>
+              <w:t>6. Consultar la categoría creada (R)</w:t>
             </w:r>
           </w:p>
         </w:tc>
       </w:tr>
       <w:tr>
         <w:trPr>
-          <w:cantSplit w:val="true"/>
+          <w:cantSplit/>
+          <w:jc w:val="center"/>
         </w:trPr>
         <w:tc>
           <w:tcPr>
-            <w:tcW w:type="dxa" w:w="1474"/>
+            <w:tcW w:w="1474" w:type="dxa"/>
             <w:shd w:val="clear" w:color="auto" w:fill="E6F4F4"/>
           </w:tcPr>
           <w:p>
@@ -5538,7 +5871,7 @@
         </w:tc>
         <w:tc>
           <w:tcPr>
-            <w:tcW w:type="dxa" w:w="7710"/>
+            <w:tcW w:w="7710" w:type="dxa"/>
           </w:tcPr>
           <w:p>
             <w:pPr>
@@ -5548,21 +5881,21 @@
             <w:r>
               <w:rPr>
                 <w:rFonts w:ascii="Consolas" w:hAnsi="Consolas"/>
-                <w:b w:val="0"/>
-                <w:sz w:val="16"/>
-              </w:rPr>
-              <w:t>POST /api/categorias</w:t>
+                <w:sz w:val="16"/>
+              </w:rPr>
+              <w:t>GET /api/categorias/a20cbde5-68fe-4279-8942-d156e67e3b09</w:t>
             </w:r>
           </w:p>
         </w:tc>
       </w:tr>
       <w:tr>
         <w:trPr>
-          <w:cantSplit w:val="true"/>
+          <w:cantSplit/>
+          <w:jc w:val="center"/>
         </w:trPr>
         <w:tc>
           <w:tcPr>
-            <w:tcW w:type="dxa" w:w="1474"/>
+            <w:tcW w:w="1474" w:type="dxa"/>
             <w:shd w:val="clear" w:color="auto" w:fill="E6F4F4"/>
           </w:tcPr>
           <w:p>
@@ -5581,7 +5914,7 @@
         </w:tc>
         <w:tc>
           <w:tcPr>
-            <w:tcW w:type="dxa" w:w="7710"/>
+            <w:tcW w:w="7710" w:type="dxa"/>
           </w:tcPr>
           <w:p>
             <w:pPr>
@@ -5591,7 +5924,6 @@
             <w:r>
               <w:rPr>
                 <w:rFonts w:ascii="Consolas" w:hAnsi="Consolas"/>
-                <w:b w:val="0"/>
                 <w:sz w:val="16"/>
               </w:rPr>
               <w:t>Authorization: Bearer &lt;token&gt;</w:t>
@@ -5601,11 +5933,12 @@
       </w:tr>
       <w:tr>
         <w:trPr>
-          <w:cantSplit w:val="true"/>
+          <w:cantSplit/>
+          <w:jc w:val="center"/>
         </w:trPr>
         <w:tc>
           <w:tcPr>
-            <w:tcW w:type="dxa" w:w="1474"/>
+            <w:tcW w:w="1474" w:type="dxa"/>
             <w:shd w:val="clear" w:color="auto" w:fill="E6F4F4"/>
           </w:tcPr>
           <w:p>
@@ -5618,13 +5951,13 @@
                 <w:b/>
                 <w:sz w:val="17"/>
               </w:rPr>
-              <w:t>Envía</w:t>
-            </w:r>
-          </w:p>
-        </w:tc>
-        <w:tc>
-          <w:tcPr>
-            <w:tcW w:type="dxa" w:w="7710"/>
+              <w:t>Respuesta</w:t>
+            </w:r>
+          </w:p>
+        </w:tc>
+        <w:tc>
+          <w:tcPr>
+            <w:tcW w:w="7710" w:type="dxa"/>
           </w:tcPr>
           <w:p>
             <w:pPr>
@@ -5634,21 +5967,21 @@
             <w:r>
               <w:rPr>
                 <w:rFonts w:ascii="Consolas" w:hAnsi="Consolas"/>
-                <w:b w:val="0"/>
-                <w:sz w:val="16"/>
-              </w:rPr>
-              <w:t>{"nombre":"Pilas AA prueba 141401","grupo":"HERRAMIENTAS","unidadBase":"UNIDAD","sinonimos":["baterías"]}</w:t>
+                <w:sz w:val="16"/>
+              </w:rPr>
+              <w:t>200 OK</w:t>
             </w:r>
           </w:p>
         </w:tc>
       </w:tr>
       <w:tr>
         <w:trPr>
-          <w:cantSplit w:val="true"/>
+          <w:cantSplit/>
+          <w:jc w:val="center"/>
         </w:trPr>
         <w:tc>
           <w:tcPr>
-            <w:tcW w:type="dxa" w:w="1474"/>
+            <w:tcW w:w="1474" w:type="dxa"/>
             <w:shd w:val="clear" w:color="auto" w:fill="E6F4F4"/>
           </w:tcPr>
           <w:p>
@@ -5661,13 +5994,13 @@
                 <w:b/>
                 <w:sz w:val="17"/>
               </w:rPr>
-              <w:t>Respuesta</w:t>
-            </w:r>
-          </w:p>
-        </w:tc>
-        <w:tc>
-          <w:tcPr>
-            <w:tcW w:type="dxa" w:w="7710"/>
+              <w:t>Cuerpo</w:t>
+            </w:r>
+          </w:p>
+        </w:tc>
+        <w:tc>
+          <w:tcPr>
+            <w:tcW w:w="7710" w:type="dxa"/>
           </w:tcPr>
           <w:p>
             <w:pPr>
@@ -5677,142 +6010,88 @@
             <w:r>
               <w:rPr>
                 <w:rFonts w:ascii="Consolas" w:hAnsi="Consolas"/>
-                <w:b w:val="0"/>
-                <w:sz w:val="16"/>
-              </w:rPr>
-              <w:t>201 Created</w:t>
-            </w:r>
-          </w:p>
-        </w:tc>
-      </w:tr>
-      <w:tr>
-        <w:trPr>
-          <w:cantSplit w:val="true"/>
-        </w:trPr>
-        <w:tc>
-          <w:tcPr>
-            <w:tcW w:type="dxa" w:w="1474"/>
-            <w:shd w:val="clear" w:color="auto" w:fill="E6F4F4"/>
-          </w:tcPr>
-          <w:p>
-            <w:pPr>
-              <w:spacing w:after="20"/>
-              <w:jc w:val="left"/>
-            </w:pPr>
-            <w:r>
-              <w:rPr>
-                <w:b/>
-                <w:sz w:val="17"/>
-              </w:rPr>
-              <w:t>Cuerpo</w:t>
-            </w:r>
-          </w:p>
-        </w:tc>
-        <w:tc>
-          <w:tcPr>
-            <w:tcW w:type="dxa" w:w="7710"/>
-          </w:tcPr>
-          <w:p>
-            <w:pPr>
-              <w:spacing w:after="20"/>
-              <w:jc w:val="left"/>
-            </w:pPr>
+                <w:sz w:val="16"/>
+              </w:rPr>
+              <w:t>{</w:t>
+            </w:r>
             <w:r>
               <w:rPr>
                 <w:rFonts w:ascii="Consolas" w:hAnsi="Consolas"/>
-                <w:b w:val="0"/>
-                <w:sz w:val="16"/>
-              </w:rPr>
-              <w:t>{</w:t>
+                <w:sz w:val="16"/>
+              </w:rPr>
               <w:br/>
+              <w:t xml:space="preserve">  "id": "a20cbde5-68fe-4279-8942-d156e67e3b09",</w:t>
             </w:r>
             <w:r>
               <w:rPr>
                 <w:rFonts w:ascii="Consolas" w:hAnsi="Consolas"/>
-                <w:b w:val="0"/>
-                <w:sz w:val="16"/>
-              </w:rPr>
-              <w:t xml:space="preserve">  "id": "a20cbde5-68fe-4279-8942-d156e67e3b09",</w:t>
+                <w:sz w:val="16"/>
+              </w:rPr>
               <w:br/>
+              <w:t xml:space="preserve">  "nombre": "Pilas AA prueba 141401",</w:t>
             </w:r>
             <w:r>
               <w:rPr>
                 <w:rFonts w:ascii="Consolas" w:hAnsi="Consolas"/>
-                <w:b w:val="0"/>
-                <w:sz w:val="16"/>
-              </w:rPr>
-              <w:t xml:space="preserve">  "nombre": "Pilas AA prueba 141401",</w:t>
+                <w:sz w:val="16"/>
+              </w:rPr>
               <w:br/>
+              <w:t xml:space="preserve">  "grupo": "HERRAMIENTAS",</w:t>
             </w:r>
             <w:r>
               <w:rPr>
                 <w:rFonts w:ascii="Consolas" w:hAnsi="Consolas"/>
-                <w:b w:val="0"/>
-                <w:sz w:val="16"/>
-              </w:rPr>
-              <w:t xml:space="preserve">  "grupo": "HERRAMIENTAS",</w:t>
+                <w:sz w:val="16"/>
+              </w:rPr>
               <w:br/>
+              <w:t xml:space="preserve">  "unidadBase": "UNIDAD",</w:t>
             </w:r>
             <w:r>
               <w:rPr>
                 <w:rFonts w:ascii="Consolas" w:hAnsi="Consolas"/>
-                <w:b w:val="0"/>
-                <w:sz w:val="16"/>
-              </w:rPr>
-              <w:t xml:space="preserve">  "unidadBase": "UNIDAD",</w:t>
+                <w:sz w:val="16"/>
+              </w:rPr>
               <w:br/>
+              <w:t xml:space="preserve">  "perecedero": false,</w:t>
             </w:r>
             <w:r>
               <w:rPr>
                 <w:rFonts w:ascii="Consolas" w:hAnsi="Consolas"/>
-                <w:b w:val="0"/>
-                <w:sz w:val="16"/>
-              </w:rPr>
-              <w:t xml:space="preserve">  "perecedero": false,</w:t>
+                <w:sz w:val="16"/>
+              </w:rPr>
               <w:br/>
+              <w:t xml:space="preserve">  "sinonimos": [</w:t>
             </w:r>
             <w:r>
               <w:rPr>
                 <w:rFonts w:ascii="Consolas" w:hAnsi="Consolas"/>
-                <w:b w:val="0"/>
-                <w:sz w:val="16"/>
-              </w:rPr>
-              <w:t xml:space="preserve">  "sinonimos": [</w:t>
+                <w:sz w:val="16"/>
+              </w:rPr>
               <w:br/>
+              <w:t xml:space="preserve">    "baterías"</w:t>
             </w:r>
             <w:r>
               <w:rPr>
                 <w:rFonts w:ascii="Consolas" w:hAnsi="Consolas"/>
-                <w:b w:val="0"/>
-                <w:sz w:val="16"/>
-              </w:rPr>
-              <w:t xml:space="preserve">    "baterías"</w:t>
+                <w:sz w:val="16"/>
+              </w:rPr>
               <w:br/>
+              <w:t xml:space="preserve">  ],</w:t>
             </w:r>
             <w:r>
               <w:rPr>
                 <w:rFonts w:ascii="Consolas" w:hAnsi="Consolas"/>
-                <w:b w:val="0"/>
-                <w:sz w:val="16"/>
-              </w:rPr>
-              <w:t xml:space="preserve">  ],</w:t>
+                <w:sz w:val="16"/>
+              </w:rPr>
               <w:br/>
+              <w:t xml:space="preserve">  "archivada": false</w:t>
             </w:r>
             <w:r>
               <w:rPr>
                 <w:rFonts w:ascii="Consolas" w:hAnsi="Consolas"/>
-                <w:b w:val="0"/>
-                <w:sz w:val="16"/>
-              </w:rPr>
-              <w:t xml:space="preserve">  "archivada": false</w:t>
+                <w:sz w:val="16"/>
+              </w:rPr>
               <w:br/>
-            </w:r>
-            <w:r>
-              <w:rPr>
-                <w:rFonts w:ascii="Consolas" w:hAnsi="Consolas"/>
-                <w:b w:val="0"/>
-                <w:sz w:val="16"/>
-              </w:rPr>
               <w:t>}</w:t>
             </w:r>
           </w:p>
@@ -5826,23 +6105,24 @@
     </w:p>
     <w:tbl>
       <w:tblPr>
-        <w:tblStyle w:val="Tablaconcuadrcula"/>
-        <w:tblW w:type="auto" w:w="0"/>
+        <w:tblStyle w:val="TableGrid"/>
+        <w:tblW w:w="0" w:type="auto"/>
         <w:jc w:val="center"/>
-        <w:tblLook w:firstColumn="1" w:firstRow="1" w:lastColumn="0" w:lastRow="0" w:noHBand="0" w:noVBand="1" w:val="04A0"/>
+        <w:tblLook w:val="04A0" w:firstRow="1" w:lastRow="0" w:firstColumn="1" w:lastColumn="0" w:noHBand="0" w:noVBand="1"/>
       </w:tblPr>
       <w:tblGrid>
-        <w:gridCol w:w="4592"/>
-        <w:gridCol w:w="4592"/>
+        <w:gridCol w:w="1474"/>
+        <w:gridCol w:w="7710"/>
       </w:tblGrid>
       <w:tr>
         <w:trPr>
-          <w:cantSplit w:val="true"/>
-          <w:tblHeader w:val="true"/>
+          <w:cantSplit/>
+          <w:tblHeader/>
+          <w:jc w:val="center"/>
         </w:trPr>
         <w:tc>
           <w:tcPr>
-            <w:tcW w:type="dxa" w:w="9184"/>
+            <w:tcW w:w="9184" w:type="dxa"/>
             <w:gridSpan w:val="2"/>
             <w:shd w:val="clear" w:color="auto" w:fill="0F6E6E"/>
           </w:tcPr>
@@ -5857,18 +6137,19 @@
                 <w:color w:val="FFFFFF"/>
                 <w:sz w:val="18"/>
               </w:rPr>
-              <w:t>6. Consultar la categoría creada (R)</w:t>
+              <w:t>7. Modificarla (U)</w:t>
             </w:r>
           </w:p>
         </w:tc>
       </w:tr>
       <w:tr>
         <w:trPr>
-          <w:cantSplit w:val="true"/>
+          <w:cantSplit/>
+          <w:jc w:val="center"/>
         </w:trPr>
         <w:tc>
           <w:tcPr>
-            <w:tcW w:type="dxa" w:w="1474"/>
+            <w:tcW w:w="1474" w:type="dxa"/>
             <w:shd w:val="clear" w:color="auto" w:fill="E6F4F4"/>
           </w:tcPr>
           <w:p>
@@ -5887,7 +6168,7 @@
         </w:tc>
         <w:tc>
           <w:tcPr>
-            <w:tcW w:type="dxa" w:w="7710"/>
+            <w:tcW w:w="7710" w:type="dxa"/>
           </w:tcPr>
           <w:p>
             <w:pPr>
@@ -5897,21 +6178,21 @@
             <w:r>
               <w:rPr>
                 <w:rFonts w:ascii="Consolas" w:hAnsi="Consolas"/>
-                <w:b w:val="0"/>
-                <w:sz w:val="16"/>
-              </w:rPr>
-              <w:t>GET /api/categorias/a20cbde5-68fe-4279-8942-d156e67e3b09</w:t>
+                <w:sz w:val="16"/>
+              </w:rPr>
+              <w:t>PATCH /api/categorias/a20cbde5-68fe-4279-8942-d156e67e3b09</w:t>
             </w:r>
           </w:p>
         </w:tc>
       </w:tr>
       <w:tr>
         <w:trPr>
-          <w:cantSplit w:val="true"/>
+          <w:cantSplit/>
+          <w:jc w:val="center"/>
         </w:trPr>
         <w:tc>
           <w:tcPr>
-            <w:tcW w:type="dxa" w:w="1474"/>
+            <w:tcW w:w="1474" w:type="dxa"/>
             <w:shd w:val="clear" w:color="auto" w:fill="E6F4F4"/>
           </w:tcPr>
           <w:p>
@@ -5930,7 +6211,7 @@
         </w:tc>
         <w:tc>
           <w:tcPr>
-            <w:tcW w:type="dxa" w:w="7710"/>
+            <w:tcW w:w="7710" w:type="dxa"/>
           </w:tcPr>
           <w:p>
             <w:pPr>
@@ -5940,7 +6221,6 @@
             <w:r>
               <w:rPr>
                 <w:rFonts w:ascii="Consolas" w:hAnsi="Consolas"/>
-                <w:b w:val="0"/>
                 <w:sz w:val="16"/>
               </w:rPr>
               <w:t>Authorization: Bearer &lt;token&gt;</w:t>
@@ -5950,11 +6230,12 @@
       </w:tr>
       <w:tr>
         <w:trPr>
-          <w:cantSplit w:val="true"/>
+          <w:cantSplit/>
+          <w:jc w:val="center"/>
         </w:trPr>
         <w:tc>
           <w:tcPr>
-            <w:tcW w:type="dxa" w:w="1474"/>
+            <w:tcW w:w="1474" w:type="dxa"/>
             <w:shd w:val="clear" w:color="auto" w:fill="E6F4F4"/>
           </w:tcPr>
           <w:p>
@@ -5967,13 +6248,13 @@
                 <w:b/>
                 <w:sz w:val="17"/>
               </w:rPr>
-              <w:t>Respuesta</w:t>
-            </w:r>
-          </w:p>
-        </w:tc>
-        <w:tc>
-          <w:tcPr>
-            <w:tcW w:type="dxa" w:w="7710"/>
+              <w:t>Envía</w:t>
+            </w:r>
+          </w:p>
+        </w:tc>
+        <w:tc>
+          <w:tcPr>
+            <w:tcW w:w="7710" w:type="dxa"/>
           </w:tcPr>
           <w:p>
             <w:pPr>
@@ -5983,21 +6264,21 @@
             <w:r>
               <w:rPr>
                 <w:rFonts w:ascii="Consolas" w:hAnsi="Consolas"/>
-                <w:b w:val="0"/>
-                <w:sz w:val="16"/>
-              </w:rPr>
-              <w:t>200 OK</w:t>
+                <w:sz w:val="16"/>
+              </w:rPr>
+              <w:t>{"perecedero":false,"sinonimos":["baterías","pilas doble A"]}</w:t>
             </w:r>
           </w:p>
         </w:tc>
       </w:tr>
       <w:tr>
         <w:trPr>
-          <w:cantSplit w:val="true"/>
+          <w:cantSplit/>
+          <w:jc w:val="center"/>
         </w:trPr>
         <w:tc>
           <w:tcPr>
-            <w:tcW w:type="dxa" w:w="1474"/>
+            <w:tcW w:w="1474" w:type="dxa"/>
             <w:shd w:val="clear" w:color="auto" w:fill="E6F4F4"/>
           </w:tcPr>
           <w:p>
@@ -6010,13 +6291,56 @@
                 <w:b/>
                 <w:sz w:val="17"/>
               </w:rPr>
+              <w:t>Respuesta</w:t>
+            </w:r>
+          </w:p>
+        </w:tc>
+        <w:tc>
+          <w:tcPr>
+            <w:tcW w:w="7710" w:type="dxa"/>
+          </w:tcPr>
+          <w:p>
+            <w:pPr>
+              <w:spacing w:after="20"/>
+              <w:jc w:val="left"/>
+            </w:pPr>
+            <w:r>
+              <w:rPr>
+                <w:rFonts w:ascii="Consolas" w:hAnsi="Consolas"/>
+                <w:sz w:val="16"/>
+              </w:rPr>
+              <w:t>200 OK</w:t>
+            </w:r>
+          </w:p>
+        </w:tc>
+      </w:tr>
+      <w:tr>
+        <w:trPr>
+          <w:cantSplit/>
+          <w:jc w:val="center"/>
+        </w:trPr>
+        <w:tc>
+          <w:tcPr>
+            <w:tcW w:w="1474" w:type="dxa"/>
+            <w:shd w:val="clear" w:color="auto" w:fill="E6F4F4"/>
+          </w:tcPr>
+          <w:p>
+            <w:pPr>
+              <w:spacing w:after="20"/>
+              <w:jc w:val="left"/>
+            </w:pPr>
+            <w:r>
+              <w:rPr>
+                <w:b/>
+                <w:sz w:val="17"/>
+              </w:rPr>
               <w:t>Cuerpo</w:t>
             </w:r>
           </w:p>
         </w:tc>
         <w:tc>
           <w:tcPr>
-            <w:tcW w:type="dxa" w:w="7710"/>
+            <w:tcW w:w="7710" w:type="dxa"/>
           </w:tcPr>
           <w:p>
             <w:pPr>
@@ -6026,99 +6350,96 @@
             <w:r>
               <w:rPr>
                 <w:rFonts w:ascii="Consolas" w:hAnsi="Consolas"/>
-                <w:b w:val="0"/>
                 <w:sz w:val="16"/>
               </w:rPr>
               <w:t>{</w:t>
+            </w:r>
+            <w:r>
+              <w:rPr>
+                <w:rFonts w:ascii="Consolas" w:hAnsi="Consolas"/>
+                <w:sz w:val="16"/>
+              </w:rPr>
               <w:br/>
+              <w:t xml:space="preserve">  "id": "a20cbde5-68fe-4279-8942-d156e67e3b09",</w:t>
             </w:r>
             <w:r>
               <w:rPr>
                 <w:rFonts w:ascii="Consolas" w:hAnsi="Consolas"/>
-                <w:b w:val="0"/>
-                <w:sz w:val="16"/>
-              </w:rPr>
-              <w:t xml:space="preserve">  "id": "a20cbde5-68fe-4279-8942-d156e67e3b09",</w:t>
+                <w:sz w:val="16"/>
+              </w:rPr>
               <w:br/>
+              <w:t xml:space="preserve">  "nombre": "Pilas AA prueba 141401",</w:t>
             </w:r>
             <w:r>
               <w:rPr>
                 <w:rFonts w:ascii="Consolas" w:hAnsi="Consolas"/>
-                <w:b w:val="0"/>
-                <w:sz w:val="16"/>
-              </w:rPr>
-              <w:t xml:space="preserve">  "nombre": "Pilas AA prueba 141401",</w:t>
+                <w:sz w:val="16"/>
+              </w:rPr>
               <w:br/>
+              <w:t xml:space="preserve">  "grupo": "HERRAMIENTAS",</w:t>
             </w:r>
             <w:r>
               <w:rPr>
                 <w:rFonts w:ascii="Consolas" w:hAnsi="Consolas"/>
-                <w:b w:val="0"/>
-                <w:sz w:val="16"/>
-              </w:rPr>
-              <w:t xml:space="preserve">  "grupo": "HERRAMIENTAS",</w:t>
+                <w:sz w:val="16"/>
+              </w:rPr>
               <w:br/>
+              <w:t xml:space="preserve">  "unidadBase": "UNIDAD",</w:t>
             </w:r>
             <w:r>
               <w:rPr>
                 <w:rFonts w:ascii="Consolas" w:hAnsi="Consolas"/>
-                <w:b w:val="0"/>
-                <w:sz w:val="16"/>
-              </w:rPr>
-              <w:t xml:space="preserve">  "unidadBase": "UNIDAD",</w:t>
+                <w:sz w:val="16"/>
+              </w:rPr>
               <w:br/>
+              <w:t xml:space="preserve">  "perecedero": false,</w:t>
             </w:r>
             <w:r>
               <w:rPr>
                 <w:rFonts w:ascii="Consolas" w:hAnsi="Consolas"/>
-                <w:b w:val="0"/>
-                <w:sz w:val="16"/>
-              </w:rPr>
-              <w:t xml:space="preserve">  "perecedero": false,</w:t>
+                <w:sz w:val="16"/>
+              </w:rPr>
               <w:br/>
+              <w:t xml:space="preserve">  "sinonimos": [</w:t>
             </w:r>
             <w:r>
               <w:rPr>
                 <w:rFonts w:ascii="Consolas" w:hAnsi="Consolas"/>
-                <w:b w:val="0"/>
-                <w:sz w:val="16"/>
-              </w:rPr>
-              <w:t xml:space="preserve">  "sinonimos": [</w:t>
+                <w:sz w:val="16"/>
+              </w:rPr>
               <w:br/>
+              <w:t xml:space="preserve">    "baterías",</w:t>
             </w:r>
             <w:r>
               <w:rPr>
                 <w:rFonts w:ascii="Consolas" w:hAnsi="Consolas"/>
-                <w:b w:val="0"/>
-                <w:sz w:val="16"/>
-              </w:rPr>
-              <w:t xml:space="preserve">    "baterías"</w:t>
+                <w:sz w:val="16"/>
+              </w:rPr>
               <w:br/>
+              <w:t xml:space="preserve">    "pilas doble A"</w:t>
             </w:r>
             <w:r>
               <w:rPr>
                 <w:rFonts w:ascii="Consolas" w:hAnsi="Consolas"/>
-                <w:b w:val="0"/>
-                <w:sz w:val="16"/>
-              </w:rPr>
+                <w:sz w:val="16"/>
+              </w:rPr>
+              <w:br/>
               <w:t xml:space="preserve">  ],</w:t>
+            </w:r>
+            <w:r>
+              <w:rPr>
+                <w:rFonts w:ascii="Consolas" w:hAnsi="Consolas"/>
+                <w:sz w:val="16"/>
+              </w:rPr>
               <w:br/>
+              <w:t xml:space="preserve">  "archivada": false</w:t>
             </w:r>
             <w:r>
               <w:rPr>
                 <w:rFonts w:ascii="Consolas" w:hAnsi="Consolas"/>
-                <w:b w:val="0"/>
-                <w:sz w:val="16"/>
-              </w:rPr>
-              <w:t xml:space="preserve">  "archivada": false</w:t>
+                <w:sz w:val="16"/>
+              </w:rPr>
               <w:br/>
-            </w:r>
-            <w:r>
-              <w:rPr>
-                <w:rFonts w:ascii="Consolas" w:hAnsi="Consolas"/>
-                <w:b w:val="0"/>
-                <w:sz w:val="16"/>
-              </w:rPr>
               <w:t>}</w:t>
             </w:r>
           </w:p>
@@ -6132,23 +6453,24 @@
     </w:p>
     <w:tbl>
       <w:tblPr>
-        <w:tblStyle w:val="Tablaconcuadrcula"/>
-        <w:tblW w:type="auto" w:w="0"/>
+        <w:tblStyle w:val="TableGrid"/>
+        <w:tblW w:w="0" w:type="auto"/>
         <w:jc w:val="center"/>
-        <w:tblLook w:firstColumn="1" w:firstRow="1" w:lastColumn="0" w:lastRow="0" w:noHBand="0" w:noVBand="1" w:val="04A0"/>
+        <w:tblLook w:val="04A0" w:firstRow="1" w:lastRow="0" w:firstColumn="1" w:lastColumn="0" w:noHBand="0" w:noVBand="1"/>
       </w:tblPr>
       <w:tblGrid>
-        <w:gridCol w:w="4592"/>
-        <w:gridCol w:w="4592"/>
+        <w:gridCol w:w="1474"/>
+        <w:gridCol w:w="7710"/>
       </w:tblGrid>
       <w:tr>
         <w:trPr>
-          <w:cantSplit w:val="true"/>
-          <w:tblHeader w:val="true"/>
+          <w:cantSplit/>
+          <w:tblHeader/>
+          <w:jc w:val="center"/>
         </w:trPr>
         <w:tc>
           <w:tcPr>
-            <w:tcW w:type="dxa" w:w="9184"/>
+            <w:tcW w:w="9184" w:type="dxa"/>
             <w:gridSpan w:val="2"/>
             <w:shd w:val="clear" w:color="auto" w:fill="0F6E6E"/>
           </w:tcPr>
@@ -6163,18 +6485,19 @@
                 <w:color w:val="FFFFFF"/>
                 <w:sz w:val="18"/>
               </w:rPr>
-              <w:t>7. Modificarla (U)</w:t>
+              <w:t>8. Validación: falta la unidad base, responde 400 con el detalle</w:t>
             </w:r>
           </w:p>
         </w:tc>
       </w:tr>
       <w:tr>
         <w:trPr>
-          <w:cantSplit w:val="true"/>
+          <w:cantSplit/>
+          <w:jc w:val="center"/>
         </w:trPr>
         <w:tc>
           <w:tcPr>
-            <w:tcW w:type="dxa" w:w="1474"/>
+            <w:tcW w:w="1474" w:type="dxa"/>
             <w:shd w:val="clear" w:color="auto" w:fill="E6F4F4"/>
           </w:tcPr>
           <w:p>
@@ -6193,7 +6516,7 @@
         </w:tc>
         <w:tc>
           <w:tcPr>
-            <w:tcW w:type="dxa" w:w="7710"/>
+            <w:tcW w:w="7710" w:type="dxa"/>
           </w:tcPr>
           <w:p>
             <w:pPr>
@@ -6203,21 +6526,21 @@
             <w:r>
               <w:rPr>
                 <w:rFonts w:ascii="Consolas" w:hAnsi="Consolas"/>
-                <w:b w:val="0"/>
-                <w:sz w:val="16"/>
-              </w:rPr>
-              <w:t>PATCH /api/categorias/a20cbde5-68fe-4279-8942-d156e67e3b09</w:t>
+                <w:sz w:val="16"/>
+              </w:rPr>
+              <w:t>POST /api/categorias</w:t>
             </w:r>
           </w:p>
         </w:tc>
       </w:tr>
       <w:tr>
         <w:trPr>
-          <w:cantSplit w:val="true"/>
+          <w:cantSplit/>
+          <w:jc w:val="center"/>
         </w:trPr>
         <w:tc>
           <w:tcPr>
-            <w:tcW w:type="dxa" w:w="1474"/>
+            <w:tcW w:w="1474" w:type="dxa"/>
             <w:shd w:val="clear" w:color="auto" w:fill="E6F4F4"/>
           </w:tcPr>
           <w:p>
@@ -6236,7 +6559,7 @@
         </w:tc>
         <w:tc>
           <w:tcPr>
-            <w:tcW w:type="dxa" w:w="7710"/>
+            <w:tcW w:w="7710" w:type="dxa"/>
           </w:tcPr>
           <w:p>
             <w:pPr>
@@ -6246,7 +6569,6 @@
             <w:r>
               <w:rPr>
                 <w:rFonts w:ascii="Consolas" w:hAnsi="Consolas"/>
-                <w:b w:val="0"/>
                 <w:sz w:val="16"/>
               </w:rPr>
               <w:t>Authorization: Bearer &lt;token&gt;</w:t>
@@ -6256,11 +6578,12 @@
       </w:tr>
       <w:tr>
         <w:trPr>
-          <w:cantSplit w:val="true"/>
+          <w:cantSplit/>
+          <w:jc w:val="center"/>
         </w:trPr>
         <w:tc>
           <w:tcPr>
-            <w:tcW w:type="dxa" w:w="1474"/>
+            <w:tcW w:w="1474" w:type="dxa"/>
             <w:shd w:val="clear" w:color="auto" w:fill="E6F4F4"/>
           </w:tcPr>
           <w:p>
@@ -6279,7 +6602,7 @@
         </w:tc>
         <w:tc>
           <w:tcPr>
-            <w:tcW w:type="dxa" w:w="7710"/>
+            <w:tcW w:w="7710" w:type="dxa"/>
           </w:tcPr>
           <w:p>
             <w:pPr>
@@ -6289,21 +6612,21 @@
             <w:r>
               <w:rPr>
                 <w:rFonts w:ascii="Consolas" w:hAnsi="Consolas"/>
-                <w:b w:val="0"/>
-                <w:sz w:val="16"/>
-              </w:rPr>
-              <w:t>{"perecedero":false,"sinonimos":["baterías","pilas doble A"]}</w:t>
+                <w:sz w:val="16"/>
+              </w:rPr>
+              <w:t>{"nombre":"Sin unidad","grupo":"HERRAMIENTAS"}</w:t>
             </w:r>
           </w:p>
         </w:tc>
       </w:tr>
       <w:tr>
         <w:trPr>
-          <w:cantSplit w:val="true"/>
+          <w:cantSplit/>
+          <w:jc w:val="center"/>
         </w:trPr>
         <w:tc>
           <w:tcPr>
-            <w:tcW w:type="dxa" w:w="1474"/>
+            <w:tcW w:w="1474" w:type="dxa"/>
             <w:shd w:val="clear" w:color="auto" w:fill="E6F4F4"/>
           </w:tcPr>
           <w:p>
@@ -6322,7 +6645,7 @@
         </w:tc>
         <w:tc>
           <w:tcPr>
-            <w:tcW w:type="dxa" w:w="7710"/>
+            <w:tcW w:w="7710" w:type="dxa"/>
           </w:tcPr>
           <w:p>
             <w:pPr>
@@ -6332,21 +6655,21 @@
             <w:r>
               <w:rPr>
                 <w:rFonts w:ascii="Consolas" w:hAnsi="Consolas"/>
-                <w:b w:val="0"/>
-                <w:sz w:val="16"/>
-              </w:rPr>
-              <w:t>200 OK</w:t>
+                <w:sz w:val="16"/>
+              </w:rPr>
+              <w:t>400 Bad Request</w:t>
             </w:r>
           </w:p>
         </w:tc>
       </w:tr>
       <w:tr>
         <w:trPr>
-          <w:cantSplit w:val="true"/>
+          <w:cantSplit/>
+          <w:jc w:val="center"/>
         </w:trPr>
         <w:tc>
           <w:tcPr>
-            <w:tcW w:type="dxa" w:w="1474"/>
+            <w:tcW w:w="1474" w:type="dxa"/>
             <w:shd w:val="clear" w:color="auto" w:fill="E6F4F4"/>
           </w:tcPr>
           <w:p>
@@ -6365,7 +6688,7 @@
         </w:tc>
         <w:tc>
           <w:tcPr>
-            <w:tcW w:type="dxa" w:w="7710"/>
+            <w:tcW w:w="7710" w:type="dxa"/>
           </w:tcPr>
           <w:p>
             <w:pPr>
@@ -6375,108 +6698,88 @@
             <w:r>
               <w:rPr>
                 <w:rFonts w:ascii="Consolas" w:hAnsi="Consolas"/>
-                <w:b w:val="0"/>
                 <w:sz w:val="16"/>
               </w:rPr>
               <w:t>{</w:t>
+            </w:r>
+            <w:r>
+              <w:rPr>
+                <w:rFonts w:ascii="Consolas" w:hAnsi="Consolas"/>
+                <w:sz w:val="16"/>
+              </w:rPr>
               <w:br/>
+              <w:t xml:space="preserve">  "estado": 400,</w:t>
             </w:r>
             <w:r>
               <w:rPr>
                 <w:rFonts w:ascii="Consolas" w:hAnsi="Consolas"/>
-                <w:b w:val="0"/>
-                <w:sz w:val="16"/>
-              </w:rPr>
-              <w:t xml:space="preserve">  "id": "a20cbde5-68fe-4279-8942-d156e67e3b09",</w:t>
+                <w:sz w:val="16"/>
+              </w:rPr>
               <w:br/>
+              <w:t xml:space="preserve">  "codigo": "VALIDACION",</w:t>
             </w:r>
             <w:r>
               <w:rPr>
                 <w:rFonts w:ascii="Consolas" w:hAnsi="Consolas"/>
-                <w:b w:val="0"/>
-                <w:sz w:val="16"/>
-              </w:rPr>
-              <w:t xml:space="preserve">  "nombre": "Pilas AA prueba 141401",</w:t>
+                <w:sz w:val="16"/>
+              </w:rPr>
               <w:br/>
+              <w:t xml:space="preserve">  "mensaje": "Hay datos inválidos en la solicitud",</w:t>
             </w:r>
             <w:r>
               <w:rPr>
                 <w:rFonts w:ascii="Consolas" w:hAnsi="Consolas"/>
-                <w:b w:val="0"/>
-                <w:sz w:val="16"/>
-              </w:rPr>
-              <w:t xml:space="preserve">  "grupo": "HERRAMIENTAS",</w:t>
+                <w:sz w:val="16"/>
+              </w:rPr>
               <w:br/>
+              <w:t xml:space="preserve">  "detalles": [</w:t>
             </w:r>
             <w:r>
               <w:rPr>
                 <w:rFonts w:ascii="Consolas" w:hAnsi="Consolas"/>
-                <w:b w:val="0"/>
-                <w:sz w:val="16"/>
-              </w:rPr>
-              <w:t xml:space="preserve">  "unidadBase": "UNIDAD",</w:t>
+                <w:sz w:val="16"/>
+              </w:rPr>
               <w:br/>
+              <w:t xml:space="preserve">    {</w:t>
             </w:r>
             <w:r>
               <w:rPr>
                 <w:rFonts w:ascii="Consolas" w:hAnsi="Consolas"/>
-                <w:b w:val="0"/>
-                <w:sz w:val="16"/>
-              </w:rPr>
-              <w:t xml:space="preserve">  "perecedero": false,</w:t>
+                <w:sz w:val="16"/>
+              </w:rPr>
               <w:br/>
+              <w:t xml:space="preserve">      "campo": "unidadBase",</w:t>
             </w:r>
             <w:r>
               <w:rPr>
                 <w:rFonts w:ascii="Consolas" w:hAnsi="Consolas"/>
-                <w:b w:val="0"/>
-                <w:sz w:val="16"/>
-              </w:rPr>
-              <w:t xml:space="preserve">  "sinonimos": [</w:t>
+                <w:sz w:val="16"/>
+              </w:rPr>
               <w:br/>
+              <w:t xml:space="preserve">      "mensaje": "Opción inválida: se esperaba una de \"LITRO\"|\"KILOGRAMO\"|\"UNIDAD\""</w:t>
             </w:r>
             <w:r>
               <w:rPr>
                 <w:rFonts w:ascii="Consolas" w:hAnsi="Consolas"/>
-                <w:b w:val="0"/>
-                <w:sz w:val="16"/>
-              </w:rPr>
-              <w:t xml:space="preserve">    "baterías",</w:t>
+                <w:sz w:val="16"/>
+              </w:rPr>
               <w:br/>
+              <w:t xml:space="preserve">    }</w:t>
             </w:r>
             <w:r>
               <w:rPr>
                 <w:rFonts w:ascii="Consolas" w:hAnsi="Consolas"/>
-                <w:b w:val="0"/>
-                <w:sz w:val="16"/>
-              </w:rPr>
-              <w:t xml:space="preserve">    "pilas doble A"</w:t>
+                <w:sz w:val="16"/>
+              </w:rPr>
               <w:br/>
+              <w:t xml:space="preserve">  ]</w:t>
             </w:r>
             <w:r>
               <w:rPr>
                 <w:rFonts w:ascii="Consolas" w:hAnsi="Consolas"/>
-                <w:b w:val="0"/>
-                <w:sz w:val="16"/>
-              </w:rPr>
-              <w:t xml:space="preserve">  ],</w:t>
+                <w:sz w:val="16"/>
+              </w:rPr>
               <w:br/>
-            </w:r>
-            <w:r>
-              <w:rPr>
-                <w:rFonts w:ascii="Consolas" w:hAnsi="Consolas"/>
-                <w:b w:val="0"/>
-                <w:sz w:val="16"/>
-              </w:rPr>
-              <w:t xml:space="preserve">  "archivada": false</w:t>
-              <w:br/>
-            </w:r>
-            <w:r>
-              <w:rPr>
-                <w:rFonts w:ascii="Consolas" w:hAnsi="Consolas"/>
-                <w:b w:val="0"/>
-                <w:sz w:val="16"/>
-              </w:rPr>
               <w:t>}</w:t>
             </w:r>
           </w:p>
@@ -6490,23 +6793,24 @@
     </w:p>
     <w:tbl>
       <w:tblPr>
-        <w:tblStyle w:val="Tablaconcuadrcula"/>
-        <w:tblW w:type="auto" w:w="0"/>
+        <w:tblStyle w:val="TableGrid"/>
+        <w:tblW w:w="0" w:type="auto"/>
         <w:jc w:val="center"/>
-        <w:tblLook w:firstColumn="1" w:firstRow="1" w:lastColumn="0" w:lastRow="0" w:noHBand="0" w:noVBand="1" w:val="04A0"/>
+        <w:tblLook w:val="04A0" w:firstRow="1" w:lastRow="0" w:firstColumn="1" w:lastColumn="0" w:noHBand="0" w:noVBand="1"/>
       </w:tblPr>
       <w:tblGrid>
-        <w:gridCol w:w="4592"/>
-        <w:gridCol w:w="4592"/>
+        <w:gridCol w:w="1474"/>
+        <w:gridCol w:w="7710"/>
       </w:tblGrid>
       <w:tr>
         <w:trPr>
-          <w:cantSplit w:val="true"/>
-          <w:tblHeader w:val="true"/>
+          <w:cantSplit/>
+          <w:tblHeader/>
+          <w:jc w:val="center"/>
         </w:trPr>
         <w:tc>
           <w:tcPr>
-            <w:tcW w:type="dxa" w:w="9184"/>
+            <w:tcW w:w="9184" w:type="dxa"/>
             <w:gridSpan w:val="2"/>
             <w:shd w:val="clear" w:color="auto" w:fill="0F6E6E"/>
           </w:tcPr>
@@ -6521,18 +6825,19 @@
                 <w:color w:val="FFFFFF"/>
                 <w:sz w:val="18"/>
               </w:rPr>
-              <w:t>8. Validación: falta la unidad base, responde 400 con el detalle</w:t>
+              <w:t>9. Borrarla (D)</w:t>
             </w:r>
           </w:p>
         </w:tc>
       </w:tr>
       <w:tr>
         <w:trPr>
-          <w:cantSplit w:val="true"/>
+          <w:cantSplit/>
+          <w:jc w:val="center"/>
         </w:trPr>
         <w:tc>
           <w:tcPr>
-            <w:tcW w:type="dxa" w:w="1474"/>
+            <w:tcW w:w="1474" w:type="dxa"/>
             <w:shd w:val="clear" w:color="auto" w:fill="E6F4F4"/>
           </w:tcPr>
           <w:p>
@@ -6551,7 +6856,7 @@
         </w:tc>
         <w:tc>
           <w:tcPr>
-            <w:tcW w:type="dxa" w:w="7710"/>
+            <w:tcW w:w="7710" w:type="dxa"/>
           </w:tcPr>
           <w:p>
             <w:pPr>
@@ -6561,21 +6866,21 @@
             <w:r>
               <w:rPr>
                 <w:rFonts w:ascii="Consolas" w:hAnsi="Consolas"/>
-                <w:b w:val="0"/>
-                <w:sz w:val="16"/>
-              </w:rPr>
-              <w:t>POST /api/categorias</w:t>
+                <w:sz w:val="16"/>
+              </w:rPr>
+              <w:t>DELETE /api/categorias/a20cbde5-68fe-4279-8942-d156e67e3b09</w:t>
             </w:r>
           </w:p>
         </w:tc>
       </w:tr>
       <w:tr>
         <w:trPr>
-          <w:cantSplit w:val="true"/>
+          <w:cantSplit/>
+          <w:jc w:val="center"/>
         </w:trPr>
         <w:tc>
           <w:tcPr>
-            <w:tcW w:type="dxa" w:w="1474"/>
+            <w:tcW w:w="1474" w:type="dxa"/>
             <w:shd w:val="clear" w:color="auto" w:fill="E6F4F4"/>
           </w:tcPr>
           <w:p>
@@ -6594,7 +6899,7 @@
         </w:tc>
         <w:tc>
           <w:tcPr>
-            <w:tcW w:type="dxa" w:w="7710"/>
+            <w:tcW w:w="7710" w:type="dxa"/>
           </w:tcPr>
           <w:p>
             <w:pPr>
@@ -6604,7 +6909,6 @@
             <w:r>
               <w:rPr>
                 <w:rFonts w:ascii="Consolas" w:hAnsi="Consolas"/>
-                <w:b w:val="0"/>
                 <w:sz w:val="16"/>
               </w:rPr>
               <w:t>Authorization: Bearer &lt;token&gt;</w:t>
@@ -6614,11 +6918,12 @@
       </w:tr>
       <w:tr>
         <w:trPr>
-          <w:cantSplit w:val="true"/>
+          <w:cantSplit/>
+          <w:jc w:val="center"/>
         </w:trPr>
         <w:tc>
           <w:tcPr>
-            <w:tcW w:type="dxa" w:w="1474"/>
+            <w:tcW w:w="1474" w:type="dxa"/>
             <w:shd w:val="clear" w:color="auto" w:fill="E6F4F4"/>
           </w:tcPr>
           <w:p>
@@ -6631,13 +6936,13 @@
                 <w:b/>
                 <w:sz w:val="17"/>
               </w:rPr>
-              <w:t>Envía</w:t>
-            </w:r>
-          </w:p>
-        </w:tc>
-        <w:tc>
-          <w:tcPr>
-            <w:tcW w:type="dxa" w:w="7710"/>
+              <w:t>Respuesta</w:t>
+            </w:r>
+          </w:p>
+        </w:tc>
+        <w:tc>
+          <w:tcPr>
+            <w:tcW w:w="7710" w:type="dxa"/>
           </w:tcPr>
           <w:p>
             <w:pPr>
@@ -6647,186 +6952,9 @@
             <w:r>
               <w:rPr>
                 <w:rFonts w:ascii="Consolas" w:hAnsi="Consolas"/>
-                <w:b w:val="0"/>
-                <w:sz w:val="16"/>
-              </w:rPr>
-              <w:t>{"nombre":"Sin unidad","grupo":"HERRAMIENTAS"}</w:t>
-            </w:r>
-          </w:p>
-        </w:tc>
-      </w:tr>
-      <w:tr>
-        <w:trPr>
-          <w:cantSplit w:val="true"/>
-        </w:trPr>
-        <w:tc>
-          <w:tcPr>
-            <w:tcW w:type="dxa" w:w="1474"/>
-            <w:shd w:val="clear" w:color="auto" w:fill="E6F4F4"/>
-          </w:tcPr>
-          <w:p>
-            <w:pPr>
-              <w:spacing w:after="20"/>
-              <w:jc w:val="left"/>
-            </w:pPr>
-            <w:r>
-              <w:rPr>
-                <w:b/>
-                <w:sz w:val="17"/>
-              </w:rPr>
-              <w:t>Respuesta</w:t>
-            </w:r>
-          </w:p>
-        </w:tc>
-        <w:tc>
-          <w:tcPr>
-            <w:tcW w:type="dxa" w:w="7710"/>
-          </w:tcPr>
-          <w:p>
-            <w:pPr>
-              <w:spacing w:after="20"/>
-              <w:jc w:val="left"/>
-            </w:pPr>
-            <w:r>
-              <w:rPr>
-                <w:rFonts w:ascii="Consolas" w:hAnsi="Consolas"/>
-                <w:b w:val="0"/>
-                <w:sz w:val="16"/>
-              </w:rPr>
-              <w:t>400 Bad Request</w:t>
-            </w:r>
-          </w:p>
-        </w:tc>
-      </w:tr>
-      <w:tr>
-        <w:trPr>
-          <w:cantSplit w:val="true"/>
-        </w:trPr>
-        <w:tc>
-          <w:tcPr>
-            <w:tcW w:type="dxa" w:w="1474"/>
-            <w:shd w:val="clear" w:color="auto" w:fill="E6F4F4"/>
-          </w:tcPr>
-          <w:p>
-            <w:pPr>
-              <w:spacing w:after="20"/>
-              <w:jc w:val="left"/>
-            </w:pPr>
-            <w:r>
-              <w:rPr>
-                <w:b/>
-                <w:sz w:val="17"/>
-              </w:rPr>
-              <w:t>Cuerpo</w:t>
-            </w:r>
-          </w:p>
-        </w:tc>
-        <w:tc>
-          <w:tcPr>
-            <w:tcW w:type="dxa" w:w="7710"/>
-          </w:tcPr>
-          <w:p>
-            <w:pPr>
-              <w:spacing w:after="20"/>
-              <w:jc w:val="left"/>
-            </w:pPr>
-            <w:r>
-              <w:rPr>
-                <w:rFonts w:ascii="Consolas" w:hAnsi="Consolas"/>
-                <w:b w:val="0"/>
-                <w:sz w:val="16"/>
-              </w:rPr>
-              <w:t>{</w:t>
-              <w:br/>
-            </w:r>
-            <w:r>
-              <w:rPr>
-                <w:rFonts w:ascii="Consolas" w:hAnsi="Consolas"/>
-                <w:b w:val="0"/>
-                <w:sz w:val="16"/>
-              </w:rPr>
-              <w:t xml:space="preserve">  "estado": 400,</w:t>
-              <w:br/>
-            </w:r>
-            <w:r>
-              <w:rPr>
-                <w:rFonts w:ascii="Consolas" w:hAnsi="Consolas"/>
-                <w:b w:val="0"/>
-                <w:sz w:val="16"/>
-              </w:rPr>
-              <w:t xml:space="preserve">  "codigo": "VALIDACION",</w:t>
-              <w:br/>
-            </w:r>
-            <w:r>
-              <w:rPr>
-                <w:rFonts w:ascii="Consolas" w:hAnsi="Consolas"/>
-                <w:b w:val="0"/>
-                <w:sz w:val="16"/>
-              </w:rPr>
-              <w:t xml:space="preserve">  "mensaje": "Hay datos inválidos en la solicitud",</w:t>
-              <w:br/>
-            </w:r>
-            <w:r>
-              <w:rPr>
-                <w:rFonts w:ascii="Consolas" w:hAnsi="Consolas"/>
-                <w:b w:val="0"/>
-                <w:sz w:val="16"/>
-              </w:rPr>
-              <w:t xml:space="preserve">  "detalles": [</w:t>
-              <w:br/>
-            </w:r>
-            <w:r>
-              <w:rPr>
-                <w:rFonts w:ascii="Consolas" w:hAnsi="Consolas"/>
-                <w:b w:val="0"/>
-                <w:sz w:val="16"/>
-              </w:rPr>
-              <w:t xml:space="preserve">    {</w:t>
-              <w:br/>
-            </w:r>
-            <w:r>
-              <w:rPr>
-                <w:rFonts w:ascii="Consolas" w:hAnsi="Consolas"/>
-                <w:b w:val="0"/>
-                <w:sz w:val="16"/>
-              </w:rPr>
-              <w:t xml:space="preserve">      "campo": "unidadBase",</w:t>
-              <w:br/>
-            </w:r>
-            <w:r>
-              <w:rPr>
-                <w:rFonts w:ascii="Consolas" w:hAnsi="Consolas"/>
-                <w:b w:val="0"/>
-                <w:sz w:val="16"/>
-              </w:rPr>
-              <w:t xml:space="preserve">      "mensaje": "Opción inválida: se esperaba una de \"LITRO\"|\"KILOGRAMO\"|\"UNIDAD\""</w:t>
-              <w:br/>
-            </w:r>
-            <w:r>
-              <w:rPr>
-                <w:rFonts w:ascii="Consolas" w:hAnsi="Consolas"/>
-                <w:b w:val="0"/>
-                <w:sz w:val="16"/>
-              </w:rPr>
-              <w:t xml:space="preserve">    }</w:t>
-              <w:br/>
-            </w:r>
-            <w:r>
-              <w:rPr>
-                <w:rFonts w:ascii="Consolas" w:hAnsi="Consolas"/>
-                <w:b w:val="0"/>
-                <w:sz w:val="16"/>
-              </w:rPr>
-              <w:t xml:space="preserve">  ]</w:t>
-              <w:br/>
-            </w:r>
-            <w:r>
-              <w:rPr>
-                <w:rFonts w:ascii="Consolas" w:hAnsi="Consolas"/>
-                <w:b w:val="0"/>
-                <w:sz w:val="16"/>
-              </w:rPr>
-              <w:t>}</w:t>
+                <w:sz w:val="16"/>
+              </w:rPr>
+              <w:t>204 No Content</w:t>
             </w:r>
           </w:p>
         </w:tc>
@@ -6839,23 +6967,24 @@
     </w:p>
     <w:tbl>
       <w:tblPr>
-        <w:tblStyle w:val="Tablaconcuadrcula"/>
-        <w:tblW w:type="auto" w:w="0"/>
+        <w:tblStyle w:val="TableGrid"/>
+        <w:tblW w:w="0" w:type="auto"/>
         <w:jc w:val="center"/>
-        <w:tblLook w:firstColumn="1" w:firstRow="1" w:lastColumn="0" w:lastRow="0" w:noHBand="0" w:noVBand="1" w:val="04A0"/>
+        <w:tblLook w:val="04A0" w:firstRow="1" w:lastRow="0" w:firstColumn="1" w:lastColumn="0" w:noHBand="0" w:noVBand="1"/>
       </w:tblPr>
       <w:tblGrid>
-        <w:gridCol w:w="4592"/>
-        <w:gridCol w:w="4592"/>
+        <w:gridCol w:w="1474"/>
+        <w:gridCol w:w="7710"/>
       </w:tblGrid>
       <w:tr>
         <w:trPr>
-          <w:cantSplit w:val="true"/>
-          <w:tblHeader w:val="true"/>
+          <w:cantSplit/>
+          <w:tblHeader/>
+          <w:jc w:val="center"/>
         </w:trPr>
         <w:tc>
           <w:tcPr>
-            <w:tcW w:type="dxa" w:w="9184"/>
+            <w:tcW w:w="9184" w:type="dxa"/>
             <w:gridSpan w:val="2"/>
             <w:shd w:val="clear" w:color="auto" w:fill="0F6E6E"/>
           </w:tcPr>
@@ -6870,18 +6999,19 @@
                 <w:color w:val="FFFFFF"/>
                 <w:sz w:val="18"/>
               </w:rPr>
-              <w:t>9. Borrarla (D)</w:t>
+              <w:t>10. Ya no existe: 404 con el formato único de error</w:t>
             </w:r>
           </w:p>
         </w:tc>
       </w:tr>
       <w:tr>
         <w:trPr>
-          <w:cantSplit w:val="true"/>
+          <w:cantSplit/>
+          <w:jc w:val="center"/>
         </w:trPr>
         <w:tc>
           <w:tcPr>
-            <w:tcW w:type="dxa" w:w="1474"/>
+            <w:tcW w:w="1474" w:type="dxa"/>
             <w:shd w:val="clear" w:color="auto" w:fill="E6F4F4"/>
           </w:tcPr>
           <w:p>
@@ -6900,7 +7030,7 @@
         </w:tc>
         <w:tc>
           <w:tcPr>
-            <w:tcW w:type="dxa" w:w="7710"/>
+            <w:tcW w:w="7710" w:type="dxa"/>
           </w:tcPr>
           <w:p>
             <w:pPr>
@@ -6910,21 +7040,21 @@
             <w:r>
               <w:rPr>
                 <w:rFonts w:ascii="Consolas" w:hAnsi="Consolas"/>
-                <w:b w:val="0"/>
-                <w:sz w:val="16"/>
-              </w:rPr>
-              <w:t>DELETE /api/categorias/a20cbde5-68fe-4279-8942-d156e67e3b09</w:t>
+                <w:sz w:val="16"/>
+              </w:rPr>
+              <w:t>GET /api/categorias/a20cbde5-68fe-4279-8942-d156e67e3b09</w:t>
             </w:r>
           </w:p>
         </w:tc>
       </w:tr>
       <w:tr>
         <w:trPr>
-          <w:cantSplit w:val="true"/>
+          <w:cantSplit/>
+          <w:jc w:val="center"/>
         </w:trPr>
         <w:tc>
           <w:tcPr>
-            <w:tcW w:type="dxa" w:w="1474"/>
+            <w:tcW w:w="1474" w:type="dxa"/>
             <w:shd w:val="clear" w:color="auto" w:fill="E6F4F4"/>
           </w:tcPr>
           <w:p>
@@ -6943,7 +7073,7 @@
         </w:tc>
         <w:tc>
           <w:tcPr>
-            <w:tcW w:type="dxa" w:w="7710"/>
+            <w:tcW w:w="7710" w:type="dxa"/>
           </w:tcPr>
           <w:p>
             <w:pPr>
@@ -6953,7 +7083,6 @@
             <w:r>
               <w:rPr>
                 <w:rFonts w:ascii="Consolas" w:hAnsi="Consolas"/>
-                <w:b w:val="0"/>
                 <w:sz w:val="16"/>
               </w:rPr>
               <w:t>Authorization: Bearer &lt;token&gt;</w:t>
@@ -6963,11 +7092,12 @@
       </w:tr>
       <w:tr>
         <w:trPr>
-          <w:cantSplit w:val="true"/>
+          <w:cantSplit/>
+          <w:jc w:val="center"/>
         </w:trPr>
         <w:tc>
           <w:tcPr>
-            <w:tcW w:type="dxa" w:w="1474"/>
+            <w:tcW w:w="1474" w:type="dxa"/>
             <w:shd w:val="clear" w:color="auto" w:fill="E6F4F4"/>
           </w:tcPr>
           <w:p>
@@ -6986,7 +7116,7 @@
         </w:tc>
         <w:tc>
           <w:tcPr>
-            <w:tcW w:type="dxa" w:w="7710"/>
+            <w:tcW w:w="7710" w:type="dxa"/>
           </w:tcPr>
           <w:p>
             <w:pPr>
@@ -6996,10 +7126,84 @@
             <w:r>
               <w:rPr>
                 <w:rFonts w:ascii="Consolas" w:hAnsi="Consolas"/>
-                <w:b w:val="0"/>
-                <w:sz w:val="16"/>
-              </w:rPr>
-              <w:t>204 No Content</w:t>
+                <w:sz w:val="16"/>
+              </w:rPr>
+              <w:t>404 Not Found</w:t>
+            </w:r>
+          </w:p>
+        </w:tc>
+      </w:tr>
+      <w:tr>
+        <w:trPr>
+          <w:cantSplit/>
+          <w:jc w:val="center"/>
+        </w:trPr>
+        <w:tc>
+          <w:tcPr>
+            <w:tcW w:w="1474" w:type="dxa"/>
+            <w:shd w:val="clear" w:color="auto" w:fill="E6F4F4"/>
+          </w:tcPr>
+          <w:p>
+            <w:pPr>
+              <w:spacing w:after="20"/>
+              <w:jc w:val="left"/>
+            </w:pPr>
+            <w:r>
+              <w:rPr>
+                <w:b/>
+                <w:sz w:val="17"/>
+              </w:rPr>
+              <w:t>Cuerpo</w:t>
+            </w:r>
+          </w:p>
+        </w:tc>
+        <w:tc>
+          <w:tcPr>
+            <w:tcW w:w="7710" w:type="dxa"/>
+          </w:tcPr>
+          <w:p>
+            <w:pPr>
+              <w:spacing w:after="20"/>
+              <w:jc w:val="left"/>
+            </w:pPr>
+            <w:r>
+              <w:rPr>
+                <w:rFonts w:ascii="Consolas" w:hAnsi="Consolas"/>
+                <w:sz w:val="16"/>
+              </w:rPr>
+              <w:t>{</w:t>
+            </w:r>
+            <w:r>
+              <w:rPr>
+                <w:rFonts w:ascii="Consolas" w:hAnsi="Consolas"/>
+                <w:sz w:val="16"/>
+              </w:rPr>
+              <w:br/>
+              <w:t xml:space="preserve">  "estado": 404,</w:t>
+            </w:r>
+            <w:r>
+              <w:rPr>
+                <w:rFonts w:ascii="Consolas" w:hAnsi="Consolas"/>
+                <w:sz w:val="16"/>
+              </w:rPr>
+              <w:br/>
+              <w:t xml:space="preserve">  "codigo": "CATEGORIA_NO_ENCONTRADA",</w:t>
+            </w:r>
+            <w:r>
+              <w:rPr>
+                <w:rFonts w:ascii="Consolas" w:hAnsi="Consolas"/>
+                <w:sz w:val="16"/>
+              </w:rPr>
+              <w:br/>
+              <w:t xml:space="preserve">  "mensaje": "La categoría no existe"</w:t>
+            </w:r>
+            <w:r>
+              <w:rPr>
+                <w:rFonts w:ascii="Consolas" w:hAnsi="Consolas"/>
+                <w:sz w:val="16"/>
+              </w:rPr>
+              <w:br/>
+              <w:t>}</w:t>
             </w:r>
           </w:p>
         </w:tc>
@@ -7012,23 +7216,24 @@
     </w:p>
     <w:tbl>
       <w:tblPr>
-        <w:tblStyle w:val="Tablaconcuadrcula"/>
-        <w:tblW w:type="auto" w:w="0"/>
+        <w:tblStyle w:val="TableGrid"/>
+        <w:tblW w:w="0" w:type="auto"/>
         <w:jc w:val="center"/>
-        <w:tblLook w:firstColumn="1" w:firstRow="1" w:lastColumn="0" w:lastRow="0" w:noHBand="0" w:noVBand="1" w:val="04A0"/>
+        <w:tblLook w:val="04A0" w:firstRow="1" w:lastRow="0" w:firstColumn="1" w:lastColumn="0" w:noHBand="0" w:noVBand="1"/>
       </w:tblPr>
       <w:tblGrid>
-        <w:gridCol w:w="4592"/>
-        <w:gridCol w:w="4592"/>
+        <w:gridCol w:w="1474"/>
+        <w:gridCol w:w="7710"/>
       </w:tblGrid>
       <w:tr>
         <w:trPr>
-          <w:cantSplit w:val="true"/>
-          <w:tblHeader w:val="true"/>
+          <w:cantSplit/>
+          <w:tblHeader/>
+          <w:jc w:val="center"/>
         </w:trPr>
         <w:tc>
           <w:tcPr>
-            <w:tcW w:type="dxa" w:w="9184"/>
+            <w:tcW w:w="9184" w:type="dxa"/>
             <w:gridSpan w:val="2"/>
             <w:shd w:val="clear" w:color="auto" w:fill="0F6E6E"/>
           </w:tcPr>
@@ -7043,18 +7248,19 @@
                 <w:color w:val="FFFFFF"/>
                 <w:sz w:val="18"/>
               </w:rPr>
-              <w:t>10. Ya no existe: 404 con el formato único de error</w:t>
+              <w:t>11. Seguimiento público de un folio que no existe: mensaje genérico</w:t>
             </w:r>
           </w:p>
         </w:tc>
       </w:tr>
       <w:tr>
         <w:trPr>
-          <w:cantSplit w:val="true"/>
+          <w:cantSplit/>
+          <w:jc w:val="center"/>
         </w:trPr>
         <w:tc>
           <w:tcPr>
-            <w:tcW w:type="dxa" w:w="1474"/>
+            <w:tcW w:w="1474" w:type="dxa"/>
             <w:shd w:val="clear" w:color="auto" w:fill="E6F4F4"/>
           </w:tcPr>
           <w:p>
@@ -7073,7 +7279,7 @@
         </w:tc>
         <w:tc>
           <w:tcPr>
-            <w:tcW w:type="dxa" w:w="7710"/>
+            <w:tcW w:w="7710" w:type="dxa"/>
           </w:tcPr>
           <w:p>
             <w:pPr>
@@ -7083,21 +7289,21 @@
             <w:r>
               <w:rPr>
                 <w:rFonts w:ascii="Consolas" w:hAnsi="Consolas"/>
-                <w:b w:val="0"/>
-                <w:sz w:val="16"/>
-              </w:rPr>
-              <w:t>GET /api/categorias/a20cbde5-68fe-4279-8942-d156e67e3b09</w:t>
+                <w:sz w:val="16"/>
+              </w:rPr>
+              <w:t>GET /api/seguimiento/DON-0000-0000</w:t>
             </w:r>
           </w:p>
         </w:tc>
       </w:tr>
       <w:tr>
         <w:trPr>
-          <w:cantSplit w:val="true"/>
+          <w:cantSplit/>
+          <w:jc w:val="center"/>
         </w:trPr>
         <w:tc>
           <w:tcPr>
-            <w:tcW w:type="dxa" w:w="1474"/>
+            <w:tcW w:w="1474" w:type="dxa"/>
             <w:shd w:val="clear" w:color="auto" w:fill="E6F4F4"/>
           </w:tcPr>
           <w:p>
@@ -7110,13 +7316,13 @@
                 <w:b/>
                 <w:sz w:val="17"/>
               </w:rPr>
-              <w:t>Sesión</w:t>
-            </w:r>
-          </w:p>
-        </w:tc>
-        <w:tc>
-          <w:tcPr>
-            <w:tcW w:type="dxa" w:w="7710"/>
+              <w:t>Respuesta</w:t>
+            </w:r>
+          </w:p>
+        </w:tc>
+        <w:tc>
+          <w:tcPr>
+            <w:tcW w:w="7710" w:type="dxa"/>
           </w:tcPr>
           <w:p>
             <w:pPr>
@@ -7126,21 +7332,21 @@
             <w:r>
               <w:rPr>
                 <w:rFonts w:ascii="Consolas" w:hAnsi="Consolas"/>
-                <w:b w:val="0"/>
-                <w:sz w:val="16"/>
-              </w:rPr>
-              <w:t>Authorization: Bearer &lt;token&gt;</w:t>
+                <w:sz w:val="16"/>
+              </w:rPr>
+              <w:t>404 Not Found</w:t>
             </w:r>
           </w:p>
         </w:tc>
       </w:tr>
       <w:tr>
         <w:trPr>
-          <w:cantSplit w:val="true"/>
+          <w:cantSplit/>
+          <w:jc w:val="center"/>
         </w:trPr>
         <w:tc>
           <w:tcPr>
-            <w:tcW w:type="dxa" w:w="1474"/>
+            <w:tcW w:w="1474" w:type="dxa"/>
             <w:shd w:val="clear" w:color="auto" w:fill="E6F4F4"/>
           </w:tcPr>
           <w:p>
@@ -7153,13 +7359,13 @@
                 <w:b/>
                 <w:sz w:val="17"/>
               </w:rPr>
-              <w:t>Respuesta</w:t>
-            </w:r>
-          </w:p>
-        </w:tc>
-        <w:tc>
-          <w:tcPr>
-            <w:tcW w:type="dxa" w:w="7710"/>
+              <w:t>Cuerpo</w:t>
+            </w:r>
+          </w:p>
+        </w:tc>
+        <w:tc>
+          <w:tcPr>
+            <w:tcW w:w="7710" w:type="dxa"/>
           </w:tcPr>
           <w:p>
             <w:pPr>
@@ -7169,297 +7375,40 @@
             <w:r>
               <w:rPr>
                 <w:rFonts w:ascii="Consolas" w:hAnsi="Consolas"/>
-                <w:b w:val="0"/>
-                <w:sz w:val="16"/>
-              </w:rPr>
-              <w:t>404 Not Found</w:t>
-            </w:r>
-          </w:p>
-        </w:tc>
-      </w:tr>
-      <w:tr>
-        <w:trPr>
-          <w:cantSplit w:val="true"/>
-        </w:trPr>
-        <w:tc>
-          <w:tcPr>
-            <w:tcW w:type="dxa" w:w="1474"/>
-            <w:shd w:val="clear" w:color="auto" w:fill="E6F4F4"/>
-          </w:tcPr>
-          <w:p>
-            <w:pPr>
-              <w:spacing w:after="20"/>
-              <w:jc w:val="left"/>
-            </w:pPr>
-            <w:r>
-              <w:rPr>
-                <w:b/>
-                <w:sz w:val="17"/>
-              </w:rPr>
-              <w:t>Cuerpo</w:t>
-            </w:r>
-          </w:p>
-        </w:tc>
-        <w:tc>
-          <w:tcPr>
-            <w:tcW w:type="dxa" w:w="7710"/>
-          </w:tcPr>
-          <w:p>
-            <w:pPr>
-              <w:spacing w:after="20"/>
-              <w:jc w:val="left"/>
-            </w:pPr>
+                <w:sz w:val="16"/>
+              </w:rPr>
+              <w:t>{</w:t>
+            </w:r>
             <w:r>
               <w:rPr>
                 <w:rFonts w:ascii="Consolas" w:hAnsi="Consolas"/>
-                <w:b w:val="0"/>
-                <w:sz w:val="16"/>
-              </w:rPr>
-              <w:t>{</w:t>
+                <w:sz w:val="16"/>
+              </w:rPr>
               <w:br/>
+              <w:t xml:space="preserve">  "estado": 404,</w:t>
             </w:r>
             <w:r>
               <w:rPr>
                 <w:rFonts w:ascii="Consolas" w:hAnsi="Consolas"/>
-                <w:b w:val="0"/>
-                <w:sz w:val="16"/>
-              </w:rPr>
-              <w:t xml:space="preserve">  "estado": 404,</w:t>
+                <w:sz w:val="16"/>
+              </w:rPr>
               <w:br/>
+              <w:t xml:space="preserve">  "codigo": "FOLIO_NO_ENCONTRADO",</w:t>
             </w:r>
             <w:r>
               <w:rPr>
                 <w:rFonts w:ascii="Consolas" w:hAnsi="Consolas"/>
-                <w:b w:val="0"/>
-                <w:sz w:val="16"/>
-              </w:rPr>
-              <w:t xml:space="preserve">  "codigo": "CATEGORIA_NO_ENCONTRADA",</w:t>
+                <w:sz w:val="16"/>
+              </w:rPr>
               <w:br/>
+              <w:t xml:space="preserve">  "mensaje": "No encontramos ese folio"</w:t>
             </w:r>
             <w:r>
               <w:rPr>
                 <w:rFonts w:ascii="Consolas" w:hAnsi="Consolas"/>
-                <w:b w:val="0"/>
-                <w:sz w:val="16"/>
-              </w:rPr>
-              <w:t xml:space="preserve">  "mensaje": "La categoría no existe"</w:t>
+                <w:sz w:val="16"/>
+              </w:rPr>
               <w:br/>
-            </w:r>
-            <w:r>
-              <w:rPr>
-                <w:rFonts w:ascii="Consolas" w:hAnsi="Consolas"/>
-                <w:b w:val="0"/>
-                <w:sz w:val="16"/>
-              </w:rPr>
-              <w:t>}</w:t>
-            </w:r>
-          </w:p>
-        </w:tc>
-      </w:tr>
-    </w:tbl>
-    <w:p>
-      <w:pPr>
-        <w:spacing w:after="80"/>
-      </w:pPr>
-    </w:p>
-    <w:tbl>
-      <w:tblPr>
-        <w:tblStyle w:val="Tablaconcuadrcula"/>
-        <w:tblW w:type="auto" w:w="0"/>
-        <w:jc w:val="center"/>
-        <w:tblLook w:firstColumn="1" w:firstRow="1" w:lastColumn="0" w:lastRow="0" w:noHBand="0" w:noVBand="1" w:val="04A0"/>
-      </w:tblPr>
-      <w:tblGrid>
-        <w:gridCol w:w="4592"/>
-        <w:gridCol w:w="4592"/>
-      </w:tblGrid>
-      <w:tr>
-        <w:trPr>
-          <w:cantSplit w:val="true"/>
-          <w:tblHeader w:val="true"/>
-        </w:trPr>
-        <w:tc>
-          <w:tcPr>
-            <w:tcW w:type="dxa" w:w="9184"/>
-            <w:gridSpan w:val="2"/>
-            <w:shd w:val="clear" w:color="auto" w:fill="0F6E6E"/>
-          </w:tcPr>
-          <w:p>
-            <w:pPr>
-              <w:spacing w:after="20"/>
-              <w:jc w:val="left"/>
-            </w:pPr>
-            <w:r>
-              <w:rPr>
-                <w:b/>
-                <w:color w:val="FFFFFF"/>
-                <w:sz w:val="18"/>
-              </w:rPr>
-              <w:t>11. Seguimiento público de un folio que no existe: mensaje genérico</w:t>
-            </w:r>
-          </w:p>
-        </w:tc>
-      </w:tr>
-      <w:tr>
-        <w:trPr>
-          <w:cantSplit w:val="true"/>
-        </w:trPr>
-        <w:tc>
-          <w:tcPr>
-            <w:tcW w:type="dxa" w:w="1474"/>
-            <w:shd w:val="clear" w:color="auto" w:fill="E6F4F4"/>
-          </w:tcPr>
-          <w:p>
-            <w:pPr>
-              <w:spacing w:after="20"/>
-              <w:jc w:val="left"/>
-            </w:pPr>
-            <w:r>
-              <w:rPr>
-                <w:b/>
-                <w:sz w:val="17"/>
-              </w:rPr>
-              <w:t>Petición</w:t>
-            </w:r>
-          </w:p>
-        </w:tc>
-        <w:tc>
-          <w:tcPr>
-            <w:tcW w:type="dxa" w:w="7710"/>
-          </w:tcPr>
-          <w:p>
-            <w:pPr>
-              <w:spacing w:after="20"/>
-              <w:jc w:val="left"/>
-            </w:pPr>
-            <w:r>
-              <w:rPr>
-                <w:rFonts w:ascii="Consolas" w:hAnsi="Consolas"/>
-                <w:b w:val="0"/>
-                <w:sz w:val="16"/>
-              </w:rPr>
-              <w:t>GET /api/seguimiento/DON-0000-0000</w:t>
-            </w:r>
-          </w:p>
-        </w:tc>
-      </w:tr>
-      <w:tr>
-        <w:trPr>
-          <w:cantSplit w:val="true"/>
-        </w:trPr>
-        <w:tc>
-          <w:tcPr>
-            <w:tcW w:type="dxa" w:w="1474"/>
-            <w:shd w:val="clear" w:color="auto" w:fill="E6F4F4"/>
-          </w:tcPr>
-          <w:p>
-            <w:pPr>
-              <w:spacing w:after="20"/>
-              <w:jc w:val="left"/>
-            </w:pPr>
-            <w:r>
-              <w:rPr>
-                <w:b/>
-                <w:sz w:val="17"/>
-              </w:rPr>
-              <w:t>Respuesta</w:t>
-            </w:r>
-          </w:p>
-        </w:tc>
-        <w:tc>
-          <w:tcPr>
-            <w:tcW w:type="dxa" w:w="7710"/>
-          </w:tcPr>
-          <w:p>
-            <w:pPr>
-              <w:spacing w:after="20"/>
-              <w:jc w:val="left"/>
-            </w:pPr>
-            <w:r>
-              <w:rPr>
-                <w:rFonts w:ascii="Consolas" w:hAnsi="Consolas"/>
-                <w:b w:val="0"/>
-                <w:sz w:val="16"/>
-              </w:rPr>
-              <w:t>404 Not Found</w:t>
-            </w:r>
-          </w:p>
-        </w:tc>
-      </w:tr>
-      <w:tr>
-        <w:trPr>
-          <w:cantSplit w:val="true"/>
-        </w:trPr>
-        <w:tc>
-          <w:tcPr>
-            <w:tcW w:type="dxa" w:w="1474"/>
-            <w:shd w:val="clear" w:color="auto" w:fill="E6F4F4"/>
-          </w:tcPr>
-          <w:p>
-            <w:pPr>
-              <w:spacing w:after="20"/>
-              <w:jc w:val="left"/>
-            </w:pPr>
-            <w:r>
-              <w:rPr>
-                <w:b/>
-                <w:sz w:val="17"/>
-              </w:rPr>
-              <w:t>Cuerpo</w:t>
-            </w:r>
-          </w:p>
-        </w:tc>
-        <w:tc>
-          <w:tcPr>
-            <w:tcW w:type="dxa" w:w="7710"/>
-          </w:tcPr>
-          <w:p>
-            <w:pPr>
-              <w:spacing w:after="20"/>
-              <w:jc w:val="left"/>
-            </w:pPr>
-            <w:r>
-              <w:rPr>
-                <w:rFonts w:ascii="Consolas" w:hAnsi="Consolas"/>
-                <w:b w:val="0"/>
-                <w:sz w:val="16"/>
-              </w:rPr>
-              <w:t>{</w:t>
-              <w:br/>
-            </w:r>
-            <w:r>
-              <w:rPr>
-                <w:rFonts w:ascii="Consolas" w:hAnsi="Consolas"/>
-                <w:b w:val="0"/>
-                <w:sz w:val="16"/>
-              </w:rPr>
-              <w:t xml:space="preserve">  "estado": 404,</w:t>
-              <w:br/>
-            </w:r>
-            <w:r>
-              <w:rPr>
-                <w:rFonts w:ascii="Consolas" w:hAnsi="Consolas"/>
-                <w:b w:val="0"/>
-                <w:sz w:val="16"/>
-              </w:rPr>
-              <w:t xml:space="preserve">  "codigo": "FOLIO_NO_ENCONTRADO",</w:t>
-              <w:br/>
-            </w:r>
-            <w:r>
-              <w:rPr>
-                <w:rFonts w:ascii="Consolas" w:hAnsi="Consolas"/>
-                <w:b w:val="0"/>
-                <w:sz w:val="16"/>
-              </w:rPr>
-              <w:t xml:space="preserve">  "mensaje": "No encontramos ese folio"</w:t>
-              <w:br/>
-            </w:r>
-            <w:r>
-              <w:rPr>
-                <w:rFonts w:ascii="Consolas" w:hAnsi="Consolas"/>
-                <w:b w:val="0"/>
-                <w:sz w:val="16"/>
-              </w:rPr>
               <w:t>}</w:t>
             </w:r>
           </w:p>
@@ -7473,7 +7422,7 @@
     </w:p>
     <w:p>
       <w:pPr>
-        <w:pStyle w:val="Ttulo2"/>
+        <w:pStyle w:val="Heading2"/>
       </w:pPr>
       <w:r>
         <w:t>Contenedores y volúmenes</w:t>
@@ -7496,25 +7445,26 @@
     </w:p>
     <w:tbl>
       <w:tblPr>
-        <w:tblStyle w:val="Tablaconcuadrcula"/>
-        <w:tblW w:type="auto" w:w="0"/>
+        <w:tblStyle w:val="TableGrid"/>
+        <w:tblW w:w="0" w:type="auto"/>
         <w:jc w:val="center"/>
-        <w:tblLook w:firstColumn="1" w:firstRow="1" w:lastColumn="0" w:lastRow="0" w:noHBand="0" w:noVBand="1" w:val="04A0"/>
+        <w:tblLook w:val="04A0" w:firstRow="1" w:lastRow="0" w:firstColumn="1" w:lastColumn="0" w:noHBand="0" w:noVBand="1"/>
       </w:tblPr>
       <w:tblGrid>
-        <w:gridCol w:w="2296"/>
-        <w:gridCol w:w="2296"/>
-        <w:gridCol w:w="2296"/>
-        <w:gridCol w:w="2296"/>
+        <w:gridCol w:w="2041"/>
+        <w:gridCol w:w="2381"/>
+        <w:gridCol w:w="2268"/>
+        <w:gridCol w:w="2494"/>
       </w:tblGrid>
       <w:tr>
         <w:trPr>
-          <w:cantSplit w:val="true"/>
-          <w:tblHeader w:val="true"/>
+          <w:cantSplit/>
+          <w:tblHeader/>
+          <w:jc w:val="center"/>
         </w:trPr>
         <w:tc>
           <w:tcPr>
-            <w:tcW w:type="dxa" w:w="2041"/>
+            <w:tcW w:w="2041" w:type="dxa"/>
             <w:shd w:val="clear" w:color="auto" w:fill="0F6E6E"/>
           </w:tcPr>
           <w:p>
@@ -7534,7 +7484,7 @@
         </w:tc>
         <w:tc>
           <w:tcPr>
-            <w:tcW w:type="dxa" w:w="2381"/>
+            <w:tcW w:w="2381" w:type="dxa"/>
             <w:shd w:val="clear" w:color="auto" w:fill="0F6E6E"/>
           </w:tcPr>
           <w:p>
@@ -7554,7 +7504,7 @@
         </w:tc>
         <w:tc>
           <w:tcPr>
-            <w:tcW w:type="dxa" w:w="2268"/>
+            <w:tcW w:w="2268" w:type="dxa"/>
             <w:shd w:val="clear" w:color="auto" w:fill="0F6E6E"/>
           </w:tcPr>
           <w:p>
@@ -7574,7 +7524,7 @@
         </w:tc>
         <w:tc>
           <w:tcPr>
-            <w:tcW w:type="dxa" w:w="2494"/>
+            <w:tcW w:w="2494" w:type="dxa"/>
             <w:shd w:val="clear" w:color="auto" w:fill="0F6E6E"/>
           </w:tcPr>
           <w:p>
@@ -7595,11 +7545,12 @@
       </w:tr>
       <w:tr>
         <w:trPr>
-          <w:cantSplit w:val="true"/>
+          <w:cantSplit/>
+          <w:jc w:val="center"/>
         </w:trPr>
         <w:tc>
           <w:tcPr>
-            <w:tcW w:type="dxa" w:w="2041"/>
+            <w:tcW w:w="2041" w:type="dxa"/>
           </w:tcPr>
           <w:p>
             <w:pPr>
@@ -7616,7 +7567,7 @@
         </w:tc>
         <w:tc>
           <w:tcPr>
-            <w:tcW w:type="dxa" w:w="2381"/>
+            <w:tcW w:w="2381" w:type="dxa"/>
           </w:tcPr>
           <w:p>
             <w:pPr>
@@ -7633,7 +7584,7 @@
         </w:tc>
         <w:tc>
           <w:tcPr>
-            <w:tcW w:type="dxa" w:w="2268"/>
+            <w:tcW w:w="2268" w:type="dxa"/>
           </w:tcPr>
           <w:p>
             <w:pPr>
@@ -7650,7 +7601,7 @@
         </w:tc>
         <w:tc>
           <w:tcPr>
-            <w:tcW w:type="dxa" w:w="2494"/>
+            <w:tcW w:w="2494" w:type="dxa"/>
           </w:tcPr>
           <w:p>
             <w:pPr>
@@ -7668,11 +7619,12 @@
       </w:tr>
       <w:tr>
         <w:trPr>
-          <w:cantSplit w:val="true"/>
+          <w:cantSplit/>
+          <w:jc w:val="center"/>
         </w:trPr>
         <w:tc>
           <w:tcPr>
-            <w:tcW w:type="dxa" w:w="2041"/>
+            <w:tcW w:w="2041" w:type="dxa"/>
           </w:tcPr>
           <w:p>
             <w:pPr>
@@ -7689,7 +7641,7 @@
         </w:tc>
         <w:tc>
           <w:tcPr>
-            <w:tcW w:type="dxa" w:w="2381"/>
+            <w:tcW w:w="2381" w:type="dxa"/>
           </w:tcPr>
           <w:p>
             <w:pPr>
@@ -7706,7 +7658,7 @@
         </w:tc>
         <w:tc>
           <w:tcPr>
-            <w:tcW w:type="dxa" w:w="2268"/>
+            <w:tcW w:w="2268" w:type="dxa"/>
           </w:tcPr>
           <w:p>
             <w:pPr>
@@ -7723,7 +7675,7 @@
         </w:tc>
         <w:tc>
           <w:tcPr>
-            <w:tcW w:type="dxa" w:w="2494"/>
+            <w:tcW w:w="2494" w:type="dxa"/>
           </w:tcPr>
           <w:p>
             <w:pPr>
@@ -7741,11 +7693,12 @@
       </w:tr>
       <w:tr>
         <w:trPr>
-          <w:cantSplit w:val="true"/>
+          <w:cantSplit/>
+          <w:jc w:val="center"/>
         </w:trPr>
         <w:tc>
           <w:tcPr>
-            <w:tcW w:type="dxa" w:w="2041"/>
+            <w:tcW w:w="2041" w:type="dxa"/>
           </w:tcPr>
           <w:p>
             <w:pPr>
@@ -7762,7 +7715,7 @@
         </w:tc>
         <w:tc>
           <w:tcPr>
-            <w:tcW w:type="dxa" w:w="2381"/>
+            <w:tcW w:w="2381" w:type="dxa"/>
           </w:tcPr>
           <w:p>
             <w:pPr>
@@ -7779,7 +7732,7 @@
         </w:tc>
         <w:tc>
           <w:tcPr>
-            <w:tcW w:type="dxa" w:w="2268"/>
+            <w:tcW w:w="2268" w:type="dxa"/>
           </w:tcPr>
           <w:p>
             <w:pPr>
@@ -7796,7 +7749,7 @@
         </w:tc>
         <w:tc>
           <w:tcPr>
-            <w:tcW w:type="dxa" w:w="2494"/>
+            <w:tcW w:w="2494" w:type="dxa"/>
           </w:tcPr>
           <w:p>
             <w:pPr>
@@ -7814,11 +7767,12 @@
       </w:tr>
       <w:tr>
         <w:trPr>
-          <w:cantSplit w:val="true"/>
+          <w:cantSplit/>
+          <w:jc w:val="center"/>
         </w:trPr>
         <w:tc>
           <w:tcPr>
-            <w:tcW w:type="dxa" w:w="2041"/>
+            <w:tcW w:w="2041" w:type="dxa"/>
           </w:tcPr>
           <w:p>
             <w:pPr>
@@ -7835,7 +7789,7 @@
         </w:tc>
         <w:tc>
           <w:tcPr>
-            <w:tcW w:type="dxa" w:w="2381"/>
+            <w:tcW w:w="2381" w:type="dxa"/>
           </w:tcPr>
           <w:p>
             <w:pPr>
@@ -7852,7 +7806,7 @@
         </w:tc>
         <w:tc>
           <w:tcPr>
-            <w:tcW w:type="dxa" w:w="2268"/>
+            <w:tcW w:w="2268" w:type="dxa"/>
           </w:tcPr>
           <w:p>
             <w:pPr>
@@ -7869,7 +7823,7 @@
         </w:tc>
         <w:tc>
           <w:tcPr>
-            <w:tcW w:type="dxa" w:w="2494"/>
+            <w:tcW w:w="2494" w:type="dxa"/>
           </w:tcPr>
           <w:p>
             <w:pPr>
@@ -7946,77 +7900,6 @@
 </w:document>
 </file>
 
-<file path=word/comments.xml><?xml version="1.0" encoding="utf-8"?>
-<w:comments xmlns:wpc="http://schemas.microsoft.com/office/word/2010/wordprocessingCanvas" xmlns:cx="http://schemas.microsoft.com/office/drawing/2014/chartex" xmlns:cx1="http://schemas.microsoft.com/office/drawing/2015/9/8/chartex" xmlns:cx2="http://schemas.microsoft.com/office/drawing/2015/10/21/chartex" xmlns:cx3="http://schemas.microsoft.com/office/drawing/2016/5/9/chartex" xmlns:cx4="http://schemas.microsoft.com/office/drawing/2016/5/10/chartex" xmlns:cx5="http://schemas.microsoft.com/office/drawing/2016/5/11/chartex" xmlns:cx6="http://schemas.microsoft.com/office/drawing/2016/5/12/chartex" xmlns:cx7="http://schemas.microsoft.com/office/drawing/2016/5/13/chartex" xmlns:cx8="http://schemas.microsoft.com/office/drawing/2016/5/14/chartex" xmlns:mc="http://schemas.openxmlformats.org/markup-compatibility/2006" xmlns:aink="http://schemas.microsoft.com/office/drawing/2016/ink" xmlns:am3d="http://schemas.microsoft.com/office/drawing/2017/model3d" xmlns:o="urn:schemas-microsoft-com:office:office" xmlns:oel="http://schemas.microsoft.com/office/2019/extlst" xmlns:r="http://schemas.openxmlformats.org/officeDocument/2006/relationships" xmlns:m="http://schemas.openxmlformats.org/officeDocument/2006/math" xmlns:v="urn:schemas-microsoft-com:vml" xmlns:wp14="http://schemas.microsoft.com/office/word/2010/wordprocessingDrawing" xmlns:wp="http://schemas.openxmlformats.org/drawingml/2006/wordprocessingDrawing" xmlns:w10="urn:schemas-microsoft-com:office:word" xmlns:w="http://schemas.openxmlformats.org/wordprocessingml/2006/main" xmlns:w14="http://schemas.microsoft.com/office/word/2010/wordml" xmlns:w15="http://schemas.microsoft.com/office/word/2012/wordml" xmlns:w16cex="http://schemas.microsoft.com/office/word/2018/wordml/cex" xmlns:w16cid="http://schemas.microsoft.com/office/word/2016/wordml/cid" xmlns:w16="http://schemas.microsoft.com/office/word/2018/wordml" xmlns:w16du="http://schemas.microsoft.com/office/word/2023/wordml/word16du" xmlns:w16sdtdh="http://schemas.microsoft.com/office/word/2020/wordml/sdtdatahash" xmlns:w16sdtfl="http://schemas.microsoft.com/office/word/2024/wordml/sdtformatlock" xmlns:w16se="http://schemas.microsoft.com/office/word/2015/wordml/symex" xmlns:wpg="http://schemas.microsoft.com/office/word/2010/wordprocessingGroup" xmlns:wpi="http://schemas.microsoft.com/office/word/2010/wordprocessingInk" xmlns:wne="http://schemas.microsoft.com/office/word/2006/wordml" xmlns:wps="http://schemas.microsoft.com/office/word/2010/wordprocessingShape" mc:Ignorable="w14 w15 w16se w16cid w16 w16cex w16sdtdh w16sdtfl w16du wp14">
-  <w:comment w:id="8" w:author="JUAN PABLO BUSTAMANTE MORENO" w:date="2026-09-09T18:47:00Z" w:initials="JM">
-    <w:p>
-      <w:r>
-        <w:annotationRef/>
-      </w:r>
-      <w:r>
-        <w:t>Los 5 hechos observables están muy bien; puede que haga falta indicar cuál es el problema general, en un párrafo. Da la impresión de que son 5 problemas.</w:t>
-      </w:r>
-    </w:p>
-  </w:comment>
-  <w:comment w:id="15" w:author="JUAN PABLO BUSTAMANTE MORENO" w:date="2026-09-09T18:54:00Z" w:initials="JM">
-    <w:p>
-      <w:r>
-        <w:annotationRef/>
-      </w:r>
-      <w:r>
-        <w:t>Podría ser más llamativo el nombre.</w:t>
-      </w:r>
-    </w:p>
-  </w:comment>
-  <w:comment w:id="22" w:author="JUAN PABLO BUSTAMANTE MORENO" w:date="2026-09-09T19:03:00Z" w:initials="JM">
-    <w:p>
-      <w:r>
-        <w:annotationRef/>
-      </w:r>
-      <w:r>
-        <w:t>Ok, en general el documento está muy bien. No hay cosas de fondo por corregir, solo de forma (que ya fueron señaladas). Buen trabajo.</w:t>
-      </w:r>
-    </w:p>
-  </w:comment>
-</w:comments>
-</file>
-
-<file path=word/commentsExtended.xml><?xml version="1.0" encoding="utf-8"?>
-<w15:commentsEx xmlns:wpc="http://schemas.microsoft.com/office/word/2010/wordprocessingCanvas" xmlns:cx="http://schemas.microsoft.com/office/drawing/2014/chartex" xmlns:cx1="http://schemas.microsoft.com/office/drawing/2015/9/8/chartex" xmlns:cx2="http://schemas.microsoft.com/office/drawing/2015/10/21/chartex" xmlns:cx3="http://schemas.microsoft.com/office/drawing/2016/5/9/chartex" xmlns:cx4="http://schemas.microsoft.com/office/drawing/2016/5/10/chartex" xmlns:cx5="http://schemas.microsoft.com/office/drawing/2016/5/11/chartex" xmlns:cx6="http://schemas.microsoft.com/office/drawing/2016/5/12/chartex" xmlns:cx7="http://schemas.microsoft.com/office/drawing/2016/5/13/chartex" xmlns:cx8="http://schemas.microsoft.com/office/drawing/2016/5/14/chartex" xmlns:mc="http://schemas.openxmlformats.org/markup-compatibility/2006" xmlns:aink="http://schemas.microsoft.com/office/drawing/2016/ink" xmlns:am3d="http://schemas.microsoft.com/office/drawing/2017/model3d" xmlns:o="urn:schemas-microsoft-com:office:office" xmlns:oel="http://schemas.microsoft.com/office/2019/extlst" xmlns:r="http://schemas.openxmlformats.org/officeDocument/2006/relationships" xmlns:m="http://schemas.openxmlformats.org/officeDocument/2006/math" xmlns:v="urn:schemas-microsoft-com:vml" xmlns:wp14="http://schemas.microsoft.com/office/word/2010/wordprocessingDrawing" xmlns:wp="http://schemas.openxmlformats.org/drawingml/2006/wordprocessingDrawing" xmlns:w10="urn:schemas-microsoft-com:office:word" xmlns:w="http://schemas.openxmlformats.org/wordprocessingml/2006/main" xmlns:w14="http://schemas.microsoft.com/office/word/2010/wordml" xmlns:w15="http://schemas.microsoft.com/office/word/2012/wordml" xmlns:w16cex="http://schemas.microsoft.com/office/word/2018/wordml/cex" xmlns:w16cid="http://schemas.microsoft.com/office/word/2016/wordml/cid" xmlns:w16="http://schemas.microsoft.com/office/word/2018/wordml" xmlns:w16du="http://schemas.microsoft.com/office/word/2023/wordml/word16du" xmlns:w16sdtdh="http://schemas.microsoft.com/office/word/2020/wordml/sdtdatahash" xmlns:w16sdtfl="http://schemas.microsoft.com/office/word/2024/wordml/sdtformatlock" xmlns:w16se="http://schemas.microsoft.com/office/word/2015/wordml/symex" xmlns:wpg="http://schemas.microsoft.com/office/word/2010/wordprocessingGroup" xmlns:wpi="http://schemas.microsoft.com/office/word/2010/wordprocessingInk" xmlns:wne="http://schemas.microsoft.com/office/word/2006/wordml" xmlns:wps="http://schemas.microsoft.com/office/word/2010/wordprocessingShape" mc:Ignorable="w14 w15 w16se w16cid w16 w16cex w16sdtdh w16sdtfl w16du wp14">
-  <w15:commentEx w15:paraId="3ED0B8BE" w15:done="0"/>
-  <w15:commentEx w15:paraId="348525C2" w15:done="0"/>
-  <w15:commentEx w15:paraId="39EC59E6" w15:done="0"/>
-</w15:commentsEx>
-</file>
-
-<file path=word/commentsExtensible.xml><?xml version="1.0" encoding="utf-8"?>
-<w16cex:commentsExtensible xmlns:wpc="http://schemas.microsoft.com/office/word/2010/wordprocessingCanvas" xmlns:cx="http://schemas.microsoft.com/office/drawing/2014/chartex" xmlns:cx1="http://schemas.microsoft.com/office/drawing/2015/9/8/chartex" xmlns:cx2="http://schemas.microsoft.com/office/drawing/2015/10/21/chartex" xmlns:cx3="http://schemas.microsoft.com/office/drawing/2016/5/9/chartex" xmlns:cx4="http://schemas.microsoft.com/office/drawing/2016/5/10/chartex" xmlns:cx5="http://schemas.microsoft.com/office/drawing/2016/5/11/chartex" xmlns:cx6="http://schemas.microsoft.com/office/drawing/2016/5/12/chartex" xmlns:cx7="http://schemas.microsoft.com/office/drawing/2016/5/13/chartex" xmlns:cx8="http://schemas.microsoft.com/office/drawing/2016/5/14/chartex" xmlns:cr="http://schemas.microsoft.com/office/comments/2020/reactions" xmlns:mc="http://schemas.openxmlformats.org/markup-compatibility/2006" xmlns:aink="http://schemas.microsoft.com/office/drawing/2016/ink" xmlns:am3d="http://schemas.microsoft.com/office/drawing/2017/model3d" xmlns:o="urn:schemas-microsoft-com:office:office" xmlns:oel="http://schemas.microsoft.com/office/2019/extlst" xmlns:r="http://schemas.openxmlformats.org/officeDocument/2006/relationships" xmlns:m="http://schemas.openxmlformats.org/officeDocument/2006/math" xmlns:v="urn:schemas-microsoft-com:vml" xmlns:wp14="http://schemas.microsoft.com/office/word/2010/wordprocessingDrawing" xmlns:wp="http://schemas.openxmlformats.org/drawingml/2006/wordprocessingDrawing" xmlns:w10="urn:schemas-microsoft-com:office:word" xmlns:w="http://schemas.openxmlformats.org/wordprocessingml/2006/main" xmlns:w14="http://schemas.microsoft.com/office/word/2010/wordml" xmlns:w15="http://schemas.microsoft.com/office/word/2012/wordml" xmlns:w16cex="http://schemas.microsoft.com/office/word/2018/wordml/cex" xmlns:w16cid="http://schemas.microsoft.com/office/word/2016/wordml/cid" xmlns:w16="http://schemas.microsoft.com/office/word/2018/wordml" xmlns:w16du="http://schemas.microsoft.com/office/word/2023/wordml/word16du" xmlns:w16sdtdh="http://schemas.microsoft.com/office/word/2020/wordml/sdtdatahash" xmlns:w16sdtfl="http://schemas.microsoft.com/office/word/2024/wordml/sdtformatlock" xmlns:w16se="http://schemas.microsoft.com/office/word/2015/wordml/symex" xmlns:wpg="http://schemas.microsoft.com/office/word/2010/wordprocessingGroup" xmlns:wpi="http://schemas.microsoft.com/office/word/2010/wordprocessingInk" xmlns:wne="http://schemas.microsoft.com/office/word/2006/wordml" xmlns:wps="http://schemas.microsoft.com/office/word/2010/wordprocessingShape" mc:Ignorable="w14 w15 w16se w16cid w16 w16cex w16sdtdh w16sdtfl cr w16du wp14">
-  <w16cex:commentExtensible w16cex:durableId="11EC9D5A" w16cex:dateUtc="2026-09-09T23:47:00Z">
-    <w16cex:extLst>
-      <w16:ext w16:uri="{CE6994B0-6A32-4C9F-8C6B-6E91EDA988CE}">
-        <cr:reactions xmlns:cr="http://schemas.microsoft.com/office/comments/2020/reactions">
-          <cr:reaction reactionType="1">
-            <cr:reactionInfo dateUtc="2026-09-11T15:13:21Z">
-              <cr:user userId="S::jdrhomandtb@itc.edu.co::17e7cf1a-94c6-4edf-b2e1-9604c33e8e3b" userProvider="AD" userName="JOSEPH DANIEL RHOMANDT BERMUDEZ"/>
-            </cr:reactionInfo>
-          </cr:reaction>
-        </cr:reactions>
-      </w16:ext>
-    </w16cex:extLst>
-  </w16cex:commentExtensible>
-  <w16cex:commentExtensible w16cex:durableId="5A168199" w16cex:dateUtc="2026-09-09T23:54:00Z"/>
-  <w16cex:commentExtensible w16cex:durableId="440A21FB" w16cex:dateUtc="2026-09-10T00:03:00Z"/>
-</w16cex:commentsExtensible>
-</file>
-
-<file path=word/commentsIds.xml><?xml version="1.0" encoding="utf-8"?>
-<w16cid:commentsIds xmlns:wpc="http://schemas.microsoft.com/office/word/2010/wordprocessingCanvas" xmlns:cx="http://schemas.microsoft.com/office/drawing/2014/chartex" xmlns:cx1="http://schemas.microsoft.com/office/drawing/2015/9/8/chartex" xmlns:cx2="http://schemas.microsoft.com/office/drawing/2015/10/21/chartex" xmlns:cx3="http://schemas.microsoft.com/office/drawing/2016/5/9/chartex" xmlns:cx4="http://schemas.microsoft.com/office/drawing/2016/5/10/chartex" xmlns:cx5="http://schemas.microsoft.com/office/drawing/2016/5/11/chartex" xmlns:cx6="http://schemas.microsoft.com/office/drawing/2016/5/12/chartex" xmlns:cx7="http://schemas.microsoft.com/office/drawing/2016/5/13/chartex" xmlns:cx8="http://schemas.microsoft.com/office/drawing/2016/5/14/chartex" xmlns:mc="http://schemas.openxmlformats.org/markup-compatibility/2006" xmlns:aink="http://schemas.microsoft.com/office/drawing/2016/ink" xmlns:am3d="http://schemas.microsoft.com/office/drawing/2017/model3d" xmlns:o="urn:schemas-microsoft-com:office:office" xmlns:oel="http://schemas.microsoft.com/office/2019/extlst" xmlns:r="http://schemas.openxmlformats.org/officeDocument/2006/relationships" xmlns:m="http://schemas.openxmlformats.org/officeDocument/2006/math" xmlns:v="urn:schemas-microsoft-com:vml" xmlns:wp14="http://schemas.microsoft.com/office/word/2010/wordprocessingDrawing" xmlns:wp="http://schemas.openxmlformats.org/drawingml/2006/wordprocessingDrawing" xmlns:w10="urn:schemas-microsoft-com:office:word" xmlns:w="http://schemas.openxmlformats.org/wordprocessingml/2006/main" xmlns:w14="http://schemas.microsoft.com/office/word/2010/wordml" xmlns:w15="http://schemas.microsoft.com/office/word/2012/wordml" xmlns:w16cex="http://schemas.microsoft.com/office/word/2018/wordml/cex" xmlns:w16cid="http://schemas.microsoft.com/office/word/2016/wordml/cid" xmlns:w16="http://schemas.microsoft.com/office/word/2018/wordml" xmlns:w16du="http://schemas.microsoft.com/office/word/2023/wordml/word16du" xmlns:w16sdtdh="http://schemas.microsoft.com/office/word/2020/wordml/sdtdatahash" xmlns:w16sdtfl="http://schemas.microsoft.com/office/word/2024/wordml/sdtformatlock" xmlns:w16se="http://schemas.microsoft.com/office/word/2015/wordml/symex" xmlns:wpg="http://schemas.microsoft.com/office/word/2010/wordprocessingGroup" xmlns:wpi="http://schemas.microsoft.com/office/word/2010/wordprocessingInk" xmlns:wne="http://schemas.microsoft.com/office/word/2006/wordml" xmlns:wps="http://schemas.microsoft.com/office/word/2010/wordprocessingShape" mc:Ignorable="w14 w15 w16se w16cid w16 w16cex w16sdtdh w16sdtfl w16du wp14">
-  <w16cid:commentId w16cid:paraId="3ED0B8BE" w16cid:durableId="11EC9D5A"/>
-  <w16cid:commentId w16cid:paraId="348525C2" w16cid:durableId="5A168199"/>
-  <w16cid:commentId w16cid:paraId="39EC59E6" w16cid:durableId="440A21FB"/>
-</w16cid:commentsIds>
-</file>
-
 <file path=word/endnotes.xml><?xml version="1.0" encoding="utf-8"?>
 <w:endnotes xmlns:wpc="http://schemas.microsoft.com/office/word/2010/wordprocessingCanvas" xmlns:cx="http://schemas.microsoft.com/office/drawing/2014/chartex" xmlns:cx1="http://schemas.microsoft.com/office/drawing/2015/9/8/chartex" xmlns:cx2="http://schemas.microsoft.com/office/drawing/2015/10/21/chartex" xmlns:cx3="http://schemas.microsoft.com/office/drawing/2016/5/9/chartex" xmlns:cx4="http://schemas.microsoft.com/office/drawing/2016/5/10/chartex" xmlns:cx5="http://schemas.microsoft.com/office/drawing/2016/5/11/chartex" xmlns:cx6="http://schemas.microsoft.com/office/drawing/2016/5/12/chartex" xmlns:cx7="http://schemas.microsoft.com/office/drawing/2016/5/13/chartex" xmlns:cx8="http://schemas.microsoft.com/office/drawing/2016/5/14/chartex" xmlns:mc="http://schemas.openxmlformats.org/markup-compatibility/2006" xmlns:aink="http://schemas.microsoft.com/office/drawing/2016/ink" xmlns:am3d="http://schemas.microsoft.com/office/drawing/2017/model3d" xmlns:o="urn:schemas-microsoft-com:office:office" xmlns:oel="http://schemas.microsoft.com/office/2019/extlst" xmlns:r="http://schemas.openxmlformats.org/officeDocument/2006/relationships" xmlns:m="http://schemas.openxmlformats.org/officeDocument/2006/math" xmlns:v="urn:schemas-microsoft-com:vml" xmlns:wp14="http://schemas.microsoft.com/office/word/2010/wordprocessingDrawing" xmlns:wp="http://schemas.openxmlformats.org/drawingml/2006/wordprocessingDrawing" xmlns:w10="urn:schemas-microsoft-com:office:word" xmlns:w="http://schemas.openxmlformats.org/wordprocessingml/2006/main" xmlns:w14="http://schemas.microsoft.com/office/word/2010/wordml" xmlns:w15="http://schemas.microsoft.com/office/word/2012/wordml" xmlns:w16cex="http://schemas.microsoft.com/office/word/2018/wordml/cex" xmlns:w16cid="http://schemas.microsoft.com/office/word/2016/wordml/cid" xmlns:w16="http://schemas.microsoft.com/office/word/2018/wordml" xmlns:w16du="http://schemas.microsoft.com/office/word/2023/wordml/word16du" xmlns:w16sdtdh="http://schemas.microsoft.com/office/word/2020/wordml/sdtdatahash" xmlns:w16sdtfl="http://schemas.microsoft.com/office/word/2024/wordml/sdtformatlock" xmlns:w16se="http://schemas.microsoft.com/office/word/2015/wordml/symex" xmlns:wpg="http://schemas.microsoft.com/office/word/2010/wordprocessingGroup" xmlns:wpi="http://schemas.microsoft.com/office/word/2010/wordprocessingInk" xmlns:wne="http://schemas.microsoft.com/office/word/2006/wordml" xmlns:wps="http://schemas.microsoft.com/office/word/2010/wordprocessingShape" mc:Ignorable="w14 w15 w16se w16cid w16 w16cex w16sdtdh w16sdtfl w16du wp14">
   <w:endnote w:type="separator" w:id="-1">
@@ -8046,7 +7929,7 @@
 <w:ftr xmlns:wpc="http://schemas.microsoft.com/office/word/2010/wordprocessingCanvas" xmlns:cx="http://schemas.microsoft.com/office/drawing/2014/chartex" xmlns:cx1="http://schemas.microsoft.com/office/drawing/2015/9/8/chartex" xmlns:cx2="http://schemas.microsoft.com/office/drawing/2015/10/21/chartex" xmlns:cx3="http://schemas.microsoft.com/office/drawing/2016/5/9/chartex" xmlns:cx4="http://schemas.microsoft.com/office/drawing/2016/5/10/chartex" xmlns:cx5="http://schemas.microsoft.com/office/drawing/2016/5/11/chartex" xmlns:cx6="http://schemas.microsoft.com/office/drawing/2016/5/12/chartex" xmlns:cx7="http://schemas.microsoft.com/office/drawing/2016/5/13/chartex" xmlns:cx8="http://schemas.microsoft.com/office/drawing/2016/5/14/chartex" xmlns:mc="http://schemas.openxmlformats.org/markup-compatibility/2006" xmlns:aink="http://schemas.microsoft.com/office/drawing/2016/ink" xmlns:am3d="http://schemas.microsoft.com/office/drawing/2017/model3d" xmlns:o="urn:schemas-microsoft-com:office:office" xmlns:oel="http://schemas.microsoft.com/office/2019/extlst" xmlns:r="http://schemas.openxmlformats.org/officeDocument/2006/relationships" xmlns:m="http://schemas.openxmlformats.org/officeDocument/2006/math" xmlns:v="urn:schemas-microsoft-com:vml" xmlns:wp14="http://schemas.microsoft.com/office/word/2010/wordprocessingDrawing" xmlns:wp="http://schemas.openxmlformats.org/drawingml/2006/wordprocessingDrawing" xmlns:w10="urn:schemas-microsoft-com:office:word" xmlns:w="http://schemas.openxmlformats.org/wordprocessingml/2006/main" xmlns:w14="http://schemas.microsoft.com/office/word/2010/wordml" xmlns:w15="http://schemas.microsoft.com/office/word/2012/wordml" xmlns:w16cex="http://schemas.microsoft.com/office/word/2018/wordml/cex" xmlns:w16cid="http://schemas.microsoft.com/office/word/2016/wordml/cid" xmlns:w16="http://schemas.microsoft.com/office/word/2018/wordml" xmlns:w16du="http://schemas.microsoft.com/office/word/2023/wordml/word16du" xmlns:w16sdtdh="http://schemas.microsoft.com/office/word/2020/wordml/sdtdatahash" xmlns:w16sdtfl="http://schemas.microsoft.com/office/word/2024/wordml/sdtformatlock" xmlns:w16se="http://schemas.microsoft.com/office/word/2015/wordml/symex" xmlns:wpg="http://schemas.microsoft.com/office/word/2010/wordprocessingGroup" xmlns:wpi="http://schemas.microsoft.com/office/word/2010/wordprocessingInk" xmlns:wne="http://schemas.microsoft.com/office/word/2006/wordml" xmlns:wps="http://schemas.microsoft.com/office/word/2010/wordprocessingShape" mc:Ignorable="w14 w15 w16se w16cid w16 w16cex w16sdtdh w16sdtfl w16du wp14">
   <w:p>
     <w:pPr>
-      <w:pStyle w:val="Piedepgina"/>
+      <w:pStyle w:val="Footer"/>
       <w:jc w:val="center"/>
     </w:pPr>
     <w:r>
@@ -8116,18 +7999,6 @@
     </w:p>
   </w:footnote>
 </w:footnotes>
-</file>
-
-<file path=word/intelligence2.xml><?xml version="1.0" encoding="utf-8"?>
-<int2:intelligence xmlns:int2="http://schemas.microsoft.com/office/intelligence/2020/intelligence" xmlns:oel="http://schemas.microsoft.com/office/2019/extlst">
-  <int2:observations>
-    <int2:textHash int2:hashCode="d4ZX/6k2XVJ7ib" int2:id="lqKWewtA">
-      <int2:state int2:value="Rejected" int2:type="spell"/>
-    </int2:textHash>
-  </int2:observations>
-  <int2:intelligenceSettings/>
-  <int2:onDemandWorkflows/>
-</int2:intelligence>
 </file>
 
 <file path=word/numbering.xml><?xml version="1.0" encoding="utf-8"?>
@@ -8173,7 +8044,7 @@
     <w:lvl w:ilvl="0">
       <w:start w:val="1"/>
       <w:numFmt w:val="decimal"/>
-      <w:pStyle w:val="Listaconnmeros3"/>
+      <w:pStyle w:val="ListNumber3"/>
       <w:lvlText w:val="%1."/>
       <w:lvlJc w:val="left"/>
       <w:pPr>
@@ -8191,7 +8062,7 @@
     <w:lvl w:ilvl="0">
       <w:start w:val="1"/>
       <w:numFmt w:val="decimal"/>
-      <w:pStyle w:val="Listaconnmeros2"/>
+      <w:pStyle w:val="ListNumber2"/>
       <w:lvlText w:val="%1."/>
       <w:lvlJc w:val="left"/>
       <w:pPr>
@@ -8229,7 +8100,7 @@
     <w:lvl w:ilvl="0">
       <w:start w:val="1"/>
       <w:numFmt w:val="bullet"/>
-      <w:pStyle w:val="Listaconvietas3"/>
+      <w:pStyle w:val="ListBullet3"/>
       <w:lvlText w:val=""/>
       <w:lvlJc w:val="left"/>
       <w:pPr>
@@ -8250,7 +8121,7 @@
     <w:lvl w:ilvl="0">
       <w:start w:val="1"/>
       <w:numFmt w:val="bullet"/>
-      <w:pStyle w:val="Listaconvietas2"/>
+      <w:pStyle w:val="ListBullet2"/>
       <w:lvlText w:val=""/>
       <w:lvlJc w:val="left"/>
       <w:pPr>
@@ -8271,7 +8142,7 @@
     <w:lvl w:ilvl="0">
       <w:start w:val="1"/>
       <w:numFmt w:val="decimal"/>
-      <w:pStyle w:val="Listaconnmeros"/>
+      <w:pStyle w:val="ListNumber"/>
       <w:lvlText w:val="%1."/>
       <w:lvlJc w:val="left"/>
       <w:pPr>
@@ -8289,7 +8160,7 @@
     <w:lvl w:ilvl="0">
       <w:start w:val="1"/>
       <w:numFmt w:val="bullet"/>
-      <w:pStyle w:val="Listaconvietas"/>
+      <w:pStyle w:val="ListBullet"/>
       <w:lvlText w:val=""/>
       <w:lvlJc w:val="left"/>
       <w:pPr>
@@ -9352,66 +9223,58 @@
       </w:rPr>
     </w:lvl>
   </w:abstractNum>
-  <w:num w:numId="1" w16cid:durableId="437918928">
-    <w:abstractNumId w:val="8"/>
+  <w:num w:numId="1" w16cid:durableId="1019310944">
+    <w:abstractNumId w:val="7"/>
   </w:num>
   <w:num w:numId="2" w16cid:durableId="1152595805">
     <w:abstractNumId w:val="6"/>
   </w:num>
-  <w:num w:numId="3" w16cid:durableId="1371220407">
+  <w:num w:numId="3" w16cid:durableId="1299067693">
+    <w:abstractNumId w:val="13"/>
+  </w:num>
+  <w:num w:numId="4" w16cid:durableId="1371220407">
     <w:abstractNumId w:val="5"/>
   </w:num>
-  <w:num w:numId="4" w16cid:durableId="1862355980">
+  <w:num w:numId="5" w16cid:durableId="1486125497">
+    <w:abstractNumId w:val="2"/>
+  </w:num>
+  <w:num w:numId="6" w16cid:durableId="1601445158">
+    <w:abstractNumId w:val="14"/>
+  </w:num>
+  <w:num w:numId="7" w16cid:durableId="1862355980">
     <w:abstractNumId w:val="4"/>
   </w:num>
-  <w:num w:numId="5" w16cid:durableId="1019310944">
-    <w:abstractNumId w:val="7"/>
+  <w:num w:numId="8" w16cid:durableId="1919557047">
+    <w:abstractNumId w:val="12"/>
   </w:num>
-  <w:num w:numId="6" w16cid:durableId="913203921">
-    <w:abstractNumId w:val="3"/>
-  </w:num>
-  <w:num w:numId="7" w16cid:durableId="1486125497">
-    <w:abstractNumId w:val="2"/>
-  </w:num>
-  <w:num w:numId="8" w16cid:durableId="533805707">
-    <w:abstractNumId w:val="1"/>
-  </w:num>
-  <w:num w:numId="9" w16cid:durableId="727993240">
-    <w:abstractNumId w:val="0"/>
+  <w:num w:numId="9" w16cid:durableId="2109694856">
+    <w:abstractNumId w:val="16"/>
   </w:num>
   <w:num w:numId="10" w16cid:durableId="2145656612">
     <w:abstractNumId w:val="9"/>
   </w:num>
-  <w:num w:numId="11" w16cid:durableId="980772154">
+  <w:num w:numId="11" w16cid:durableId="359159894">
+    <w:abstractNumId w:val="11"/>
+  </w:num>
+  <w:num w:numId="12" w16cid:durableId="437918928">
+    <w:abstractNumId w:val="8"/>
+  </w:num>
+  <w:num w:numId="13" w16cid:durableId="533805707">
+    <w:abstractNumId w:val="1"/>
+  </w:num>
+  <w:num w:numId="14" w16cid:durableId="727993240">
+    <w:abstractNumId w:val="0"/>
+  </w:num>
+  <w:num w:numId="15" w16cid:durableId="913203921">
+    <w:abstractNumId w:val="3"/>
+  </w:num>
+  <w:num w:numId="16" w16cid:durableId="92559988">
+    <w:abstractNumId w:val="10"/>
+  </w:num>
+  <w:num w:numId="17" w16cid:durableId="980772154">
     <w:abstractNumId w:val="15"/>
   </w:num>
-  <w:num w:numId="12" w16cid:durableId="359159894">
-    <w:abstractNumId w:val="11"/>
-  </w:num>
-  <w:num w:numId="13" w16cid:durableId="2109694856">
-    <w:abstractNumId w:val="16"/>
-  </w:num>
-  <w:num w:numId="14" w16cid:durableId="1601445158">
-    <w:abstractNumId w:val="14"/>
-  </w:num>
-  <w:num w:numId="15" w16cid:durableId="92559988">
-    <w:abstractNumId w:val="10"/>
-  </w:num>
-  <w:num w:numId="16" w16cid:durableId="1299067693">
-    <w:abstractNumId w:val="13"/>
-  </w:num>
-  <w:num w:numId="17" w16cid:durableId="1919557047">
-    <w:abstractNumId w:val="12"/>
-  </w:num>
 </w:numbering>
-</file>
-
-<file path=word/people.xml><?xml version="1.0" encoding="utf-8"?>
-<w15:people xmlns:wpc="http://schemas.microsoft.com/office/word/2010/wordprocessingCanvas" xmlns:cx="http://schemas.microsoft.com/office/drawing/2014/chartex" xmlns:cx1="http://schemas.microsoft.com/office/drawing/2015/9/8/chartex" xmlns:cx2="http://schemas.microsoft.com/office/drawing/2015/10/21/chartex" xmlns:cx3="http://schemas.microsoft.com/office/drawing/2016/5/9/chartex" xmlns:cx4="http://schemas.microsoft.com/office/drawing/2016/5/10/chartex" xmlns:cx5="http://schemas.microsoft.com/office/drawing/2016/5/11/chartex" xmlns:cx6="http://schemas.microsoft.com/office/drawing/2016/5/12/chartex" xmlns:cx7="http://schemas.microsoft.com/office/drawing/2016/5/13/chartex" xmlns:cx8="http://schemas.microsoft.com/office/drawing/2016/5/14/chartex" xmlns:mc="http://schemas.openxmlformats.org/markup-compatibility/2006" xmlns:aink="http://schemas.microsoft.com/office/drawing/2016/ink" xmlns:am3d="http://schemas.microsoft.com/office/drawing/2017/model3d" xmlns:o="urn:schemas-microsoft-com:office:office" xmlns:oel="http://schemas.microsoft.com/office/2019/extlst" xmlns:r="http://schemas.openxmlformats.org/officeDocument/2006/relationships" xmlns:m="http://schemas.openxmlformats.org/officeDocument/2006/math" xmlns:v="urn:schemas-microsoft-com:vml" xmlns:wp14="http://schemas.microsoft.com/office/word/2010/wordprocessingDrawing" xmlns:wp="http://schemas.openxmlformats.org/drawingml/2006/wordprocessingDrawing" xmlns:w10="urn:schemas-microsoft-com:office:word" xmlns:w="http://schemas.openxmlformats.org/wordprocessingml/2006/main" xmlns:w14="http://schemas.microsoft.com/office/word/2010/wordml" xmlns:w15="http://schemas.microsoft.com/office/word/2012/wordml" xmlns:w16cex="http://schemas.microsoft.com/office/word/2018/wordml/cex" xmlns:w16cid="http://schemas.microsoft.com/office/word/2016/wordml/cid" xmlns:w16="http://schemas.microsoft.com/office/word/2018/wordml" xmlns:w16du="http://schemas.microsoft.com/office/word/2023/wordml/word16du" xmlns:w16sdtdh="http://schemas.microsoft.com/office/word/2020/wordml/sdtdatahash" xmlns:w16sdtfl="http://schemas.microsoft.com/office/word/2024/wordml/sdtformatlock" xmlns:w16se="http://schemas.microsoft.com/office/word/2015/wordml/symex" xmlns:wpg="http://schemas.microsoft.com/office/word/2010/wordprocessingGroup" xmlns:wpi="http://schemas.microsoft.com/office/word/2010/wordprocessingInk" xmlns:wne="http://schemas.microsoft.com/office/word/2006/wordml" xmlns:wps="http://schemas.microsoft.com/office/word/2010/wordprocessingShape" mc:Ignorable="w14 w15 w16se w16cid w16 w16cex w16sdtdh w16sdtfl w16du wp14">
-  <w15:person w15:author="JUAN PABLO BUSTAMANTE MORENO">
-    <w15:presenceInfo w15:providerId="AD" w15:userId="S::jpbustamantem@itc.edu.co::4a090a4f-9489-491e-b13e-a0936b002795"/>
-  </w15:person>
-</w15:people>
 </file>
 
 <file path=word/styles.xml><?xml version="1.0" encoding="utf-8"?>
@@ -9814,11 +9677,11 @@
       <w:lang w:val="es-419"/>
     </w:rPr>
   </w:style>
-  <w:style w:type="paragraph" w:styleId="Ttulo1">
+  <w:style w:type="paragraph" w:styleId="Heading1">
     <w:name w:val="heading 1"/>
     <w:basedOn w:val="Normal"/>
     <w:next w:val="Normal"/>
-    <w:link w:val="Ttulo1Car"/>
+    <w:link w:val="Heading1Char"/>
     <w:uiPriority w:val="9"/>
     <w:qFormat/>
     <w:rsid w:val="00FC693F"/>
@@ -9842,11 +9705,11 @@
       <w:szCs w:val="28"/>
     </w:rPr>
   </w:style>
-  <w:style w:type="paragraph" w:styleId="Ttulo2">
+  <w:style w:type="paragraph" w:styleId="Heading2">
     <w:name w:val="heading 2"/>
     <w:basedOn w:val="Normal"/>
     <w:next w:val="Normal"/>
-    <w:link w:val="Ttulo2Car"/>
+    <w:link w:val="Heading2Char"/>
     <w:uiPriority w:val="9"/>
     <w:unhideWhenUsed/>
     <w:qFormat/>
@@ -9867,11 +9730,11 @@
       <w:szCs w:val="26"/>
     </w:rPr>
   </w:style>
-  <w:style w:type="paragraph" w:styleId="Ttulo3">
+  <w:style w:type="paragraph" w:styleId="Heading3">
     <w:name w:val="heading 3"/>
     <w:basedOn w:val="Normal"/>
     <w:next w:val="Normal"/>
-    <w:link w:val="Ttulo3Car"/>
+    <w:link w:val="Heading3Char"/>
     <w:uiPriority w:val="9"/>
     <w:unhideWhenUsed/>
     <w:qFormat/>
@@ -9891,11 +9754,11 @@
       <w:sz w:val="21"/>
     </w:rPr>
   </w:style>
-  <w:style w:type="paragraph" w:styleId="Ttulo4">
+  <w:style w:type="paragraph" w:styleId="Heading4">
     <w:name w:val="heading 4"/>
     <w:basedOn w:val="Normal"/>
     <w:next w:val="Normal"/>
-    <w:link w:val="Ttulo4Car"/>
+    <w:link w:val="Heading4Char"/>
     <w:uiPriority w:val="9"/>
     <w:semiHidden/>
     <w:unhideWhenUsed/>
@@ -9916,11 +9779,11 @@
       <w:color w:val="4F81BD" w:themeColor="accent1"/>
     </w:rPr>
   </w:style>
-  <w:style w:type="paragraph" w:styleId="Ttulo5">
+  <w:style w:type="paragraph" w:styleId="Heading5">
     <w:name w:val="heading 5"/>
     <w:basedOn w:val="Normal"/>
     <w:next w:val="Normal"/>
-    <w:link w:val="Ttulo5Car"/>
+    <w:link w:val="Heading5Char"/>
     <w:uiPriority w:val="9"/>
     <w:semiHidden/>
     <w:unhideWhenUsed/>
@@ -9937,11 +9800,11 @@
       <w:color w:val="243F60" w:themeColor="accent1" w:themeShade="7F"/>
     </w:rPr>
   </w:style>
-  <w:style w:type="paragraph" w:styleId="Ttulo6">
+  <w:style w:type="paragraph" w:styleId="Heading6">
     <w:name w:val="heading 6"/>
     <w:basedOn w:val="Normal"/>
     <w:next w:val="Normal"/>
-    <w:link w:val="Ttulo6Car"/>
+    <w:link w:val="Heading6Char"/>
     <w:uiPriority w:val="9"/>
     <w:semiHidden/>
     <w:unhideWhenUsed/>
@@ -9960,11 +9823,11 @@
       <w:color w:val="243F60" w:themeColor="accent1" w:themeShade="7F"/>
     </w:rPr>
   </w:style>
-  <w:style w:type="paragraph" w:styleId="Ttulo7">
+  <w:style w:type="paragraph" w:styleId="Heading7">
     <w:name w:val="heading 7"/>
     <w:basedOn w:val="Normal"/>
     <w:next w:val="Normal"/>
-    <w:link w:val="Ttulo7Car"/>
+    <w:link w:val="Heading7Char"/>
     <w:uiPriority w:val="9"/>
     <w:semiHidden/>
     <w:unhideWhenUsed/>
@@ -9983,11 +9846,11 @@
       <w:color w:val="404040" w:themeColor="text1" w:themeTint="BF"/>
     </w:rPr>
   </w:style>
-  <w:style w:type="paragraph" w:styleId="Ttulo8">
+  <w:style w:type="paragraph" w:styleId="Heading8">
     <w:name w:val="heading 8"/>
     <w:basedOn w:val="Normal"/>
     <w:next w:val="Normal"/>
-    <w:link w:val="Ttulo8Car"/>
+    <w:link w:val="Heading8Char"/>
     <w:uiPriority w:val="9"/>
     <w:semiHidden/>
     <w:unhideWhenUsed/>
@@ -10006,11 +9869,11 @@
       <w:szCs w:val="20"/>
     </w:rPr>
   </w:style>
-  <w:style w:type="paragraph" w:styleId="Ttulo9">
+  <w:style w:type="paragraph" w:styleId="Heading9">
     <w:name w:val="heading 9"/>
     <w:basedOn w:val="Normal"/>
     <w:next w:val="Normal"/>
-    <w:link w:val="Ttulo9Car"/>
+    <w:link w:val="Heading9Char"/>
     <w:uiPriority w:val="9"/>
     <w:semiHidden/>
     <w:unhideWhenUsed/>
@@ -10031,12 +9894,13 @@
       <w:szCs w:val="20"/>
     </w:rPr>
   </w:style>
-  <w:style w:type="character" w:default="1" w:styleId="Fuentedeprrafopredeter">
+  <w:style w:type="character" w:default="1" w:styleId="DefaultParagraphFont">
     <w:name w:val="Default Paragraph Font"/>
     <w:uiPriority w:val="1"/>
+    <w:semiHidden/>
     <w:unhideWhenUsed/>
   </w:style>
-  <w:style w:type="table" w:default="1" w:styleId="Tablanormal">
+  <w:style w:type="table" w:default="1" w:styleId="TableNormal">
     <w:name w:val="Normal Table"/>
     <w:uiPriority w:val="99"/>
     <w:semiHidden/>
@@ -10051,16 +9915,16 @@
       </w:tblCellMar>
     </w:tblPr>
   </w:style>
-  <w:style w:type="numbering" w:default="1" w:styleId="Sinlista">
+  <w:style w:type="numbering" w:default="1" w:styleId="NoList">
     <w:name w:val="No List"/>
     <w:uiPriority w:val="99"/>
     <w:semiHidden/>
     <w:unhideWhenUsed/>
   </w:style>
-  <w:style w:type="paragraph" w:styleId="Encabezado">
+  <w:style w:type="paragraph" w:styleId="Header">
     <w:name w:val="header"/>
     <w:basedOn w:val="Normal"/>
-    <w:link w:val="EncabezadoCar"/>
+    <w:link w:val="HeaderChar"/>
     <w:uiPriority w:val="99"/>
     <w:unhideWhenUsed/>
     <w:rsid w:val="00E618BF"/>
@@ -10072,17 +9936,17 @@
       <w:spacing w:after="0" w:line="240" w:lineRule="auto"/>
     </w:pPr>
   </w:style>
-  <w:style w:type="character" w:customStyle="1" w:styleId="EncabezadoCar">
-    <w:name w:val="Encabezado Car"/>
-    <w:basedOn w:val="Fuentedeprrafopredeter"/>
-    <w:link w:val="Encabezado"/>
+  <w:style w:type="character" w:customStyle="1" w:styleId="HeaderChar">
+    <w:name w:val="Header Char"/>
+    <w:basedOn w:val="DefaultParagraphFont"/>
+    <w:link w:val="Header"/>
     <w:uiPriority w:val="99"/>
     <w:rsid w:val="00E618BF"/>
   </w:style>
-  <w:style w:type="paragraph" w:styleId="Piedepgina">
+  <w:style w:type="paragraph" w:styleId="Footer">
     <w:name w:val="footer"/>
     <w:basedOn w:val="Normal"/>
-    <w:link w:val="PiedepginaCar"/>
+    <w:link w:val="FooterChar"/>
     <w:uiPriority w:val="99"/>
     <w:unhideWhenUsed/>
     <w:rsid w:val="00E618BF"/>
@@ -10094,14 +9958,14 @@
       <w:spacing w:after="0" w:line="240" w:lineRule="auto"/>
     </w:pPr>
   </w:style>
-  <w:style w:type="character" w:customStyle="1" w:styleId="PiedepginaCar">
-    <w:name w:val="Pie de página Car"/>
-    <w:basedOn w:val="Fuentedeprrafopredeter"/>
-    <w:link w:val="Piedepgina"/>
+  <w:style w:type="character" w:customStyle="1" w:styleId="FooterChar">
+    <w:name w:val="Footer Char"/>
+    <w:basedOn w:val="DefaultParagraphFont"/>
+    <w:link w:val="Footer"/>
     <w:uiPriority w:val="99"/>
     <w:rsid w:val="00E618BF"/>
   </w:style>
-  <w:style w:type="paragraph" w:styleId="Sinespaciado">
+  <w:style w:type="paragraph" w:styleId="NoSpacing">
     <w:name w:val="No Spacing"/>
     <w:uiPriority w:val="1"/>
     <w:qFormat/>
@@ -10110,10 +9974,10 @@
       <w:spacing w:after="0" w:line="240" w:lineRule="auto"/>
     </w:pPr>
   </w:style>
-  <w:style w:type="character" w:customStyle="1" w:styleId="Ttulo1Car">
-    <w:name w:val="Título 1 Car"/>
-    <w:basedOn w:val="Fuentedeprrafopredeter"/>
-    <w:link w:val="Ttulo1"/>
+  <w:style w:type="character" w:customStyle="1" w:styleId="Heading1Char">
+    <w:name w:val="Heading 1 Char"/>
+    <w:basedOn w:val="DefaultParagraphFont"/>
+    <w:link w:val="Heading1"/>
     <w:uiPriority w:val="9"/>
     <w:rsid w:val="00FC693F"/>
     <w:rPr>
@@ -10125,10 +9989,10 @@
       <w:szCs w:val="28"/>
     </w:rPr>
   </w:style>
-  <w:style w:type="character" w:customStyle="1" w:styleId="Ttulo2Car">
-    <w:name w:val="Título 2 Car"/>
-    <w:basedOn w:val="Fuentedeprrafopredeter"/>
-    <w:link w:val="Ttulo2"/>
+  <w:style w:type="character" w:customStyle="1" w:styleId="Heading2Char">
+    <w:name w:val="Heading 2 Char"/>
+    <w:basedOn w:val="DefaultParagraphFont"/>
+    <w:link w:val="Heading2"/>
     <w:uiPriority w:val="9"/>
     <w:rsid w:val="00FC693F"/>
     <w:rPr>
@@ -10140,10 +10004,10 @@
       <w:szCs w:val="26"/>
     </w:rPr>
   </w:style>
-  <w:style w:type="character" w:customStyle="1" w:styleId="Ttulo3Car">
-    <w:name w:val="Título 3 Car"/>
-    <w:basedOn w:val="Fuentedeprrafopredeter"/>
-    <w:link w:val="Ttulo3"/>
+  <w:style w:type="character" w:customStyle="1" w:styleId="Heading3Char">
+    <w:name w:val="Heading 3 Char"/>
+    <w:basedOn w:val="DefaultParagraphFont"/>
+    <w:link w:val="Heading3"/>
     <w:uiPriority w:val="9"/>
     <w:rsid w:val="00FC693F"/>
     <w:rPr>
@@ -10153,11 +10017,11 @@
       <w:color w:val="4F81BD" w:themeColor="accent1"/>
     </w:rPr>
   </w:style>
-  <w:style w:type="paragraph" w:styleId="Ttulo">
+  <w:style w:type="paragraph" w:styleId="Title">
     <w:name w:val="Title"/>
     <w:basedOn w:val="Normal"/>
     <w:next w:val="Normal"/>
-    <w:link w:val="TtuloCar"/>
+    <w:link w:val="TitleChar"/>
     <w:uiPriority w:val="10"/>
     <w:qFormat/>
     <w:rsid w:val="00FC693F"/>
@@ -10179,10 +10043,10 @@
       <w:szCs w:val="52"/>
     </w:rPr>
   </w:style>
-  <w:style w:type="character" w:customStyle="1" w:styleId="TtuloCar">
-    <w:name w:val="Título Car"/>
-    <w:basedOn w:val="Fuentedeprrafopredeter"/>
-    <w:link w:val="Ttulo"/>
+  <w:style w:type="character" w:customStyle="1" w:styleId="TitleChar">
+    <w:name w:val="Title Char"/>
+    <w:basedOn w:val="DefaultParagraphFont"/>
+    <w:link w:val="Title"/>
     <w:uiPriority w:val="10"/>
     <w:rsid w:val="00FC693F"/>
     <w:rPr>
@@ -10194,11 +10058,11 @@
       <w:szCs w:val="52"/>
     </w:rPr>
   </w:style>
-  <w:style w:type="paragraph" w:styleId="Subttulo">
+  <w:style w:type="paragraph" w:styleId="Subtitle">
     <w:name w:val="Subtitle"/>
     <w:basedOn w:val="Normal"/>
     <w:next w:val="Normal"/>
-    <w:link w:val="SubttuloCar"/>
+    <w:link w:val="SubtitleChar"/>
     <w:uiPriority w:val="11"/>
     <w:qFormat/>
     <w:rsid w:val="00FC693F"/>
@@ -10217,10 +10081,10 @@
       <w:szCs w:val="24"/>
     </w:rPr>
   </w:style>
-  <w:style w:type="character" w:customStyle="1" w:styleId="SubttuloCar">
-    <w:name w:val="Subtítulo Car"/>
-    <w:basedOn w:val="Fuentedeprrafopredeter"/>
-    <w:link w:val="Subttulo"/>
+  <w:style w:type="character" w:customStyle="1" w:styleId="SubtitleChar">
+    <w:name w:val="Subtitle Char"/>
+    <w:basedOn w:val="DefaultParagraphFont"/>
+    <w:link w:val="Subtitle"/>
     <w:uiPriority w:val="11"/>
     <w:rsid w:val="00FC693F"/>
     <w:rPr>
@@ -10233,7 +10097,7 @@
       <w:szCs w:val="24"/>
     </w:rPr>
   </w:style>
-  <w:style w:type="paragraph" w:styleId="Prrafodelista">
+  <w:style w:type="paragraph" w:styleId="ListParagraph">
     <w:name w:val="List Paragraph"/>
     <w:basedOn w:val="Normal"/>
     <w:uiPriority w:val="34"/>
@@ -10244,10 +10108,10 @@
       <w:contextualSpacing/>
     </w:pPr>
   </w:style>
-  <w:style w:type="paragraph" w:styleId="Textoindependiente">
+  <w:style w:type="paragraph" w:styleId="BodyText">
     <w:name w:val="Body Text"/>
     <w:basedOn w:val="Normal"/>
-    <w:link w:val="TextoindependienteCar"/>
+    <w:link w:val="BodyTextChar"/>
     <w:uiPriority w:val="99"/>
     <w:unhideWhenUsed/>
     <w:rsid w:val="00AA1D8D"/>
@@ -10255,17 +10119,17 @@
       <w:spacing w:after="120"/>
     </w:pPr>
   </w:style>
-  <w:style w:type="character" w:customStyle="1" w:styleId="TextoindependienteCar">
-    <w:name w:val="Texto independiente Car"/>
-    <w:basedOn w:val="Fuentedeprrafopredeter"/>
-    <w:link w:val="Textoindependiente"/>
+  <w:style w:type="character" w:customStyle="1" w:styleId="BodyTextChar">
+    <w:name w:val="Body Text Char"/>
+    <w:basedOn w:val="DefaultParagraphFont"/>
+    <w:link w:val="BodyText"/>
     <w:uiPriority w:val="99"/>
     <w:rsid w:val="00AA1D8D"/>
   </w:style>
-  <w:style w:type="paragraph" w:styleId="Textoindependiente2">
+  <w:style w:type="paragraph" w:styleId="BodyText2">
     <w:name w:val="Body Text 2"/>
     <w:basedOn w:val="Normal"/>
-    <w:link w:val="Textoindependiente2Car"/>
+    <w:link w:val="BodyText2Char"/>
     <w:uiPriority w:val="99"/>
     <w:unhideWhenUsed/>
     <w:rsid w:val="00AA1D8D"/>
@@ -10273,17 +10137,17 @@
       <w:spacing w:after="120" w:line="480" w:lineRule="auto"/>
     </w:pPr>
   </w:style>
-  <w:style w:type="character" w:customStyle="1" w:styleId="Textoindependiente2Car">
-    <w:name w:val="Texto independiente 2 Car"/>
-    <w:basedOn w:val="Fuentedeprrafopredeter"/>
-    <w:link w:val="Textoindependiente2"/>
+  <w:style w:type="character" w:customStyle="1" w:styleId="BodyText2Char">
+    <w:name w:val="Body Text 2 Char"/>
+    <w:basedOn w:val="DefaultParagraphFont"/>
+    <w:link w:val="BodyText2"/>
     <w:uiPriority w:val="99"/>
     <w:rsid w:val="00AA1D8D"/>
   </w:style>
-  <w:style w:type="paragraph" w:styleId="Textoindependiente3">
+  <w:style w:type="paragraph" w:styleId="BodyText3">
     <w:name w:val="Body Text 3"/>
     <w:basedOn w:val="Normal"/>
-    <w:link w:val="Textoindependiente3Car"/>
+    <w:link w:val="BodyText3Char"/>
     <w:uiPriority w:val="99"/>
     <w:unhideWhenUsed/>
     <w:rsid w:val="00AA1D8D"/>
@@ -10295,10 +10159,10 @@
       <w:szCs w:val="16"/>
     </w:rPr>
   </w:style>
-  <w:style w:type="character" w:customStyle="1" w:styleId="Textoindependiente3Car">
-    <w:name w:val="Texto independiente 3 Car"/>
-    <w:basedOn w:val="Fuentedeprrafopredeter"/>
-    <w:link w:val="Textoindependiente3"/>
+  <w:style w:type="character" w:customStyle="1" w:styleId="BodyText3Char">
+    <w:name w:val="Body Text 3 Char"/>
+    <w:basedOn w:val="DefaultParagraphFont"/>
+    <w:link w:val="BodyText3"/>
     <w:uiPriority w:val="99"/>
     <w:rsid w:val="00AA1D8D"/>
     <w:rPr>
@@ -10306,7 +10170,7 @@
       <w:szCs w:val="16"/>
     </w:rPr>
   </w:style>
-  <w:style w:type="paragraph" w:styleId="Lista">
+  <w:style w:type="paragraph" w:styleId="List">
     <w:name w:val="List"/>
     <w:basedOn w:val="Normal"/>
     <w:uiPriority w:val="99"/>
@@ -10317,7 +10181,7 @@
       <w:contextualSpacing/>
     </w:pPr>
   </w:style>
-  <w:style w:type="paragraph" w:styleId="Lista2">
+  <w:style w:type="paragraph" w:styleId="List2">
     <w:name w:val="List 2"/>
     <w:basedOn w:val="Normal"/>
     <w:uiPriority w:val="99"/>
@@ -10328,7 +10192,7 @@
       <w:contextualSpacing/>
     </w:pPr>
   </w:style>
-  <w:style w:type="paragraph" w:styleId="Lista3">
+  <w:style w:type="paragraph" w:styleId="List3">
     <w:name w:val="List 3"/>
     <w:basedOn w:val="Normal"/>
     <w:uiPriority w:val="99"/>
@@ -10339,7 +10203,7 @@
       <w:contextualSpacing/>
     </w:pPr>
   </w:style>
-  <w:style w:type="paragraph" w:styleId="Listaconvietas">
+  <w:style w:type="paragraph" w:styleId="ListBullet">
     <w:name w:val="List Bullet"/>
     <w:basedOn w:val="Normal"/>
     <w:uiPriority w:val="99"/>
@@ -10347,12 +10211,12 @@
     <w:rsid w:val="00326F90"/>
     <w:pPr>
       <w:numPr>
-        <w:numId w:val="1"/>
+        <w:numId w:val="12"/>
       </w:numPr>
       <w:contextualSpacing/>
     </w:pPr>
   </w:style>
-  <w:style w:type="paragraph" w:styleId="Listaconvietas2">
+  <w:style w:type="paragraph" w:styleId="ListBullet2">
     <w:name w:val="List Bullet 2"/>
     <w:basedOn w:val="Normal"/>
     <w:uiPriority w:val="99"/>
@@ -10365,7 +10229,7 @@
       <w:contextualSpacing/>
     </w:pPr>
   </w:style>
-  <w:style w:type="paragraph" w:styleId="Listaconvietas3">
+  <w:style w:type="paragraph" w:styleId="ListBullet3">
     <w:name w:val="List Bullet 3"/>
     <w:basedOn w:val="Normal"/>
     <w:uiPriority w:val="99"/>
@@ -10373,12 +10237,12 @@
     <w:rsid w:val="00326F90"/>
     <w:pPr>
       <w:numPr>
-        <w:numId w:val="3"/>
+        <w:numId w:val="4"/>
       </w:numPr>
       <w:contextualSpacing/>
     </w:pPr>
   </w:style>
-  <w:style w:type="paragraph" w:styleId="Listaconnmeros">
+  <w:style w:type="paragraph" w:styleId="ListNumber">
     <w:name w:val="List Number"/>
     <w:basedOn w:val="Normal"/>
     <w:uiPriority w:val="99"/>
@@ -10386,12 +10250,12 @@
     <w:rsid w:val="00326F90"/>
     <w:pPr>
       <w:numPr>
-        <w:numId w:val="5"/>
+        <w:numId w:val="1"/>
       </w:numPr>
       <w:contextualSpacing/>
     </w:pPr>
   </w:style>
-  <w:style w:type="paragraph" w:styleId="Listaconnmeros2">
+  <w:style w:type="paragraph" w:styleId="ListNumber2">
     <w:name w:val="List Number 2"/>
     <w:basedOn w:val="Normal"/>
     <w:uiPriority w:val="99"/>
@@ -10399,12 +10263,12 @@
     <w:rsid w:val="0029639D"/>
     <w:pPr>
       <w:numPr>
-        <w:numId w:val="6"/>
+        <w:numId w:val="15"/>
       </w:numPr>
       <w:contextualSpacing/>
     </w:pPr>
   </w:style>
-  <w:style w:type="paragraph" w:styleId="Listaconnmeros3">
+  <w:style w:type="paragraph" w:styleId="ListNumber3">
     <w:name w:val="List Number 3"/>
     <w:basedOn w:val="Normal"/>
     <w:uiPriority w:val="99"/>
@@ -10412,12 +10276,12 @@
     <w:rsid w:val="0029639D"/>
     <w:pPr>
       <w:numPr>
-        <w:numId w:val="7"/>
+        <w:numId w:val="5"/>
       </w:numPr>
       <w:contextualSpacing/>
     </w:pPr>
   </w:style>
-  <w:style w:type="paragraph" w:styleId="Continuarlista">
+  <w:style w:type="paragraph" w:styleId="ListContinue">
     <w:name w:val="List Continue"/>
     <w:basedOn w:val="Normal"/>
     <w:uiPriority w:val="99"/>
@@ -10429,7 +10293,7 @@
       <w:contextualSpacing/>
     </w:pPr>
   </w:style>
-  <w:style w:type="paragraph" w:styleId="Continuarlista2">
+  <w:style w:type="paragraph" w:styleId="ListContinue2">
     <w:name w:val="List Continue 2"/>
     <w:basedOn w:val="Normal"/>
     <w:uiPriority w:val="99"/>
@@ -10441,7 +10305,7 @@
       <w:contextualSpacing/>
     </w:pPr>
   </w:style>
-  <w:style w:type="paragraph" w:styleId="Continuarlista3">
+  <w:style w:type="paragraph" w:styleId="ListContinue3">
     <w:name w:val="List Continue 3"/>
     <w:basedOn w:val="Normal"/>
     <w:uiPriority w:val="99"/>
@@ -10453,9 +10317,9 @@
       <w:contextualSpacing/>
     </w:pPr>
   </w:style>
-  <w:style w:type="paragraph" w:styleId="Textomacro">
+  <w:style w:type="paragraph" w:styleId="MacroText">
     <w:name w:val="macro"/>
-    <w:link w:val="TextomacroCar"/>
+    <w:link w:val="MacroTextChar"/>
     <w:uiPriority w:val="99"/>
     <w:unhideWhenUsed/>
     <w:rsid w:val="0029639D"/>
@@ -10476,10 +10340,10 @@
       <w:szCs w:val="20"/>
     </w:rPr>
   </w:style>
-  <w:style w:type="character" w:customStyle="1" w:styleId="TextomacroCar">
-    <w:name w:val="Texto macro Car"/>
-    <w:basedOn w:val="Fuentedeprrafopredeter"/>
-    <w:link w:val="Textomacro"/>
+  <w:style w:type="character" w:customStyle="1" w:styleId="MacroTextChar">
+    <w:name w:val="Macro Text Char"/>
+    <w:basedOn w:val="DefaultParagraphFont"/>
+    <w:link w:val="MacroText"/>
     <w:uiPriority w:val="99"/>
     <w:rsid w:val="0029639D"/>
     <w:rPr>
@@ -10488,11 +10352,11 @@
       <w:szCs w:val="20"/>
     </w:rPr>
   </w:style>
-  <w:style w:type="paragraph" w:styleId="Cita">
+  <w:style w:type="paragraph" w:styleId="Quote">
     <w:name w:val="Quote"/>
     <w:basedOn w:val="Normal"/>
     <w:next w:val="Normal"/>
-    <w:link w:val="CitaCar"/>
+    <w:link w:val="QuoteChar"/>
     <w:uiPriority w:val="29"/>
     <w:qFormat/>
     <w:rsid w:val="00FC693F"/>
@@ -10502,10 +10366,10 @@
       <w:color w:val="000000" w:themeColor="text1"/>
     </w:rPr>
   </w:style>
-  <w:style w:type="character" w:customStyle="1" w:styleId="CitaCar">
-    <w:name w:val="Cita Car"/>
-    <w:basedOn w:val="Fuentedeprrafopredeter"/>
-    <w:link w:val="Cita"/>
+  <w:style w:type="character" w:customStyle="1" w:styleId="QuoteChar">
+    <w:name w:val="Quote Char"/>
+    <w:basedOn w:val="DefaultParagraphFont"/>
+    <w:link w:val="Quote"/>
     <w:uiPriority w:val="29"/>
     <w:rsid w:val="00FC693F"/>
     <w:rPr>
@@ -10514,10 +10378,10 @@
       <w:color w:val="000000" w:themeColor="text1"/>
     </w:rPr>
   </w:style>
-  <w:style w:type="character" w:customStyle="1" w:styleId="Ttulo4Car">
-    <w:name w:val="Título 4 Car"/>
-    <w:basedOn w:val="Fuentedeprrafopredeter"/>
-    <w:link w:val="Ttulo4"/>
+  <w:style w:type="character" w:customStyle="1" w:styleId="Heading4Char">
+    <w:name w:val="Heading 4 Char"/>
+    <w:basedOn w:val="DefaultParagraphFont"/>
+    <w:link w:val="Heading4"/>
     <w:uiPriority w:val="9"/>
     <w:semiHidden/>
     <w:rsid w:val="00FC693F"/>
@@ -10530,10 +10394,10 @@
       <w:color w:val="4F81BD" w:themeColor="accent1"/>
     </w:rPr>
   </w:style>
-  <w:style w:type="character" w:customStyle="1" w:styleId="Ttulo5Car">
-    <w:name w:val="Título 5 Car"/>
-    <w:basedOn w:val="Fuentedeprrafopredeter"/>
-    <w:link w:val="Ttulo5"/>
+  <w:style w:type="character" w:customStyle="1" w:styleId="Heading5Char">
+    <w:name w:val="Heading 5 Char"/>
+    <w:basedOn w:val="DefaultParagraphFont"/>
+    <w:link w:val="Heading5"/>
     <w:uiPriority w:val="9"/>
     <w:semiHidden/>
     <w:rsid w:val="00FC693F"/>
@@ -10542,10 +10406,10 @@
       <w:color w:val="243F60" w:themeColor="accent1" w:themeShade="7F"/>
     </w:rPr>
   </w:style>
-  <w:style w:type="character" w:customStyle="1" w:styleId="Ttulo6Car">
-    <w:name w:val="Título 6 Car"/>
-    <w:basedOn w:val="Fuentedeprrafopredeter"/>
-    <w:link w:val="Ttulo6"/>
+  <w:style w:type="character" w:customStyle="1" w:styleId="Heading6Char">
+    <w:name w:val="Heading 6 Char"/>
+    <w:basedOn w:val="DefaultParagraphFont"/>
+    <w:link w:val="Heading6"/>
     <w:uiPriority w:val="9"/>
     <w:semiHidden/>
     <w:rsid w:val="00FC693F"/>
@@ -10556,10 +10420,10 @@
       <w:color w:val="243F60" w:themeColor="accent1" w:themeShade="7F"/>
     </w:rPr>
   </w:style>
-  <w:style w:type="character" w:customStyle="1" w:styleId="Ttulo7Car">
-    <w:name w:val="Título 7 Car"/>
-    <w:basedOn w:val="Fuentedeprrafopredeter"/>
-    <w:link w:val="Ttulo7"/>
+  <w:style w:type="character" w:customStyle="1" w:styleId="Heading7Char">
+    <w:name w:val="Heading 7 Char"/>
+    <w:basedOn w:val="DefaultParagraphFont"/>
+    <w:link w:val="Heading7"/>
     <w:uiPriority w:val="9"/>
     <w:semiHidden/>
     <w:rsid w:val="00FC693F"/>
@@ -10570,10 +10434,10 @@
       <w:color w:val="404040" w:themeColor="text1" w:themeTint="BF"/>
     </w:rPr>
   </w:style>
-  <w:style w:type="character" w:customStyle="1" w:styleId="Ttulo8Car">
-    <w:name w:val="Título 8 Car"/>
-    <w:basedOn w:val="Fuentedeprrafopredeter"/>
-    <w:link w:val="Ttulo8"/>
+  <w:style w:type="character" w:customStyle="1" w:styleId="Heading8Char">
+    <w:name w:val="Heading 8 Char"/>
+    <w:basedOn w:val="DefaultParagraphFont"/>
+    <w:link w:val="Heading8"/>
     <w:uiPriority w:val="9"/>
     <w:semiHidden/>
     <w:rsid w:val="00FC693F"/>
@@ -10584,10 +10448,10 @@
       <w:szCs w:val="20"/>
     </w:rPr>
   </w:style>
-  <w:style w:type="character" w:customStyle="1" w:styleId="Ttulo9Car">
-    <w:name w:val="Título 9 Car"/>
-    <w:basedOn w:val="Fuentedeprrafopredeter"/>
-    <w:link w:val="Ttulo9"/>
+  <w:style w:type="character" w:customStyle="1" w:styleId="Heading9Char">
+    <w:name w:val="Heading 9 Char"/>
+    <w:basedOn w:val="DefaultParagraphFont"/>
+    <w:link w:val="Heading9"/>
     <w:uiPriority w:val="9"/>
     <w:semiHidden/>
     <w:rsid w:val="00FC693F"/>
@@ -10600,7 +10464,7 @@
       <w:szCs w:val="20"/>
     </w:rPr>
   </w:style>
-  <w:style w:type="paragraph" w:styleId="Descripcin">
+  <w:style w:type="paragraph" w:styleId="Caption">
     <w:name w:val="caption"/>
     <w:basedOn w:val="Normal"/>
     <w:next w:val="Normal"/>
@@ -10620,9 +10484,9 @@
       <w:szCs w:val="18"/>
     </w:rPr>
   </w:style>
-  <w:style w:type="character" w:styleId="Fuerte">
+  <w:style w:type="character" w:styleId="Strong">
     <w:name w:val="Strong"/>
-    <w:basedOn w:val="Fuentedeprrafopredeter"/>
+    <w:basedOn w:val="DefaultParagraphFont"/>
     <w:uiPriority w:val="22"/>
     <w:qFormat/>
     <w:rsid w:val="00FC693F"/>
@@ -10631,9 +10495,9 @@
       <w:bCs/>
     </w:rPr>
   </w:style>
-  <w:style w:type="character" w:styleId="nfasis">
+  <w:style w:type="character" w:styleId="Emphasis">
     <w:name w:val="Emphasis"/>
-    <w:basedOn w:val="Fuentedeprrafopredeter"/>
+    <w:basedOn w:val="DefaultParagraphFont"/>
     <w:uiPriority w:val="20"/>
     <w:qFormat/>
     <w:rsid w:val="00FC693F"/>
@@ -10642,11 +10506,11 @@
       <w:iCs/>
     </w:rPr>
   </w:style>
-  <w:style w:type="paragraph" w:styleId="Citadestacada">
+  <w:style w:type="paragraph" w:styleId="IntenseQuote">
     <w:name w:val="Intense Quote"/>
     <w:basedOn w:val="Normal"/>
     <w:next w:val="Normal"/>
-    <w:link w:val="CitadestacadaCar"/>
+    <w:link w:val="IntenseQuoteChar"/>
     <w:uiPriority w:val="30"/>
     <w:qFormat/>
     <w:rsid w:val="00FC693F"/>
@@ -10665,10 +10529,10 @@
       <w:color w:val="4F81BD" w:themeColor="accent1"/>
     </w:rPr>
   </w:style>
-  <w:style w:type="character" w:customStyle="1" w:styleId="CitadestacadaCar">
-    <w:name w:val="Cita destacada Car"/>
-    <w:basedOn w:val="Fuentedeprrafopredeter"/>
-    <w:link w:val="Citadestacada"/>
+  <w:style w:type="character" w:customStyle="1" w:styleId="IntenseQuoteChar">
+    <w:name w:val="Intense Quote Char"/>
+    <w:basedOn w:val="DefaultParagraphFont"/>
+    <w:link w:val="IntenseQuote"/>
     <w:uiPriority w:val="30"/>
     <w:rsid w:val="00FC693F"/>
     <w:rPr>
@@ -10679,9 +10543,9 @@
       <w:color w:val="4F81BD" w:themeColor="accent1"/>
     </w:rPr>
   </w:style>
-  <w:style w:type="character" w:styleId="nfasissutil">
+  <w:style w:type="character" w:styleId="SubtleEmphasis">
     <w:name w:val="Subtle Emphasis"/>
-    <w:basedOn w:val="Fuentedeprrafopredeter"/>
+    <w:basedOn w:val="DefaultParagraphFont"/>
     <w:uiPriority w:val="19"/>
     <w:qFormat/>
     <w:rsid w:val="00FC693F"/>
@@ -10691,9 +10555,9 @@
       <w:color w:val="808080" w:themeColor="text1" w:themeTint="7F"/>
     </w:rPr>
   </w:style>
-  <w:style w:type="character" w:styleId="nfasisintenso">
+  <w:style w:type="character" w:styleId="IntenseEmphasis">
     <w:name w:val="Intense Emphasis"/>
-    <w:basedOn w:val="Fuentedeprrafopredeter"/>
+    <w:basedOn w:val="DefaultParagraphFont"/>
     <w:uiPriority w:val="21"/>
     <w:qFormat/>
     <w:rsid w:val="00FC693F"/>
@@ -10705,9 +10569,9 @@
       <w:color w:val="4F81BD" w:themeColor="accent1"/>
     </w:rPr>
   </w:style>
-  <w:style w:type="character" w:styleId="Referenciasutil">
+  <w:style w:type="character" w:styleId="SubtleReference">
     <w:name w:val="Subtle Reference"/>
-    <w:basedOn w:val="Fuentedeprrafopredeter"/>
+    <w:basedOn w:val="DefaultParagraphFont"/>
     <w:uiPriority w:val="31"/>
     <w:qFormat/>
     <w:rsid w:val="00FC693F"/>
@@ -10717,9 +10581,9 @@
       <w:u w:val="single"/>
     </w:rPr>
   </w:style>
-  <w:style w:type="character" w:styleId="Referenciaintensa">
+  <w:style w:type="character" w:styleId="IntenseReference">
     <w:name w:val="Intense Reference"/>
-    <w:basedOn w:val="Fuentedeprrafopredeter"/>
+    <w:basedOn w:val="DefaultParagraphFont"/>
     <w:uiPriority w:val="32"/>
     <w:qFormat/>
     <w:rsid w:val="00FC693F"/>
@@ -10732,9 +10596,9 @@
       <w:u w:val="single"/>
     </w:rPr>
   </w:style>
-  <w:style w:type="character" w:styleId="Ttulodellibro">
+  <w:style w:type="character" w:styleId="BookTitle">
     <w:name w:val="Book Title"/>
-    <w:basedOn w:val="Fuentedeprrafopredeter"/>
+    <w:basedOn w:val="DefaultParagraphFont"/>
     <w:uiPriority w:val="33"/>
     <w:qFormat/>
     <w:rsid w:val="00FC693F"/>
@@ -10745,9 +10609,9 @@
       <w:spacing w:val="5"/>
     </w:rPr>
   </w:style>
-  <w:style w:type="paragraph" w:styleId="TtuloTDC">
+  <w:style w:type="paragraph" w:styleId="TOCHeading">
     <w:name w:val="TOC Heading"/>
-    <w:basedOn w:val="Ttulo1"/>
+    <w:basedOn w:val="Heading1"/>
     <w:next w:val="Normal"/>
     <w:uiPriority w:val="39"/>
     <w:semiHidden/>
@@ -10758,9 +10622,9 @@
       <w:outlineLvl w:val="9"/>
     </w:pPr>
   </w:style>
-  <w:style w:type="table" w:styleId="Tablaconcuadrcula">
+  <w:style w:type="table" w:styleId="TableGrid">
     <w:name w:val="Table Grid"/>
-    <w:basedOn w:val="Tablanormal"/>
+    <w:basedOn w:val="TableNormal"/>
     <w:uiPriority w:val="59"/>
     <w:rsid w:val="00FC693F"/>
     <w:pPr>
@@ -10777,9 +10641,9 @@
       </w:tblBorders>
     </w:tblPr>
   </w:style>
-  <w:style w:type="table" w:styleId="Sombreadoclaro">
+  <w:style w:type="table" w:styleId="LightShading">
     <w:name w:val="Light Shading"/>
-    <w:basedOn w:val="Tablanormal"/>
+    <w:basedOn w:val="TableNormal"/>
     <w:uiPriority w:val="60"/>
     <w:rsid w:val="00FC693F"/>
     <w:pPr>
@@ -10873,9 +10737,9 @@
       </w:tcPr>
     </w:tblStylePr>
   </w:style>
-  <w:style w:type="table" w:styleId="Sombreadoclaro-nfasis1">
+  <w:style w:type="table" w:styleId="LightShading-Accent1">
     <w:name w:val="Light Shading Accent 1"/>
-    <w:basedOn w:val="Tablanormal"/>
+    <w:basedOn w:val="TableNormal"/>
     <w:uiPriority w:val="60"/>
     <w:rsid w:val="00FC693F"/>
     <w:pPr>
@@ -10969,9 +10833,9 @@
       </w:tcPr>
     </w:tblStylePr>
   </w:style>
-  <w:style w:type="table" w:styleId="Sombreadoclaro-nfasis2">
+  <w:style w:type="table" w:styleId="LightShading-Accent2">
     <w:name w:val="Light Shading Accent 2"/>
-    <w:basedOn w:val="Tablanormal"/>
+    <w:basedOn w:val="TableNormal"/>
     <w:uiPriority w:val="60"/>
     <w:rsid w:val="00FC693F"/>
     <w:pPr>
@@ -11065,9 +10929,9 @@
       </w:tcPr>
     </w:tblStylePr>
   </w:style>
-  <w:style w:type="table" w:styleId="Sombreadoclaro-nfasis3">
+  <w:style w:type="table" w:styleId="LightShading-Accent3">
     <w:name w:val="Light Shading Accent 3"/>
-    <w:basedOn w:val="Tablanormal"/>
+    <w:basedOn w:val="TableNormal"/>
     <w:uiPriority w:val="60"/>
     <w:rsid w:val="00FC693F"/>
     <w:pPr>
@@ -11161,9 +11025,9 @@
       </w:tcPr>
     </w:tblStylePr>
   </w:style>
-  <w:style w:type="table" w:styleId="Sombreadoclaro-nfasis4">
+  <w:style w:type="table" w:styleId="LightShading-Accent4">
     <w:name w:val="Light Shading Accent 4"/>
-    <w:basedOn w:val="Tablanormal"/>
+    <w:basedOn w:val="TableNormal"/>
     <w:uiPriority w:val="60"/>
     <w:rsid w:val="00FC693F"/>
     <w:pPr>
@@ -11257,9 +11121,9 @@
       </w:tcPr>
     </w:tblStylePr>
   </w:style>
-  <w:style w:type="table" w:styleId="Sombreadoclaro-nfasis5">
+  <w:style w:type="table" w:styleId="LightShading-Accent5">
     <w:name w:val="Light Shading Accent 5"/>
-    <w:basedOn w:val="Tablanormal"/>
+    <w:basedOn w:val="TableNormal"/>
     <w:uiPriority w:val="60"/>
     <w:rsid w:val="00FC693F"/>
     <w:pPr>
@@ -11353,9 +11217,9 @@
       </w:tcPr>
     </w:tblStylePr>
   </w:style>
-  <w:style w:type="table" w:styleId="Sombreadoclaro-nfasis6">
+  <w:style w:type="table" w:styleId="LightShading-Accent6">
     <w:name w:val="Light Shading Accent 6"/>
-    <w:basedOn w:val="Tablanormal"/>
+    <w:basedOn w:val="TableNormal"/>
     <w:uiPriority w:val="60"/>
     <w:rsid w:val="00FC693F"/>
     <w:pPr>
@@ -11449,9 +11313,9 @@
       </w:tcPr>
     </w:tblStylePr>
   </w:style>
-  <w:style w:type="table" w:styleId="Listaclara">
+  <w:style w:type="table" w:styleId="LightList">
     <w:name w:val="Light List"/>
-    <w:basedOn w:val="Tablanormal"/>
+    <w:basedOn w:val="TableNormal"/>
     <w:uiPriority w:val="61"/>
     <w:rsid w:val="00FC693F"/>
     <w:pPr>
@@ -11534,9 +11398,9 @@
       </w:tcPr>
     </w:tblStylePr>
   </w:style>
-  <w:style w:type="table" w:styleId="Listaclara-nfasis1">
+  <w:style w:type="table" w:styleId="LightList-Accent1">
     <w:name w:val="Light List Accent 1"/>
-    <w:basedOn w:val="Tablanormal"/>
+    <w:basedOn w:val="TableNormal"/>
     <w:uiPriority w:val="61"/>
     <w:rsid w:val="00FC693F"/>
     <w:pPr>
@@ -11619,9 +11483,9 @@
       </w:tcPr>
     </w:tblStylePr>
   </w:style>
-  <w:style w:type="table" w:styleId="Listaclara-nfasis2">
+  <w:style w:type="table" w:styleId="LightList-Accent2">
     <w:name w:val="Light List Accent 2"/>
-    <w:basedOn w:val="Tablanormal"/>
+    <w:basedOn w:val="TableNormal"/>
     <w:uiPriority w:val="61"/>
     <w:rsid w:val="00CB0664"/>
     <w:pPr>
@@ -11704,9 +11568,9 @@
       </w:tcPr>
     </w:tblStylePr>
   </w:style>
-  <w:style w:type="table" w:styleId="Listaclara-nfasis3">
+  <w:style w:type="table" w:styleId="LightList-Accent3">
     <w:name w:val="Light List Accent 3"/>
-    <w:basedOn w:val="Tablanormal"/>
+    <w:basedOn w:val="TableNormal"/>
     <w:uiPriority w:val="61"/>
     <w:rsid w:val="00CB0664"/>
     <w:pPr>
@@ -11789,9 +11653,9 @@
       </w:tcPr>
     </w:tblStylePr>
   </w:style>
-  <w:style w:type="table" w:styleId="Listaclara-nfasis4">
+  <w:style w:type="table" w:styleId="LightList-Accent4">
     <w:name w:val="Light List Accent 4"/>
-    <w:basedOn w:val="Tablanormal"/>
+    <w:basedOn w:val="TableNormal"/>
     <w:uiPriority w:val="61"/>
     <w:rsid w:val="00CB0664"/>
     <w:pPr>
@@ -11874,9 +11738,9 @@
       </w:tcPr>
     </w:tblStylePr>
   </w:style>
-  <w:style w:type="table" w:styleId="Listaclara-nfasis5">
+  <w:style w:type="table" w:styleId="LightList-Accent5">
     <w:name w:val="Light List Accent 5"/>
-    <w:basedOn w:val="Tablanormal"/>
+    <w:basedOn w:val="TableNormal"/>
     <w:uiPriority w:val="61"/>
     <w:rsid w:val="00CB0664"/>
     <w:pPr>
@@ -11959,9 +11823,9 @@
       </w:tcPr>
     </w:tblStylePr>
   </w:style>
-  <w:style w:type="table" w:styleId="Listaclara-nfasis6">
+  <w:style w:type="table" w:styleId="LightList-Accent6">
     <w:name w:val="Light List Accent 6"/>
-    <w:basedOn w:val="Tablanormal"/>
+    <w:basedOn w:val="TableNormal"/>
     <w:uiPriority w:val="61"/>
     <w:rsid w:val="00CB0664"/>
     <w:pPr>
@@ -12044,9 +11908,9 @@
       </w:tcPr>
     </w:tblStylePr>
   </w:style>
-  <w:style w:type="table" w:styleId="Cuadrculaclara">
+  <w:style w:type="table" w:styleId="LightGrid">
     <w:name w:val="Light Grid"/>
-    <w:basedOn w:val="Tablanormal"/>
+    <w:basedOn w:val="TableNormal"/>
     <w:uiPriority w:val="62"/>
     <w:rsid w:val="00CB0664"/>
     <w:pPr>
@@ -12167,9 +12031,9 @@
       </w:tcPr>
     </w:tblStylePr>
   </w:style>
-  <w:style w:type="table" w:styleId="Cuadrculaclara-nfasis1">
+  <w:style w:type="table" w:styleId="LightGrid-Accent1">
     <w:name w:val="Light Grid Accent 1"/>
-    <w:basedOn w:val="Tablanormal"/>
+    <w:basedOn w:val="TableNormal"/>
     <w:uiPriority w:val="62"/>
     <w:rsid w:val="00CB0664"/>
     <w:pPr>
@@ -12290,9 +12154,9 @@
       </w:tcPr>
     </w:tblStylePr>
   </w:style>
-  <w:style w:type="table" w:styleId="Cuadrculaclara-nfasis2">
+  <w:style w:type="table" w:styleId="LightGrid-Accent2">
     <w:name w:val="Light Grid Accent 2"/>
-    <w:basedOn w:val="Tablanormal"/>
+    <w:basedOn w:val="TableNormal"/>
     <w:uiPriority w:val="62"/>
     <w:rsid w:val="00CB0664"/>
     <w:pPr>
@@ -12413,9 +12277,9 @@
       </w:tcPr>
     </w:tblStylePr>
   </w:style>
-  <w:style w:type="table" w:styleId="Cuadrculaclara-nfasis3">
+  <w:style w:type="table" w:styleId="LightGrid-Accent3">
     <w:name w:val="Light Grid Accent 3"/>
-    <w:basedOn w:val="Tablanormal"/>
+    <w:basedOn w:val="TableNormal"/>
     <w:uiPriority w:val="62"/>
     <w:rsid w:val="00CB0664"/>
     <w:pPr>
@@ -12536,9 +12400,9 @@
       </w:tcPr>
     </w:tblStylePr>
   </w:style>
-  <w:style w:type="table" w:styleId="Cuadrculaclara-nfasis4">
+  <w:style w:type="table" w:styleId="LightGrid-Accent4">
     <w:name w:val="Light Grid Accent 4"/>
-    <w:basedOn w:val="Tablanormal"/>
+    <w:basedOn w:val="TableNormal"/>
     <w:uiPriority w:val="62"/>
     <w:rsid w:val="00CB0664"/>
     <w:pPr>
@@ -12659,9 +12523,9 @@
       </w:tcPr>
     </w:tblStylePr>
   </w:style>
-  <w:style w:type="table" w:styleId="Cuadrculaclara-nfasis5">
+  <w:style w:type="table" w:styleId="LightGrid-Accent5">
     <w:name w:val="Light Grid Accent 5"/>
-    <w:basedOn w:val="Tablanormal"/>
+    <w:basedOn w:val="TableNormal"/>
     <w:uiPriority w:val="62"/>
     <w:rsid w:val="00CB0664"/>
     <w:pPr>
@@ -12782,9 +12646,9 @@
       </w:tcPr>
     </w:tblStylePr>
   </w:style>
-  <w:style w:type="table" w:styleId="Cuadrculaclara-nfasis6">
+  <w:style w:type="table" w:styleId="LightGrid-Accent6">
     <w:name w:val="Light Grid Accent 6"/>
-    <w:basedOn w:val="Tablanormal"/>
+    <w:basedOn w:val="TableNormal"/>
     <w:uiPriority w:val="62"/>
     <w:rsid w:val="00CB0664"/>
     <w:pPr>
@@ -12905,9 +12769,9 @@
       </w:tcPr>
     </w:tblStylePr>
   </w:style>
-  <w:style w:type="table" w:styleId="Sombreadomedio1">
+  <w:style w:type="table" w:styleId="MediumShading1">
     <w:name w:val="Medium Shading 1"/>
-    <w:basedOn w:val="Tablanormal"/>
+    <w:basedOn w:val="TableNormal"/>
     <w:uiPriority w:val="63"/>
     <w:rsid w:val="00CB0664"/>
     <w:pPr>
@@ -13004,9 +12868,9 @@
       </w:tcPr>
     </w:tblStylePr>
   </w:style>
-  <w:style w:type="table" w:styleId="Sombreadomedio1-nfasis1">
+  <w:style w:type="table" w:styleId="MediumShading1-Accent1">
     <w:name w:val="Medium Shading 1 Accent 1"/>
-    <w:basedOn w:val="Tablanormal"/>
+    <w:basedOn w:val="TableNormal"/>
     <w:uiPriority w:val="63"/>
     <w:rsid w:val="00CB0664"/>
     <w:pPr>
@@ -13103,9 +12967,9 @@
       </w:tcPr>
     </w:tblStylePr>
   </w:style>
-  <w:style w:type="table" w:styleId="Sombreadomedio1-nfasis2">
+  <w:style w:type="table" w:styleId="MediumShading1-Accent2">
     <w:name w:val="Medium Shading 1 Accent 2"/>
-    <w:basedOn w:val="Tablanormal"/>
+    <w:basedOn w:val="TableNormal"/>
     <w:uiPriority w:val="63"/>
     <w:rsid w:val="00CB0664"/>
     <w:pPr>
@@ -13202,9 +13066,9 @@
       </w:tcPr>
     </w:tblStylePr>
   </w:style>
-  <w:style w:type="table" w:styleId="Sombreadomedio1-nfasis3">
+  <w:style w:type="table" w:styleId="MediumShading1-Accent3">
     <w:name w:val="Medium Shading 1 Accent 3"/>
-    <w:basedOn w:val="Tablanormal"/>
+    <w:basedOn w:val="TableNormal"/>
     <w:uiPriority w:val="63"/>
     <w:rsid w:val="00CB0664"/>
     <w:pPr>
@@ -13301,9 +13165,9 @@
       </w:tcPr>
     </w:tblStylePr>
   </w:style>
-  <w:style w:type="table" w:styleId="Sombreadomedio1-nfasis4">
+  <w:style w:type="table" w:styleId="MediumShading1-Accent4">
     <w:name w:val="Medium Shading 1 Accent 4"/>
-    <w:basedOn w:val="Tablanormal"/>
+    <w:basedOn w:val="TableNormal"/>
     <w:uiPriority w:val="63"/>
     <w:rsid w:val="00CB0664"/>
     <w:pPr>
@@ -13400,9 +13264,9 @@
       </w:tcPr>
     </w:tblStylePr>
   </w:style>
-  <w:style w:type="table" w:styleId="Sombreadomedio1-nfasis5">
+  <w:style w:type="table" w:styleId="MediumShading1-Accent5">
     <w:name w:val="Medium Shading 1 Accent 5"/>
-    <w:basedOn w:val="Tablanormal"/>
+    <w:basedOn w:val="TableNormal"/>
     <w:uiPriority w:val="63"/>
     <w:rsid w:val="00CB0664"/>
     <w:pPr>
@@ -13499,9 +13363,9 @@
       </w:tcPr>
     </w:tblStylePr>
   </w:style>
-  <w:style w:type="table" w:styleId="Sombreadomedio1-nfasis6">
+  <w:style w:type="table" w:styleId="MediumShading1-Accent6">
     <w:name w:val="Medium Shading 1 Accent 6"/>
-    <w:basedOn w:val="Tablanormal"/>
+    <w:basedOn w:val="TableNormal"/>
     <w:uiPriority w:val="63"/>
     <w:rsid w:val="00CB0664"/>
     <w:pPr>
@@ -13598,9 +13462,9 @@
       </w:tcPr>
     </w:tblStylePr>
   </w:style>
-  <w:style w:type="table" w:styleId="Sombreadomedio2">
+  <w:style w:type="table" w:styleId="MediumShading2">
     <w:name w:val="Medium Shading 2"/>
-    <w:basedOn w:val="Tablanormal"/>
+    <w:basedOn w:val="TableNormal"/>
     <w:uiPriority w:val="64"/>
     <w:rsid w:val="00CB0664"/>
     <w:pPr>
@@ -13740,9 +13604,9 @@
       </w:tcPr>
     </w:tblStylePr>
   </w:style>
-  <w:style w:type="table" w:styleId="Sombreadomedio2-nfasis1">
+  <w:style w:type="table" w:styleId="MediumShading2-Accent1">
     <w:name w:val="Medium Shading 2 Accent 1"/>
-    <w:basedOn w:val="Tablanormal"/>
+    <w:basedOn w:val="TableNormal"/>
     <w:uiPriority w:val="64"/>
     <w:rsid w:val="00CB0664"/>
     <w:pPr>
@@ -13882,9 +13746,9 @@
       </w:tcPr>
     </w:tblStylePr>
   </w:style>
-  <w:style w:type="table" w:styleId="Sombreadomedio2-nfasis2">
+  <w:style w:type="table" w:styleId="MediumShading2-Accent2">
     <w:name w:val="Medium Shading 2 Accent 2"/>
-    <w:basedOn w:val="Tablanormal"/>
+    <w:basedOn w:val="TableNormal"/>
     <w:uiPriority w:val="64"/>
     <w:rsid w:val="00CB0664"/>
     <w:pPr>
@@ -14024,9 +13888,9 @@
       </w:tcPr>
     </w:tblStylePr>
   </w:style>
-  <w:style w:type="table" w:styleId="Sombreadomedio2-nfasis3">
+  <w:style w:type="table" w:styleId="MediumShading2-Accent3">
     <w:name w:val="Medium Shading 2 Accent 3"/>
-    <w:basedOn w:val="Tablanormal"/>
+    <w:basedOn w:val="TableNormal"/>
     <w:uiPriority w:val="64"/>
     <w:rsid w:val="00CB0664"/>
     <w:pPr>
@@ -14166,9 +14030,9 @@
       </w:tcPr>
     </w:tblStylePr>
   </w:style>
-  <w:style w:type="table" w:styleId="Sombreadomedio2-nfasis4">
+  <w:style w:type="table" w:styleId="MediumShading2-Accent4">
     <w:name w:val="Medium Shading 2 Accent 4"/>
-    <w:basedOn w:val="Tablanormal"/>
+    <w:basedOn w:val="TableNormal"/>
     <w:uiPriority w:val="64"/>
     <w:rsid w:val="00CB0664"/>
     <w:pPr>
@@ -14308,9 +14172,9 @@
       </w:tcPr>
     </w:tblStylePr>
   </w:style>
-  <w:style w:type="table" w:styleId="Sombreadomedio2-nfasis5">
+  <w:style w:type="table" w:styleId="MediumShading2-Accent5">
     <w:name w:val="Medium Shading 2 Accent 5"/>
-    <w:basedOn w:val="Tablanormal"/>
+    <w:basedOn w:val="TableNormal"/>
     <w:uiPriority w:val="64"/>
     <w:rsid w:val="00CB0664"/>
     <w:pPr>
@@ -14450,9 +14314,9 @@
       </w:tcPr>
     </w:tblStylePr>
   </w:style>
-  <w:style w:type="table" w:styleId="Sombreadomedio2-nfasis6">
+  <w:style w:type="table" w:styleId="MediumShading2-Accent6">
     <w:name w:val="Medium Shading 2 Accent 6"/>
-    <w:basedOn w:val="Tablanormal"/>
+    <w:basedOn w:val="TableNormal"/>
     <w:uiPriority w:val="64"/>
     <w:rsid w:val="00CB0664"/>
     <w:pPr>
@@ -14592,9 +14456,9 @@
       </w:tcPr>
     </w:tblStylePr>
   </w:style>
-  <w:style w:type="table" w:styleId="Listamedia1">
+  <w:style w:type="table" w:styleId="MediumList1">
     <w:name w:val="Medium List 1"/>
-    <w:basedOn w:val="Tablanormal"/>
+    <w:basedOn w:val="TableNormal"/>
     <w:uiPriority w:val="65"/>
     <w:rsid w:val="00CB0664"/>
     <w:pPr>
@@ -14669,9 +14533,9 @@
       </w:tcPr>
     </w:tblStylePr>
   </w:style>
-  <w:style w:type="table" w:styleId="Listamedia1-nfasis1">
+  <w:style w:type="table" w:styleId="MediumList1-Accent1">
     <w:name w:val="Medium List 1 Accent 1"/>
-    <w:basedOn w:val="Tablanormal"/>
+    <w:basedOn w:val="TableNormal"/>
     <w:uiPriority w:val="65"/>
     <w:rsid w:val="00CB0664"/>
     <w:pPr>
@@ -14746,9 +14610,9 @@
       </w:tcPr>
     </w:tblStylePr>
   </w:style>
-  <w:style w:type="table" w:styleId="Listamedia1-nfasis2">
+  <w:style w:type="table" w:styleId="MediumList1-Accent2">
     <w:name w:val="Medium List 1 Accent 2"/>
-    <w:basedOn w:val="Tablanormal"/>
+    <w:basedOn w:val="TableNormal"/>
     <w:uiPriority w:val="65"/>
     <w:rsid w:val="00CB0664"/>
     <w:pPr>
@@ -14823,9 +14687,9 @@
       </w:tcPr>
     </w:tblStylePr>
   </w:style>
-  <w:style w:type="table" w:styleId="Listamedia1-nfasis3">
+  <w:style w:type="table" w:styleId="MediumList1-Accent3">
     <w:name w:val="Medium List 1 Accent 3"/>
-    <w:basedOn w:val="Tablanormal"/>
+    <w:basedOn w:val="TableNormal"/>
     <w:uiPriority w:val="65"/>
     <w:rsid w:val="00CB0664"/>
     <w:pPr>
@@ -14900,9 +14764,9 @@
       </w:tcPr>
     </w:tblStylePr>
   </w:style>
-  <w:style w:type="table" w:styleId="Listamedia1-nfasis4">
+  <w:style w:type="table" w:styleId="MediumList1-Accent4">
     <w:name w:val="Medium List 1 Accent 4"/>
-    <w:basedOn w:val="Tablanormal"/>
+    <w:basedOn w:val="TableNormal"/>
     <w:uiPriority w:val="65"/>
     <w:rsid w:val="00CB0664"/>
     <w:pPr>
@@ -14977,9 +14841,9 @@
       </w:tcPr>
     </w:tblStylePr>
   </w:style>
-  <w:style w:type="table" w:styleId="Listamedia1-nfasis5">
+  <w:style w:type="table" w:styleId="MediumList1-Accent5">
     <w:name w:val="Medium List 1 Accent 5"/>
-    <w:basedOn w:val="Tablanormal"/>
+    <w:basedOn w:val="TableNormal"/>
     <w:uiPriority w:val="65"/>
     <w:rsid w:val="00CB0664"/>
     <w:pPr>
@@ -15054,9 +14918,9 @@
       </w:tcPr>
     </w:tblStylePr>
   </w:style>
-  <w:style w:type="table" w:styleId="Listamedia1-nfasis6">
+  <w:style w:type="table" w:styleId="MediumList1-Accent6">
     <w:name w:val="Medium List 1 Accent 6"/>
-    <w:basedOn w:val="Tablanormal"/>
+    <w:basedOn w:val="TableNormal"/>
     <w:uiPriority w:val="65"/>
     <w:rsid w:val="00CB0664"/>
     <w:pPr>
@@ -15131,9 +14995,9 @@
       </w:tcPr>
     </w:tblStylePr>
   </w:style>
-  <w:style w:type="table" w:styleId="Listamedia2">
+  <w:style w:type="table" w:styleId="MediumList2">
     <w:name w:val="Medium List 2"/>
-    <w:basedOn w:val="Tablanormal"/>
+    <w:basedOn w:val="TableNormal"/>
     <w:uiPriority w:val="66"/>
     <w:rsid w:val="00CB0664"/>
     <w:pPr>
@@ -15252,9 +15116,9 @@
       </w:tcPr>
     </w:tblStylePr>
   </w:style>
-  <w:style w:type="table" w:styleId="Listamedia2-nfasis1">
+  <w:style w:type="table" w:styleId="MediumList2-Accent1">
     <w:name w:val="Medium List 2 Accent 1"/>
-    <w:basedOn w:val="Tablanormal"/>
+    <w:basedOn w:val="TableNormal"/>
     <w:uiPriority w:val="66"/>
     <w:rsid w:val="00CB0664"/>
     <w:pPr>
@@ -15373,9 +15237,9 @@
       </w:tcPr>
     </w:tblStylePr>
   </w:style>
-  <w:style w:type="table" w:styleId="Listamedia2-nfasis2">
+  <w:style w:type="table" w:styleId="MediumList2-Accent2">
     <w:name w:val="Medium List 2 Accent 2"/>
-    <w:basedOn w:val="Tablanormal"/>
+    <w:basedOn w:val="TableNormal"/>
     <w:uiPriority w:val="66"/>
     <w:rsid w:val="00CB0664"/>
     <w:pPr>
@@ -15494,9 +15358,9 @@
       </w:tcPr>
     </w:tblStylePr>
   </w:style>
-  <w:style w:type="table" w:styleId="Listamedia2-nfasis3">
+  <w:style w:type="table" w:styleId="MediumList2-Accent3">
     <w:name w:val="Medium List 2 Accent 3"/>
-    <w:basedOn w:val="Tablanormal"/>
+    <w:basedOn w:val="TableNormal"/>
     <w:uiPriority w:val="66"/>
     <w:rsid w:val="00CB0664"/>
     <w:pPr>
@@ -15615,9 +15479,9 @@
       </w:tcPr>
     </w:tblStylePr>
   </w:style>
-  <w:style w:type="table" w:styleId="Listamedia2-nfasis4">
+  <w:style w:type="table" w:styleId="MediumList2-Accent4">
     <w:name w:val="Medium List 2 Accent 4"/>
-    <w:basedOn w:val="Tablanormal"/>
+    <w:basedOn w:val="TableNormal"/>
     <w:uiPriority w:val="66"/>
     <w:rsid w:val="00CB0664"/>
     <w:pPr>
@@ -15736,9 +15600,9 @@
       </w:tcPr>
     </w:tblStylePr>
   </w:style>
-  <w:style w:type="table" w:styleId="Listamedia2-nfasis5">
+  <w:style w:type="table" w:styleId="MediumList2-Accent5">
     <w:name w:val="Medium List 2 Accent 5"/>
-    <w:basedOn w:val="Tablanormal"/>
+    <w:basedOn w:val="TableNormal"/>
     <w:uiPriority w:val="66"/>
     <w:rsid w:val="00CB0664"/>
     <w:pPr>
@@ -15857,9 +15721,9 @@
       </w:tcPr>
     </w:tblStylePr>
   </w:style>
-  <w:style w:type="table" w:styleId="Listamedia2-nfasis6">
+  <w:style w:type="table" w:styleId="MediumList2-Accent6">
     <w:name w:val="Medium List 2 Accent 6"/>
-    <w:basedOn w:val="Tablanormal"/>
+    <w:basedOn w:val="TableNormal"/>
     <w:uiPriority w:val="66"/>
     <w:rsid w:val="00CB0664"/>
     <w:pPr>
@@ -15978,9 +15842,9 @@
       </w:tcPr>
     </w:tblStylePr>
   </w:style>
-  <w:style w:type="table" w:styleId="Cuadrculamedia1">
+  <w:style w:type="table" w:styleId="MediumGrid1">
     <w:name w:val="Medium Grid 1"/>
-    <w:basedOn w:val="Tablanormal"/>
+    <w:basedOn w:val="TableNormal"/>
     <w:uiPriority w:val="67"/>
     <w:rsid w:val="00CB0664"/>
     <w:pPr>
@@ -16044,9 +15908,9 @@
       </w:tcPr>
     </w:tblStylePr>
   </w:style>
-  <w:style w:type="table" w:styleId="Cuadrculamedia1-nfasis1">
+  <w:style w:type="table" w:styleId="MediumGrid1-Accent1">
     <w:name w:val="Medium Grid 1 Accent 1"/>
-    <w:basedOn w:val="Tablanormal"/>
+    <w:basedOn w:val="TableNormal"/>
     <w:uiPriority w:val="67"/>
     <w:rsid w:val="00CB0664"/>
     <w:pPr>
@@ -16110,9 +15974,9 @@
       </w:tcPr>
     </w:tblStylePr>
   </w:style>
-  <w:style w:type="table" w:styleId="Cuadrculamedia1-nfasis2">
+  <w:style w:type="table" w:styleId="MediumGrid1-Accent2">
     <w:name w:val="Medium Grid 1 Accent 2"/>
-    <w:basedOn w:val="Tablanormal"/>
+    <w:basedOn w:val="TableNormal"/>
     <w:uiPriority w:val="67"/>
     <w:rsid w:val="00CB0664"/>
     <w:pPr>
@@ -16176,9 +16040,9 @@
       </w:tcPr>
     </w:tblStylePr>
   </w:style>
-  <w:style w:type="table" w:styleId="Cuadrculamedia1-nfasis3">
+  <w:style w:type="table" w:styleId="MediumGrid1-Accent3">
     <w:name w:val="Medium Grid 1 Accent 3"/>
-    <w:basedOn w:val="Tablanormal"/>
+    <w:basedOn w:val="TableNormal"/>
     <w:uiPriority w:val="67"/>
     <w:rsid w:val="00CB0664"/>
     <w:pPr>
@@ -16242,9 +16106,9 @@
       </w:tcPr>
     </w:tblStylePr>
   </w:style>
-  <w:style w:type="table" w:styleId="Cuadrculamedia1-nfasis4">
+  <w:style w:type="table" w:styleId="MediumGrid1-Accent4">
     <w:name w:val="Medium Grid 1 Accent 4"/>
-    <w:basedOn w:val="Tablanormal"/>
+    <w:basedOn w:val="TableNormal"/>
     <w:uiPriority w:val="67"/>
     <w:rsid w:val="00CB0664"/>
     <w:pPr>
@@ -16308,9 +16172,9 @@
       </w:tcPr>
     </w:tblStylePr>
   </w:style>
-  <w:style w:type="table" w:styleId="Cuadrculamedia1-nfasis5">
+  <w:style w:type="table" w:styleId="MediumGrid1-Accent5">
     <w:name w:val="Medium Grid 1 Accent 5"/>
-    <w:basedOn w:val="Tablanormal"/>
+    <w:basedOn w:val="TableNormal"/>
     <w:uiPriority w:val="67"/>
     <w:rsid w:val="00CB0664"/>
     <w:pPr>
@@ -16374,9 +16238,9 @@
       </w:tcPr>
     </w:tblStylePr>
   </w:style>
-  <w:style w:type="table" w:styleId="Cuadrculamedia1-nfasis6">
+  <w:style w:type="table" w:styleId="MediumGrid1-Accent6">
     <w:name w:val="Medium Grid 1 Accent 6"/>
-    <w:basedOn w:val="Tablanormal"/>
+    <w:basedOn w:val="TableNormal"/>
     <w:uiPriority w:val="67"/>
     <w:rsid w:val="00CB0664"/>
     <w:pPr>
@@ -16440,9 +16304,9 @@
       </w:tcPr>
     </w:tblStylePr>
   </w:style>
-  <w:style w:type="table" w:styleId="Cuadrculamedia2">
+  <w:style w:type="table" w:styleId="MediumGrid2">
     <w:name w:val="Medium Grid 2"/>
-    <w:basedOn w:val="Tablanormal"/>
+    <w:basedOn w:val="TableNormal"/>
     <w:uiPriority w:val="68"/>
     <w:rsid w:val="00CB0664"/>
     <w:pPr>
@@ -16558,9 +16422,9 @@
       </w:tcPr>
     </w:tblStylePr>
   </w:style>
-  <w:style w:type="table" w:styleId="Cuadrculamedia2-nfasis1">
+  <w:style w:type="table" w:styleId="MediumGrid2-Accent1">
     <w:name w:val="Medium Grid 2 Accent 1"/>
-    <w:basedOn w:val="Tablanormal"/>
+    <w:basedOn w:val="TableNormal"/>
     <w:uiPriority w:val="68"/>
     <w:rsid w:val="00CB0664"/>
     <w:pPr>
@@ -16676,9 +16540,9 @@
       </w:tcPr>
     </w:tblStylePr>
   </w:style>
-  <w:style w:type="table" w:styleId="Cuadrculamedia2-nfasis2">
+  <w:style w:type="table" w:styleId="MediumGrid2-Accent2">
     <w:name w:val="Medium Grid 2 Accent 2"/>
-    <w:basedOn w:val="Tablanormal"/>
+    <w:basedOn w:val="TableNormal"/>
     <w:uiPriority w:val="68"/>
     <w:rsid w:val="00CB0664"/>
     <w:pPr>
@@ -16794,9 +16658,9 @@
       </w:tcPr>
     </w:tblStylePr>
   </w:style>
-  <w:style w:type="table" w:styleId="Cuadrculamedia2-nfasis3">
+  <w:style w:type="table" w:styleId="MediumGrid2-Accent3">
     <w:name w:val="Medium Grid 2 Accent 3"/>
-    <w:basedOn w:val="Tablanormal"/>
+    <w:basedOn w:val="TableNormal"/>
     <w:uiPriority w:val="68"/>
     <w:rsid w:val="00CB0664"/>
     <w:pPr>
@@ -16912,9 +16776,9 @@
       </w:tcPr>
     </w:tblStylePr>
   </w:style>
-  <w:style w:type="table" w:styleId="Cuadrculamedia2-nfasis4">
+  <w:style w:type="table" w:styleId="MediumGrid2-Accent4">
     <w:name w:val="Medium Grid 2 Accent 4"/>
-    <w:basedOn w:val="Tablanormal"/>
+    <w:basedOn w:val="TableNormal"/>
     <w:uiPriority w:val="68"/>
     <w:rsid w:val="00CB0664"/>
     <w:pPr>
@@ -17030,9 +16894,9 @@
       </w:tcPr>
     </w:tblStylePr>
   </w:style>
-  <w:style w:type="table" w:styleId="Cuadrculamedia2-nfasis5">
+  <w:style w:type="table" w:styleId="MediumGrid2-Accent5">
     <w:name w:val="Medium Grid 2 Accent 5"/>
-    <w:basedOn w:val="Tablanormal"/>
+    <w:basedOn w:val="TableNormal"/>
     <w:uiPriority w:val="68"/>
     <w:rsid w:val="00CB0664"/>
     <w:pPr>
@@ -17148,9 +17012,9 @@
       </w:tcPr>
     </w:tblStylePr>
   </w:style>
-  <w:style w:type="table" w:styleId="Cuadrculamedia2-nfasis6">
+  <w:style w:type="table" w:styleId="MediumGrid2-Accent6">
     <w:name w:val="Medium Grid 2 Accent 6"/>
-    <w:basedOn w:val="Tablanormal"/>
+    <w:basedOn w:val="TableNormal"/>
     <w:uiPriority w:val="68"/>
     <w:rsid w:val="00CB0664"/>
     <w:pPr>
@@ -17266,9 +17130,9 @@
       </w:tcPr>
     </w:tblStylePr>
   </w:style>
-  <w:style w:type="table" w:styleId="Cuadrculamedia3">
+  <w:style w:type="table" w:styleId="MediumGrid3">
     <w:name w:val="Medium Grid 3"/>
-    <w:basedOn w:val="Tablanormal"/>
+    <w:basedOn w:val="TableNormal"/>
     <w:uiPriority w:val="69"/>
     <w:rsid w:val="00CB0664"/>
     <w:pPr>
@@ -17400,9 +17264,9 @@
       </w:tcPr>
     </w:tblStylePr>
   </w:style>
-  <w:style w:type="table" w:styleId="Cuadrculamedia3-nfasis1">
+  <w:style w:type="table" w:styleId="MediumGrid3-Accent1">
     <w:name w:val="Medium Grid 3 Accent 1"/>
-    <w:basedOn w:val="Tablanormal"/>
+    <w:basedOn w:val="TableNormal"/>
     <w:uiPriority w:val="69"/>
     <w:rsid w:val="00CB0664"/>
     <w:pPr>
@@ -17534,9 +17398,9 @@
       </w:tcPr>
     </w:tblStylePr>
   </w:style>
-  <w:style w:type="table" w:styleId="Cuadrculamedia3-nfasis2">
+  <w:style w:type="table" w:styleId="MediumGrid3-Accent2">
     <w:name w:val="Medium Grid 3 Accent 2"/>
-    <w:basedOn w:val="Tablanormal"/>
+    <w:basedOn w:val="TableNormal"/>
     <w:uiPriority w:val="69"/>
     <w:rsid w:val="00CB0664"/>
     <w:pPr>
@@ -17668,9 +17532,9 @@
       </w:tcPr>
     </w:tblStylePr>
   </w:style>
-  <w:style w:type="table" w:styleId="Cuadrculamedia3-nfasis3">
+  <w:style w:type="table" w:styleId="MediumGrid3-Accent3">
     <w:name w:val="Medium Grid 3 Accent 3"/>
-    <w:basedOn w:val="Tablanormal"/>
+    <w:basedOn w:val="TableNormal"/>
     <w:uiPriority w:val="69"/>
     <w:rsid w:val="00CB0664"/>
     <w:pPr>
@@ -17802,9 +17666,9 @@
       </w:tcPr>
     </w:tblStylePr>
   </w:style>
-  <w:style w:type="table" w:styleId="Cuadrculamedia3-nfasis4">
+  <w:style w:type="table" w:styleId="MediumGrid3-Accent4">
     <w:name w:val="Medium Grid 3 Accent 4"/>
-    <w:basedOn w:val="Tablanormal"/>
+    <w:basedOn w:val="TableNormal"/>
     <w:uiPriority w:val="69"/>
     <w:rsid w:val="00CB0664"/>
     <w:pPr>
@@ -17936,9 +17800,9 @@
       </w:tcPr>
     </w:tblStylePr>
   </w:style>
-  <w:style w:type="table" w:styleId="Cuadrculamedia3-nfasis5">
+  <w:style w:type="table" w:styleId="MediumGrid3-Accent5">
     <w:name w:val="Medium Grid 3 Accent 5"/>
-    <w:basedOn w:val="Tablanormal"/>
+    <w:basedOn w:val="TableNormal"/>
     <w:uiPriority w:val="69"/>
     <w:rsid w:val="00CB0664"/>
     <w:pPr>
@@ -18070,9 +17934,9 @@
       </w:tcPr>
     </w:tblStylePr>
   </w:style>
-  <w:style w:type="table" w:styleId="Cuadrculamedia3-nfasis6">
+  <w:style w:type="table" w:styleId="MediumGrid3-Accent6">
     <w:name w:val="Medium Grid 3 Accent 6"/>
-    <w:basedOn w:val="Tablanormal"/>
+    <w:basedOn w:val="TableNormal"/>
     <w:uiPriority w:val="69"/>
     <w:rsid w:val="00CB0664"/>
     <w:pPr>
@@ -18204,9 +18068,9 @@
       </w:tcPr>
     </w:tblStylePr>
   </w:style>
-  <w:style w:type="table" w:styleId="Listaoscura">
+  <w:style w:type="table" w:styleId="DarkList">
     <w:name w:val="Dark List"/>
-    <w:basedOn w:val="Tablanormal"/>
+    <w:basedOn w:val="TableNormal"/>
     <w:uiPriority w:val="70"/>
     <w:rsid w:val="00CB0664"/>
     <w:pPr>
@@ -18311,9 +18175,9 @@
       </w:tcPr>
     </w:tblStylePr>
   </w:style>
-  <w:style w:type="table" w:styleId="Listaoscura-nfasis1">
+  <w:style w:type="table" w:styleId="DarkList-Accent1">
     <w:name w:val="Dark List Accent 1"/>
-    <w:basedOn w:val="Tablanormal"/>
+    <w:basedOn w:val="TableNormal"/>
     <w:uiPriority w:val="70"/>
     <w:rsid w:val="00CB0664"/>
     <w:pPr>
@@ -18418,9 +18282,9 @@
       </w:tcPr>
     </w:tblStylePr>
   </w:style>
-  <w:style w:type="table" w:styleId="Listaoscura-nfasis2">
+  <w:style w:type="table" w:styleId="DarkList-Accent2">
     <w:name w:val="Dark List Accent 2"/>
-    <w:basedOn w:val="Tablanormal"/>
+    <w:basedOn w:val="TableNormal"/>
     <w:uiPriority w:val="70"/>
     <w:rsid w:val="00CB0664"/>
     <w:pPr>
@@ -18525,9 +18389,9 @@
       </w:tcPr>
     </w:tblStylePr>
   </w:style>
-  <w:style w:type="table" w:styleId="Listaoscura-nfasis3">
+  <w:style w:type="table" w:styleId="DarkList-Accent3">
     <w:name w:val="Dark List Accent 3"/>
-    <w:basedOn w:val="Tablanormal"/>
+    <w:basedOn w:val="TableNormal"/>
     <w:uiPriority w:val="70"/>
     <w:rsid w:val="00CB0664"/>
     <w:pPr>
@@ -18632,9 +18496,9 @@
       </w:tcPr>
     </w:tblStylePr>
   </w:style>
-  <w:style w:type="table" w:styleId="Listaoscura-nfasis4">
+  <w:style w:type="table" w:styleId="DarkList-Accent4">
     <w:name w:val="Dark List Accent 4"/>
-    <w:basedOn w:val="Tablanormal"/>
+    <w:basedOn w:val="TableNormal"/>
     <w:uiPriority w:val="70"/>
     <w:rsid w:val="00CB0664"/>
     <w:pPr>
@@ -18739,9 +18603,9 @@
       </w:tcPr>
     </w:tblStylePr>
   </w:style>
-  <w:style w:type="table" w:styleId="Listaoscura-nfasis5">
+  <w:style w:type="table" w:styleId="DarkList-Accent5">
     <w:name w:val="Dark List Accent 5"/>
-    <w:basedOn w:val="Tablanormal"/>
+    <w:basedOn w:val="TableNormal"/>
     <w:uiPriority w:val="70"/>
     <w:rsid w:val="00CB0664"/>
     <w:pPr>
@@ -18846,9 +18710,9 @@
       </w:tcPr>
     </w:tblStylePr>
   </w:style>
-  <w:style w:type="table" w:styleId="Listaoscura-nfasis6">
+  <w:style w:type="table" w:styleId="DarkList-Accent6">
     <w:name w:val="Dark List Accent 6"/>
-    <w:basedOn w:val="Tablanormal"/>
+    <w:basedOn w:val="TableNormal"/>
     <w:uiPriority w:val="70"/>
     <w:rsid w:val="00CB0664"/>
     <w:pPr>
@@ -18953,9 +18817,9 @@
       </w:tcPr>
     </w:tblStylePr>
   </w:style>
-  <w:style w:type="table" w:styleId="Sombreadovistoso">
+  <w:style w:type="table" w:styleId="ColorfulShading">
     <w:name w:val="Colorful Shading"/>
-    <w:basedOn w:val="Tablanormal"/>
+    <w:basedOn w:val="TableNormal"/>
     <w:uiPriority w:val="71"/>
     <w:rsid w:val="00CB0664"/>
     <w:pPr>
@@ -19068,9 +18932,9 @@
       </w:rPr>
     </w:tblStylePr>
   </w:style>
-  <w:style w:type="table" w:styleId="Sombreadovistoso-nfasis1">
+  <w:style w:type="table" w:styleId="ColorfulShading-Accent1">
     <w:name w:val="Colorful Shading Accent 1"/>
-    <w:basedOn w:val="Tablanormal"/>
+    <w:basedOn w:val="TableNormal"/>
     <w:uiPriority w:val="71"/>
     <w:rsid w:val="00CB0664"/>
     <w:pPr>
@@ -19183,9 +19047,9 @@
       </w:rPr>
     </w:tblStylePr>
   </w:style>
-  <w:style w:type="table" w:styleId="Sombreadovistoso-nfasis2">
+  <w:style w:type="table" w:styleId="ColorfulShading-Accent2">
     <w:name w:val="Colorful Shading Accent 2"/>
-    <w:basedOn w:val="Tablanormal"/>
+    <w:basedOn w:val="TableNormal"/>
     <w:uiPriority w:val="71"/>
     <w:rsid w:val="00CB0664"/>
     <w:pPr>
@@ -19298,9 +19162,9 @@
       </w:rPr>
     </w:tblStylePr>
   </w:style>
-  <w:style w:type="table" w:styleId="Sombreadovistoso-nfasis3">
+  <w:style w:type="table" w:styleId="ColorfulShading-Accent3">
     <w:name w:val="Colorful Shading Accent 3"/>
-    <w:basedOn w:val="Tablanormal"/>
+    <w:basedOn w:val="TableNormal"/>
     <w:uiPriority w:val="71"/>
     <w:rsid w:val="00CB0664"/>
     <w:pPr>
@@ -19403,9 +19267,9 @@
       </w:tcPr>
     </w:tblStylePr>
   </w:style>
-  <w:style w:type="table" w:styleId="Sombreadovistoso-nfasis4">
+  <w:style w:type="table" w:styleId="ColorfulShading-Accent4">
     <w:name w:val="Colorful Shading Accent 4"/>
-    <w:basedOn w:val="Tablanormal"/>
+    <w:basedOn w:val="TableNormal"/>
     <w:uiPriority w:val="71"/>
     <w:rsid w:val="00CB0664"/>
     <w:pPr>
@@ -19518,9 +19382,9 @@
       </w:rPr>
     </w:tblStylePr>
   </w:style>
-  <w:style w:type="table" w:styleId="Sombreadovistoso-nfasis5">
+  <w:style w:type="table" w:styleId="ColorfulShading-Accent5">
     <w:name w:val="Colorful Shading Accent 5"/>
-    <w:basedOn w:val="Tablanormal"/>
+    <w:basedOn w:val="TableNormal"/>
     <w:uiPriority w:val="71"/>
     <w:rsid w:val="00CB0664"/>
     <w:pPr>
@@ -19633,9 +19497,9 @@
       </w:rPr>
     </w:tblStylePr>
   </w:style>
-  <w:style w:type="table" w:styleId="Sombreadovistoso-nfasis6">
+  <w:style w:type="table" w:styleId="ColorfulShading-Accent6">
     <w:name w:val="Colorful Shading Accent 6"/>
-    <w:basedOn w:val="Tablanormal"/>
+    <w:basedOn w:val="TableNormal"/>
     <w:uiPriority w:val="71"/>
     <w:rsid w:val="00CB0664"/>
     <w:pPr>
@@ -19748,9 +19612,9 @@
       </w:rPr>
     </w:tblStylePr>
   </w:style>
-  <w:style w:type="table" w:styleId="Listavistosa">
+  <w:style w:type="table" w:styleId="ColorfulList">
     <w:name w:val="Colorful List"/>
-    <w:basedOn w:val="Tablanormal"/>
+    <w:basedOn w:val="TableNormal"/>
     <w:uiPriority w:val="72"/>
     <w:rsid w:val="00CB0664"/>
     <w:pPr>
@@ -19827,9 +19691,9 @@
       </w:tcPr>
     </w:tblStylePr>
   </w:style>
-  <w:style w:type="table" w:styleId="Listavistosa-nfasis1">
+  <w:style w:type="table" w:styleId="ColorfulList-Accent1">
     <w:name w:val="Colorful List Accent 1"/>
-    <w:basedOn w:val="Tablanormal"/>
+    <w:basedOn w:val="TableNormal"/>
     <w:uiPriority w:val="72"/>
     <w:rsid w:val="00CB0664"/>
     <w:pPr>
@@ -19906,9 +19770,9 @@
       </w:tcPr>
     </w:tblStylePr>
   </w:style>
-  <w:style w:type="table" w:styleId="Listavistosa-nfasis2">
+  <w:style w:type="table" w:styleId="ColorfulList-Accent2">
     <w:name w:val="Colorful List Accent 2"/>
-    <w:basedOn w:val="Tablanormal"/>
+    <w:basedOn w:val="TableNormal"/>
     <w:uiPriority w:val="72"/>
     <w:rsid w:val="00CB0664"/>
     <w:pPr>
@@ -19985,9 +19849,9 @@
       </w:tcPr>
     </w:tblStylePr>
   </w:style>
-  <w:style w:type="table" w:styleId="Listavistosa-nfasis3">
+  <w:style w:type="table" w:styleId="ColorfulList-Accent3">
     <w:name w:val="Colorful List Accent 3"/>
-    <w:basedOn w:val="Tablanormal"/>
+    <w:basedOn w:val="TableNormal"/>
     <w:uiPriority w:val="72"/>
     <w:rsid w:val="00CB0664"/>
     <w:pPr>
@@ -20064,9 +19928,9 @@
       </w:tcPr>
     </w:tblStylePr>
   </w:style>
-  <w:style w:type="table" w:styleId="Listavistosa-nfasis4">
+  <w:style w:type="table" w:styleId="ColorfulList-Accent4">
     <w:name w:val="Colorful List Accent 4"/>
-    <w:basedOn w:val="Tablanormal"/>
+    <w:basedOn w:val="TableNormal"/>
     <w:uiPriority w:val="72"/>
     <w:rsid w:val="00CB0664"/>
     <w:pPr>
@@ -20143,9 +20007,9 @@
       </w:tcPr>
     </w:tblStylePr>
   </w:style>
-  <w:style w:type="table" w:styleId="Listavistosa-nfasis5">
+  <w:style w:type="table" w:styleId="ColorfulList-Accent5">
     <w:name w:val="Colorful List Accent 5"/>
-    <w:basedOn w:val="Tablanormal"/>
+    <w:basedOn w:val="TableNormal"/>
     <w:uiPriority w:val="72"/>
     <w:rsid w:val="00CB0664"/>
     <w:pPr>
@@ -20222,9 +20086,9 @@
       </w:tcPr>
     </w:tblStylePr>
   </w:style>
-  <w:style w:type="table" w:styleId="Listavistosa-nfasis6">
+  <w:style w:type="table" w:styleId="ColorfulList-Accent6">
     <w:name w:val="Colorful List Accent 6"/>
-    <w:basedOn w:val="Tablanormal"/>
+    <w:basedOn w:val="TableNormal"/>
     <w:uiPriority w:val="72"/>
     <w:rsid w:val="00CB0664"/>
     <w:pPr>
@@ -20301,9 +20165,9 @@
       </w:tcPr>
     </w:tblStylePr>
   </w:style>
-  <w:style w:type="table" w:styleId="Cuadrculavistosa">
+  <w:style w:type="table" w:styleId="ColorfulGrid">
     <w:name w:val="Colorful Grid"/>
-    <w:basedOn w:val="Tablanormal"/>
+    <w:basedOn w:val="TableNormal"/>
     <w:uiPriority w:val="73"/>
     <w:rsid w:val="00CB0664"/>
     <w:pPr>
@@ -20374,9 +20238,9 @@
       </w:tcPr>
     </w:tblStylePr>
   </w:style>
-  <w:style w:type="table" w:styleId="Cuadrculavistosa-nfasis1">
+  <w:style w:type="table" w:styleId="ColorfulGrid-Accent1">
     <w:name w:val="Colorful Grid Accent 1"/>
-    <w:basedOn w:val="Tablanormal"/>
+    <w:basedOn w:val="TableNormal"/>
     <w:uiPriority w:val="73"/>
     <w:rsid w:val="00CB0664"/>
     <w:pPr>
@@ -20447,9 +20311,9 @@
       </w:tcPr>
     </w:tblStylePr>
   </w:style>
-  <w:style w:type="table" w:styleId="Cuadrculavistosa-nfasis2">
+  <w:style w:type="table" w:styleId="ColorfulGrid-Accent2">
     <w:name w:val="Colorful Grid Accent 2"/>
-    <w:basedOn w:val="Tablanormal"/>
+    <w:basedOn w:val="TableNormal"/>
     <w:uiPriority w:val="73"/>
     <w:rsid w:val="00CB0664"/>
     <w:pPr>
@@ -20520,9 +20384,9 @@
       </w:tcPr>
     </w:tblStylePr>
   </w:style>
-  <w:style w:type="table" w:styleId="Cuadrculavistosa-nfasis3">
+  <w:style w:type="table" w:styleId="ColorfulGrid-Accent3">
     <w:name w:val="Colorful Grid Accent 3"/>
-    <w:basedOn w:val="Tablanormal"/>
+    <w:basedOn w:val="TableNormal"/>
     <w:uiPriority w:val="73"/>
     <w:rsid w:val="00CB0664"/>
     <w:pPr>
@@ -20593,9 +20457,9 @@
       </w:tcPr>
     </w:tblStylePr>
   </w:style>
-  <w:style w:type="table" w:styleId="Cuadrculavistosa-nfasis4">
+  <w:style w:type="table" w:styleId="ColorfulGrid-Accent4">
     <w:name w:val="Colorful Grid Accent 4"/>
-    <w:basedOn w:val="Tablanormal"/>
+    <w:basedOn w:val="TableNormal"/>
     <w:uiPriority w:val="73"/>
     <w:rsid w:val="00CB0664"/>
     <w:pPr>
@@ -20666,9 +20530,9 @@
       </w:tcPr>
     </w:tblStylePr>
   </w:style>
-  <w:style w:type="table" w:styleId="Cuadrculavistosa-nfasis5">
+  <w:style w:type="table" w:styleId="ColorfulGrid-Accent5">
     <w:name w:val="Colorful Grid Accent 5"/>
-    <w:basedOn w:val="Tablanormal"/>
+    <w:basedOn w:val="TableNormal"/>
     <w:uiPriority w:val="73"/>
     <w:rsid w:val="00CB0664"/>
     <w:pPr>
@@ -20739,9 +20603,9 @@
       </w:tcPr>
     </w:tblStylePr>
   </w:style>
-  <w:style w:type="table" w:styleId="Cuadrculavistosa-nfasis6">
+  <w:style w:type="table" w:styleId="ColorfulGrid-Accent6">
     <w:name w:val="Colorful Grid Accent 6"/>
-    <w:basedOn w:val="Tablanormal"/>
+    <w:basedOn w:val="TableNormal"/>
     <w:uiPriority w:val="73"/>
     <w:rsid w:val="00CB0664"/>
     <w:pPr>
@@ -20888,9 +20752,9 @@
       <w:szCs w:val="24"/>
     </w:rPr>
   </w:style>
-  <w:style w:type="character" w:styleId="Hipervnculo">
+  <w:style w:type="character" w:styleId="Hyperlink">
     <w:name w:val="Hyperlink"/>
-    <w:basedOn w:val="Fuentedeprrafopredeter"/>
+    <w:basedOn w:val="DefaultParagraphFont"/>
     <w:uiPriority w:val="99"/>
     <w:unhideWhenUsed/>
     <w:rsid w:val="00A46151"/>
@@ -20899,9 +20763,9 @@
       <w:u w:val="single"/>
     </w:rPr>
   </w:style>
-  <w:style w:type="character" w:styleId="Mencinsinresolver">
+  <w:style w:type="character" w:styleId="UnresolvedMention">
     <w:name w:val="Unresolved Mention"/>
-    <w:basedOn w:val="Fuentedeprrafopredeter"/>
+    <w:basedOn w:val="DefaultParagraphFont"/>
     <w:uiPriority w:val="99"/>
     <w:semiHidden/>
     <w:unhideWhenUsed/>
@@ -20911,9 +20775,9 @@
       <w:shd w:val="clear" w:color="auto" w:fill="E1DFDD"/>
     </w:rPr>
   </w:style>
-  <w:style w:type="character" w:styleId="Hipervnculovisitado">
+  <w:style w:type="character" w:styleId="FollowedHyperlink">
     <w:name w:val="FollowedHyperlink"/>
-    <w:basedOn w:val="Fuentedeprrafopredeter"/>
+    <w:basedOn w:val="DefaultParagraphFont"/>
     <w:uiPriority w:val="99"/>
     <w:semiHidden/>
     <w:unhideWhenUsed/>
@@ -20923,7 +20787,7 @@
       <w:u w:val="single"/>
     </w:rPr>
   </w:style>
-  <w:style w:type="paragraph" w:styleId="TDC1">
+  <w:style w:type="paragraph" w:styleId="TOC1">
     <w:name w:val="toc 1"/>
     <w:basedOn w:val="Normal"/>
     <w:next w:val="Normal"/>
@@ -20935,7 +20799,7 @@
       <w:spacing w:after="100"/>
     </w:pPr>
   </w:style>
-  <w:style w:type="paragraph" w:styleId="TDC2">
+  <w:style w:type="paragraph" w:styleId="TOC2">
     <w:name w:val="toc 2"/>
     <w:basedOn w:val="Normal"/>
     <w:next w:val="Normal"/>
@@ -20948,10 +20812,10 @@
       <w:ind w:left="220"/>
     </w:pPr>
   </w:style>
-  <w:style w:type="paragraph" w:styleId="Textocomentario">
+  <w:style w:type="paragraph" w:styleId="CommentText">
     <w:name w:val="annotation text"/>
     <w:basedOn w:val="Normal"/>
-    <w:link w:val="TextocomentarioCar"/>
+    <w:link w:val="CommentTextChar"/>
     <w:uiPriority w:val="99"/>
     <w:semiHidden/>
     <w:unhideWhenUsed/>
@@ -20963,10 +20827,10 @@
       <w:szCs w:val="20"/>
     </w:rPr>
   </w:style>
-  <w:style w:type="character" w:customStyle="1" w:styleId="TextocomentarioCar">
-    <w:name w:val="Texto comentario Car"/>
-    <w:basedOn w:val="Fuentedeprrafopredeter"/>
-    <w:link w:val="Textocomentario"/>
+  <w:style w:type="character" w:customStyle="1" w:styleId="CommentTextChar">
+    <w:name w:val="Comment Text Char"/>
+    <w:basedOn w:val="DefaultParagraphFont"/>
+    <w:link w:val="CommentText"/>
     <w:uiPriority w:val="99"/>
     <w:semiHidden/>
     <w:rPr>
@@ -20977,9 +20841,9 @@
       <w:lang w:val="es-419"/>
     </w:rPr>
   </w:style>
-  <w:style w:type="character" w:styleId="Refdecomentario">
+  <w:style w:type="character" w:styleId="CommentReference">
     <w:name w:val="annotation reference"/>
-    <w:basedOn w:val="Fuentedeprrafopredeter"/>
+    <w:basedOn w:val="DefaultParagraphFont"/>
     <w:uiPriority w:val="99"/>
     <w:semiHidden/>
     <w:unhideWhenUsed/>
@@ -21309,16 +21173,4 @@
   </a:objectDefaults>
   <a:extraClrSchemeLst/>
 </a:theme>
-</file>
-
-<file path=customXml/item1.xml><?xml version="1.0" encoding="utf-8"?>
-<b:Sources xmlns:b="http://schemas.openxmlformats.org/officeDocument/2006/bibliography" xmlns="http://schemas.openxmlformats.org/officeDocument/2006/bibliography" SelectedStyle="/APA.XSL" StyleName="APA"/>
-</file>
-
-<file path=customXml/itemProps1.xml><?xml version="1.0" encoding="utf-8"?>
-<ds:datastoreItem xmlns:ds="http://schemas.openxmlformats.org/officeDocument/2006/customXml" ds:itemID="{EF278816-EC6F-A645-907D-7F25AECB1D4A}">
-  <ds:schemaRefs>
-    <ds:schemaRef ds:uri="http://schemas.openxmlformats.org/officeDocument/2006/bibliography"/>
-  </ds:schemaRefs>
-</ds:datastoreItem>
 </file>